--- a/RazboinikovE_DigitalizaceEvidencePracovniDoby_RM_2025.docx
+++ b/RazboinikovE_DigitalizaceEvidencePracovniDoby_RM_2025.docx
@@ -551,6 +551,7 @@
         <w:ind w:left="-15" w:firstLine="0"/>
         <w:jc w:val="left"/>
       </w:pPr>
+      <w:proofErr w:type="gramStart"/>
       <w:r>
         <w:rPr>
           <w:sz w:val="28"/>
@@ -575,6 +576,12 @@
           <w:sz w:val="28"/>
         </w:rPr>
         <w:tab/>
+      </w:r>
+      <w:proofErr w:type="gramEnd"/>
+      <w:r>
+        <w:rPr>
+          <w:sz w:val="28"/>
+        </w:rPr>
         <w:t xml:space="preserve"> </w:t>
       </w:r>
       <w:r>
@@ -663,7 +670,15 @@
           <w:rFonts w:ascii="Calibri" w:eastAsia="Calibri" w:hAnsi="Calibri" w:cs="Calibri"/>
           <w:sz w:val="28"/>
         </w:rPr>
-        <w:t>Jméno a příjmení:</w:t>
+        <w:t xml:space="preserve">Jméno a </w:t>
+      </w:r>
+      <w:proofErr w:type="gramStart"/>
+      <w:r>
+        <w:rPr>
+          <w:rFonts w:ascii="Calibri" w:eastAsia="Calibri" w:hAnsi="Calibri" w:cs="Calibri"/>
+          <w:sz w:val="28"/>
+        </w:rPr>
+        <w:t>příjmení:</w:t>
       </w:r>
       <w:r>
         <w:rPr>
@@ -684,6 +699,7 @@
         </w:rPr>
         <w:tab/>
       </w:r>
+      <w:proofErr w:type="gramEnd"/>
       <w:r>
         <w:rPr>
           <w:rFonts w:ascii="Calibri" w:eastAsia="Calibri" w:hAnsi="Calibri" w:cs="Calibri"/>
@@ -720,7 +736,15 @@
           <w:rFonts w:ascii="Calibri" w:eastAsia="Calibri" w:hAnsi="Calibri" w:cs="Calibri"/>
           <w:sz w:val="28"/>
         </w:rPr>
-        <w:t>Osobní číslo:</w:t>
+        <w:t xml:space="preserve">Osobní </w:t>
+      </w:r>
+      <w:proofErr w:type="gramStart"/>
+      <w:r>
+        <w:rPr>
+          <w:rFonts w:ascii="Calibri" w:eastAsia="Calibri" w:hAnsi="Calibri" w:cs="Calibri"/>
+          <w:sz w:val="28"/>
+        </w:rPr>
+        <w:t>číslo:</w:t>
       </w:r>
       <w:r>
         <w:rPr>
@@ -741,6 +765,7 @@
         </w:rPr>
         <w:tab/>
       </w:r>
+      <w:proofErr w:type="gramEnd"/>
       <w:r>
         <w:rPr>
           <w:rFonts w:ascii="Calibri" w:eastAsia="Calibri" w:hAnsi="Calibri" w:cs="Calibri"/>
@@ -777,7 +802,15 @@
           <w:rFonts w:ascii="Calibri" w:eastAsia="Calibri" w:hAnsi="Calibri" w:cs="Calibri"/>
           <w:sz w:val="28"/>
         </w:rPr>
-        <w:t>Studijní program:</w:t>
+        <w:t xml:space="preserve">Studijní </w:t>
+      </w:r>
+      <w:proofErr w:type="gramStart"/>
+      <w:r>
+        <w:rPr>
+          <w:rFonts w:ascii="Calibri" w:eastAsia="Calibri" w:hAnsi="Calibri" w:cs="Calibri"/>
+          <w:sz w:val="28"/>
+        </w:rPr>
+        <w:t>program:</w:t>
       </w:r>
       <w:r>
         <w:rPr>
@@ -798,6 +831,7 @@
         </w:rPr>
         <w:tab/>
       </w:r>
+      <w:proofErr w:type="gramEnd"/>
       <w:r>
         <w:rPr>
           <w:rFonts w:ascii="Calibri" w:eastAsia="Calibri" w:hAnsi="Calibri" w:cs="Calibri"/>
@@ -824,7 +858,15 @@
           <w:sz w:val="28"/>
         </w:rPr>
         <w:lastRenderedPageBreak/>
-        <w:t>Téma práce:</w:t>
+        <w:t xml:space="preserve">Téma </w:t>
+      </w:r>
+      <w:proofErr w:type="gramStart"/>
+      <w:r>
+        <w:rPr>
+          <w:rFonts w:ascii="Calibri" w:eastAsia="Calibri" w:hAnsi="Calibri" w:cs="Calibri"/>
+          <w:sz w:val="28"/>
+        </w:rPr>
+        <w:t>práce:</w:t>
       </w:r>
       <w:r>
         <w:rPr>
@@ -845,6 +887,7 @@
         </w:rPr>
         <w:tab/>
       </w:r>
+      <w:proofErr w:type="gramEnd"/>
       <w:r>
         <w:rPr>
           <w:rFonts w:ascii="Calibri" w:eastAsia="Calibri" w:hAnsi="Calibri" w:cs="Calibri"/>
@@ -863,7 +906,15 @@
           <w:rFonts w:ascii="Calibri" w:eastAsia="Calibri" w:hAnsi="Calibri" w:cs="Calibri"/>
           <w:sz w:val="28"/>
         </w:rPr>
-        <w:t>Zadávající katedra:</w:t>
+        <w:t xml:space="preserve">Zadávající </w:t>
+      </w:r>
+      <w:proofErr w:type="gramStart"/>
+      <w:r>
+        <w:rPr>
+          <w:rFonts w:ascii="Calibri" w:eastAsia="Calibri" w:hAnsi="Calibri" w:cs="Calibri"/>
+          <w:sz w:val="28"/>
+        </w:rPr>
+        <w:t>katedra:</w:t>
       </w:r>
       <w:r>
         <w:rPr>
@@ -884,6 +935,7 @@
         </w:rPr>
         <w:tab/>
       </w:r>
+      <w:proofErr w:type="gramEnd"/>
       <w:r>
         <w:rPr>
           <w:rFonts w:ascii="Calibri" w:eastAsia="Calibri" w:hAnsi="Calibri" w:cs="Calibri"/>
@@ -1233,9 +1285,15 @@
     <w:p>
       <w:pPr>
         <w:ind w:left="-5" w:right="55"/>
-      </w:pPr>
-      <w:r>
-        <w:t>Tady chtěl bych poděkovat svému vedoucímu Ing. Radek Matoušek za hezké vedení bakalářské práce a rychle odpovědi. Také rád bych poděkoval svým rodičům a kamarádům za jejich podporu po celou dobu studia.</w:t>
+        <w:rPr>
+          <w:lang w:val="ru-RU"/>
+        </w:rPr>
+      </w:pPr>
+      <w:r>
+        <w:t>Rád bych poděkoval vedoucímu své bakalářské práce Ing. Radku Matouškovi za odborné vedení, cenné připomínky a ochotu při konzultacích během zpracování této práce. Poděkování rovněž patří mé rodině a přátelům za podporu po celou dobu studia</w:t>
+      </w:r>
+      <w:r>
+        <w:t>.</w:t>
       </w:r>
       <w:r>
         <w:rPr>
@@ -1246,6 +1304,13 @@
       </w:r>
       <w:r>
         <w:br w:type="page"/>
+      </w:r>
+      <w:r>
+        <w:rPr>
+          <w:lang w:val="ru-RU"/>
+        </w:rPr>
+        <w:lastRenderedPageBreak/>
+        <w:t xml:space="preserve"> </w:t>
       </w:r>
     </w:p>
     <w:p>
@@ -1259,7 +1324,6 @@
           <w:b/>
           <w:sz w:val="32"/>
         </w:rPr>
-        <w:lastRenderedPageBreak/>
         <w:t>ANOTACE</w:t>
       </w:r>
       <w:r>
@@ -1276,7 +1340,10 @@
         <w:ind w:left="-5" w:right="55"/>
       </w:pPr>
       <w:r>
-        <w:t xml:space="preserve">Cílem této bakalářské práce je navrhnout, implementovat a ověřit multiplatformní desktopovou aplikaci pro digitalizaci evidence pracovní doby vyučujících. Aplikace automaticky zpracuje data z rozvrhu (STAG), zohlední polední přestávky, plánované nepřítomnosti, státní svátky a pravidla EPD a z nich vytvoří přehledný výkaz. Výstupem je PDF v podobě odpovídající požadavkům fakulty, přičemž vstupní údaje lze pohodlně upravit v intuitivním grafickém rozhraní. Práce popisuje použitou metodiku, volbu technologií a architektury a shrnuje výsledky praktického ověření a testování. </w:t>
+        <w:t>Cílem této bakalářské práce je navrhnout, implementovat a ověřit multiplatformní desktopovou aplikaci pro digitalizaci evidence pracovní doby vyučujících. Aplikace umožňuje import rozvrhových dat ze systému STAG, jejich další zpracování a úpravu v grafickém uživatelském rozhraní. Při zpracování zohledňuje polední přestávky, plánované nepřítomnosti, státní svátky a pravidla evidence pracovní doby. Výstupem aplikace je přehledný PDF dokument odpovídající požadavkům na odevzdání. Práce se zabývá analýzou problematiky, návrhem architektury a technologií, implementací klíčových částí systému a ověřením výsledného řešení pomocí testování</w:t>
+      </w:r>
+      <w:r>
+        <w:t xml:space="preserve">. </w:t>
       </w:r>
     </w:p>
     <w:p>
@@ -1302,7 +1369,10 @@
         <w:ind w:left="-5"/>
       </w:pPr>
       <w:r>
-        <w:t xml:space="preserve">C#, .NET, Avalonia UI, MVVM, AXAML, ReactiveUI, SQLite, Entity Framework Core, QuestPDF, desktopová aplikace, rozvrh, evidence pracovní doby, generování PDF, automatizace. </w:t>
+        <w:t>evidence pracovní doby, digitalizace, desktopová aplikace, C#, .NET, Avalonia UI, MVVM, SQLite, Entity Framework Core, STAG, generování PDF, testování aplikace</w:t>
+      </w:r>
+      <w:r>
+        <w:t xml:space="preserve">. </w:t>
       </w:r>
     </w:p>
     <w:p>
@@ -1331,21 +1401,11 @@
         <w:spacing w:after="352" w:line="259" w:lineRule="auto"/>
         <w:ind w:left="-5" w:right="55"/>
       </w:pPr>
-      <w:proofErr w:type="spellStart"/>
-      <w:r>
-        <w:t>Digitization</w:t>
-      </w:r>
-      <w:proofErr w:type="spellEnd"/>
-      <w:r>
-        <w:t xml:space="preserve"> of </w:t>
-      </w:r>
-      <w:proofErr w:type="spellStart"/>
-      <w:r>
-        <w:t>Teachers</w:t>
-      </w:r>
-      <w:proofErr w:type="spellEnd"/>
-      <w:r>
-        <w:t xml:space="preserve">’ Working Time Records </w:t>
+      <w:r>
+        <w:t>Digitization of Working Time Records</w:t>
+      </w:r>
+      <w:r>
+        <w:t xml:space="preserve"> </w:t>
       </w:r>
     </w:p>
     <w:p>
@@ -1369,446 +1429,21 @@
       <w:pPr>
         <w:spacing w:after="234"/>
         <w:ind w:left="-5"/>
-      </w:pPr>
-      <w:proofErr w:type="spellStart"/>
-      <w:r>
-        <w:t>The</w:t>
-      </w:r>
-      <w:proofErr w:type="spellEnd"/>
-      <w:r>
-        <w:t xml:space="preserve"> </w:t>
-      </w:r>
-      <w:proofErr w:type="spellStart"/>
-      <w:r>
-        <w:t>aim</w:t>
-      </w:r>
-      <w:proofErr w:type="spellEnd"/>
-      <w:r>
-        <w:t xml:space="preserve"> of </w:t>
-      </w:r>
-      <w:proofErr w:type="spellStart"/>
-      <w:r>
-        <w:t>this</w:t>
-      </w:r>
-      <w:proofErr w:type="spellEnd"/>
-      <w:r>
-        <w:t xml:space="preserve"> </w:t>
-      </w:r>
-      <w:proofErr w:type="spellStart"/>
-      <w:r>
-        <w:t>bachelor</w:t>
-      </w:r>
-      <w:proofErr w:type="spellEnd"/>
-      <w:r>
-        <w:t xml:space="preserve"> thesis </w:t>
-      </w:r>
-      <w:proofErr w:type="spellStart"/>
-      <w:r>
-        <w:t>is</w:t>
-      </w:r>
-      <w:proofErr w:type="spellEnd"/>
-      <w:r>
-        <w:t xml:space="preserve"> to design, </w:t>
-      </w:r>
-      <w:proofErr w:type="spellStart"/>
-      <w:r>
-        <w:t>implement</w:t>
-      </w:r>
-      <w:proofErr w:type="spellEnd"/>
-      <w:r>
-        <w:t xml:space="preserve">, and </w:t>
-      </w:r>
-      <w:proofErr w:type="spellStart"/>
-      <w:r>
-        <w:t>validate</w:t>
-      </w:r>
-      <w:proofErr w:type="spellEnd"/>
-      <w:r>
-        <w:t xml:space="preserve"> a </w:t>
-      </w:r>
-      <w:proofErr w:type="spellStart"/>
-      <w:r>
-        <w:t>cross-platform</w:t>
-      </w:r>
-      <w:proofErr w:type="spellEnd"/>
-      <w:r>
-        <w:t xml:space="preserve"> desktop </w:t>
-      </w:r>
-      <w:proofErr w:type="spellStart"/>
-      <w:r>
-        <w:t>application</w:t>
-      </w:r>
-      <w:proofErr w:type="spellEnd"/>
-      <w:r>
-        <w:t xml:space="preserve"> for </w:t>
-      </w:r>
-      <w:proofErr w:type="spellStart"/>
-      <w:r>
-        <w:t>digitizing</w:t>
-      </w:r>
-      <w:proofErr w:type="spellEnd"/>
-      <w:r>
-        <w:t xml:space="preserve"> university </w:t>
-      </w:r>
-      <w:proofErr w:type="spellStart"/>
-      <w:r>
-        <w:t>teachers</w:t>
-      </w:r>
-      <w:proofErr w:type="spellEnd"/>
-      <w:r>
-        <w:t xml:space="preserve">’ </w:t>
-      </w:r>
-      <w:proofErr w:type="spellStart"/>
-      <w:r>
-        <w:t>working</w:t>
-      </w:r>
-      <w:proofErr w:type="spellEnd"/>
-      <w:r>
-        <w:t xml:space="preserve"> </w:t>
-      </w:r>
-      <w:proofErr w:type="spellStart"/>
-      <w:r>
-        <w:t>time</w:t>
-      </w:r>
-      <w:proofErr w:type="spellEnd"/>
-      <w:r>
-        <w:t xml:space="preserve"> </w:t>
-      </w:r>
-      <w:proofErr w:type="spellStart"/>
-      <w:r>
-        <w:t>records</w:t>
-      </w:r>
-      <w:proofErr w:type="spellEnd"/>
-      <w:r>
+        <w:rPr>
+          <w:lang w:val="en-US"/>
+        </w:rPr>
+      </w:pPr>
+      <w:r>
+        <w:rPr>
+          <w:lang w:val="en-US"/>
+        </w:rPr>
+        <w:t>The aim of this bachelor thesis is to design, implement, and validate a cross-platform desktop application for digitizing teachers’ working time records. The application enables the import of timetable data from the STAG system, their further processing, and manual adjustment through a graphical user interface. During processing, it takes into account lunch breaks, planned absences, public holidays, and the rules of working time records. The output of the application is a clear PDF document corresponding to submission requirements. The thesis deals with the analysis of the problem domain, the design of the architecture and technologies, the implementation of key system components, and the validation of the resulting solution through testing</w:t>
+      </w:r>
+      <w:r>
+        <w:rPr>
+          <w:lang w:val="en-US"/>
+        </w:rPr>
         <w:t xml:space="preserve">. </w:t>
-      </w:r>
-      <w:proofErr w:type="spellStart"/>
-      <w:r>
-        <w:t>The</w:t>
-      </w:r>
-      <w:proofErr w:type="spellEnd"/>
-      <w:r>
-        <w:t xml:space="preserve"> </w:t>
-      </w:r>
-      <w:proofErr w:type="spellStart"/>
-      <w:r>
-        <w:t>application</w:t>
-      </w:r>
-      <w:proofErr w:type="spellEnd"/>
-      <w:r>
-        <w:t xml:space="preserve"> </w:t>
-      </w:r>
-      <w:proofErr w:type="spellStart"/>
-      <w:r>
-        <w:t>automatically</w:t>
-      </w:r>
-      <w:proofErr w:type="spellEnd"/>
-      <w:r>
-        <w:t xml:space="preserve"> </w:t>
-      </w:r>
-      <w:proofErr w:type="spellStart"/>
-      <w:r>
-        <w:t>processes</w:t>
-      </w:r>
-      <w:proofErr w:type="spellEnd"/>
-      <w:r>
-        <w:t xml:space="preserve"> </w:t>
-      </w:r>
-      <w:proofErr w:type="spellStart"/>
-      <w:r>
-        <w:t>timetable</w:t>
-      </w:r>
-      <w:proofErr w:type="spellEnd"/>
-      <w:r>
-        <w:t xml:space="preserve"> data (STAG), </w:t>
-      </w:r>
-      <w:proofErr w:type="spellStart"/>
-      <w:r>
-        <w:t>considers</w:t>
-      </w:r>
-      <w:proofErr w:type="spellEnd"/>
-      <w:r>
-        <w:t xml:space="preserve"> lunch </w:t>
-      </w:r>
-      <w:proofErr w:type="spellStart"/>
-      <w:r>
-        <w:t>breaks</w:t>
-      </w:r>
-      <w:proofErr w:type="spellEnd"/>
-      <w:r>
-        <w:t xml:space="preserve">, </w:t>
-      </w:r>
-      <w:proofErr w:type="spellStart"/>
-      <w:r>
-        <w:t>absences</w:t>
-      </w:r>
-      <w:proofErr w:type="spellEnd"/>
-      <w:r>
-        <w:t xml:space="preserve">, public </w:t>
-      </w:r>
-      <w:proofErr w:type="spellStart"/>
-      <w:r>
-        <w:t>holidays</w:t>
-      </w:r>
-      <w:proofErr w:type="spellEnd"/>
-      <w:r>
-        <w:t xml:space="preserve">, and EPD </w:t>
-      </w:r>
-      <w:proofErr w:type="spellStart"/>
-      <w:r>
-        <w:t>rules</w:t>
-      </w:r>
-      <w:proofErr w:type="spellEnd"/>
-      <w:r>
-        <w:t xml:space="preserve">, and </w:t>
-      </w:r>
-      <w:proofErr w:type="spellStart"/>
-      <w:r>
-        <w:t>produces</w:t>
-      </w:r>
-      <w:proofErr w:type="spellEnd"/>
-      <w:r>
-        <w:t xml:space="preserve"> a </w:t>
-      </w:r>
-      <w:proofErr w:type="spellStart"/>
-      <w:r>
-        <w:t>clear</w:t>
-      </w:r>
-      <w:proofErr w:type="spellEnd"/>
-      <w:r>
-        <w:t xml:space="preserve"> </w:t>
-      </w:r>
-      <w:proofErr w:type="spellStart"/>
-      <w:r>
-        <w:t>monthly</w:t>
-      </w:r>
-      <w:proofErr w:type="spellEnd"/>
-      <w:r>
-        <w:t xml:space="preserve"> report. </w:t>
-      </w:r>
-      <w:proofErr w:type="spellStart"/>
-      <w:r>
-        <w:t>The</w:t>
-      </w:r>
-      <w:proofErr w:type="spellEnd"/>
-      <w:r>
-        <w:t xml:space="preserve"> output </w:t>
-      </w:r>
-      <w:proofErr w:type="spellStart"/>
-      <w:r>
-        <w:t>is</w:t>
-      </w:r>
-      <w:proofErr w:type="spellEnd"/>
-      <w:r>
-        <w:t xml:space="preserve"> a PDF </w:t>
-      </w:r>
-      <w:proofErr w:type="spellStart"/>
-      <w:r>
-        <w:t>document</w:t>
-      </w:r>
-      <w:proofErr w:type="spellEnd"/>
-      <w:r>
-        <w:t xml:space="preserve"> </w:t>
-      </w:r>
-      <w:proofErr w:type="spellStart"/>
-      <w:r>
-        <w:t>compliant</w:t>
-      </w:r>
-      <w:proofErr w:type="spellEnd"/>
-      <w:r>
-        <w:t xml:space="preserve"> </w:t>
-      </w:r>
-      <w:proofErr w:type="spellStart"/>
-      <w:r>
-        <w:t>with</w:t>
-      </w:r>
-      <w:proofErr w:type="spellEnd"/>
-      <w:r>
-        <w:t xml:space="preserve"> </w:t>
-      </w:r>
-      <w:proofErr w:type="spellStart"/>
-      <w:r>
-        <w:t>faculty</w:t>
-      </w:r>
-      <w:proofErr w:type="spellEnd"/>
-      <w:r>
-        <w:t xml:space="preserve"> </w:t>
-      </w:r>
-      <w:proofErr w:type="spellStart"/>
-      <w:r>
-        <w:t>requirements</w:t>
-      </w:r>
-      <w:proofErr w:type="spellEnd"/>
-      <w:r>
-        <w:t xml:space="preserve">, </w:t>
-      </w:r>
-      <w:proofErr w:type="spellStart"/>
-      <w:r>
-        <w:t>while</w:t>
-      </w:r>
-      <w:proofErr w:type="spellEnd"/>
-      <w:r>
-        <w:t xml:space="preserve"> </w:t>
-      </w:r>
-      <w:proofErr w:type="spellStart"/>
-      <w:r>
-        <w:t>the</w:t>
-      </w:r>
-      <w:proofErr w:type="spellEnd"/>
-      <w:r>
-        <w:t xml:space="preserve"> </w:t>
-      </w:r>
-      <w:proofErr w:type="spellStart"/>
-      <w:r>
-        <w:t>underlying</w:t>
-      </w:r>
-      <w:proofErr w:type="spellEnd"/>
-      <w:r>
-        <w:t xml:space="preserve"> data </w:t>
-      </w:r>
-      <w:proofErr w:type="spellStart"/>
-      <w:r>
-        <w:t>can</w:t>
-      </w:r>
-      <w:proofErr w:type="spellEnd"/>
-      <w:r>
-        <w:t xml:space="preserve"> </w:t>
-      </w:r>
-      <w:proofErr w:type="spellStart"/>
-      <w:r>
-        <w:t>be</w:t>
-      </w:r>
-      <w:proofErr w:type="spellEnd"/>
-      <w:r>
-        <w:t xml:space="preserve"> </w:t>
-      </w:r>
-      <w:proofErr w:type="spellStart"/>
-      <w:r>
-        <w:t>conveniently</w:t>
-      </w:r>
-      <w:proofErr w:type="spellEnd"/>
-      <w:r>
-        <w:t xml:space="preserve"> </w:t>
-      </w:r>
-      <w:proofErr w:type="spellStart"/>
-      <w:r>
-        <w:t>edited</w:t>
-      </w:r>
-      <w:proofErr w:type="spellEnd"/>
-      <w:r>
-        <w:t xml:space="preserve"> </w:t>
-      </w:r>
-      <w:proofErr w:type="spellStart"/>
-      <w:r>
-        <w:t>through</w:t>
-      </w:r>
-      <w:proofErr w:type="spellEnd"/>
-      <w:r>
-        <w:t xml:space="preserve"> </w:t>
-      </w:r>
-      <w:proofErr w:type="spellStart"/>
-      <w:r>
-        <w:t>an</w:t>
-      </w:r>
-      <w:proofErr w:type="spellEnd"/>
-      <w:r>
-        <w:t xml:space="preserve"> </w:t>
-      </w:r>
-      <w:proofErr w:type="spellStart"/>
-      <w:r>
-        <w:t>intuitive</w:t>
-      </w:r>
-      <w:proofErr w:type="spellEnd"/>
-      <w:r>
-        <w:t xml:space="preserve"> GUI. </w:t>
-      </w:r>
-      <w:proofErr w:type="spellStart"/>
-      <w:r>
-        <w:t>The</w:t>
-      </w:r>
-      <w:proofErr w:type="spellEnd"/>
-      <w:r>
-        <w:t xml:space="preserve"> thesis </w:t>
-      </w:r>
-      <w:proofErr w:type="spellStart"/>
-      <w:r>
-        <w:t>presents</w:t>
-      </w:r>
-      <w:proofErr w:type="spellEnd"/>
-      <w:r>
-        <w:t xml:space="preserve"> </w:t>
-      </w:r>
-      <w:proofErr w:type="spellStart"/>
-      <w:r>
-        <w:t>the</w:t>
-      </w:r>
-      <w:proofErr w:type="spellEnd"/>
-      <w:r>
-        <w:t xml:space="preserve"> </w:t>
-      </w:r>
-      <w:proofErr w:type="spellStart"/>
-      <w:r>
-        <w:t>methodology</w:t>
-      </w:r>
-      <w:proofErr w:type="spellEnd"/>
-      <w:r>
-        <w:t xml:space="preserve">, technology and </w:t>
-      </w:r>
-      <w:proofErr w:type="spellStart"/>
-      <w:r>
-        <w:t>architecture</w:t>
-      </w:r>
-      <w:proofErr w:type="spellEnd"/>
-      <w:r>
-        <w:t xml:space="preserve"> </w:t>
-      </w:r>
-      <w:proofErr w:type="spellStart"/>
-      <w:r>
-        <w:t>choices</w:t>
-      </w:r>
-      <w:proofErr w:type="spellEnd"/>
-      <w:r>
-        <w:t xml:space="preserve">, and </w:t>
-      </w:r>
-      <w:proofErr w:type="spellStart"/>
-      <w:r>
-        <w:t>summarizes</w:t>
-      </w:r>
-      <w:proofErr w:type="spellEnd"/>
-      <w:r>
-        <w:t xml:space="preserve"> </w:t>
-      </w:r>
-      <w:proofErr w:type="spellStart"/>
-      <w:r>
-        <w:t>the</w:t>
-      </w:r>
-      <w:proofErr w:type="spellEnd"/>
-      <w:r>
-        <w:t xml:space="preserve"> </w:t>
-      </w:r>
-      <w:proofErr w:type="spellStart"/>
-      <w:r>
-        <w:t>results</w:t>
-      </w:r>
-      <w:proofErr w:type="spellEnd"/>
-      <w:r>
-        <w:t xml:space="preserve"> of </w:t>
-      </w:r>
-      <w:proofErr w:type="spellStart"/>
-      <w:r>
-        <w:t>practical</w:t>
-      </w:r>
-      <w:proofErr w:type="spellEnd"/>
-      <w:r>
-        <w:t xml:space="preserve"> </w:t>
-      </w:r>
-      <w:proofErr w:type="spellStart"/>
-      <w:r>
-        <w:t>evaluation</w:t>
-      </w:r>
-      <w:proofErr w:type="spellEnd"/>
-      <w:r>
-        <w:t xml:space="preserve"> and testing. </w:t>
       </w:r>
     </w:p>
     <w:p>
@@ -1836,73 +1471,50 @@
       <w:pPr>
         <w:spacing w:after="234"/>
         <w:ind w:left="-5"/>
-      </w:pPr>
-      <w:r>
-        <w:t xml:space="preserve">C#, .NET, Avalonia UI, MVVM, AXAML, ReactiveUI, SQLite, Entity Framework Core, QuestPDF, desktop </w:t>
-      </w:r>
-      <w:proofErr w:type="spellStart"/>
-      <w:r>
-        <w:t>application</w:t>
-      </w:r>
-      <w:proofErr w:type="spellEnd"/>
-      <w:r>
-        <w:t xml:space="preserve">, </w:t>
-      </w:r>
-      <w:proofErr w:type="spellStart"/>
-      <w:r>
-        <w:t>timetable</w:t>
-      </w:r>
-      <w:proofErr w:type="spellEnd"/>
-      <w:r>
-        <w:t xml:space="preserve">, </w:t>
-      </w:r>
-      <w:proofErr w:type="spellStart"/>
-      <w:r>
-        <w:t>working</w:t>
-      </w:r>
-      <w:proofErr w:type="spellEnd"/>
-      <w:r>
-        <w:t xml:space="preserve"> </w:t>
-      </w:r>
-      <w:proofErr w:type="spellStart"/>
-      <w:r>
-        <w:t>time</w:t>
-      </w:r>
-      <w:proofErr w:type="spellEnd"/>
-      <w:r>
-        <w:t xml:space="preserve"> </w:t>
-      </w:r>
-      <w:proofErr w:type="spellStart"/>
-      <w:r>
-        <w:t>records</w:t>
-      </w:r>
-      <w:proofErr w:type="spellEnd"/>
-      <w:r>
-        <w:t xml:space="preserve">, PDF </w:t>
-      </w:r>
-      <w:proofErr w:type="spellStart"/>
-      <w:r>
-        <w:t>generation</w:t>
-      </w:r>
-      <w:proofErr w:type="spellEnd"/>
-      <w:r>
-        <w:t xml:space="preserve">, </w:t>
-      </w:r>
-      <w:proofErr w:type="spellStart"/>
-      <w:r>
-        <w:t>automation</w:t>
-      </w:r>
-      <w:proofErr w:type="spellEnd"/>
-      <w:r>
-        <w:t xml:space="preserve">. </w:t>
-      </w:r>
-      <w:proofErr w:type="spellStart"/>
-      <w:r>
-        <w:t>automation</w:t>
-      </w:r>
-      <w:proofErr w:type="spellEnd"/>
-      <w:r>
-        <w:t xml:space="preserve">. </w:t>
+        <w:rPr>
+          <w:lang w:val="en-US"/>
+        </w:rPr>
+      </w:pPr>
+      <w:r>
+        <w:rPr>
+          <w:lang w:val="en-US"/>
+        </w:rPr>
+        <w:t>working time records, digitization, desktop application, C#, .NET, Avalonia UI, MVVM, SQLite, Entity Framework Core, STAG, PDF generation, application testing</w:t>
+      </w:r>
+      <w:r>
+        <w:rPr>
+          <w:lang w:val="en-US"/>
+        </w:rPr>
+        <w:t>.</w:t>
+      </w:r>
+    </w:p>
+    <w:p>
+      <w:pPr>
+        <w:spacing w:after="160" w:line="278" w:lineRule="auto"/>
+        <w:ind w:left="0" w:firstLine="0"/>
+        <w:jc w:val="left"/>
+        <w:rPr>
+          <w:lang w:val="ru-RU"/>
+        </w:rPr>
+      </w:pPr>
+      <w:r>
+        <w:br w:type="page"/>
+      </w:r>
+      <w:r>
+        <w:rPr>
+          <w:lang w:val="ru-RU"/>
+        </w:rPr>
+        <w:lastRenderedPageBreak/>
+        <w:t xml:space="preserve"> </w:t>
+      </w:r>
+    </w:p>
+    <w:p>
+      <w:pPr>
+        <w:spacing w:after="234"/>
+        <w:ind w:left="-5"/>
+      </w:pPr>
+      <w:r>
+        <w:t xml:space="preserve"> </w:t>
       </w:r>
     </w:p>
     <w:p>
@@ -1948,7 +1560,7 @@
           <w:r>
             <w:fldChar w:fldCharType="separate"/>
           </w:r>
-          <w:hyperlink w:anchor="_Toc226439945" w:history="1">
+          <w:hyperlink w:anchor="_Toc226488799" w:history="1">
             <w:r>
               <w:rPr>
                 <w:rStyle w:val="Hypertextovodkaz"/>
@@ -1975,7 +1587,7 @@
                 <w:noProof/>
                 <w:webHidden/>
               </w:rPr>
-              <w:instrText xml:space="preserve"> PAGEREF _Toc226439945 \h </w:instrText>
+              <w:instrText xml:space="preserve"> PAGEREF _Toc226488799 \h </w:instrText>
             </w:r>
             <w:r>
               <w:rPr>
@@ -2018,13 +1630,27 @@
               <w:color w:val="auto"/>
             </w:rPr>
           </w:pPr>
-          <w:hyperlink w:anchor="_Toc226439946" w:history="1">
+          <w:hyperlink w:anchor="_Toc226488800" w:history="1">
             <w:r>
               <w:rPr>
                 <w:rStyle w:val="Hypertextovodkaz"/>
                 <w:noProof/>
               </w:rPr>
-              <w:t>SEZNAM ZKRATEK A ZNAČEK</w:t>
+              <w:t>SEZNAM</w:t>
+            </w:r>
+            <w:r>
+              <w:rPr>
+                <w:rStyle w:val="Hypertextovodkaz"/>
+                <w:noProof/>
+              </w:rPr>
+              <w:t xml:space="preserve"> </w:t>
+            </w:r>
+            <w:r>
+              <w:rPr>
+                <w:rStyle w:val="Hypertextovodkaz"/>
+                <w:noProof/>
+              </w:rPr>
+              <w:t>ZKRATEK A ZNAČEK</w:t>
             </w:r>
             <w:r>
               <w:rPr>
@@ -2045,7 +1671,7 @@
                 <w:noProof/>
                 <w:webHidden/>
               </w:rPr>
-              <w:instrText xml:space="preserve"> PAGEREF _Toc226439946 \h </w:instrText>
+              <w:instrText xml:space="preserve"> PAGEREF _Toc226488800 \h </w:instrText>
             </w:r>
             <w:r>
               <w:rPr>
@@ -2065,7 +1691,7 @@
                 <w:noProof/>
                 <w:webHidden/>
               </w:rPr>
-              <w:t>10</w:t>
+              <w:t>11</w:t>
             </w:r>
             <w:r>
               <w:rPr>
@@ -2088,7 +1714,7 @@
               <w:color w:val="auto"/>
             </w:rPr>
           </w:pPr>
-          <w:hyperlink w:anchor="_Toc226439947" w:history="1">
+          <w:hyperlink w:anchor="_Toc226488801" w:history="1">
             <w:r>
               <w:rPr>
                 <w:rStyle w:val="Hypertextovodkaz"/>
@@ -2115,7 +1741,7 @@
                 <w:noProof/>
                 <w:webHidden/>
               </w:rPr>
-              <w:instrText xml:space="preserve"> PAGEREF _Toc226439947 \h </w:instrText>
+              <w:instrText xml:space="preserve"> PAGEREF _Toc226488801 \h </w:instrText>
             </w:r>
             <w:r>
               <w:rPr>
@@ -2135,7 +1761,7 @@
                 <w:noProof/>
                 <w:webHidden/>
               </w:rPr>
-              <w:t>12</w:t>
+              <w:t>13</w:t>
             </w:r>
             <w:r>
               <w:rPr>
@@ -2158,7 +1784,7 @@
               <w:color w:val="auto"/>
             </w:rPr>
           </w:pPr>
-          <w:hyperlink w:anchor="_Toc226439948" w:history="1">
+          <w:hyperlink w:anchor="_Toc226488802" w:history="1">
             <w:r>
               <w:rPr>
                 <w:rStyle w:val="Hypertextovodkaz"/>
@@ -2185,7 +1811,7 @@
                 <w:noProof/>
                 <w:webHidden/>
               </w:rPr>
-              <w:instrText xml:space="preserve"> PAGEREF _Toc226439948 \h </w:instrText>
+              <w:instrText xml:space="preserve"> PAGEREF _Toc226488802 \h </w:instrText>
             </w:r>
             <w:r>
               <w:rPr>
@@ -2205,7 +1831,7 @@
                 <w:noProof/>
                 <w:webHidden/>
               </w:rPr>
-              <w:t>13</w:t>
+              <w:t>14</w:t>
             </w:r>
             <w:r>
               <w:rPr>
@@ -2228,7 +1854,7 @@
               <w:color w:val="auto"/>
             </w:rPr>
           </w:pPr>
-          <w:hyperlink w:anchor="_Toc226439949" w:history="1">
+          <w:hyperlink w:anchor="_Toc226488803" w:history="1">
             <w:r>
               <w:rPr>
                 <w:rStyle w:val="Hypertextovodkaz"/>
@@ -2255,7 +1881,7 @@
                 <w:noProof/>
                 <w:webHidden/>
               </w:rPr>
-              <w:instrText xml:space="preserve"> PAGEREF _Toc226439949 \h </w:instrText>
+              <w:instrText xml:space="preserve"> PAGEREF _Toc226488803 \h </w:instrText>
             </w:r>
             <w:r>
               <w:rPr>
@@ -2275,7 +1901,7 @@
                 <w:noProof/>
                 <w:webHidden/>
               </w:rPr>
-              <w:t>14</w:t>
+              <w:t>15</w:t>
             </w:r>
             <w:r>
               <w:rPr>
@@ -2298,7 +1924,7 @@
               <w:color w:val="auto"/>
             </w:rPr>
           </w:pPr>
-          <w:hyperlink w:anchor="_Toc226439950" w:history="1">
+          <w:hyperlink w:anchor="_Toc226488804" w:history="1">
             <w:r>
               <w:rPr>
                 <w:rStyle w:val="Hypertextovodkaz"/>
@@ -2325,7 +1951,7 @@
                 <w:noProof/>
                 <w:webHidden/>
               </w:rPr>
-              <w:instrText xml:space="preserve"> PAGEREF _Toc226439950 \h </w:instrText>
+              <w:instrText xml:space="preserve"> PAGEREF _Toc226488804 \h </w:instrText>
             </w:r>
             <w:r>
               <w:rPr>
@@ -2345,7 +1971,7 @@
                 <w:noProof/>
                 <w:webHidden/>
               </w:rPr>
-              <w:t>14</w:t>
+              <w:t>15</w:t>
             </w:r>
             <w:r>
               <w:rPr>
@@ -2368,7 +1994,7 @@
               <w:color w:val="auto"/>
             </w:rPr>
           </w:pPr>
-          <w:hyperlink w:anchor="_Toc226439951" w:history="1">
+          <w:hyperlink w:anchor="_Toc226488805" w:history="1">
             <w:r>
               <w:rPr>
                 <w:rStyle w:val="Hypertextovodkaz"/>
@@ -2395,7 +2021,7 @@
                 <w:noProof/>
                 <w:webHidden/>
               </w:rPr>
-              <w:instrText xml:space="preserve"> PAGEREF _Toc226439951 \h </w:instrText>
+              <w:instrText xml:space="preserve"> PAGEREF _Toc226488805 \h </w:instrText>
             </w:r>
             <w:r>
               <w:rPr>
@@ -2415,7 +2041,7 @@
                 <w:noProof/>
                 <w:webHidden/>
               </w:rPr>
-              <w:t>15</w:t>
+              <w:t>16</w:t>
             </w:r>
             <w:r>
               <w:rPr>
@@ -2438,7 +2064,7 @@
               <w:color w:val="auto"/>
             </w:rPr>
           </w:pPr>
-          <w:hyperlink w:anchor="_Toc226439952" w:history="1">
+          <w:hyperlink w:anchor="_Toc226488806" w:history="1">
             <w:r>
               <w:rPr>
                 <w:rStyle w:val="Hypertextovodkaz"/>
@@ -2459,21 +2085,7 @@
                 <w:rStyle w:val="Hypertextovodkaz"/>
                 <w:noProof/>
               </w:rPr>
-              <w:t xml:space="preserve"> Architekt</w:t>
-            </w:r>
-            <w:r>
-              <w:rPr>
-                <w:rStyle w:val="Hypertextovodkaz"/>
-                <w:noProof/>
-              </w:rPr>
-              <w:t>u</w:t>
-            </w:r>
-            <w:r>
-              <w:rPr>
-                <w:rStyle w:val="Hypertextovodkaz"/>
-                <w:noProof/>
-              </w:rPr>
-              <w:t>ra a vzory</w:t>
+              <w:t xml:space="preserve"> Požadavky na softwarové řešení</w:t>
             </w:r>
             <w:r>
               <w:rPr>
@@ -2494,7 +2106,7 @@
                 <w:noProof/>
                 <w:webHidden/>
               </w:rPr>
-              <w:instrText xml:space="preserve"> PAGEREF _Toc226439952 \h </w:instrText>
+              <w:instrText xml:space="preserve"> PAGEREF _Toc226488806 \h </w:instrText>
             </w:r>
             <w:r>
               <w:rPr>
@@ -2514,7 +2126,7 @@
                 <w:noProof/>
                 <w:webHidden/>
               </w:rPr>
-              <w:t>16</w:t>
+              <w:t>17</w:t>
             </w:r>
             <w:r>
               <w:rPr>
@@ -2537,7 +2149,7 @@
               <w:color w:val="auto"/>
             </w:rPr>
           </w:pPr>
-          <w:hyperlink w:anchor="_Toc226439953" w:history="1">
+          <w:hyperlink w:anchor="_Toc226488807" w:history="1">
             <w:r>
               <w:rPr>
                 <w:rStyle w:val="Hypertextovodkaz"/>
@@ -2579,7 +2191,7 @@
                 <w:noProof/>
                 <w:webHidden/>
               </w:rPr>
-              <w:instrText xml:space="preserve"> PAGEREF _Toc226439953 \h </w:instrText>
+              <w:instrText xml:space="preserve"> PAGEREF _Toc226488807 \h </w:instrText>
             </w:r>
             <w:r>
               <w:rPr>
@@ -2599,7 +2211,7 @@
                 <w:noProof/>
                 <w:webHidden/>
               </w:rPr>
-              <w:t>17</w:t>
+              <w:t>18</w:t>
             </w:r>
             <w:r>
               <w:rPr>
@@ -2622,7 +2234,7 @@
               <w:color w:val="auto"/>
             </w:rPr>
           </w:pPr>
-          <w:hyperlink w:anchor="_Toc226439954" w:history="1">
+          <w:hyperlink w:anchor="_Toc226488808" w:history="1">
             <w:r>
               <w:rPr>
                 <w:rStyle w:val="Hypertextovodkaz"/>
@@ -2664,7 +2276,7 @@
                 <w:noProof/>
                 <w:webHidden/>
               </w:rPr>
-              <w:instrText xml:space="preserve"> PAGEREF _Toc226439954 \h </w:instrText>
+              <w:instrText xml:space="preserve"> PAGEREF _Toc226488808 \h </w:instrText>
             </w:r>
             <w:r>
               <w:rPr>
@@ -2684,7 +2296,7 @@
                 <w:noProof/>
                 <w:webHidden/>
               </w:rPr>
-              <w:t>17</w:t>
+              <w:t>18</w:t>
             </w:r>
             <w:r>
               <w:rPr>
@@ -2707,7 +2319,7 @@
               <w:color w:val="auto"/>
             </w:rPr>
           </w:pPr>
-          <w:hyperlink w:anchor="_Toc226439955" w:history="1">
+          <w:hyperlink w:anchor="_Toc226488809" w:history="1">
             <w:r>
               <w:rPr>
                 <w:rStyle w:val="Hypertextovodkaz"/>
@@ -2728,7 +2340,22 @@
                 <w:rStyle w:val="Hypertextovodkaz"/>
                 <w:noProof/>
               </w:rPr>
-              <w:t>.2 Nefunkční požadavky</w:t>
+              <w:t>.</w:t>
+            </w:r>
+            <w:r>
+              <w:rPr>
+                <w:rStyle w:val="Hypertextovodkaz"/>
+                <w:noProof/>
+                <w:lang w:val="ru-RU"/>
+              </w:rPr>
+              <w:t>3</w:t>
+            </w:r>
+            <w:r>
+              <w:rPr>
+                <w:rStyle w:val="Hypertextovodkaz"/>
+                <w:noProof/>
+              </w:rPr>
+              <w:t xml:space="preserve"> Shrnutí požadavků</w:t>
             </w:r>
             <w:r>
               <w:rPr>
@@ -2749,7 +2376,7 @@
                 <w:noProof/>
                 <w:webHidden/>
               </w:rPr>
-              <w:instrText xml:space="preserve"> PAGEREF _Toc226439955 \h </w:instrText>
+              <w:instrText xml:space="preserve"> PAGEREF _Toc226488809 \h </w:instrText>
             </w:r>
             <w:r>
               <w:rPr>
@@ -2769,7 +2396,7 @@
                 <w:noProof/>
                 <w:webHidden/>
               </w:rPr>
-              <w:t>18</w:t>
+              <w:t>19</w:t>
             </w:r>
             <w:r>
               <w:rPr>
@@ -2792,7 +2419,7 @@
               <w:color w:val="auto"/>
             </w:rPr>
           </w:pPr>
-          <w:hyperlink w:anchor="_Toc226439956" w:history="1">
+          <w:hyperlink w:anchor="_Toc226488810" w:history="1">
             <w:r>
               <w:rPr>
                 <w:rStyle w:val="Hypertextovodkaz"/>
@@ -2834,7 +2461,7 @@
                 <w:noProof/>
                 <w:webHidden/>
               </w:rPr>
-              <w:instrText xml:space="preserve"> PAGEREF _Toc226439956 \h </w:instrText>
+              <w:instrText xml:space="preserve"> PAGEREF _Toc226488810 \h </w:instrText>
             </w:r>
             <w:r>
               <w:rPr>
@@ -2854,7 +2481,7 @@
                 <w:noProof/>
                 <w:webHidden/>
               </w:rPr>
-              <w:t>18</w:t>
+              <w:t>19</w:t>
             </w:r>
             <w:r>
               <w:rPr>
@@ -2877,7 +2504,7 @@
               <w:color w:val="auto"/>
             </w:rPr>
           </w:pPr>
-          <w:hyperlink w:anchor="_Toc226439957" w:history="1">
+          <w:hyperlink w:anchor="_Toc226488811" w:history="1">
             <w:r>
               <w:rPr>
                 <w:rStyle w:val="Hypertextovodkaz"/>
@@ -2919,7 +2546,7 @@
                 <w:noProof/>
                 <w:webHidden/>
               </w:rPr>
-              <w:instrText xml:space="preserve"> PAGEREF _Toc226439957 \h </w:instrText>
+              <w:instrText xml:space="preserve"> PAGEREF _Toc226488811 \h </w:instrText>
             </w:r>
             <w:r>
               <w:rPr>
@@ -2939,7 +2566,7 @@
                 <w:noProof/>
                 <w:webHidden/>
               </w:rPr>
-              <w:t>18</w:t>
+              <w:t>19</w:t>
             </w:r>
             <w:r>
               <w:rPr>
@@ -2962,7 +2589,7 @@
               <w:color w:val="auto"/>
             </w:rPr>
           </w:pPr>
-          <w:hyperlink w:anchor="_Toc226439958" w:history="1">
+          <w:hyperlink w:anchor="_Toc226488812" w:history="1">
             <w:r>
               <w:rPr>
                 <w:rStyle w:val="Hypertextovodkaz"/>
@@ -3004,7 +2631,7 @@
                 <w:noProof/>
                 <w:webHidden/>
               </w:rPr>
-              <w:instrText xml:space="preserve"> PAGEREF _Toc226439958 \h </w:instrText>
+              <w:instrText xml:space="preserve"> PAGEREF _Toc226488812 \h </w:instrText>
             </w:r>
             <w:r>
               <w:rPr>
@@ -3024,7 +2651,7 @@
                 <w:noProof/>
                 <w:webHidden/>
               </w:rPr>
-              <w:t>19</w:t>
+              <w:t>20</w:t>
             </w:r>
             <w:r>
               <w:rPr>
@@ -3047,7 +2674,7 @@
               <w:color w:val="auto"/>
             </w:rPr>
           </w:pPr>
-          <w:hyperlink w:anchor="_Toc226439959" w:history="1">
+          <w:hyperlink w:anchor="_Toc226488813" w:history="1">
             <w:r>
               <w:rPr>
                 <w:rStyle w:val="Hypertextovodkaz"/>
@@ -3089,7 +2716,7 @@
                 <w:noProof/>
                 <w:webHidden/>
               </w:rPr>
-              <w:instrText xml:space="preserve"> PAGEREF _Toc226439959 \h </w:instrText>
+              <w:instrText xml:space="preserve"> PAGEREF _Toc226488813 \h </w:instrText>
             </w:r>
             <w:r>
               <w:rPr>
@@ -3109,7 +2736,7 @@
                 <w:noProof/>
                 <w:webHidden/>
               </w:rPr>
-              <w:t>20</w:t>
+              <w:t>21</w:t>
             </w:r>
             <w:r>
               <w:rPr>
@@ -3132,7 +2759,7 @@
               <w:color w:val="auto"/>
             </w:rPr>
           </w:pPr>
-          <w:hyperlink w:anchor="_Toc226439960" w:history="1">
+          <w:hyperlink w:anchor="_Toc226488814" w:history="1">
             <w:r>
               <w:rPr>
                 <w:rStyle w:val="Hypertextovodkaz"/>
@@ -3174,7 +2801,7 @@
                 <w:noProof/>
                 <w:webHidden/>
               </w:rPr>
-              <w:instrText xml:space="preserve"> PAGEREF _Toc226439960 \h </w:instrText>
+              <w:instrText xml:space="preserve"> PAGEREF _Toc226488814 \h </w:instrText>
             </w:r>
             <w:r>
               <w:rPr>
@@ -3194,7 +2821,7 @@
                 <w:noProof/>
                 <w:webHidden/>
               </w:rPr>
-              <w:t>20</w:t>
+              <w:t>21</w:t>
             </w:r>
             <w:r>
               <w:rPr>
@@ -3217,7 +2844,7 @@
               <w:color w:val="auto"/>
             </w:rPr>
           </w:pPr>
-          <w:hyperlink w:anchor="_Toc226439961" w:history="1">
+          <w:hyperlink w:anchor="_Toc226488815" w:history="1">
             <w:r>
               <w:rPr>
                 <w:rStyle w:val="Hypertextovodkaz"/>
@@ -3274,7 +2901,7 @@
                 <w:noProof/>
                 <w:webHidden/>
               </w:rPr>
-              <w:instrText xml:space="preserve"> PAGEREF _Toc226439961 \h </w:instrText>
+              <w:instrText xml:space="preserve"> PAGEREF _Toc226488815 \h </w:instrText>
             </w:r>
             <w:r>
               <w:rPr>
@@ -3294,7 +2921,7 @@
                 <w:noProof/>
                 <w:webHidden/>
               </w:rPr>
-              <w:t>21</w:t>
+              <w:t>22</w:t>
             </w:r>
             <w:r>
               <w:rPr>
@@ -3317,7 +2944,7 @@
               <w:color w:val="auto"/>
             </w:rPr>
           </w:pPr>
-          <w:hyperlink w:anchor="_Toc226439962" w:history="1">
+          <w:hyperlink w:anchor="_Toc226488816" w:history="1">
             <w:r>
               <w:rPr>
                 <w:rStyle w:val="Hypertextovodkaz"/>
@@ -3359,7 +2986,7 @@
                 <w:noProof/>
                 <w:webHidden/>
               </w:rPr>
-              <w:instrText xml:space="preserve"> PAGEREF _Toc226439962 \h </w:instrText>
+              <w:instrText xml:space="preserve"> PAGEREF _Toc226488816 \h </w:instrText>
             </w:r>
             <w:r>
               <w:rPr>
@@ -3379,7 +3006,7 @@
                 <w:noProof/>
                 <w:webHidden/>
               </w:rPr>
-              <w:t>22</w:t>
+              <w:t>23</w:t>
             </w:r>
             <w:r>
               <w:rPr>
@@ -3402,7 +3029,7 @@
               <w:color w:val="auto"/>
             </w:rPr>
           </w:pPr>
-          <w:hyperlink w:anchor="_Toc226439963" w:history="1">
+          <w:hyperlink w:anchor="_Toc226488817" w:history="1">
             <w:r>
               <w:rPr>
                 <w:rStyle w:val="Hypertextovodkaz"/>
@@ -3444,7 +3071,7 @@
                 <w:noProof/>
                 <w:webHidden/>
               </w:rPr>
-              <w:instrText xml:space="preserve"> PAGEREF _Toc226439963 \h </w:instrText>
+              <w:instrText xml:space="preserve"> PAGEREF _Toc226488817 \h </w:instrText>
             </w:r>
             <w:r>
               <w:rPr>
@@ -3464,7 +3091,7 @@
                 <w:noProof/>
                 <w:webHidden/>
               </w:rPr>
-              <w:t>22</w:t>
+              <w:t>23</w:t>
             </w:r>
             <w:r>
               <w:rPr>
@@ -3487,7 +3114,7 @@
               <w:color w:val="auto"/>
             </w:rPr>
           </w:pPr>
-          <w:hyperlink w:anchor="_Toc226439964" w:history="1">
+          <w:hyperlink w:anchor="_Toc226488818" w:history="1">
             <w:r>
               <w:rPr>
                 <w:rStyle w:val="Hypertextovodkaz"/>
@@ -3529,7 +3156,7 @@
                 <w:noProof/>
                 <w:webHidden/>
               </w:rPr>
-              <w:instrText xml:space="preserve"> PAGEREF _Toc226439964 \h </w:instrText>
+              <w:instrText xml:space="preserve"> PAGEREF _Toc226488818 \h </w:instrText>
             </w:r>
             <w:r>
               <w:rPr>
@@ -3549,7 +3176,7 @@
                 <w:noProof/>
                 <w:webHidden/>
               </w:rPr>
-              <w:t>22</w:t>
+              <w:t>23</w:t>
             </w:r>
             <w:r>
               <w:rPr>
@@ -3572,7 +3199,7 @@
               <w:color w:val="auto"/>
             </w:rPr>
           </w:pPr>
-          <w:hyperlink w:anchor="_Toc226439965" w:history="1">
+          <w:hyperlink w:anchor="_Toc226488819" w:history="1">
             <w:r>
               <w:rPr>
                 <w:rStyle w:val="Hypertextovodkaz"/>
@@ -3629,7 +3256,7 @@
                 <w:noProof/>
                 <w:webHidden/>
               </w:rPr>
-              <w:instrText xml:space="preserve"> PAGEREF _Toc226439965 \h </w:instrText>
+              <w:instrText xml:space="preserve"> PAGEREF _Toc226488819 \h </w:instrText>
             </w:r>
             <w:r>
               <w:rPr>
@@ -3649,7 +3276,7 @@
                 <w:noProof/>
                 <w:webHidden/>
               </w:rPr>
-              <w:t>23</w:t>
+              <w:t>24</w:t>
             </w:r>
             <w:r>
               <w:rPr>
@@ -3672,7 +3299,7 @@
               <w:color w:val="auto"/>
             </w:rPr>
           </w:pPr>
-          <w:hyperlink w:anchor="_Toc226439966" w:history="1">
+          <w:hyperlink w:anchor="_Toc226488820" w:history="1">
             <w:r>
               <w:rPr>
                 <w:rStyle w:val="Hypertextovodkaz"/>
@@ -3729,7 +3356,7 @@
                 <w:noProof/>
                 <w:webHidden/>
               </w:rPr>
-              <w:instrText xml:space="preserve"> PAGEREF _Toc226439966 \h </w:instrText>
+              <w:instrText xml:space="preserve"> PAGEREF _Toc226488820 \h </w:instrText>
             </w:r>
             <w:r>
               <w:rPr>
@@ -3749,7 +3376,7 @@
                 <w:noProof/>
                 <w:webHidden/>
               </w:rPr>
-              <w:t>23</w:t>
+              <w:t>24</w:t>
             </w:r>
             <w:r>
               <w:rPr>
@@ -3772,7 +3399,7 @@
               <w:color w:val="auto"/>
             </w:rPr>
           </w:pPr>
-          <w:hyperlink w:anchor="_Toc226439967" w:history="1">
+          <w:hyperlink w:anchor="_Toc226488821" w:history="1">
             <w:r>
               <w:rPr>
                 <w:rStyle w:val="Hypertextovodkaz"/>
@@ -3829,7 +3456,7 @@
                 <w:noProof/>
                 <w:webHidden/>
               </w:rPr>
-              <w:instrText xml:space="preserve"> PAGEREF _Toc226439967 \h </w:instrText>
+              <w:instrText xml:space="preserve"> PAGEREF _Toc226488821 \h </w:instrText>
             </w:r>
             <w:r>
               <w:rPr>
@@ -3849,7 +3476,7 @@
                 <w:noProof/>
                 <w:webHidden/>
               </w:rPr>
-              <w:t>24</w:t>
+              <w:t>25</w:t>
             </w:r>
             <w:r>
               <w:rPr>
@@ -3872,7 +3499,7 @@
               <w:color w:val="auto"/>
             </w:rPr>
           </w:pPr>
-          <w:hyperlink w:anchor="_Toc226439968" w:history="1">
+          <w:hyperlink w:anchor="_Toc226488822" w:history="1">
             <w:r>
               <w:rPr>
                 <w:rStyle w:val="Hypertextovodkaz"/>
@@ -3914,7 +3541,7 @@
                 <w:noProof/>
                 <w:webHidden/>
               </w:rPr>
-              <w:instrText xml:space="preserve"> PAGEREF _Toc226439968 \h </w:instrText>
+              <w:instrText xml:space="preserve"> PAGEREF _Toc226488822 \h </w:instrText>
             </w:r>
             <w:r>
               <w:rPr>
@@ -3934,7 +3561,7 @@
                 <w:noProof/>
                 <w:webHidden/>
               </w:rPr>
-              <w:t>24</w:t>
+              <w:t>25</w:t>
             </w:r>
             <w:r>
               <w:rPr>
@@ -3957,7 +3584,7 @@
               <w:color w:val="auto"/>
             </w:rPr>
           </w:pPr>
-          <w:hyperlink w:anchor="_Toc226439969" w:history="1">
+          <w:hyperlink w:anchor="_Toc226488823" w:history="1">
             <w:r>
               <w:rPr>
                 <w:rStyle w:val="Hypertextovodkaz"/>
@@ -4014,7 +3641,7 @@
                 <w:noProof/>
                 <w:webHidden/>
               </w:rPr>
-              <w:instrText xml:space="preserve"> PAGEREF _Toc226439969 \h </w:instrText>
+              <w:instrText xml:space="preserve"> PAGEREF _Toc226488823 \h </w:instrText>
             </w:r>
             <w:r>
               <w:rPr>
@@ -4034,7 +3661,7 @@
                 <w:noProof/>
                 <w:webHidden/>
               </w:rPr>
-              <w:t>25</w:t>
+              <w:t>26</w:t>
             </w:r>
             <w:r>
               <w:rPr>
@@ -4057,7 +3684,7 @@
               <w:color w:val="auto"/>
             </w:rPr>
           </w:pPr>
-          <w:hyperlink w:anchor="_Toc226439970" w:history="1">
+          <w:hyperlink w:anchor="_Toc226488824" w:history="1">
             <w:r>
               <w:rPr>
                 <w:rStyle w:val="Hypertextovodkaz"/>
@@ -4114,7 +3741,7 @@
                 <w:noProof/>
                 <w:webHidden/>
               </w:rPr>
-              <w:instrText xml:space="preserve"> PAGEREF _Toc226439970 \h </w:instrText>
+              <w:instrText xml:space="preserve"> PAGEREF _Toc226488824 \h </w:instrText>
             </w:r>
             <w:r>
               <w:rPr>
@@ -4134,7 +3761,7 @@
                 <w:noProof/>
                 <w:webHidden/>
               </w:rPr>
-              <w:t>25</w:t>
+              <w:t>26</w:t>
             </w:r>
             <w:r>
               <w:rPr>
@@ -4157,7 +3784,7 @@
               <w:color w:val="auto"/>
             </w:rPr>
           </w:pPr>
-          <w:hyperlink w:anchor="_Toc226439971" w:history="1">
+          <w:hyperlink w:anchor="_Toc226488825" w:history="1">
             <w:r>
               <w:rPr>
                 <w:rStyle w:val="Hypertextovodkaz"/>
@@ -4214,7 +3841,7 @@
                 <w:noProof/>
                 <w:webHidden/>
               </w:rPr>
-              <w:instrText xml:space="preserve"> PAGEREF _Toc226439971 \h </w:instrText>
+              <w:instrText xml:space="preserve"> PAGEREF _Toc226488825 \h </w:instrText>
             </w:r>
             <w:r>
               <w:rPr>
@@ -4234,7 +3861,7 @@
                 <w:noProof/>
                 <w:webHidden/>
               </w:rPr>
-              <w:t>25</w:t>
+              <w:t>26</w:t>
             </w:r>
             <w:r>
               <w:rPr>
@@ -4257,7 +3884,7 @@
               <w:color w:val="auto"/>
             </w:rPr>
           </w:pPr>
-          <w:hyperlink w:anchor="_Toc226439972" w:history="1">
+          <w:hyperlink w:anchor="_Toc226488826" w:history="1">
             <w:r>
               <w:rPr>
                 <w:rStyle w:val="Hypertextovodkaz"/>
@@ -4284,7 +3911,7 @@
                 <w:noProof/>
                 <w:webHidden/>
               </w:rPr>
-              <w:instrText xml:space="preserve"> PAGEREF _Toc226439972 \h </w:instrText>
+              <w:instrText xml:space="preserve"> PAGEREF _Toc226488826 \h </w:instrText>
             </w:r>
             <w:r>
               <w:rPr>
@@ -4304,7 +3931,7 @@
                 <w:noProof/>
                 <w:webHidden/>
               </w:rPr>
-              <w:t>27</w:t>
+              <w:t>28</w:t>
             </w:r>
             <w:r>
               <w:rPr>
@@ -4327,7 +3954,7 @@
               <w:color w:val="auto"/>
             </w:rPr>
           </w:pPr>
-          <w:hyperlink w:anchor="_Toc226439973" w:history="1">
+          <w:hyperlink w:anchor="_Toc226488827" w:history="1">
             <w:r>
               <w:rPr>
                 <w:rStyle w:val="Hypertextovodkaz"/>
@@ -4354,7 +3981,7 @@
                 <w:noProof/>
                 <w:webHidden/>
               </w:rPr>
-              <w:instrText xml:space="preserve"> PAGEREF _Toc226439973 \h </w:instrText>
+              <w:instrText xml:space="preserve"> PAGEREF _Toc226488827 \h </w:instrText>
             </w:r>
             <w:r>
               <w:rPr>
@@ -4374,7 +4001,7 @@
                 <w:noProof/>
                 <w:webHidden/>
               </w:rPr>
-              <w:t>27</w:t>
+              <w:t>28</w:t>
             </w:r>
             <w:r>
               <w:rPr>
@@ -4397,7 +4024,7 @@
               <w:color w:val="auto"/>
             </w:rPr>
           </w:pPr>
-          <w:hyperlink w:anchor="_Toc226439974" w:history="1">
+          <w:hyperlink w:anchor="_Toc226488828" w:history="1">
             <w:r>
               <w:rPr>
                 <w:rStyle w:val="Hypertextovodkaz"/>
@@ -4424,7 +4051,7 @@
                 <w:noProof/>
                 <w:webHidden/>
               </w:rPr>
-              <w:instrText xml:space="preserve"> PAGEREF _Toc226439974 \h </w:instrText>
+              <w:instrText xml:space="preserve"> PAGEREF _Toc226488828 \h </w:instrText>
             </w:r>
             <w:r>
               <w:rPr>
@@ -4444,7 +4071,7 @@
                 <w:noProof/>
                 <w:webHidden/>
               </w:rPr>
-              <w:t>27</w:t>
+              <w:t>29</w:t>
             </w:r>
             <w:r>
               <w:rPr>
@@ -4467,7 +4094,7 @@
               <w:color w:val="auto"/>
             </w:rPr>
           </w:pPr>
-          <w:hyperlink w:anchor="_Toc226439975" w:history="1">
+          <w:hyperlink w:anchor="_Toc226488829" w:history="1">
             <w:r>
               <w:rPr>
                 <w:rStyle w:val="Hypertextovodkaz"/>
@@ -4509,7 +4136,7 @@
                 <w:noProof/>
                 <w:webHidden/>
               </w:rPr>
-              <w:instrText xml:space="preserve"> PAGEREF _Toc226439975 \h </w:instrText>
+              <w:instrText xml:space="preserve"> PAGEREF _Toc226488829 \h </w:instrText>
             </w:r>
             <w:r>
               <w:rPr>
@@ -4529,7 +4156,7 @@
                 <w:noProof/>
                 <w:webHidden/>
               </w:rPr>
-              <w:t>28</w:t>
+              <w:t>29</w:t>
             </w:r>
             <w:r>
               <w:rPr>
@@ -4552,7 +4179,7 @@
               <w:color w:val="auto"/>
             </w:rPr>
           </w:pPr>
-          <w:hyperlink w:anchor="_Toc226439976" w:history="1">
+          <w:hyperlink w:anchor="_Toc226488830" w:history="1">
             <w:r>
               <w:rPr>
                 <w:rStyle w:val="Hypertextovodkaz"/>
@@ -4573,7 +4200,7 @@
                 <w:rStyle w:val="Hypertextovodkaz"/>
                 <w:noProof/>
               </w:rPr>
-              <w:t>.1 Složka Behaviors</w:t>
+              <w:t>.1 Prezentační vrstva</w:t>
             </w:r>
             <w:r>
               <w:rPr>
@@ -4594,7 +4221,7 @@
                 <w:noProof/>
                 <w:webHidden/>
               </w:rPr>
-              <w:instrText xml:space="preserve"> PAGEREF _Toc226439976 \h </w:instrText>
+              <w:instrText xml:space="preserve"> PAGEREF _Toc226488830 \h </w:instrText>
             </w:r>
             <w:r>
               <w:rPr>
@@ -4614,7 +4241,7 @@
                 <w:noProof/>
                 <w:webHidden/>
               </w:rPr>
-              <w:t>29</w:t>
+              <w:t>30</w:t>
             </w:r>
             <w:r>
               <w:rPr>
@@ -4637,7 +4264,7 @@
               <w:color w:val="auto"/>
             </w:rPr>
           </w:pPr>
-          <w:hyperlink w:anchor="_Toc226439977" w:history="1">
+          <w:hyperlink w:anchor="_Toc226488831" w:history="1">
             <w:r>
               <w:rPr>
                 <w:rStyle w:val="Hypertextovodkaz"/>
@@ -4658,7 +4285,22 @@
                 <w:rStyle w:val="Hypertextovodkaz"/>
                 <w:noProof/>
               </w:rPr>
-              <w:t>.2 Složka Controls</w:t>
+              <w:t>.</w:t>
+            </w:r>
+            <w:r>
+              <w:rPr>
+                <w:rStyle w:val="Hypertextovodkaz"/>
+                <w:noProof/>
+                <w:lang w:val="ru-RU"/>
+              </w:rPr>
+              <w:t>2</w:t>
+            </w:r>
+            <w:r>
+              <w:rPr>
+                <w:rStyle w:val="Hypertextovodkaz"/>
+                <w:noProof/>
+              </w:rPr>
+              <w:t xml:space="preserve"> Datová a aplikační vrstva</w:t>
             </w:r>
             <w:r>
               <w:rPr>
@@ -4679,7 +4321,7 @@
                 <w:noProof/>
                 <w:webHidden/>
               </w:rPr>
-              <w:instrText xml:space="preserve"> PAGEREF _Toc226439977 \h </w:instrText>
+              <w:instrText xml:space="preserve"> PAGEREF _Toc226488831 \h </w:instrText>
             </w:r>
             <w:r>
               <w:rPr>
@@ -4699,7 +4341,7 @@
                 <w:noProof/>
                 <w:webHidden/>
               </w:rPr>
-              <w:t>29</w:t>
+              <w:t>31</w:t>
             </w:r>
             <w:r>
               <w:rPr>
@@ -4722,7 +4364,7 @@
               <w:color w:val="auto"/>
             </w:rPr>
           </w:pPr>
-          <w:hyperlink w:anchor="_Toc226439978" w:history="1">
+          <w:hyperlink w:anchor="_Toc226488832" w:history="1">
             <w:r>
               <w:rPr>
                 <w:rStyle w:val="Hypertextovodkaz"/>
@@ -4743,7 +4385,22 @@
                 <w:rStyle w:val="Hypertextovodkaz"/>
                 <w:noProof/>
               </w:rPr>
-              <w:t>.3 Složka Converters</w:t>
+              <w:t>.</w:t>
+            </w:r>
+            <w:r>
+              <w:rPr>
+                <w:rStyle w:val="Hypertextovodkaz"/>
+                <w:noProof/>
+                <w:lang w:val="ru-RU"/>
+              </w:rPr>
+              <w:t>3</w:t>
+            </w:r>
+            <w:r>
+              <w:rPr>
+                <w:rStyle w:val="Hypertextovodkaz"/>
+                <w:noProof/>
+              </w:rPr>
+              <w:t xml:space="preserve"> Kořenové soubory projektu</w:t>
             </w:r>
             <w:r>
               <w:rPr>
@@ -4764,7 +4421,7 @@
                 <w:noProof/>
                 <w:webHidden/>
               </w:rPr>
-              <w:instrText xml:space="preserve"> PAGEREF _Toc226439978 \h </w:instrText>
+              <w:instrText xml:space="preserve"> PAGEREF _Toc226488832 \h </w:instrText>
             </w:r>
             <w:r>
               <w:rPr>
@@ -4784,7 +4441,92 @@
                 <w:noProof/>
                 <w:webHidden/>
               </w:rPr>
-              <w:t>29</w:t>
+              <w:t>32</w:t>
+            </w:r>
+            <w:r>
+              <w:rPr>
+                <w:noProof/>
+                <w:webHidden/>
+              </w:rPr>
+              <w:fldChar w:fldCharType="end"/>
+            </w:r>
+          </w:hyperlink>
+        </w:p>
+        <w:p>
+          <w:pPr>
+            <w:pStyle w:val="Obsah2"/>
+            <w:tabs>
+              <w:tab w:val="right" w:leader="dot" w:pos="9063"/>
+            </w:tabs>
+            <w:rPr>
+              <w:rFonts w:asciiTheme="minorHAnsi" w:eastAsiaTheme="minorEastAsia" w:hAnsiTheme="minorHAnsi" w:cstheme="minorBidi"/>
+              <w:noProof/>
+              <w:color w:val="auto"/>
+            </w:rPr>
+          </w:pPr>
+          <w:hyperlink w:anchor="_Toc226488833" w:history="1">
+            <w:r>
+              <w:rPr>
+                <w:rStyle w:val="Hypertextovodkaz"/>
+                <w:noProof/>
+              </w:rPr>
+              <w:t>2.</w:t>
+            </w:r>
+            <w:r>
+              <w:rPr>
+                <w:rStyle w:val="Hypertextovodkaz"/>
+                <w:noProof/>
+                <w:lang w:val="ru-RU"/>
+              </w:rPr>
+              <w:t>4</w:t>
+            </w:r>
+            <w:r>
+              <w:rPr>
+                <w:rStyle w:val="Hypertextovodkaz"/>
+                <w:noProof/>
+              </w:rPr>
+              <w:t xml:space="preserve"> Struktura databáze</w:t>
+            </w:r>
+            <w:r>
+              <w:rPr>
+                <w:noProof/>
+                <w:webHidden/>
+              </w:rPr>
+              <w:tab/>
+            </w:r>
+            <w:r>
+              <w:rPr>
+                <w:noProof/>
+                <w:webHidden/>
+              </w:rPr>
+              <w:fldChar w:fldCharType="begin"/>
+            </w:r>
+            <w:r>
+              <w:rPr>
+                <w:noProof/>
+                <w:webHidden/>
+              </w:rPr>
+              <w:instrText xml:space="preserve"> PAGEREF _Toc226488833 \h </w:instrText>
+            </w:r>
+            <w:r>
+              <w:rPr>
+                <w:noProof/>
+                <w:webHidden/>
+              </w:rPr>
+            </w:r>
+            <w:r>
+              <w:rPr>
+                <w:noProof/>
+                <w:webHidden/>
+              </w:rPr>
+              <w:fldChar w:fldCharType="separate"/>
+            </w:r>
+            <w:r>
+              <w:rPr>
+                <w:noProof/>
+                <w:webHidden/>
+              </w:rPr>
+              <w:t>32</w:t>
             </w:r>
             <w:r>
               <w:rPr>
@@ -4807,7 +4549,7 @@
               <w:color w:val="auto"/>
             </w:rPr>
           </w:pPr>
-          <w:hyperlink w:anchor="_Toc226439979" w:history="1">
+          <w:hyperlink w:anchor="_Toc226488834" w:history="1">
             <w:r>
               <w:rPr>
                 <w:rStyle w:val="Hypertextovodkaz"/>
@@ -4821,14 +4563,14 @@
                 <w:noProof/>
                 <w:lang w:val="ru-RU"/>
               </w:rPr>
-              <w:t>3</w:t>
+              <w:t>4</w:t>
             </w:r>
             <w:r>
               <w:rPr>
                 <w:rStyle w:val="Hypertextovodkaz"/>
                 <w:noProof/>
               </w:rPr>
-              <w:t>.4 Složka Data</w:t>
+              <w:t>.1 Přehled tabulek</w:t>
             </w:r>
             <w:r>
               <w:rPr>
@@ -4849,7 +4591,7 @@
                 <w:noProof/>
                 <w:webHidden/>
               </w:rPr>
-              <w:instrText xml:space="preserve"> PAGEREF _Toc226439979 \h </w:instrText>
+              <w:instrText xml:space="preserve"> PAGEREF _Toc226488834 \h </w:instrText>
             </w:r>
             <w:r>
               <w:rPr>
@@ -4869,7 +4611,7 @@
                 <w:noProof/>
                 <w:webHidden/>
               </w:rPr>
-              <w:t>29</w:t>
+              <w:t>34</w:t>
             </w:r>
             <w:r>
               <w:rPr>
@@ -4892,7 +4634,7 @@
               <w:color w:val="auto"/>
             </w:rPr>
           </w:pPr>
-          <w:hyperlink w:anchor="_Toc226439980" w:history="1">
+          <w:hyperlink w:anchor="_Toc226488835" w:history="1">
             <w:r>
               <w:rPr>
                 <w:rStyle w:val="Hypertextovodkaz"/>
@@ -4906,14 +4648,14 @@
                 <w:noProof/>
                 <w:lang w:val="ru-RU"/>
               </w:rPr>
-              <w:t>3</w:t>
+              <w:t>4</w:t>
             </w:r>
             <w:r>
               <w:rPr>
                 <w:rStyle w:val="Hypertextovodkaz"/>
                 <w:noProof/>
               </w:rPr>
-              <w:t>.5 Složka Helpers</w:t>
+              <w:t>.2 Shrnutí databázového návrhu</w:t>
             </w:r>
             <w:r>
               <w:rPr>
@@ -4934,7 +4676,7 @@
                 <w:noProof/>
                 <w:webHidden/>
               </w:rPr>
-              <w:instrText xml:space="preserve"> PAGEREF _Toc226439980 \h </w:instrText>
+              <w:instrText xml:space="preserve"> PAGEREF _Toc226488835 \h </w:instrText>
             </w:r>
             <w:r>
               <w:rPr>
@@ -4954,7 +4696,92 @@
                 <w:noProof/>
                 <w:webHidden/>
               </w:rPr>
-              <w:t>30</w:t>
+              <w:t>38</w:t>
+            </w:r>
+            <w:r>
+              <w:rPr>
+                <w:noProof/>
+                <w:webHidden/>
+              </w:rPr>
+              <w:fldChar w:fldCharType="end"/>
+            </w:r>
+          </w:hyperlink>
+        </w:p>
+        <w:p>
+          <w:pPr>
+            <w:pStyle w:val="Obsah2"/>
+            <w:tabs>
+              <w:tab w:val="right" w:leader="dot" w:pos="9063"/>
+            </w:tabs>
+            <w:rPr>
+              <w:rFonts w:asciiTheme="minorHAnsi" w:eastAsiaTheme="minorEastAsia" w:hAnsiTheme="minorHAnsi" w:cstheme="minorBidi"/>
+              <w:noProof/>
+              <w:color w:val="auto"/>
+            </w:rPr>
+          </w:pPr>
+          <w:hyperlink w:anchor="_Toc226488836" w:history="1">
+            <w:r>
+              <w:rPr>
+                <w:rStyle w:val="Hypertextovodkaz"/>
+                <w:noProof/>
+              </w:rPr>
+              <w:t>2.</w:t>
+            </w:r>
+            <w:r>
+              <w:rPr>
+                <w:rStyle w:val="Hypertextovodkaz"/>
+                <w:noProof/>
+                <w:lang w:val="ru-RU"/>
+              </w:rPr>
+              <w:t>5</w:t>
+            </w:r>
+            <w:r>
+              <w:rPr>
+                <w:rStyle w:val="Hypertextovodkaz"/>
+                <w:noProof/>
+              </w:rPr>
+              <w:t xml:space="preserve"> Uživatelské rozhraní aplikace</w:t>
+            </w:r>
+            <w:r>
+              <w:rPr>
+                <w:noProof/>
+                <w:webHidden/>
+              </w:rPr>
+              <w:tab/>
+            </w:r>
+            <w:r>
+              <w:rPr>
+                <w:noProof/>
+                <w:webHidden/>
+              </w:rPr>
+              <w:fldChar w:fldCharType="begin"/>
+            </w:r>
+            <w:r>
+              <w:rPr>
+                <w:noProof/>
+                <w:webHidden/>
+              </w:rPr>
+              <w:instrText xml:space="preserve"> PAGEREF _Toc226488836 \h </w:instrText>
+            </w:r>
+            <w:r>
+              <w:rPr>
+                <w:noProof/>
+                <w:webHidden/>
+              </w:rPr>
+            </w:r>
+            <w:r>
+              <w:rPr>
+                <w:noProof/>
+                <w:webHidden/>
+              </w:rPr>
+              <w:fldChar w:fldCharType="separate"/>
+            </w:r>
+            <w:r>
+              <w:rPr>
+                <w:noProof/>
+                <w:webHidden/>
+              </w:rPr>
+              <w:t>39</w:t>
             </w:r>
             <w:r>
               <w:rPr>
@@ -4977,7 +4804,7 @@
               <w:color w:val="auto"/>
             </w:rPr>
           </w:pPr>
-          <w:hyperlink w:anchor="_Toc226439981" w:history="1">
+          <w:hyperlink w:anchor="_Toc226488837" w:history="1">
             <w:r>
               <w:rPr>
                 <w:rStyle w:val="Hypertextovodkaz"/>
@@ -4991,14 +4818,14 @@
                 <w:noProof/>
                 <w:lang w:val="ru-RU"/>
               </w:rPr>
-              <w:t>3</w:t>
+              <w:t>5</w:t>
             </w:r>
             <w:r>
               <w:rPr>
                 <w:rStyle w:val="Hypertextovodkaz"/>
                 <w:noProof/>
               </w:rPr>
-              <w:t>.6 Složka Messages</w:t>
+              <w:t>.1 Hlavní stránka aplikace</w:t>
             </w:r>
             <w:r>
               <w:rPr>
@@ -5019,7 +4846,7 @@
                 <w:noProof/>
                 <w:webHidden/>
               </w:rPr>
-              <w:instrText xml:space="preserve"> PAGEREF _Toc226439981 \h </w:instrText>
+              <w:instrText xml:space="preserve"> PAGEREF _Toc226488837 \h </w:instrText>
             </w:r>
             <w:r>
               <w:rPr>
@@ -5039,7 +4866,7 @@
                 <w:noProof/>
                 <w:webHidden/>
               </w:rPr>
-              <w:t>30</w:t>
+              <w:t>39</w:t>
             </w:r>
             <w:r>
               <w:rPr>
@@ -5062,7 +4889,7 @@
               <w:color w:val="auto"/>
             </w:rPr>
           </w:pPr>
-          <w:hyperlink w:anchor="_Toc226439982" w:history="1">
+          <w:hyperlink w:anchor="_Toc226488838" w:history="1">
             <w:r>
               <w:rPr>
                 <w:rStyle w:val="Hypertextovodkaz"/>
@@ -5076,14 +4903,14 @@
                 <w:noProof/>
                 <w:lang w:val="ru-RU"/>
               </w:rPr>
-              <w:t>3</w:t>
+              <w:t>5</w:t>
             </w:r>
             <w:r>
               <w:rPr>
                 <w:rStyle w:val="Hypertextovodkaz"/>
                 <w:noProof/>
               </w:rPr>
-              <w:t>.7 Složka Models</w:t>
+              <w:t>.2 Dialogové okno pro vytvoření události</w:t>
             </w:r>
             <w:r>
               <w:rPr>
@@ -5104,7 +4931,7 @@
                 <w:noProof/>
                 <w:webHidden/>
               </w:rPr>
-              <w:instrText xml:space="preserve"> PAGEREF _Toc226439982 \h </w:instrText>
+              <w:instrText xml:space="preserve"> PAGEREF _Toc226488838 \h </w:instrText>
             </w:r>
             <w:r>
               <w:rPr>
@@ -5124,7 +4951,7 @@
                 <w:noProof/>
                 <w:webHidden/>
               </w:rPr>
-              <w:t>31</w:t>
+              <w:t>41</w:t>
             </w:r>
             <w:r>
               <w:rPr>
@@ -5147,7 +4974,7 @@
               <w:color w:val="auto"/>
             </w:rPr>
           </w:pPr>
-          <w:hyperlink w:anchor="_Toc226439983" w:history="1">
+          <w:hyperlink w:anchor="_Toc226488839" w:history="1">
             <w:r>
               <w:rPr>
                 <w:rStyle w:val="Hypertextovodkaz"/>
@@ -5161,14 +4988,14 @@
                 <w:noProof/>
                 <w:lang w:val="ru-RU"/>
               </w:rPr>
-              <w:t>3</w:t>
+              <w:t>5</w:t>
             </w:r>
             <w:r>
               <w:rPr>
                 <w:rStyle w:val="Hypertextovodkaz"/>
                 <w:noProof/>
               </w:rPr>
-              <w:t>.8 Složka Services</w:t>
+              <w:t>.3 Dialogové okno pro změnu události</w:t>
             </w:r>
             <w:r>
               <w:rPr>
@@ -5189,7 +5016,7 @@
                 <w:noProof/>
                 <w:webHidden/>
               </w:rPr>
-              <w:instrText xml:space="preserve"> PAGEREF _Toc226439983 \h </w:instrText>
+              <w:instrText xml:space="preserve"> PAGEREF _Toc226488839 \h </w:instrText>
             </w:r>
             <w:r>
               <w:rPr>
@@ -5209,7 +5036,7 @@
                 <w:noProof/>
                 <w:webHidden/>
               </w:rPr>
-              <w:t>31</w:t>
+              <w:t>42</w:t>
             </w:r>
             <w:r>
               <w:rPr>
@@ -5232,7 +5059,7 @@
               <w:color w:val="auto"/>
             </w:rPr>
           </w:pPr>
-          <w:hyperlink w:anchor="_Toc226439984" w:history="1">
+          <w:hyperlink w:anchor="_Toc226488840" w:history="1">
             <w:r>
               <w:rPr>
                 <w:rStyle w:val="Hypertextovodkaz"/>
@@ -5246,14 +5073,14 @@
                 <w:noProof/>
                 <w:lang w:val="ru-RU"/>
               </w:rPr>
-              <w:t>3</w:t>
+              <w:t>5</w:t>
             </w:r>
             <w:r>
               <w:rPr>
                 <w:rStyle w:val="Hypertextovodkaz"/>
                 <w:noProof/>
               </w:rPr>
-              <w:t>.9 Složka ViewModels</w:t>
+              <w:t>.4 Vizuální prezentace pro den</w:t>
             </w:r>
             <w:r>
               <w:rPr>
@@ -5274,7 +5101,7 @@
                 <w:noProof/>
                 <w:webHidden/>
               </w:rPr>
-              <w:instrText xml:space="preserve"> PAGEREF _Toc226439984 \h </w:instrText>
+              <w:instrText xml:space="preserve"> PAGEREF _Toc226488840 \h </w:instrText>
             </w:r>
             <w:r>
               <w:rPr>
@@ -5294,7 +5121,7 @@
                 <w:noProof/>
                 <w:webHidden/>
               </w:rPr>
-              <w:t>31</w:t>
+              <w:t>43</w:t>
             </w:r>
             <w:r>
               <w:rPr>
@@ -5317,7 +5144,7 @@
               <w:color w:val="auto"/>
             </w:rPr>
           </w:pPr>
-          <w:hyperlink w:anchor="_Toc226439985" w:history="1">
+          <w:hyperlink w:anchor="_Toc226488841" w:history="1">
             <w:r>
               <w:rPr>
                 <w:rStyle w:val="Hypertextovodkaz"/>
@@ -5331,14 +5158,14 @@
                 <w:noProof/>
                 <w:lang w:val="ru-RU"/>
               </w:rPr>
-              <w:t>3</w:t>
+              <w:t>5</w:t>
             </w:r>
             <w:r>
               <w:rPr>
                 <w:rStyle w:val="Hypertextovodkaz"/>
                 <w:noProof/>
               </w:rPr>
-              <w:t>.10 Složka Views</w:t>
+              <w:t>.5 Vizuální prezentace pro týden</w:t>
             </w:r>
             <w:r>
               <w:rPr>
@@ -5359,7 +5186,7 @@
                 <w:noProof/>
                 <w:webHidden/>
               </w:rPr>
-              <w:instrText xml:space="preserve"> PAGEREF _Toc226439985 \h </w:instrText>
+              <w:instrText xml:space="preserve"> PAGEREF _Toc226488841 \h </w:instrText>
             </w:r>
             <w:r>
               <w:rPr>
@@ -5379,7 +5206,7 @@
                 <w:noProof/>
                 <w:webHidden/>
               </w:rPr>
-              <w:t>31</w:t>
+              <w:t>44</w:t>
             </w:r>
             <w:r>
               <w:rPr>
@@ -5402,7 +5229,7 @@
               <w:color w:val="auto"/>
             </w:rPr>
           </w:pPr>
-          <w:hyperlink w:anchor="_Toc226439986" w:history="1">
+          <w:hyperlink w:anchor="_Toc226488842" w:history="1">
             <w:r>
               <w:rPr>
                 <w:rStyle w:val="Hypertextovodkaz"/>
@@ -5416,14 +5243,14 @@
                 <w:noProof/>
                 <w:lang w:val="ru-RU"/>
               </w:rPr>
-              <w:t>3</w:t>
+              <w:t>5</w:t>
             </w:r>
             <w:r>
               <w:rPr>
                 <w:rStyle w:val="Hypertextovodkaz"/>
                 <w:noProof/>
               </w:rPr>
-              <w:t>.11 Složka Kořenové soubory projektu</w:t>
+              <w:t>.6 Vizuální prezentace pro měsíc</w:t>
             </w:r>
             <w:r>
               <w:rPr>
@@ -5444,7 +5271,7 @@
                 <w:noProof/>
                 <w:webHidden/>
               </w:rPr>
-              <w:instrText xml:space="preserve"> PAGEREF _Toc226439986 \h </w:instrText>
+              <w:instrText xml:space="preserve"> PAGEREF _Toc226488842 \h </w:instrText>
             </w:r>
             <w:r>
               <w:rPr>
@@ -5464,7 +5291,277 @@
                 <w:noProof/>
                 <w:webHidden/>
               </w:rPr>
-              <w:t>31</w:t>
+              <w:t>45</w:t>
+            </w:r>
+            <w:r>
+              <w:rPr>
+                <w:noProof/>
+                <w:webHidden/>
+              </w:rPr>
+              <w:fldChar w:fldCharType="end"/>
+            </w:r>
+          </w:hyperlink>
+        </w:p>
+        <w:p>
+          <w:pPr>
+            <w:pStyle w:val="Obsah4"/>
+            <w:tabs>
+              <w:tab w:val="right" w:leader="dot" w:pos="9063"/>
+            </w:tabs>
+            <w:rPr>
+              <w:rFonts w:asciiTheme="minorHAnsi" w:eastAsiaTheme="minorEastAsia" w:hAnsiTheme="minorHAnsi" w:cstheme="minorBidi"/>
+              <w:noProof/>
+              <w:color w:val="auto"/>
+            </w:rPr>
+          </w:pPr>
+          <w:hyperlink w:anchor="_Toc226488843" w:history="1">
+            <w:r>
+              <w:rPr>
+                <w:rStyle w:val="Hypertextovodkaz"/>
+                <w:noProof/>
+              </w:rPr>
+              <w:t>2.</w:t>
+            </w:r>
+            <w:r>
+              <w:rPr>
+                <w:rStyle w:val="Hypertextovodkaz"/>
+                <w:noProof/>
+                <w:lang w:val="ru-RU"/>
+              </w:rPr>
+              <w:t>5</w:t>
+            </w:r>
+            <w:r>
+              <w:rPr>
+                <w:rStyle w:val="Hypertextovodkaz"/>
+                <w:noProof/>
+              </w:rPr>
+              <w:t>.7 Globální nastavení</w:t>
+            </w:r>
+            <w:r>
+              <w:rPr>
+                <w:noProof/>
+                <w:webHidden/>
+              </w:rPr>
+              <w:tab/>
+            </w:r>
+            <w:r>
+              <w:rPr>
+                <w:noProof/>
+                <w:webHidden/>
+              </w:rPr>
+              <w:fldChar w:fldCharType="begin"/>
+            </w:r>
+            <w:r>
+              <w:rPr>
+                <w:noProof/>
+                <w:webHidden/>
+              </w:rPr>
+              <w:instrText xml:space="preserve"> PAGEREF _Toc226488843 \h </w:instrText>
+            </w:r>
+            <w:r>
+              <w:rPr>
+                <w:noProof/>
+                <w:webHidden/>
+              </w:rPr>
+            </w:r>
+            <w:r>
+              <w:rPr>
+                <w:noProof/>
+                <w:webHidden/>
+              </w:rPr>
+              <w:fldChar w:fldCharType="separate"/>
+            </w:r>
+            <w:r>
+              <w:rPr>
+                <w:noProof/>
+                <w:webHidden/>
+              </w:rPr>
+              <w:t>46</w:t>
+            </w:r>
+            <w:r>
+              <w:rPr>
+                <w:noProof/>
+                <w:webHidden/>
+              </w:rPr>
+              <w:fldChar w:fldCharType="end"/>
+            </w:r>
+          </w:hyperlink>
+        </w:p>
+        <w:p>
+          <w:pPr>
+            <w:pStyle w:val="Obsah4"/>
+            <w:tabs>
+              <w:tab w:val="right" w:leader="dot" w:pos="9063"/>
+            </w:tabs>
+            <w:rPr>
+              <w:rFonts w:asciiTheme="minorHAnsi" w:eastAsiaTheme="minorEastAsia" w:hAnsiTheme="minorHAnsi" w:cstheme="minorBidi"/>
+              <w:noProof/>
+              <w:color w:val="auto"/>
+            </w:rPr>
+          </w:pPr>
+          <w:hyperlink w:anchor="_Toc226488844" w:history="1">
+            <w:r>
+              <w:rPr>
+                <w:rStyle w:val="Hypertextovodkaz"/>
+                <w:noProof/>
+              </w:rPr>
+              <w:t>2.</w:t>
+            </w:r>
+            <w:r>
+              <w:rPr>
+                <w:rStyle w:val="Hypertextovodkaz"/>
+                <w:noProof/>
+                <w:lang w:val="ru-RU"/>
+              </w:rPr>
+              <w:t>5</w:t>
+            </w:r>
+            <w:r>
+              <w:rPr>
+                <w:rStyle w:val="Hypertextovodkaz"/>
+                <w:noProof/>
+              </w:rPr>
+              <w:t>.8 Ukázka PDF</w:t>
+            </w:r>
+            <w:r>
+              <w:rPr>
+                <w:noProof/>
+                <w:webHidden/>
+              </w:rPr>
+              <w:tab/>
+            </w:r>
+            <w:r>
+              <w:rPr>
+                <w:noProof/>
+                <w:webHidden/>
+              </w:rPr>
+              <w:fldChar w:fldCharType="begin"/>
+            </w:r>
+            <w:r>
+              <w:rPr>
+                <w:noProof/>
+                <w:webHidden/>
+              </w:rPr>
+              <w:instrText xml:space="preserve"> PAGEREF _Toc226488844 \h </w:instrText>
+            </w:r>
+            <w:r>
+              <w:rPr>
+                <w:noProof/>
+                <w:webHidden/>
+              </w:rPr>
+            </w:r>
+            <w:r>
+              <w:rPr>
+                <w:noProof/>
+                <w:webHidden/>
+              </w:rPr>
+              <w:fldChar w:fldCharType="separate"/>
+            </w:r>
+            <w:r>
+              <w:rPr>
+                <w:noProof/>
+                <w:webHidden/>
+              </w:rPr>
+              <w:t>47</w:t>
+            </w:r>
+            <w:r>
+              <w:rPr>
+                <w:noProof/>
+                <w:webHidden/>
+              </w:rPr>
+              <w:fldChar w:fldCharType="end"/>
+            </w:r>
+          </w:hyperlink>
+        </w:p>
+        <w:p>
+          <w:pPr>
+            <w:pStyle w:val="Obsah4"/>
+            <w:tabs>
+              <w:tab w:val="right" w:leader="dot" w:pos="9063"/>
+            </w:tabs>
+            <w:rPr>
+              <w:rFonts w:asciiTheme="minorHAnsi" w:eastAsiaTheme="minorEastAsia" w:hAnsiTheme="minorHAnsi" w:cstheme="minorBidi"/>
+              <w:noProof/>
+              <w:color w:val="auto"/>
+            </w:rPr>
+          </w:pPr>
+          <w:hyperlink w:anchor="_Toc226488845" w:history="1">
+            <w:r>
+              <w:rPr>
+                <w:rStyle w:val="Hypertextovodkaz"/>
+                <w:noProof/>
+              </w:rPr>
+              <w:t>2.</w:t>
+            </w:r>
+            <w:r>
+              <w:rPr>
+                <w:rStyle w:val="Hypertextovodkaz"/>
+                <w:noProof/>
+                <w:lang w:val="ru-RU"/>
+              </w:rPr>
+              <w:t>5</w:t>
+            </w:r>
+            <w:r>
+              <w:rPr>
+                <w:rStyle w:val="Hypertextovodkaz"/>
+                <w:noProof/>
+              </w:rPr>
+              <w:t>.</w:t>
+            </w:r>
+            <w:r>
+              <w:rPr>
+                <w:rStyle w:val="Hypertextovodkaz"/>
+                <w:noProof/>
+                <w:lang w:val="ru-RU"/>
+              </w:rPr>
+              <w:t>9</w:t>
+            </w:r>
+            <w:r>
+              <w:rPr>
+                <w:rStyle w:val="Hypertextovodkaz"/>
+                <w:noProof/>
+              </w:rPr>
+              <w:t xml:space="preserve"> Shrnutí kapitoly</w:t>
+            </w:r>
+            <w:r>
+              <w:rPr>
+                <w:noProof/>
+                <w:webHidden/>
+              </w:rPr>
+              <w:tab/>
+            </w:r>
+            <w:r>
+              <w:rPr>
+                <w:noProof/>
+                <w:webHidden/>
+              </w:rPr>
+              <w:fldChar w:fldCharType="begin"/>
+            </w:r>
+            <w:r>
+              <w:rPr>
+                <w:noProof/>
+                <w:webHidden/>
+              </w:rPr>
+              <w:instrText xml:space="preserve"> PAGEREF _Toc226488845 \h </w:instrText>
+            </w:r>
+            <w:r>
+              <w:rPr>
+                <w:noProof/>
+                <w:webHidden/>
+              </w:rPr>
+            </w:r>
+            <w:r>
+              <w:rPr>
+                <w:noProof/>
+                <w:webHidden/>
+              </w:rPr>
+              <w:fldChar w:fldCharType="separate"/>
+            </w:r>
+            <w:r>
+              <w:rPr>
+                <w:noProof/>
+                <w:webHidden/>
+              </w:rPr>
+              <w:t>48</w:t>
             </w:r>
             <w:r>
               <w:rPr>
@@ -5487,7 +5584,7 @@
               <w:color w:val="auto"/>
             </w:rPr>
           </w:pPr>
-          <w:hyperlink w:anchor="_Toc226439987" w:history="1">
+          <w:hyperlink w:anchor="_Toc226488846" w:history="1">
             <w:r>
               <w:rPr>
                 <w:rStyle w:val="Hypertextovodkaz"/>
@@ -5501,14 +5598,14 @@
                 <w:noProof/>
                 <w:lang w:val="ru-RU"/>
               </w:rPr>
-              <w:t>4</w:t>
+              <w:t>6</w:t>
             </w:r>
             <w:r>
               <w:rPr>
                 <w:rStyle w:val="Hypertextovodkaz"/>
                 <w:noProof/>
               </w:rPr>
-              <w:t xml:space="preserve"> Struktura databáze</w:t>
+              <w:t xml:space="preserve"> Algoritmy</w:t>
             </w:r>
             <w:r>
               <w:rPr>
@@ -5529,7 +5626,7 @@
                 <w:noProof/>
                 <w:webHidden/>
               </w:rPr>
-              <w:instrText xml:space="preserve"> PAGEREF _Toc226439987 \h </w:instrText>
+              <w:instrText xml:space="preserve"> PAGEREF _Toc226488846 \h </w:instrText>
             </w:r>
             <w:r>
               <w:rPr>
@@ -5549,7 +5646,347 @@
                 <w:noProof/>
                 <w:webHidden/>
               </w:rPr>
-              <w:t>31</w:t>
+              <w:t>48</w:t>
+            </w:r>
+            <w:r>
+              <w:rPr>
+                <w:noProof/>
+                <w:webHidden/>
+              </w:rPr>
+              <w:fldChar w:fldCharType="end"/>
+            </w:r>
+          </w:hyperlink>
+        </w:p>
+        <w:p>
+          <w:pPr>
+            <w:pStyle w:val="Obsah5"/>
+            <w:tabs>
+              <w:tab w:val="right" w:leader="dot" w:pos="9063"/>
+            </w:tabs>
+            <w:rPr>
+              <w:rFonts w:asciiTheme="minorHAnsi" w:eastAsiaTheme="minorEastAsia" w:hAnsiTheme="minorHAnsi" w:cstheme="minorBidi"/>
+              <w:noProof/>
+              <w:color w:val="auto"/>
+            </w:rPr>
+          </w:pPr>
+          <w:hyperlink w:anchor="_Toc226488847" w:history="1">
+            <w:r>
+              <w:rPr>
+                <w:rStyle w:val="Hypertextovodkaz"/>
+                <w:noProof/>
+              </w:rPr>
+              <w:t>2.</w:t>
+            </w:r>
+            <w:r>
+              <w:rPr>
+                <w:rStyle w:val="Hypertextovodkaz"/>
+                <w:noProof/>
+                <w:lang w:val="ru-RU"/>
+              </w:rPr>
+              <w:t>6</w:t>
+            </w:r>
+            <w:r>
+              <w:rPr>
+                <w:rStyle w:val="Hypertextovodkaz"/>
+                <w:noProof/>
+              </w:rPr>
+              <w:t>.1 Algoritmus vyrovnávání hodin</w:t>
+            </w:r>
+            <w:r>
+              <w:rPr>
+                <w:noProof/>
+                <w:webHidden/>
+              </w:rPr>
+              <w:tab/>
+            </w:r>
+            <w:r>
+              <w:rPr>
+                <w:noProof/>
+                <w:webHidden/>
+              </w:rPr>
+              <w:fldChar w:fldCharType="begin"/>
+            </w:r>
+            <w:r>
+              <w:rPr>
+                <w:noProof/>
+                <w:webHidden/>
+              </w:rPr>
+              <w:instrText xml:space="preserve"> PAGEREF _Toc226488847 \h </w:instrText>
+            </w:r>
+            <w:r>
+              <w:rPr>
+                <w:noProof/>
+                <w:webHidden/>
+              </w:rPr>
+            </w:r>
+            <w:r>
+              <w:rPr>
+                <w:noProof/>
+                <w:webHidden/>
+              </w:rPr>
+              <w:fldChar w:fldCharType="separate"/>
+            </w:r>
+            <w:r>
+              <w:rPr>
+                <w:noProof/>
+                <w:webHidden/>
+              </w:rPr>
+              <w:t>49</w:t>
+            </w:r>
+            <w:r>
+              <w:rPr>
+                <w:noProof/>
+                <w:webHidden/>
+              </w:rPr>
+              <w:fldChar w:fldCharType="end"/>
+            </w:r>
+          </w:hyperlink>
+        </w:p>
+        <w:p>
+          <w:pPr>
+            <w:pStyle w:val="Obsah5"/>
+            <w:tabs>
+              <w:tab w:val="right" w:leader="dot" w:pos="9063"/>
+            </w:tabs>
+            <w:rPr>
+              <w:rFonts w:asciiTheme="minorHAnsi" w:eastAsiaTheme="minorEastAsia" w:hAnsiTheme="minorHAnsi" w:cstheme="minorBidi"/>
+              <w:noProof/>
+              <w:color w:val="auto"/>
+            </w:rPr>
+          </w:pPr>
+          <w:hyperlink w:anchor="_Toc226488848" w:history="1">
+            <w:r>
+              <w:rPr>
+                <w:rStyle w:val="Hypertextovodkaz"/>
+                <w:noProof/>
+              </w:rPr>
+              <w:t>2.</w:t>
+            </w:r>
+            <w:r>
+              <w:rPr>
+                <w:rStyle w:val="Hypertextovodkaz"/>
+                <w:noProof/>
+                <w:lang w:val="ru-RU"/>
+              </w:rPr>
+              <w:t>6</w:t>
+            </w:r>
+            <w:r>
+              <w:rPr>
+                <w:rStyle w:val="Hypertextovodkaz"/>
+                <w:noProof/>
+              </w:rPr>
+              <w:t>.2 Algoritmus importu rozvrhu ze STAG</w:t>
+            </w:r>
+            <w:r>
+              <w:rPr>
+                <w:noProof/>
+                <w:webHidden/>
+              </w:rPr>
+              <w:tab/>
+            </w:r>
+            <w:r>
+              <w:rPr>
+                <w:noProof/>
+                <w:webHidden/>
+              </w:rPr>
+              <w:fldChar w:fldCharType="begin"/>
+            </w:r>
+            <w:r>
+              <w:rPr>
+                <w:noProof/>
+                <w:webHidden/>
+              </w:rPr>
+              <w:instrText xml:space="preserve"> PAGEREF _Toc226488848 \h </w:instrText>
+            </w:r>
+            <w:r>
+              <w:rPr>
+                <w:noProof/>
+                <w:webHidden/>
+              </w:rPr>
+            </w:r>
+            <w:r>
+              <w:rPr>
+                <w:noProof/>
+                <w:webHidden/>
+              </w:rPr>
+              <w:fldChar w:fldCharType="separate"/>
+            </w:r>
+            <w:r>
+              <w:rPr>
+                <w:noProof/>
+                <w:webHidden/>
+              </w:rPr>
+              <w:t>52</w:t>
+            </w:r>
+            <w:r>
+              <w:rPr>
+                <w:noProof/>
+                <w:webHidden/>
+              </w:rPr>
+              <w:fldChar w:fldCharType="end"/>
+            </w:r>
+          </w:hyperlink>
+        </w:p>
+        <w:p>
+          <w:pPr>
+            <w:pStyle w:val="Obsah2"/>
+            <w:tabs>
+              <w:tab w:val="right" w:leader="dot" w:pos="9063"/>
+            </w:tabs>
+            <w:rPr>
+              <w:rFonts w:asciiTheme="minorHAnsi" w:eastAsiaTheme="minorEastAsia" w:hAnsiTheme="minorHAnsi" w:cstheme="minorBidi"/>
+              <w:noProof/>
+              <w:color w:val="auto"/>
+            </w:rPr>
+          </w:pPr>
+          <w:hyperlink w:anchor="_Toc226488849" w:history="1">
+            <w:r>
+              <w:rPr>
+                <w:rStyle w:val="Hypertextovodkaz"/>
+                <w:noProof/>
+              </w:rPr>
+              <w:t>2.</w:t>
+            </w:r>
+            <w:r>
+              <w:rPr>
+                <w:rStyle w:val="Hypertextovodkaz"/>
+                <w:noProof/>
+                <w:lang w:val="ru-RU"/>
+              </w:rPr>
+              <w:t>7</w:t>
+            </w:r>
+            <w:r>
+              <w:rPr>
+                <w:rStyle w:val="Hypertextovodkaz"/>
+                <w:noProof/>
+              </w:rPr>
+              <w:t xml:space="preserve"> Testování aplikace</w:t>
+            </w:r>
+            <w:r>
+              <w:rPr>
+                <w:noProof/>
+                <w:webHidden/>
+              </w:rPr>
+              <w:tab/>
+            </w:r>
+            <w:r>
+              <w:rPr>
+                <w:noProof/>
+                <w:webHidden/>
+              </w:rPr>
+              <w:fldChar w:fldCharType="begin"/>
+            </w:r>
+            <w:r>
+              <w:rPr>
+                <w:noProof/>
+                <w:webHidden/>
+              </w:rPr>
+              <w:instrText xml:space="preserve"> PAGEREF _Toc226488849 \h </w:instrText>
+            </w:r>
+            <w:r>
+              <w:rPr>
+                <w:noProof/>
+                <w:webHidden/>
+              </w:rPr>
+            </w:r>
+            <w:r>
+              <w:rPr>
+                <w:noProof/>
+                <w:webHidden/>
+              </w:rPr>
+              <w:fldChar w:fldCharType="separate"/>
+            </w:r>
+            <w:r>
+              <w:rPr>
+                <w:noProof/>
+                <w:webHidden/>
+              </w:rPr>
+              <w:t>53</w:t>
+            </w:r>
+            <w:r>
+              <w:rPr>
+                <w:noProof/>
+                <w:webHidden/>
+              </w:rPr>
+              <w:fldChar w:fldCharType="end"/>
+            </w:r>
+          </w:hyperlink>
+        </w:p>
+        <w:p>
+          <w:pPr>
+            <w:pStyle w:val="Obsah5"/>
+            <w:tabs>
+              <w:tab w:val="right" w:leader="dot" w:pos="9063"/>
+            </w:tabs>
+            <w:rPr>
+              <w:rFonts w:asciiTheme="minorHAnsi" w:eastAsiaTheme="minorEastAsia" w:hAnsiTheme="minorHAnsi" w:cstheme="minorBidi"/>
+              <w:noProof/>
+              <w:color w:val="auto"/>
+            </w:rPr>
+          </w:pPr>
+          <w:hyperlink w:anchor="_Toc226488850" w:history="1">
+            <w:r>
+              <w:rPr>
+                <w:rStyle w:val="Hypertextovodkaz"/>
+                <w:noProof/>
+              </w:rPr>
+              <w:t>2.</w:t>
+            </w:r>
+            <w:r>
+              <w:rPr>
+                <w:rStyle w:val="Hypertextovodkaz"/>
+                <w:noProof/>
+                <w:lang w:val="ru-RU"/>
+              </w:rPr>
+              <w:t>7</w:t>
+            </w:r>
+            <w:r>
+              <w:rPr>
+                <w:rStyle w:val="Hypertextovodkaz"/>
+                <w:noProof/>
+              </w:rPr>
+              <w:t>.1 Cíl a kritéria přijetí</w:t>
+            </w:r>
+            <w:r>
+              <w:rPr>
+                <w:noProof/>
+                <w:webHidden/>
+              </w:rPr>
+              <w:tab/>
+            </w:r>
+            <w:r>
+              <w:rPr>
+                <w:noProof/>
+                <w:webHidden/>
+              </w:rPr>
+              <w:fldChar w:fldCharType="begin"/>
+            </w:r>
+            <w:r>
+              <w:rPr>
+                <w:noProof/>
+                <w:webHidden/>
+              </w:rPr>
+              <w:instrText xml:space="preserve"> PAGEREF _Toc226488850 \h </w:instrText>
+            </w:r>
+            <w:r>
+              <w:rPr>
+                <w:noProof/>
+                <w:webHidden/>
+              </w:rPr>
+            </w:r>
+            <w:r>
+              <w:rPr>
+                <w:noProof/>
+                <w:webHidden/>
+              </w:rPr>
+              <w:fldChar w:fldCharType="separate"/>
+            </w:r>
+            <w:r>
+              <w:rPr>
+                <w:noProof/>
+                <w:webHidden/>
+              </w:rPr>
+              <w:t>54</w:t>
             </w:r>
             <w:r>
               <w:rPr>
@@ -5572,7 +6009,7 @@
               <w:color w:val="auto"/>
             </w:rPr>
           </w:pPr>
-          <w:hyperlink w:anchor="_Toc226439988" w:history="1">
+          <w:hyperlink w:anchor="_Toc226488851" w:history="1">
             <w:r>
               <w:rPr>
                 <w:rStyle w:val="Hypertextovodkaz"/>
@@ -5586,14 +6023,14 @@
                 <w:noProof/>
                 <w:lang w:val="ru-RU"/>
               </w:rPr>
-              <w:t>4</w:t>
+              <w:t>7</w:t>
             </w:r>
             <w:r>
               <w:rPr>
                 <w:rStyle w:val="Hypertextovodkaz"/>
                 <w:noProof/>
               </w:rPr>
-              <w:t>.1 Přehled tabulek</w:t>
+              <w:t>.2 Testovací prostředí</w:t>
             </w:r>
             <w:r>
               <w:rPr>
@@ -5614,7 +6051,7 @@
                 <w:noProof/>
                 <w:webHidden/>
               </w:rPr>
-              <w:instrText xml:space="preserve"> PAGEREF _Toc226439988 \h </w:instrText>
+              <w:instrText xml:space="preserve"> PAGEREF _Toc226488851 \h </w:instrText>
             </w:r>
             <w:r>
               <w:rPr>
@@ -5634,7 +6071,7 @@
                 <w:noProof/>
                 <w:webHidden/>
               </w:rPr>
-              <w:t>33</w:t>
+              <w:t>54</w:t>
             </w:r>
             <w:r>
               <w:rPr>
@@ -5657,7 +6094,7 @@
               <w:color w:val="auto"/>
             </w:rPr>
           </w:pPr>
-          <w:hyperlink w:anchor="_Toc226439989" w:history="1">
+          <w:hyperlink w:anchor="_Toc226488852" w:history="1">
             <w:r>
               <w:rPr>
                 <w:rStyle w:val="Hypertextovodkaz"/>
@@ -5671,14 +6108,14 @@
                 <w:noProof/>
                 <w:lang w:val="ru-RU"/>
               </w:rPr>
-              <w:t>4</w:t>
+              <w:t>7</w:t>
             </w:r>
             <w:r>
               <w:rPr>
                 <w:rStyle w:val="Hypertextovodkaz"/>
                 <w:noProof/>
               </w:rPr>
-              <w:t>.2 Shrnutí databázového návrhu</w:t>
+              <w:t>.3 Metodika testování</w:t>
             </w:r>
             <w:r>
               <w:rPr>
@@ -5699,7 +6136,7 @@
                 <w:noProof/>
                 <w:webHidden/>
               </w:rPr>
-              <w:instrText xml:space="preserve"> PAGEREF _Toc226439989 \h </w:instrText>
+              <w:instrText xml:space="preserve"> PAGEREF _Toc226488852 \h </w:instrText>
             </w:r>
             <w:r>
               <w:rPr>
@@ -5719,92 +6156,7 @@
                 <w:noProof/>
                 <w:webHidden/>
               </w:rPr>
-              <w:t>37</w:t>
-            </w:r>
-            <w:r>
-              <w:rPr>
-                <w:noProof/>
-                <w:webHidden/>
-              </w:rPr>
-              <w:fldChar w:fldCharType="end"/>
-            </w:r>
-          </w:hyperlink>
-        </w:p>
-        <w:p>
-          <w:pPr>
-            <w:pStyle w:val="Obsah2"/>
-            <w:tabs>
-              <w:tab w:val="right" w:leader="dot" w:pos="9063"/>
-            </w:tabs>
-            <w:rPr>
-              <w:rFonts w:asciiTheme="minorHAnsi" w:eastAsiaTheme="minorEastAsia" w:hAnsiTheme="minorHAnsi" w:cstheme="minorBidi"/>
-              <w:noProof/>
-              <w:color w:val="auto"/>
-            </w:rPr>
-          </w:pPr>
-          <w:hyperlink w:anchor="_Toc226439990" w:history="1">
-            <w:r>
-              <w:rPr>
-                <w:rStyle w:val="Hypertextovodkaz"/>
-                <w:noProof/>
-              </w:rPr>
-              <w:t>2.</w:t>
-            </w:r>
-            <w:r>
-              <w:rPr>
-                <w:rStyle w:val="Hypertextovodkaz"/>
-                <w:noProof/>
-                <w:lang w:val="ru-RU"/>
-              </w:rPr>
-              <w:t>5</w:t>
-            </w:r>
-            <w:r>
-              <w:rPr>
-                <w:rStyle w:val="Hypertextovodkaz"/>
-                <w:noProof/>
-              </w:rPr>
-              <w:t xml:space="preserve"> Uživatelské rozhraní aplikace</w:t>
-            </w:r>
-            <w:r>
-              <w:rPr>
-                <w:noProof/>
-                <w:webHidden/>
-              </w:rPr>
-              <w:tab/>
-            </w:r>
-            <w:r>
-              <w:rPr>
-                <w:noProof/>
-                <w:webHidden/>
-              </w:rPr>
-              <w:fldChar w:fldCharType="begin"/>
-            </w:r>
-            <w:r>
-              <w:rPr>
-                <w:noProof/>
-                <w:webHidden/>
-              </w:rPr>
-              <w:instrText xml:space="preserve"> PAGEREF _Toc226439990 \h </w:instrText>
-            </w:r>
-            <w:r>
-              <w:rPr>
-                <w:noProof/>
-                <w:webHidden/>
-              </w:rPr>
-            </w:r>
-            <w:r>
-              <w:rPr>
-                <w:noProof/>
-                <w:webHidden/>
-              </w:rPr>
-              <w:fldChar w:fldCharType="separate"/>
-            </w:r>
-            <w:r>
-              <w:rPr>
-                <w:noProof/>
-                <w:webHidden/>
-              </w:rPr>
-              <w:t>38</w:t>
+              <w:t>54</w:t>
             </w:r>
             <w:r>
               <w:rPr>
@@ -5827,7 +6179,7 @@
               <w:color w:val="auto"/>
             </w:rPr>
           </w:pPr>
-          <w:hyperlink w:anchor="_Toc226439991" w:history="1">
+          <w:hyperlink w:anchor="_Toc226488853" w:history="1">
             <w:r>
               <w:rPr>
                 <w:rStyle w:val="Hypertextovodkaz"/>
@@ -5841,14 +6193,14 @@
                 <w:noProof/>
                 <w:lang w:val="ru-RU"/>
               </w:rPr>
-              <w:t>5</w:t>
+              <w:t>7</w:t>
             </w:r>
             <w:r>
               <w:rPr>
                 <w:rStyle w:val="Hypertextovodkaz"/>
                 <w:noProof/>
               </w:rPr>
-              <w:t>.1 Hlavní stránka aplikace</w:t>
+              <w:t>.4 Předpokládané rozdíly mezi platformami</w:t>
             </w:r>
             <w:r>
               <w:rPr>
@@ -5869,7 +6221,7 @@
                 <w:noProof/>
                 <w:webHidden/>
               </w:rPr>
-              <w:instrText xml:space="preserve"> PAGEREF _Toc226439991 \h </w:instrText>
+              <w:instrText xml:space="preserve"> PAGEREF _Toc226488853 \h </w:instrText>
             </w:r>
             <w:r>
               <w:rPr>
@@ -5889,7 +6241,7 @@
                 <w:noProof/>
                 <w:webHidden/>
               </w:rPr>
-              <w:t>38</w:t>
+              <w:t>55</w:t>
             </w:r>
             <w:r>
               <w:rPr>
@@ -5912,7 +6264,7 @@
               <w:color w:val="auto"/>
             </w:rPr>
           </w:pPr>
-          <w:hyperlink w:anchor="_Toc226439992" w:history="1">
+          <w:hyperlink w:anchor="_Toc226488854" w:history="1">
             <w:r>
               <w:rPr>
                 <w:rStyle w:val="Hypertextovodkaz"/>
@@ -5926,14 +6278,14 @@
                 <w:noProof/>
                 <w:lang w:val="ru-RU"/>
               </w:rPr>
-              <w:t>5</w:t>
+              <w:t>7</w:t>
             </w:r>
             <w:r>
               <w:rPr>
                 <w:rStyle w:val="Hypertextovodkaz"/>
                 <w:noProof/>
               </w:rPr>
-              <w:t>.2 Dialogové okno pro vytvoření události</w:t>
+              <w:t>.5 Testovací scénáře</w:t>
             </w:r>
             <w:r>
               <w:rPr>
@@ -5954,7 +6306,7 @@
                 <w:noProof/>
                 <w:webHidden/>
               </w:rPr>
-              <w:instrText xml:space="preserve"> PAGEREF _Toc226439992 \h </w:instrText>
+              <w:instrText xml:space="preserve"> PAGEREF _Toc226488854 \h </w:instrText>
             </w:r>
             <w:r>
               <w:rPr>
@@ -5974,7 +6326,7 @@
                 <w:noProof/>
                 <w:webHidden/>
               </w:rPr>
-              <w:t>40</w:t>
+              <w:t>55</w:t>
             </w:r>
             <w:r>
               <w:rPr>
@@ -5997,7 +6349,7 @@
               <w:color w:val="auto"/>
             </w:rPr>
           </w:pPr>
-          <w:hyperlink w:anchor="_Toc226439993" w:history="1">
+          <w:hyperlink w:anchor="_Toc226488855" w:history="1">
             <w:r>
               <w:rPr>
                 <w:rStyle w:val="Hypertextovodkaz"/>
@@ -6011,14 +6363,14 @@
                 <w:noProof/>
                 <w:lang w:val="ru-RU"/>
               </w:rPr>
-              <w:t>5</w:t>
+              <w:t>7</w:t>
             </w:r>
             <w:r>
               <w:rPr>
                 <w:rStyle w:val="Hypertextovodkaz"/>
                 <w:noProof/>
               </w:rPr>
-              <w:t>.3 Dialogové okno pro změnu události</w:t>
+              <w:t>.6 Souhrnná tabulka testů</w:t>
             </w:r>
             <w:r>
               <w:rPr>
@@ -6039,7 +6391,7 @@
                 <w:noProof/>
                 <w:webHidden/>
               </w:rPr>
-              <w:instrText xml:space="preserve"> PAGEREF _Toc226439993 \h </w:instrText>
+              <w:instrText xml:space="preserve"> PAGEREF _Toc226488855 \h </w:instrText>
             </w:r>
             <w:r>
               <w:rPr>
@@ -6059,7 +6411,7 @@
                 <w:noProof/>
                 <w:webHidden/>
               </w:rPr>
-              <w:t>41</w:t>
+              <w:t>56</w:t>
             </w:r>
             <w:r>
               <w:rPr>
@@ -6082,7 +6434,7 @@
               <w:color w:val="auto"/>
             </w:rPr>
           </w:pPr>
-          <w:hyperlink w:anchor="_Toc226439994" w:history="1">
+          <w:hyperlink w:anchor="_Toc226488856" w:history="1">
             <w:r>
               <w:rPr>
                 <w:rStyle w:val="Hypertextovodkaz"/>
@@ -6096,14 +6448,14 @@
                 <w:noProof/>
                 <w:lang w:val="ru-RU"/>
               </w:rPr>
-              <w:t>5</w:t>
+              <w:t>7</w:t>
             </w:r>
             <w:r>
               <w:rPr>
                 <w:rStyle w:val="Hypertextovodkaz"/>
                 <w:noProof/>
               </w:rPr>
-              <w:t>.4 Vizuální prezentace pro den</w:t>
+              <w:t>.7 Shrnutí testování a známá omezení</w:t>
             </w:r>
             <w:r>
               <w:rPr>
@@ -6124,1382 +6476,7 @@
                 <w:noProof/>
                 <w:webHidden/>
               </w:rPr>
-              <w:instrText xml:space="preserve"> PAGEREF _Toc226439994 \h </w:instrText>
-            </w:r>
-            <w:r>
-              <w:rPr>
-                <w:noProof/>
-                <w:webHidden/>
-              </w:rPr>
-            </w:r>
-            <w:r>
-              <w:rPr>
-                <w:noProof/>
-                <w:webHidden/>
-              </w:rPr>
-              <w:fldChar w:fldCharType="separate"/>
-            </w:r>
-            <w:r>
-              <w:rPr>
-                <w:noProof/>
-                <w:webHidden/>
-              </w:rPr>
-              <w:t>42</w:t>
-            </w:r>
-            <w:r>
-              <w:rPr>
-                <w:noProof/>
-                <w:webHidden/>
-              </w:rPr>
-              <w:fldChar w:fldCharType="end"/>
-            </w:r>
-          </w:hyperlink>
-        </w:p>
-        <w:p>
-          <w:pPr>
-            <w:pStyle w:val="Obsah4"/>
-            <w:tabs>
-              <w:tab w:val="right" w:leader="dot" w:pos="9063"/>
-            </w:tabs>
-            <w:rPr>
-              <w:rFonts w:asciiTheme="minorHAnsi" w:eastAsiaTheme="minorEastAsia" w:hAnsiTheme="minorHAnsi" w:cstheme="minorBidi"/>
-              <w:noProof/>
-              <w:color w:val="auto"/>
-            </w:rPr>
-          </w:pPr>
-          <w:hyperlink w:anchor="_Toc226439995" w:history="1">
-            <w:r>
-              <w:rPr>
-                <w:rStyle w:val="Hypertextovodkaz"/>
-                <w:noProof/>
-              </w:rPr>
-              <w:t>2.</w:t>
-            </w:r>
-            <w:r>
-              <w:rPr>
-                <w:rStyle w:val="Hypertextovodkaz"/>
-                <w:noProof/>
-                <w:lang w:val="ru-RU"/>
-              </w:rPr>
-              <w:t>5</w:t>
-            </w:r>
-            <w:r>
-              <w:rPr>
-                <w:rStyle w:val="Hypertextovodkaz"/>
-                <w:noProof/>
-              </w:rPr>
-              <w:t>.5 Vizuální prezentace pro týden</w:t>
-            </w:r>
-            <w:r>
-              <w:rPr>
-                <w:noProof/>
-                <w:webHidden/>
-              </w:rPr>
-              <w:tab/>
-            </w:r>
-            <w:r>
-              <w:rPr>
-                <w:noProof/>
-                <w:webHidden/>
-              </w:rPr>
-              <w:fldChar w:fldCharType="begin"/>
-            </w:r>
-            <w:r>
-              <w:rPr>
-                <w:noProof/>
-                <w:webHidden/>
-              </w:rPr>
-              <w:instrText xml:space="preserve"> PAGEREF _Toc226439995 \h </w:instrText>
-            </w:r>
-            <w:r>
-              <w:rPr>
-                <w:noProof/>
-                <w:webHidden/>
-              </w:rPr>
-            </w:r>
-            <w:r>
-              <w:rPr>
-                <w:noProof/>
-                <w:webHidden/>
-              </w:rPr>
-              <w:fldChar w:fldCharType="separate"/>
-            </w:r>
-            <w:r>
-              <w:rPr>
-                <w:noProof/>
-                <w:webHidden/>
-              </w:rPr>
-              <w:t>43</w:t>
-            </w:r>
-            <w:r>
-              <w:rPr>
-                <w:noProof/>
-                <w:webHidden/>
-              </w:rPr>
-              <w:fldChar w:fldCharType="end"/>
-            </w:r>
-          </w:hyperlink>
-        </w:p>
-        <w:p>
-          <w:pPr>
-            <w:pStyle w:val="Obsah4"/>
-            <w:tabs>
-              <w:tab w:val="right" w:leader="dot" w:pos="9063"/>
-            </w:tabs>
-            <w:rPr>
-              <w:rFonts w:asciiTheme="minorHAnsi" w:eastAsiaTheme="minorEastAsia" w:hAnsiTheme="minorHAnsi" w:cstheme="minorBidi"/>
-              <w:noProof/>
-              <w:color w:val="auto"/>
-            </w:rPr>
-          </w:pPr>
-          <w:hyperlink w:anchor="_Toc226439996" w:history="1">
-            <w:r>
-              <w:rPr>
-                <w:rStyle w:val="Hypertextovodkaz"/>
-                <w:noProof/>
-              </w:rPr>
-              <w:t>2.</w:t>
-            </w:r>
-            <w:r>
-              <w:rPr>
-                <w:rStyle w:val="Hypertextovodkaz"/>
-                <w:noProof/>
-                <w:lang w:val="ru-RU"/>
-              </w:rPr>
-              <w:t>5</w:t>
-            </w:r>
-            <w:r>
-              <w:rPr>
-                <w:rStyle w:val="Hypertextovodkaz"/>
-                <w:noProof/>
-              </w:rPr>
-              <w:t>.6 Vizuální prezentace pro měsíc</w:t>
-            </w:r>
-            <w:r>
-              <w:rPr>
-                <w:noProof/>
-                <w:webHidden/>
-              </w:rPr>
-              <w:tab/>
-            </w:r>
-            <w:r>
-              <w:rPr>
-                <w:noProof/>
-                <w:webHidden/>
-              </w:rPr>
-              <w:fldChar w:fldCharType="begin"/>
-            </w:r>
-            <w:r>
-              <w:rPr>
-                <w:noProof/>
-                <w:webHidden/>
-              </w:rPr>
-              <w:instrText xml:space="preserve"> PAGEREF _Toc226439996 \h </w:instrText>
-            </w:r>
-            <w:r>
-              <w:rPr>
-                <w:noProof/>
-                <w:webHidden/>
-              </w:rPr>
-            </w:r>
-            <w:r>
-              <w:rPr>
-                <w:noProof/>
-                <w:webHidden/>
-              </w:rPr>
-              <w:fldChar w:fldCharType="separate"/>
-            </w:r>
-            <w:r>
-              <w:rPr>
-                <w:noProof/>
-                <w:webHidden/>
-              </w:rPr>
-              <w:t>44</w:t>
-            </w:r>
-            <w:r>
-              <w:rPr>
-                <w:noProof/>
-                <w:webHidden/>
-              </w:rPr>
-              <w:fldChar w:fldCharType="end"/>
-            </w:r>
-          </w:hyperlink>
-        </w:p>
-        <w:p>
-          <w:pPr>
-            <w:pStyle w:val="Obsah4"/>
-            <w:tabs>
-              <w:tab w:val="right" w:leader="dot" w:pos="9063"/>
-            </w:tabs>
-            <w:rPr>
-              <w:rFonts w:asciiTheme="minorHAnsi" w:eastAsiaTheme="minorEastAsia" w:hAnsiTheme="minorHAnsi" w:cstheme="minorBidi"/>
-              <w:noProof/>
-              <w:color w:val="auto"/>
-            </w:rPr>
-          </w:pPr>
-          <w:hyperlink w:anchor="_Toc226439997" w:history="1">
-            <w:r>
-              <w:rPr>
-                <w:rStyle w:val="Hypertextovodkaz"/>
-                <w:noProof/>
-              </w:rPr>
-              <w:t>2.</w:t>
-            </w:r>
-            <w:r>
-              <w:rPr>
-                <w:rStyle w:val="Hypertextovodkaz"/>
-                <w:noProof/>
-                <w:lang w:val="ru-RU"/>
-              </w:rPr>
-              <w:t>5</w:t>
-            </w:r>
-            <w:r>
-              <w:rPr>
-                <w:rStyle w:val="Hypertextovodkaz"/>
-                <w:noProof/>
-              </w:rPr>
-              <w:t>.7 Globální nastavení</w:t>
-            </w:r>
-            <w:r>
-              <w:rPr>
-                <w:noProof/>
-                <w:webHidden/>
-              </w:rPr>
-              <w:tab/>
-            </w:r>
-            <w:r>
-              <w:rPr>
-                <w:noProof/>
-                <w:webHidden/>
-              </w:rPr>
-              <w:fldChar w:fldCharType="begin"/>
-            </w:r>
-            <w:r>
-              <w:rPr>
-                <w:noProof/>
-                <w:webHidden/>
-              </w:rPr>
-              <w:instrText xml:space="preserve"> PAGEREF _Toc226439997 \h </w:instrText>
-            </w:r>
-            <w:r>
-              <w:rPr>
-                <w:noProof/>
-                <w:webHidden/>
-              </w:rPr>
-            </w:r>
-            <w:r>
-              <w:rPr>
-                <w:noProof/>
-                <w:webHidden/>
-              </w:rPr>
-              <w:fldChar w:fldCharType="separate"/>
-            </w:r>
-            <w:r>
-              <w:rPr>
-                <w:noProof/>
-                <w:webHidden/>
-              </w:rPr>
-              <w:t>45</w:t>
-            </w:r>
-            <w:r>
-              <w:rPr>
-                <w:noProof/>
-                <w:webHidden/>
-              </w:rPr>
-              <w:fldChar w:fldCharType="end"/>
-            </w:r>
-          </w:hyperlink>
-        </w:p>
-        <w:p>
-          <w:pPr>
-            <w:pStyle w:val="Obsah4"/>
-            <w:tabs>
-              <w:tab w:val="right" w:leader="dot" w:pos="9063"/>
-            </w:tabs>
-            <w:rPr>
-              <w:rFonts w:asciiTheme="minorHAnsi" w:eastAsiaTheme="minorEastAsia" w:hAnsiTheme="minorHAnsi" w:cstheme="minorBidi"/>
-              <w:noProof/>
-              <w:color w:val="auto"/>
-            </w:rPr>
-          </w:pPr>
-          <w:hyperlink w:anchor="_Toc226439998" w:history="1">
-            <w:r>
-              <w:rPr>
-                <w:rStyle w:val="Hypertextovodkaz"/>
-                <w:noProof/>
-              </w:rPr>
-              <w:t>2.</w:t>
-            </w:r>
-            <w:r>
-              <w:rPr>
-                <w:rStyle w:val="Hypertextovodkaz"/>
-                <w:noProof/>
-                <w:lang w:val="ru-RU"/>
-              </w:rPr>
-              <w:t>5</w:t>
-            </w:r>
-            <w:r>
-              <w:rPr>
-                <w:rStyle w:val="Hypertextovodkaz"/>
-                <w:noProof/>
-              </w:rPr>
-              <w:t>.8 Ukázka PDF</w:t>
-            </w:r>
-            <w:r>
-              <w:rPr>
-                <w:noProof/>
-                <w:webHidden/>
-              </w:rPr>
-              <w:tab/>
-            </w:r>
-            <w:r>
-              <w:rPr>
-                <w:noProof/>
-                <w:webHidden/>
-              </w:rPr>
-              <w:fldChar w:fldCharType="begin"/>
-            </w:r>
-            <w:r>
-              <w:rPr>
-                <w:noProof/>
-                <w:webHidden/>
-              </w:rPr>
-              <w:instrText xml:space="preserve"> PAGEREF _Toc226439998 \h </w:instrText>
-            </w:r>
-            <w:r>
-              <w:rPr>
-                <w:noProof/>
-                <w:webHidden/>
-              </w:rPr>
-            </w:r>
-            <w:r>
-              <w:rPr>
-                <w:noProof/>
-                <w:webHidden/>
-              </w:rPr>
-              <w:fldChar w:fldCharType="separate"/>
-            </w:r>
-            <w:r>
-              <w:rPr>
-                <w:noProof/>
-                <w:webHidden/>
-              </w:rPr>
-              <w:t>46</w:t>
-            </w:r>
-            <w:r>
-              <w:rPr>
-                <w:noProof/>
-                <w:webHidden/>
-              </w:rPr>
-              <w:fldChar w:fldCharType="end"/>
-            </w:r>
-          </w:hyperlink>
-        </w:p>
-        <w:p>
-          <w:pPr>
-            <w:pStyle w:val="Obsah4"/>
-            <w:tabs>
-              <w:tab w:val="right" w:leader="dot" w:pos="9063"/>
-            </w:tabs>
-            <w:rPr>
-              <w:rFonts w:asciiTheme="minorHAnsi" w:eastAsiaTheme="minorEastAsia" w:hAnsiTheme="minorHAnsi" w:cstheme="minorBidi"/>
-              <w:noProof/>
-              <w:color w:val="auto"/>
-            </w:rPr>
-          </w:pPr>
-          <w:hyperlink w:anchor="_Toc226439999" w:history="1">
-            <w:r>
-              <w:rPr>
-                <w:rStyle w:val="Hypertextovodkaz"/>
-                <w:noProof/>
-              </w:rPr>
-              <w:t>2.</w:t>
-            </w:r>
-            <w:r>
-              <w:rPr>
-                <w:rStyle w:val="Hypertextovodkaz"/>
-                <w:noProof/>
-                <w:lang w:val="ru-RU"/>
-              </w:rPr>
-              <w:t>5</w:t>
-            </w:r>
-            <w:r>
-              <w:rPr>
-                <w:rStyle w:val="Hypertextovodkaz"/>
-                <w:noProof/>
-              </w:rPr>
-              <w:t>.</w:t>
-            </w:r>
-            <w:r>
-              <w:rPr>
-                <w:rStyle w:val="Hypertextovodkaz"/>
-                <w:noProof/>
-                <w:lang w:val="ru-RU"/>
-              </w:rPr>
-              <w:t>9</w:t>
-            </w:r>
-            <w:r>
-              <w:rPr>
-                <w:rStyle w:val="Hypertextovodkaz"/>
-                <w:noProof/>
-              </w:rPr>
-              <w:t xml:space="preserve"> Shrnutí kapitoly</w:t>
-            </w:r>
-            <w:r>
-              <w:rPr>
-                <w:noProof/>
-                <w:webHidden/>
-              </w:rPr>
-              <w:tab/>
-            </w:r>
-            <w:r>
-              <w:rPr>
-                <w:noProof/>
-                <w:webHidden/>
-              </w:rPr>
-              <w:fldChar w:fldCharType="begin"/>
-            </w:r>
-            <w:r>
-              <w:rPr>
-                <w:noProof/>
-                <w:webHidden/>
-              </w:rPr>
-              <w:instrText xml:space="preserve"> PAGEREF _Toc226439999 \h </w:instrText>
-            </w:r>
-            <w:r>
-              <w:rPr>
-                <w:noProof/>
-                <w:webHidden/>
-              </w:rPr>
-            </w:r>
-            <w:r>
-              <w:rPr>
-                <w:noProof/>
-                <w:webHidden/>
-              </w:rPr>
-              <w:fldChar w:fldCharType="separate"/>
-            </w:r>
-            <w:r>
-              <w:rPr>
-                <w:noProof/>
-                <w:webHidden/>
-              </w:rPr>
-              <w:t>47</w:t>
-            </w:r>
-            <w:r>
-              <w:rPr>
-                <w:noProof/>
-                <w:webHidden/>
-              </w:rPr>
-              <w:fldChar w:fldCharType="end"/>
-            </w:r>
-          </w:hyperlink>
-        </w:p>
-        <w:p>
-          <w:pPr>
-            <w:pStyle w:val="Obsah2"/>
-            <w:tabs>
-              <w:tab w:val="right" w:leader="dot" w:pos="9063"/>
-            </w:tabs>
-            <w:rPr>
-              <w:rFonts w:asciiTheme="minorHAnsi" w:eastAsiaTheme="minorEastAsia" w:hAnsiTheme="minorHAnsi" w:cstheme="minorBidi"/>
-              <w:noProof/>
-              <w:color w:val="auto"/>
-            </w:rPr>
-          </w:pPr>
-          <w:hyperlink w:anchor="_Toc226440000" w:history="1">
-            <w:r>
-              <w:rPr>
-                <w:rStyle w:val="Hypertextovodkaz"/>
-                <w:noProof/>
-              </w:rPr>
-              <w:t>2.</w:t>
-            </w:r>
-            <w:r>
-              <w:rPr>
-                <w:rStyle w:val="Hypertextovodkaz"/>
-                <w:noProof/>
-                <w:lang w:val="ru-RU"/>
-              </w:rPr>
-              <w:t>6</w:t>
-            </w:r>
-            <w:r>
-              <w:rPr>
-                <w:rStyle w:val="Hypertextovodkaz"/>
-                <w:noProof/>
-              </w:rPr>
-              <w:t xml:space="preserve"> Algoritmy</w:t>
-            </w:r>
-            <w:r>
-              <w:rPr>
-                <w:noProof/>
-                <w:webHidden/>
-              </w:rPr>
-              <w:tab/>
-            </w:r>
-            <w:r>
-              <w:rPr>
-                <w:noProof/>
-                <w:webHidden/>
-              </w:rPr>
-              <w:fldChar w:fldCharType="begin"/>
-            </w:r>
-            <w:r>
-              <w:rPr>
-                <w:noProof/>
-                <w:webHidden/>
-              </w:rPr>
-              <w:instrText xml:space="preserve"> PAGEREF _Toc226440000 \h </w:instrText>
-            </w:r>
-            <w:r>
-              <w:rPr>
-                <w:noProof/>
-                <w:webHidden/>
-              </w:rPr>
-            </w:r>
-            <w:r>
-              <w:rPr>
-                <w:noProof/>
-                <w:webHidden/>
-              </w:rPr>
-              <w:fldChar w:fldCharType="separate"/>
-            </w:r>
-            <w:r>
-              <w:rPr>
-                <w:noProof/>
-                <w:webHidden/>
-              </w:rPr>
-              <w:t>47</w:t>
-            </w:r>
-            <w:r>
-              <w:rPr>
-                <w:noProof/>
-                <w:webHidden/>
-              </w:rPr>
-              <w:fldChar w:fldCharType="end"/>
-            </w:r>
-          </w:hyperlink>
-        </w:p>
-        <w:p>
-          <w:pPr>
-            <w:pStyle w:val="Obsah5"/>
-            <w:tabs>
-              <w:tab w:val="right" w:leader="dot" w:pos="9063"/>
-            </w:tabs>
-            <w:rPr>
-              <w:rFonts w:asciiTheme="minorHAnsi" w:eastAsiaTheme="minorEastAsia" w:hAnsiTheme="minorHAnsi" w:cstheme="minorBidi"/>
-              <w:noProof/>
-              <w:color w:val="auto"/>
-            </w:rPr>
-          </w:pPr>
-          <w:hyperlink w:anchor="_Toc226440001" w:history="1">
-            <w:r>
-              <w:rPr>
-                <w:rStyle w:val="Hypertextovodkaz"/>
-                <w:noProof/>
-              </w:rPr>
-              <w:t>2.</w:t>
-            </w:r>
-            <w:r>
-              <w:rPr>
-                <w:rStyle w:val="Hypertextovodkaz"/>
-                <w:noProof/>
-                <w:lang w:val="ru-RU"/>
-              </w:rPr>
-              <w:t>6</w:t>
-            </w:r>
-            <w:r>
-              <w:rPr>
-                <w:rStyle w:val="Hypertextovodkaz"/>
-                <w:noProof/>
-              </w:rPr>
-              <w:t>.1 Algoritmus vyrovnávání hodin</w:t>
-            </w:r>
-            <w:r>
-              <w:rPr>
-                <w:noProof/>
-                <w:webHidden/>
-              </w:rPr>
-              <w:tab/>
-            </w:r>
-            <w:r>
-              <w:rPr>
-                <w:noProof/>
-                <w:webHidden/>
-              </w:rPr>
-              <w:fldChar w:fldCharType="begin"/>
-            </w:r>
-            <w:r>
-              <w:rPr>
-                <w:noProof/>
-                <w:webHidden/>
-              </w:rPr>
-              <w:instrText xml:space="preserve"> PAGEREF _Toc226440001 \h </w:instrText>
-            </w:r>
-            <w:r>
-              <w:rPr>
-                <w:noProof/>
-                <w:webHidden/>
-              </w:rPr>
-            </w:r>
-            <w:r>
-              <w:rPr>
-                <w:noProof/>
-                <w:webHidden/>
-              </w:rPr>
-              <w:fldChar w:fldCharType="separate"/>
-            </w:r>
-            <w:r>
-              <w:rPr>
-                <w:noProof/>
-                <w:webHidden/>
-              </w:rPr>
-              <w:t>48</w:t>
-            </w:r>
-            <w:r>
-              <w:rPr>
-                <w:noProof/>
-                <w:webHidden/>
-              </w:rPr>
-              <w:fldChar w:fldCharType="end"/>
-            </w:r>
-          </w:hyperlink>
-        </w:p>
-        <w:p>
-          <w:pPr>
-            <w:pStyle w:val="Obsah5"/>
-            <w:tabs>
-              <w:tab w:val="right" w:leader="dot" w:pos="9063"/>
-            </w:tabs>
-            <w:rPr>
-              <w:rFonts w:asciiTheme="minorHAnsi" w:eastAsiaTheme="minorEastAsia" w:hAnsiTheme="minorHAnsi" w:cstheme="minorBidi"/>
-              <w:noProof/>
-              <w:color w:val="auto"/>
-            </w:rPr>
-          </w:pPr>
-          <w:hyperlink w:anchor="_Toc226440002" w:history="1">
-            <w:r>
-              <w:rPr>
-                <w:rStyle w:val="Hypertextovodkaz"/>
-                <w:noProof/>
-              </w:rPr>
-              <w:t>2.</w:t>
-            </w:r>
-            <w:r>
-              <w:rPr>
-                <w:rStyle w:val="Hypertextovodkaz"/>
-                <w:noProof/>
-                <w:lang w:val="ru-RU"/>
-              </w:rPr>
-              <w:t>6</w:t>
-            </w:r>
-            <w:r>
-              <w:rPr>
-                <w:rStyle w:val="Hypertextovodkaz"/>
-                <w:noProof/>
-              </w:rPr>
-              <w:t>.2 Algoritmus importu rozvrhu ze STAG</w:t>
-            </w:r>
-            <w:r>
-              <w:rPr>
-                <w:noProof/>
-                <w:webHidden/>
-              </w:rPr>
-              <w:tab/>
-            </w:r>
-            <w:r>
-              <w:rPr>
-                <w:noProof/>
-                <w:webHidden/>
-              </w:rPr>
-              <w:fldChar w:fldCharType="begin"/>
-            </w:r>
-            <w:r>
-              <w:rPr>
-                <w:noProof/>
-                <w:webHidden/>
-              </w:rPr>
-              <w:instrText xml:space="preserve"> PAGEREF _Toc226440002 \h </w:instrText>
-            </w:r>
-            <w:r>
-              <w:rPr>
-                <w:noProof/>
-                <w:webHidden/>
-              </w:rPr>
-            </w:r>
-            <w:r>
-              <w:rPr>
-                <w:noProof/>
-                <w:webHidden/>
-              </w:rPr>
-              <w:fldChar w:fldCharType="separate"/>
-            </w:r>
-            <w:r>
-              <w:rPr>
-                <w:noProof/>
-                <w:webHidden/>
-              </w:rPr>
-              <w:t>51</w:t>
-            </w:r>
-            <w:r>
-              <w:rPr>
-                <w:noProof/>
-                <w:webHidden/>
-              </w:rPr>
-              <w:fldChar w:fldCharType="end"/>
-            </w:r>
-          </w:hyperlink>
-        </w:p>
-        <w:p>
-          <w:pPr>
-            <w:pStyle w:val="Obsah2"/>
-            <w:tabs>
-              <w:tab w:val="right" w:leader="dot" w:pos="9063"/>
-            </w:tabs>
-            <w:rPr>
-              <w:rFonts w:asciiTheme="minorHAnsi" w:eastAsiaTheme="minorEastAsia" w:hAnsiTheme="minorHAnsi" w:cstheme="minorBidi"/>
-              <w:noProof/>
-              <w:color w:val="auto"/>
-            </w:rPr>
-          </w:pPr>
-          <w:hyperlink w:anchor="_Toc226440003" w:history="1">
-            <w:r>
-              <w:rPr>
-                <w:rStyle w:val="Hypertextovodkaz"/>
-                <w:noProof/>
-              </w:rPr>
-              <w:t>2.</w:t>
-            </w:r>
-            <w:r>
-              <w:rPr>
-                <w:rStyle w:val="Hypertextovodkaz"/>
-                <w:noProof/>
-                <w:lang w:val="ru-RU"/>
-              </w:rPr>
-              <w:t>7</w:t>
-            </w:r>
-            <w:r>
-              <w:rPr>
-                <w:rStyle w:val="Hypertextovodkaz"/>
-                <w:noProof/>
-              </w:rPr>
-              <w:t xml:space="preserve"> Testování aplikace</w:t>
-            </w:r>
-            <w:r>
-              <w:rPr>
-                <w:noProof/>
-                <w:webHidden/>
-              </w:rPr>
-              <w:tab/>
-            </w:r>
-            <w:r>
-              <w:rPr>
-                <w:noProof/>
-                <w:webHidden/>
-              </w:rPr>
-              <w:fldChar w:fldCharType="begin"/>
-            </w:r>
-            <w:r>
-              <w:rPr>
-                <w:noProof/>
-                <w:webHidden/>
-              </w:rPr>
-              <w:instrText xml:space="preserve"> PAGEREF _Toc226440003 \h </w:instrText>
-            </w:r>
-            <w:r>
-              <w:rPr>
-                <w:noProof/>
-                <w:webHidden/>
-              </w:rPr>
-            </w:r>
-            <w:r>
-              <w:rPr>
-                <w:noProof/>
-                <w:webHidden/>
-              </w:rPr>
-              <w:fldChar w:fldCharType="separate"/>
-            </w:r>
-            <w:r>
-              <w:rPr>
-                <w:noProof/>
-                <w:webHidden/>
-              </w:rPr>
-              <w:t>53</w:t>
-            </w:r>
-            <w:r>
-              <w:rPr>
-                <w:noProof/>
-                <w:webHidden/>
-              </w:rPr>
-              <w:fldChar w:fldCharType="end"/>
-            </w:r>
-          </w:hyperlink>
-        </w:p>
-        <w:p>
-          <w:pPr>
-            <w:pStyle w:val="Obsah5"/>
-            <w:tabs>
-              <w:tab w:val="right" w:leader="dot" w:pos="9063"/>
-            </w:tabs>
-            <w:rPr>
-              <w:rFonts w:asciiTheme="minorHAnsi" w:eastAsiaTheme="minorEastAsia" w:hAnsiTheme="minorHAnsi" w:cstheme="minorBidi"/>
-              <w:noProof/>
-              <w:color w:val="auto"/>
-            </w:rPr>
-          </w:pPr>
-          <w:hyperlink w:anchor="_Toc226440004" w:history="1">
-            <w:r>
-              <w:rPr>
-                <w:rStyle w:val="Hypertextovodkaz"/>
-                <w:noProof/>
-              </w:rPr>
-              <w:t>2.</w:t>
-            </w:r>
-            <w:r>
-              <w:rPr>
-                <w:rStyle w:val="Hypertextovodkaz"/>
-                <w:noProof/>
-                <w:lang w:val="ru-RU"/>
-              </w:rPr>
-              <w:t>7</w:t>
-            </w:r>
-            <w:r>
-              <w:rPr>
-                <w:rStyle w:val="Hypertextovodkaz"/>
-                <w:noProof/>
-              </w:rPr>
-              <w:t>.1 Cíl a kritéria přijetí</w:t>
-            </w:r>
-            <w:r>
-              <w:rPr>
-                <w:noProof/>
-                <w:webHidden/>
-              </w:rPr>
-              <w:tab/>
-            </w:r>
-            <w:r>
-              <w:rPr>
-                <w:noProof/>
-                <w:webHidden/>
-              </w:rPr>
-              <w:fldChar w:fldCharType="begin"/>
-            </w:r>
-            <w:r>
-              <w:rPr>
-                <w:noProof/>
-                <w:webHidden/>
-              </w:rPr>
-              <w:instrText xml:space="preserve"> PAGEREF _Toc226440004 \h </w:instrText>
-            </w:r>
-            <w:r>
-              <w:rPr>
-                <w:noProof/>
-                <w:webHidden/>
-              </w:rPr>
-            </w:r>
-            <w:r>
-              <w:rPr>
-                <w:noProof/>
-                <w:webHidden/>
-              </w:rPr>
-              <w:fldChar w:fldCharType="separate"/>
-            </w:r>
-            <w:r>
-              <w:rPr>
-                <w:noProof/>
-                <w:webHidden/>
-              </w:rPr>
-              <w:t>54</w:t>
-            </w:r>
-            <w:r>
-              <w:rPr>
-                <w:noProof/>
-                <w:webHidden/>
-              </w:rPr>
-              <w:fldChar w:fldCharType="end"/>
-            </w:r>
-          </w:hyperlink>
-        </w:p>
-        <w:p>
-          <w:pPr>
-            <w:pStyle w:val="Obsah4"/>
-            <w:tabs>
-              <w:tab w:val="right" w:leader="dot" w:pos="9063"/>
-            </w:tabs>
-            <w:rPr>
-              <w:rFonts w:asciiTheme="minorHAnsi" w:eastAsiaTheme="minorEastAsia" w:hAnsiTheme="minorHAnsi" w:cstheme="minorBidi"/>
-              <w:noProof/>
-              <w:color w:val="auto"/>
-            </w:rPr>
-          </w:pPr>
-          <w:hyperlink w:anchor="_Toc226440005" w:history="1">
-            <w:r>
-              <w:rPr>
-                <w:rStyle w:val="Hypertextovodkaz"/>
-                <w:noProof/>
-              </w:rPr>
-              <w:t>2.</w:t>
-            </w:r>
-            <w:r>
-              <w:rPr>
-                <w:rStyle w:val="Hypertextovodkaz"/>
-                <w:noProof/>
-                <w:lang w:val="ru-RU"/>
-              </w:rPr>
-              <w:t>7</w:t>
-            </w:r>
-            <w:r>
-              <w:rPr>
-                <w:rStyle w:val="Hypertextovodkaz"/>
-                <w:noProof/>
-              </w:rPr>
-              <w:t>.2 Testovací prostředí</w:t>
-            </w:r>
-            <w:r>
-              <w:rPr>
-                <w:noProof/>
-                <w:webHidden/>
-              </w:rPr>
-              <w:tab/>
-            </w:r>
-            <w:r>
-              <w:rPr>
-                <w:noProof/>
-                <w:webHidden/>
-              </w:rPr>
-              <w:fldChar w:fldCharType="begin"/>
-            </w:r>
-            <w:r>
-              <w:rPr>
-                <w:noProof/>
-                <w:webHidden/>
-              </w:rPr>
-              <w:instrText xml:space="preserve"> PAGEREF _Toc226440005 \h </w:instrText>
-            </w:r>
-            <w:r>
-              <w:rPr>
-                <w:noProof/>
-                <w:webHidden/>
-              </w:rPr>
-            </w:r>
-            <w:r>
-              <w:rPr>
-                <w:noProof/>
-                <w:webHidden/>
-              </w:rPr>
-              <w:fldChar w:fldCharType="separate"/>
-            </w:r>
-            <w:r>
-              <w:rPr>
-                <w:noProof/>
-                <w:webHidden/>
-              </w:rPr>
-              <w:t>54</w:t>
-            </w:r>
-            <w:r>
-              <w:rPr>
-                <w:noProof/>
-                <w:webHidden/>
-              </w:rPr>
-              <w:fldChar w:fldCharType="end"/>
-            </w:r>
-          </w:hyperlink>
-        </w:p>
-        <w:p>
-          <w:pPr>
-            <w:pStyle w:val="Obsah4"/>
-            <w:tabs>
-              <w:tab w:val="right" w:leader="dot" w:pos="9063"/>
-            </w:tabs>
-            <w:rPr>
-              <w:rFonts w:asciiTheme="minorHAnsi" w:eastAsiaTheme="minorEastAsia" w:hAnsiTheme="minorHAnsi" w:cstheme="minorBidi"/>
-              <w:noProof/>
-              <w:color w:val="auto"/>
-            </w:rPr>
-          </w:pPr>
-          <w:hyperlink w:anchor="_Toc226440006" w:history="1">
-            <w:r>
-              <w:rPr>
-                <w:rStyle w:val="Hypertextovodkaz"/>
-                <w:noProof/>
-              </w:rPr>
-              <w:t>2.</w:t>
-            </w:r>
-            <w:r>
-              <w:rPr>
-                <w:rStyle w:val="Hypertextovodkaz"/>
-                <w:noProof/>
-                <w:lang w:val="ru-RU"/>
-              </w:rPr>
-              <w:t>7</w:t>
-            </w:r>
-            <w:r>
-              <w:rPr>
-                <w:rStyle w:val="Hypertextovodkaz"/>
-                <w:noProof/>
-              </w:rPr>
-              <w:t>.3 Metodika testování</w:t>
-            </w:r>
-            <w:r>
-              <w:rPr>
-                <w:noProof/>
-                <w:webHidden/>
-              </w:rPr>
-              <w:tab/>
-            </w:r>
-            <w:r>
-              <w:rPr>
-                <w:noProof/>
-                <w:webHidden/>
-              </w:rPr>
-              <w:fldChar w:fldCharType="begin"/>
-            </w:r>
-            <w:r>
-              <w:rPr>
-                <w:noProof/>
-                <w:webHidden/>
-              </w:rPr>
-              <w:instrText xml:space="preserve"> PAGEREF _Toc226440006 \h </w:instrText>
-            </w:r>
-            <w:r>
-              <w:rPr>
-                <w:noProof/>
-                <w:webHidden/>
-              </w:rPr>
-            </w:r>
-            <w:r>
-              <w:rPr>
-                <w:noProof/>
-                <w:webHidden/>
-              </w:rPr>
-              <w:fldChar w:fldCharType="separate"/>
-            </w:r>
-            <w:r>
-              <w:rPr>
-                <w:noProof/>
-                <w:webHidden/>
-              </w:rPr>
-              <w:t>54</w:t>
-            </w:r>
-            <w:r>
-              <w:rPr>
-                <w:noProof/>
-                <w:webHidden/>
-              </w:rPr>
-              <w:fldChar w:fldCharType="end"/>
-            </w:r>
-          </w:hyperlink>
-        </w:p>
-        <w:p>
-          <w:pPr>
-            <w:pStyle w:val="Obsah4"/>
-            <w:tabs>
-              <w:tab w:val="right" w:leader="dot" w:pos="9063"/>
-            </w:tabs>
-            <w:rPr>
-              <w:rFonts w:asciiTheme="minorHAnsi" w:eastAsiaTheme="minorEastAsia" w:hAnsiTheme="minorHAnsi" w:cstheme="minorBidi"/>
-              <w:noProof/>
-              <w:color w:val="auto"/>
-            </w:rPr>
-          </w:pPr>
-          <w:hyperlink w:anchor="_Toc226440007" w:history="1">
-            <w:r>
-              <w:rPr>
-                <w:rStyle w:val="Hypertextovodkaz"/>
-                <w:noProof/>
-              </w:rPr>
-              <w:t>2.</w:t>
-            </w:r>
-            <w:r>
-              <w:rPr>
-                <w:rStyle w:val="Hypertextovodkaz"/>
-                <w:noProof/>
-                <w:lang w:val="ru-RU"/>
-              </w:rPr>
-              <w:t>7</w:t>
-            </w:r>
-            <w:r>
-              <w:rPr>
-                <w:rStyle w:val="Hypertextovodkaz"/>
-                <w:noProof/>
-              </w:rPr>
-              <w:t>.4 Předpokládané rozdíly mezi platformami</w:t>
-            </w:r>
-            <w:r>
-              <w:rPr>
-                <w:noProof/>
-                <w:webHidden/>
-              </w:rPr>
-              <w:tab/>
-            </w:r>
-            <w:r>
-              <w:rPr>
-                <w:noProof/>
-                <w:webHidden/>
-              </w:rPr>
-              <w:fldChar w:fldCharType="begin"/>
-            </w:r>
-            <w:r>
-              <w:rPr>
-                <w:noProof/>
-                <w:webHidden/>
-              </w:rPr>
-              <w:instrText xml:space="preserve"> PAGEREF _Toc226440007 \h </w:instrText>
-            </w:r>
-            <w:r>
-              <w:rPr>
-                <w:noProof/>
-                <w:webHidden/>
-              </w:rPr>
-            </w:r>
-            <w:r>
-              <w:rPr>
-                <w:noProof/>
-                <w:webHidden/>
-              </w:rPr>
-              <w:fldChar w:fldCharType="separate"/>
-            </w:r>
-            <w:r>
-              <w:rPr>
-                <w:noProof/>
-                <w:webHidden/>
-              </w:rPr>
-              <w:t>55</w:t>
-            </w:r>
-            <w:r>
-              <w:rPr>
-                <w:noProof/>
-                <w:webHidden/>
-              </w:rPr>
-              <w:fldChar w:fldCharType="end"/>
-            </w:r>
-          </w:hyperlink>
-        </w:p>
-        <w:p>
-          <w:pPr>
-            <w:pStyle w:val="Obsah4"/>
-            <w:tabs>
-              <w:tab w:val="right" w:leader="dot" w:pos="9063"/>
-            </w:tabs>
-            <w:rPr>
-              <w:rFonts w:asciiTheme="minorHAnsi" w:eastAsiaTheme="minorEastAsia" w:hAnsiTheme="minorHAnsi" w:cstheme="minorBidi"/>
-              <w:noProof/>
-              <w:color w:val="auto"/>
-            </w:rPr>
-          </w:pPr>
-          <w:hyperlink w:anchor="_Toc226440008" w:history="1">
-            <w:r>
-              <w:rPr>
-                <w:rStyle w:val="Hypertextovodkaz"/>
-                <w:noProof/>
-              </w:rPr>
-              <w:t>2.</w:t>
-            </w:r>
-            <w:r>
-              <w:rPr>
-                <w:rStyle w:val="Hypertextovodkaz"/>
-                <w:noProof/>
-                <w:lang w:val="ru-RU"/>
-              </w:rPr>
-              <w:t>7</w:t>
-            </w:r>
-            <w:r>
-              <w:rPr>
-                <w:rStyle w:val="Hypertextovodkaz"/>
-                <w:noProof/>
-              </w:rPr>
-              <w:t>.5 Testovací scénáře</w:t>
-            </w:r>
-            <w:r>
-              <w:rPr>
-                <w:noProof/>
-                <w:webHidden/>
-              </w:rPr>
-              <w:tab/>
-            </w:r>
-            <w:r>
-              <w:rPr>
-                <w:noProof/>
-                <w:webHidden/>
-              </w:rPr>
-              <w:fldChar w:fldCharType="begin"/>
-            </w:r>
-            <w:r>
-              <w:rPr>
-                <w:noProof/>
-                <w:webHidden/>
-              </w:rPr>
-              <w:instrText xml:space="preserve"> PAGEREF _Toc226440008 \h </w:instrText>
-            </w:r>
-            <w:r>
-              <w:rPr>
-                <w:noProof/>
-                <w:webHidden/>
-              </w:rPr>
-            </w:r>
-            <w:r>
-              <w:rPr>
-                <w:noProof/>
-                <w:webHidden/>
-              </w:rPr>
-              <w:fldChar w:fldCharType="separate"/>
-            </w:r>
-            <w:r>
-              <w:rPr>
-                <w:noProof/>
-                <w:webHidden/>
-              </w:rPr>
-              <w:t>55</w:t>
-            </w:r>
-            <w:r>
-              <w:rPr>
-                <w:noProof/>
-                <w:webHidden/>
-              </w:rPr>
-              <w:fldChar w:fldCharType="end"/>
-            </w:r>
-          </w:hyperlink>
-        </w:p>
-        <w:p>
-          <w:pPr>
-            <w:pStyle w:val="Obsah4"/>
-            <w:tabs>
-              <w:tab w:val="right" w:leader="dot" w:pos="9063"/>
-            </w:tabs>
-            <w:rPr>
-              <w:rFonts w:asciiTheme="minorHAnsi" w:eastAsiaTheme="minorEastAsia" w:hAnsiTheme="minorHAnsi" w:cstheme="minorBidi"/>
-              <w:noProof/>
-              <w:color w:val="auto"/>
-            </w:rPr>
-          </w:pPr>
-          <w:hyperlink w:anchor="_Toc226440009" w:history="1">
-            <w:r>
-              <w:rPr>
-                <w:rStyle w:val="Hypertextovodkaz"/>
-                <w:noProof/>
-              </w:rPr>
-              <w:t>2.</w:t>
-            </w:r>
-            <w:r>
-              <w:rPr>
-                <w:rStyle w:val="Hypertextovodkaz"/>
-                <w:noProof/>
-                <w:lang w:val="ru-RU"/>
-              </w:rPr>
-              <w:t>7</w:t>
-            </w:r>
-            <w:r>
-              <w:rPr>
-                <w:rStyle w:val="Hypertextovodkaz"/>
-                <w:noProof/>
-              </w:rPr>
-              <w:t>.6 Souhrnná tabulka testů</w:t>
-            </w:r>
-            <w:r>
-              <w:rPr>
-                <w:noProof/>
-                <w:webHidden/>
-              </w:rPr>
-              <w:tab/>
-            </w:r>
-            <w:r>
-              <w:rPr>
-                <w:noProof/>
-                <w:webHidden/>
-              </w:rPr>
-              <w:fldChar w:fldCharType="begin"/>
-            </w:r>
-            <w:r>
-              <w:rPr>
-                <w:noProof/>
-                <w:webHidden/>
-              </w:rPr>
-              <w:instrText xml:space="preserve"> PAGEREF _Toc226440009 \h </w:instrText>
-            </w:r>
-            <w:r>
-              <w:rPr>
-                <w:noProof/>
-                <w:webHidden/>
-              </w:rPr>
-            </w:r>
-            <w:r>
-              <w:rPr>
-                <w:noProof/>
-                <w:webHidden/>
-              </w:rPr>
-              <w:fldChar w:fldCharType="separate"/>
-            </w:r>
-            <w:r>
-              <w:rPr>
-                <w:noProof/>
-                <w:webHidden/>
-              </w:rPr>
-              <w:t>56</w:t>
-            </w:r>
-            <w:r>
-              <w:rPr>
-                <w:noProof/>
-                <w:webHidden/>
-              </w:rPr>
-              <w:fldChar w:fldCharType="end"/>
-            </w:r>
-          </w:hyperlink>
-        </w:p>
-        <w:p>
-          <w:pPr>
-            <w:pStyle w:val="Obsah4"/>
-            <w:tabs>
-              <w:tab w:val="right" w:leader="dot" w:pos="9063"/>
-            </w:tabs>
-            <w:rPr>
-              <w:rFonts w:asciiTheme="minorHAnsi" w:eastAsiaTheme="minorEastAsia" w:hAnsiTheme="minorHAnsi" w:cstheme="minorBidi"/>
-              <w:noProof/>
-              <w:color w:val="auto"/>
-            </w:rPr>
-          </w:pPr>
-          <w:hyperlink w:anchor="_Toc226440010" w:history="1">
-            <w:r>
-              <w:rPr>
-                <w:rStyle w:val="Hypertextovodkaz"/>
-                <w:noProof/>
-              </w:rPr>
-              <w:t>2.</w:t>
-            </w:r>
-            <w:r>
-              <w:rPr>
-                <w:rStyle w:val="Hypertextovodkaz"/>
-                <w:noProof/>
-                <w:lang w:val="ru-RU"/>
-              </w:rPr>
-              <w:t>7</w:t>
-            </w:r>
-            <w:r>
-              <w:rPr>
-                <w:rStyle w:val="Hypertextovodkaz"/>
-                <w:noProof/>
-              </w:rPr>
-              <w:t>.7 Shrnutí testování a známá omezení</w:t>
-            </w:r>
-            <w:r>
-              <w:rPr>
-                <w:noProof/>
-                <w:webHidden/>
-              </w:rPr>
-              <w:tab/>
-            </w:r>
-            <w:r>
-              <w:rPr>
-                <w:noProof/>
-                <w:webHidden/>
-              </w:rPr>
-              <w:fldChar w:fldCharType="begin"/>
-            </w:r>
-            <w:r>
-              <w:rPr>
-                <w:noProof/>
-                <w:webHidden/>
-              </w:rPr>
-              <w:instrText xml:space="preserve"> PAGEREF _Toc226440010 \h </w:instrText>
+              <w:instrText xml:space="preserve"> PAGEREF _Toc226488856 \h </w:instrText>
             </w:r>
             <w:r>
               <w:rPr>
@@ -7542,7 +6519,7 @@
               <w:color w:val="auto"/>
             </w:rPr>
           </w:pPr>
-          <w:hyperlink w:anchor="_Toc226440011" w:history="1">
+          <w:hyperlink w:anchor="_Toc226488857" w:history="1">
             <w:r>
               <w:rPr>
                 <w:rStyle w:val="Hypertextovodkaz"/>
@@ -7569,7 +6546,7 @@
                 <w:noProof/>
                 <w:webHidden/>
               </w:rPr>
-              <w:instrText xml:space="preserve"> PAGEREF _Toc226440011 \h </w:instrText>
+              <w:instrText xml:space="preserve"> PAGEREF _Toc226488857 \h </w:instrText>
             </w:r>
             <w:r>
               <w:rPr>
@@ -7612,7 +6589,7 @@
               <w:color w:val="auto"/>
             </w:rPr>
           </w:pPr>
-          <w:hyperlink w:anchor="_Toc226440012" w:history="1">
+          <w:hyperlink w:anchor="_Toc226488858" w:history="1">
             <w:r>
               <w:rPr>
                 <w:rStyle w:val="Hypertextovodkaz"/>
@@ -7639,7 +6616,7 @@
                 <w:noProof/>
                 <w:webHidden/>
               </w:rPr>
-              <w:instrText xml:space="preserve"> PAGEREF _Toc226440012 \h </w:instrText>
+              <w:instrText xml:space="preserve"> PAGEREF _Toc226488858 \h </w:instrText>
             </w:r>
             <w:r>
               <w:rPr>
@@ -7714,7 +6691,7 @@
         <w:pStyle w:val="Nadpis1"/>
         <w:ind w:left="-5"/>
       </w:pPr>
-      <w:bookmarkStart w:id="0" w:name="_Toc226439945"/>
+      <w:bookmarkStart w:id="0" w:name="_Toc226488799"/>
       <w:r>
         <w:lastRenderedPageBreak/>
         <w:t>SEZNAM ILUSTRACÍ</w:t>
@@ -7751,7 +6728,9 @@
           <w:tab w:val="right" w:leader="dot" w:pos="9063"/>
         </w:tabs>
         <w:rPr>
+          <w:rFonts w:asciiTheme="minorHAnsi" w:eastAsiaTheme="minorEastAsia" w:hAnsiTheme="minorHAnsi" w:cstheme="minorBidi"/>
           <w:noProof/>
+          <w:color w:val="auto"/>
         </w:rPr>
       </w:pPr>
       <w:r>
@@ -7763,7 +6742,7 @@
       <w:r>
         <w:fldChar w:fldCharType="separate"/>
       </w:r>
-      <w:hyperlink w:anchor="_Toc226439896" w:history="1">
+      <w:hyperlink w:anchor="_Toc226488776" w:history="1">
         <w:r>
           <w:rPr>
             <w:rStyle w:val="Hypertextovodkaz"/>
@@ -7798,7 +6777,7 @@
             <w:noProof/>
             <w:webHidden/>
           </w:rPr>
-          <w:instrText xml:space="preserve"> PAGEREF _Toc226439896 \h </w:instrText>
+          <w:instrText xml:space="preserve"> PAGEREF _Toc226488776 \h </w:instrText>
         </w:r>
         <w:r>
           <w:rPr>
@@ -7818,7 +6797,7 @@
             <w:noProof/>
             <w:webHidden/>
           </w:rPr>
-          <w:t>15</w:t>
+          <w:t>16</w:t>
         </w:r>
         <w:r>
           <w:rPr>
@@ -7836,10 +6815,12 @@
           <w:tab w:val="right" w:leader="dot" w:pos="9063"/>
         </w:tabs>
         <w:rPr>
+          <w:rFonts w:asciiTheme="minorHAnsi" w:eastAsiaTheme="minorEastAsia" w:hAnsiTheme="minorHAnsi" w:cstheme="minorBidi"/>
           <w:noProof/>
-        </w:rPr>
-      </w:pPr>
-      <w:hyperlink w:anchor="_Toc226439897" w:history="1">
+          <w:color w:val="auto"/>
+        </w:rPr>
+      </w:pPr>
+      <w:hyperlink w:anchor="_Toc226488777" w:history="1">
         <w:r>
           <w:rPr>
             <w:rStyle w:val="Hypertextovodkaz"/>
@@ -7874,7 +6855,7 @@
             <w:noProof/>
             <w:webHidden/>
           </w:rPr>
-          <w:instrText xml:space="preserve"> PAGEREF _Toc226439897 \h </w:instrText>
+          <w:instrText xml:space="preserve"> PAGEREF _Toc226488777 \h </w:instrText>
         </w:r>
         <w:r>
           <w:rPr>
@@ -7894,7 +6875,7 @@
             <w:noProof/>
             <w:webHidden/>
           </w:rPr>
-          <w:t>19</w:t>
+          <w:t>20</w:t>
         </w:r>
         <w:r>
           <w:rPr>
@@ -7912,10 +6893,12 @@
           <w:tab w:val="right" w:leader="dot" w:pos="9063"/>
         </w:tabs>
         <w:rPr>
+          <w:rFonts w:asciiTheme="minorHAnsi" w:eastAsiaTheme="minorEastAsia" w:hAnsiTheme="minorHAnsi" w:cstheme="minorBidi"/>
           <w:noProof/>
-        </w:rPr>
-      </w:pPr>
-      <w:hyperlink w:anchor="_Toc226439898" w:history="1">
+          <w:color w:val="auto"/>
+        </w:rPr>
+      </w:pPr>
+      <w:hyperlink w:anchor="_Toc226488778" w:history="1">
         <w:r>
           <w:rPr>
             <w:rStyle w:val="Hypertextovodkaz"/>
@@ -7929,7 +6912,15 @@
             <w:noProof/>
             <w:lang w:val="ru-RU"/>
           </w:rPr>
-          <w:t xml:space="preserve"> Architektura MVС</w:t>
+          <w:t xml:space="preserve"> Architektura </w:t>
+        </w:r>
+        <w:r>
+          <w:rPr>
+            <w:rStyle w:val="Hypertextovodkaz"/>
+            <w:noProof/>
+            <w:lang w:val="en-US"/>
+          </w:rPr>
+          <w:t>MVC</w:t>
         </w:r>
         <w:r>
           <w:rPr>
@@ -7950,7 +6941,7 @@
             <w:noProof/>
             <w:webHidden/>
           </w:rPr>
-          <w:instrText xml:space="preserve"> PAGEREF _Toc226439898 \h </w:instrText>
+          <w:instrText xml:space="preserve"> PAGEREF _Toc226488778 \h </w:instrText>
         </w:r>
         <w:r>
           <w:rPr>
@@ -7970,7 +6961,7 @@
             <w:noProof/>
             <w:webHidden/>
           </w:rPr>
-          <w:t>20</w:t>
+          <w:t>21</w:t>
         </w:r>
         <w:r>
           <w:rPr>
@@ -7988,10 +6979,12 @@
           <w:tab w:val="right" w:leader="dot" w:pos="9063"/>
         </w:tabs>
         <w:rPr>
+          <w:rFonts w:asciiTheme="minorHAnsi" w:eastAsiaTheme="minorEastAsia" w:hAnsiTheme="minorHAnsi" w:cstheme="minorBidi"/>
           <w:noProof/>
-        </w:rPr>
-      </w:pPr>
-      <w:hyperlink w:anchor="_Toc226439899" w:history="1">
+          <w:color w:val="auto"/>
+        </w:rPr>
+      </w:pPr>
+      <w:hyperlink w:anchor="_Toc226488779" w:history="1">
         <w:r>
           <w:rPr>
             <w:rStyle w:val="Hypertextovodkaz"/>
@@ -8033,7 +7026,7 @@
             <w:noProof/>
             <w:webHidden/>
           </w:rPr>
-          <w:instrText xml:space="preserve"> PAGEREF _Toc226439899 \h </w:instrText>
+          <w:instrText xml:space="preserve"> PAGEREF _Toc226488779 \h </w:instrText>
         </w:r>
         <w:r>
           <w:rPr>
@@ -8053,7 +7046,7 @@
             <w:noProof/>
             <w:webHidden/>
           </w:rPr>
-          <w:t>29</w:t>
+          <w:t>30</w:t>
         </w:r>
         <w:r>
           <w:rPr>
@@ -8071,10 +7064,12 @@
           <w:tab w:val="right" w:leader="dot" w:pos="9063"/>
         </w:tabs>
         <w:rPr>
+          <w:rFonts w:asciiTheme="minorHAnsi" w:eastAsiaTheme="minorEastAsia" w:hAnsiTheme="minorHAnsi" w:cstheme="minorBidi"/>
           <w:noProof/>
-        </w:rPr>
-      </w:pPr>
-      <w:hyperlink w:anchor="_Toc226439900" w:history="1">
+          <w:color w:val="auto"/>
+        </w:rPr>
+      </w:pPr>
+      <w:hyperlink w:anchor="_Toc226488780" w:history="1">
         <w:r>
           <w:rPr>
             <w:rStyle w:val="Hypertextovodkaz"/>
@@ -8095,7 +7090,7 @@
             <w:rStyle w:val="Hypertextovodkaz"/>
             <w:noProof/>
           </w:rPr>
-          <w:t>Ukázka kódu třídy AppDbContex</w:t>
+          <w:t>Ukázka třídy AppDbContext</w:t>
         </w:r>
         <w:r>
           <w:rPr>
@@ -8116,7 +7111,7 @@
             <w:noProof/>
             <w:webHidden/>
           </w:rPr>
-          <w:instrText xml:space="preserve"> PAGEREF _Toc226439900 \h </w:instrText>
+          <w:instrText xml:space="preserve"> PAGEREF _Toc226488780 \h </w:instrText>
         </w:r>
         <w:r>
           <w:rPr>
@@ -8136,7 +7131,7 @@
             <w:noProof/>
             <w:webHidden/>
           </w:rPr>
-          <w:t>30</w:t>
+          <w:t>32</w:t>
         </w:r>
         <w:r>
           <w:rPr>
@@ -8154,10 +7149,12 @@
           <w:tab w:val="right" w:leader="dot" w:pos="9063"/>
         </w:tabs>
         <w:rPr>
+          <w:rFonts w:asciiTheme="minorHAnsi" w:eastAsiaTheme="minorEastAsia" w:hAnsiTheme="minorHAnsi" w:cstheme="minorBidi"/>
           <w:noProof/>
-        </w:rPr>
-      </w:pPr>
-      <w:hyperlink w:anchor="_Toc226439901" w:history="1">
+          <w:color w:val="auto"/>
+        </w:rPr>
+      </w:pPr>
+      <w:hyperlink w:anchor="_Toc226488781" w:history="1">
         <w:r>
           <w:rPr>
             <w:rStyle w:val="Hypertextovodkaz"/>
@@ -8192,7 +7189,7 @@
             <w:noProof/>
             <w:webHidden/>
           </w:rPr>
-          <w:instrText xml:space="preserve"> PAGEREF _Toc226439901 \h </w:instrText>
+          <w:instrText xml:space="preserve"> PAGEREF _Toc226488781 \h </w:instrText>
         </w:r>
         <w:r>
           <w:rPr>
@@ -8212,7 +7209,7 @@
             <w:noProof/>
             <w:webHidden/>
           </w:rPr>
-          <w:t>33</w:t>
+          <w:t>34</w:t>
         </w:r>
         <w:r>
           <w:rPr>
@@ -8230,10 +7227,12 @@
           <w:tab w:val="right" w:leader="dot" w:pos="9063"/>
         </w:tabs>
         <w:rPr>
+          <w:rFonts w:asciiTheme="minorHAnsi" w:eastAsiaTheme="minorEastAsia" w:hAnsiTheme="minorHAnsi" w:cstheme="minorBidi"/>
           <w:noProof/>
-        </w:rPr>
-      </w:pPr>
-      <w:hyperlink w:anchor="_Toc226439902" w:history="1">
+          <w:color w:val="auto"/>
+        </w:rPr>
+      </w:pPr>
+      <w:hyperlink w:anchor="_Toc226488782" w:history="1">
         <w:r>
           <w:rPr>
             <w:rStyle w:val="Hypertextovodkaz"/>
@@ -8268,7 +7267,7 @@
             <w:noProof/>
             <w:webHidden/>
           </w:rPr>
-          <w:instrText xml:space="preserve"> PAGEREF _Toc226439902 \h </w:instrText>
+          <w:instrText xml:space="preserve"> PAGEREF _Toc226488782 \h </w:instrText>
         </w:r>
         <w:r>
           <w:rPr>
@@ -8288,7 +7287,7 @@
             <w:noProof/>
             <w:webHidden/>
           </w:rPr>
-          <w:t>34</w:t>
+          <w:t>35</w:t>
         </w:r>
         <w:r>
           <w:rPr>
@@ -8306,10 +7305,12 @@
           <w:tab w:val="right" w:leader="dot" w:pos="9063"/>
         </w:tabs>
         <w:rPr>
+          <w:rFonts w:asciiTheme="minorHAnsi" w:eastAsiaTheme="minorEastAsia" w:hAnsiTheme="minorHAnsi" w:cstheme="minorBidi"/>
           <w:noProof/>
-        </w:rPr>
-      </w:pPr>
-      <w:hyperlink w:anchor="_Toc226439903" w:history="1">
+          <w:color w:val="auto"/>
+        </w:rPr>
+      </w:pPr>
+      <w:hyperlink w:anchor="_Toc226488783" w:history="1">
         <w:r>
           <w:rPr>
             <w:rStyle w:val="Hypertextovodkaz"/>
@@ -8344,7 +7345,7 @@
             <w:noProof/>
             <w:webHidden/>
           </w:rPr>
-          <w:instrText xml:space="preserve"> PAGEREF _Toc226439903 \h </w:instrText>
+          <w:instrText xml:space="preserve"> PAGEREF _Toc226488783 \h </w:instrText>
         </w:r>
         <w:r>
           <w:rPr>
@@ -8364,7 +7365,7 @@
             <w:noProof/>
             <w:webHidden/>
           </w:rPr>
-          <w:t>35</w:t>
+          <w:t>36</w:t>
         </w:r>
         <w:r>
           <w:rPr>
@@ -8382,10 +7383,12 @@
           <w:tab w:val="right" w:leader="dot" w:pos="9063"/>
         </w:tabs>
         <w:rPr>
+          <w:rFonts w:asciiTheme="minorHAnsi" w:eastAsiaTheme="minorEastAsia" w:hAnsiTheme="minorHAnsi" w:cstheme="minorBidi"/>
           <w:noProof/>
-        </w:rPr>
-      </w:pPr>
-      <w:hyperlink w:anchor="_Toc226439904" w:history="1">
+          <w:color w:val="auto"/>
+        </w:rPr>
+      </w:pPr>
+      <w:hyperlink w:anchor="_Toc226488784" w:history="1">
         <w:r>
           <w:rPr>
             <w:rStyle w:val="Hypertextovodkaz"/>
@@ -8420,7 +7423,7 @@
             <w:noProof/>
             <w:webHidden/>
           </w:rPr>
-          <w:instrText xml:space="preserve"> PAGEREF _Toc226439904 \h </w:instrText>
+          <w:instrText xml:space="preserve"> PAGEREF _Toc226488784 \h </w:instrText>
         </w:r>
         <w:r>
           <w:rPr>
@@ -8440,7 +7443,7 @@
             <w:noProof/>
             <w:webHidden/>
           </w:rPr>
-          <w:t>36</w:t>
+          <w:t>37</w:t>
         </w:r>
         <w:r>
           <w:rPr>
@@ -8458,10 +7461,12 @@
           <w:tab w:val="right" w:leader="dot" w:pos="9063"/>
         </w:tabs>
         <w:rPr>
+          <w:rFonts w:asciiTheme="minorHAnsi" w:eastAsiaTheme="minorEastAsia" w:hAnsiTheme="minorHAnsi" w:cstheme="minorBidi"/>
           <w:noProof/>
-        </w:rPr>
-      </w:pPr>
-      <w:hyperlink w:anchor="_Toc226439905" w:history="1">
+          <w:color w:val="auto"/>
+        </w:rPr>
+      </w:pPr>
+      <w:hyperlink w:anchor="_Toc226488785" w:history="1">
         <w:r>
           <w:rPr>
             <w:rStyle w:val="Hypertextovodkaz"/>
@@ -8496,7 +7501,7 @@
             <w:noProof/>
             <w:webHidden/>
           </w:rPr>
-          <w:instrText xml:space="preserve"> PAGEREF _Toc226439905 \h </w:instrText>
+          <w:instrText xml:space="preserve"> PAGEREF _Toc226488785 \h </w:instrText>
         </w:r>
         <w:r>
           <w:rPr>
@@ -8516,7 +7521,7 @@
             <w:noProof/>
             <w:webHidden/>
           </w:rPr>
-          <w:t>36</w:t>
+          <w:t>37</w:t>
         </w:r>
         <w:r>
           <w:rPr>
@@ -8534,10 +7539,12 @@
           <w:tab w:val="right" w:leader="dot" w:pos="9063"/>
         </w:tabs>
         <w:rPr>
+          <w:rFonts w:asciiTheme="minorHAnsi" w:eastAsiaTheme="minorEastAsia" w:hAnsiTheme="minorHAnsi" w:cstheme="minorBidi"/>
           <w:noProof/>
-        </w:rPr>
-      </w:pPr>
-      <w:hyperlink w:anchor="_Toc226439906" w:history="1">
+          <w:color w:val="auto"/>
+        </w:rPr>
+      </w:pPr>
+      <w:hyperlink w:anchor="_Toc226488786" w:history="1">
         <w:r>
           <w:rPr>
             <w:rStyle w:val="Hypertextovodkaz"/>
@@ -8572,7 +7579,7 @@
             <w:noProof/>
             <w:webHidden/>
           </w:rPr>
-          <w:instrText xml:space="preserve"> PAGEREF _Toc226439906 \h </w:instrText>
+          <w:instrText xml:space="preserve"> PAGEREF _Toc226488786 \h </w:instrText>
         </w:r>
         <w:r>
           <w:rPr>
@@ -8592,7 +7599,7 @@
             <w:noProof/>
             <w:webHidden/>
           </w:rPr>
-          <w:t>37</w:t>
+          <w:t>38</w:t>
         </w:r>
         <w:r>
           <w:rPr>
@@ -8610,10 +7617,12 @@
           <w:tab w:val="right" w:leader="dot" w:pos="9063"/>
         </w:tabs>
         <w:rPr>
+          <w:rFonts w:asciiTheme="minorHAnsi" w:eastAsiaTheme="minorEastAsia" w:hAnsiTheme="minorHAnsi" w:cstheme="minorBidi"/>
           <w:noProof/>
-        </w:rPr>
-      </w:pPr>
-      <w:hyperlink w:anchor="_Toc226439907" w:history="1">
+          <w:color w:val="auto"/>
+        </w:rPr>
+      </w:pPr>
+      <w:hyperlink w:anchor="_Toc226488787" w:history="1">
         <w:r>
           <w:rPr>
             <w:rStyle w:val="Hypertextovodkaz"/>
@@ -8627,7 +7636,7 @@
             <w:noProof/>
             <w:lang w:val="ru-RU"/>
           </w:rPr>
-          <w:t xml:space="preserve">  Struktura tabulky ImportBatches</w:t>
+          <w:t xml:space="preserve"> Struktura tabulky ImportBatches</w:t>
         </w:r>
         <w:r>
           <w:rPr>
@@ -8648,7 +7657,7 @@
             <w:noProof/>
             <w:webHidden/>
           </w:rPr>
-          <w:instrText xml:space="preserve"> PAGEREF _Toc226439907 \h </w:instrText>
+          <w:instrText xml:space="preserve"> PAGEREF _Toc226488787 \h </w:instrText>
         </w:r>
         <w:r>
           <w:rPr>
@@ -8668,7 +7677,7 @@
             <w:noProof/>
             <w:webHidden/>
           </w:rPr>
-          <w:t>37</w:t>
+          <w:t>38</w:t>
         </w:r>
         <w:r>
           <w:rPr>
@@ -8686,10 +7695,12 @@
           <w:tab w:val="right" w:leader="dot" w:pos="9063"/>
         </w:tabs>
         <w:rPr>
+          <w:rFonts w:asciiTheme="minorHAnsi" w:eastAsiaTheme="minorEastAsia" w:hAnsiTheme="minorHAnsi" w:cstheme="minorBidi"/>
           <w:noProof/>
-        </w:rPr>
-      </w:pPr>
-      <w:hyperlink w:anchor="_Toc226439908" w:history="1">
+          <w:color w:val="auto"/>
+        </w:rPr>
+      </w:pPr>
+      <w:hyperlink w:anchor="_Toc226488788" w:history="1">
         <w:r>
           <w:rPr>
             <w:rStyle w:val="Hypertextovodkaz"/>
@@ -8724,7 +7735,7 @@
             <w:noProof/>
             <w:webHidden/>
           </w:rPr>
-          <w:instrText xml:space="preserve"> PAGEREF _Toc226439908 \h </w:instrText>
+          <w:instrText xml:space="preserve"> PAGEREF _Toc226488788 \h </w:instrText>
         </w:r>
         <w:r>
           <w:rPr>
@@ -8744,7 +7755,7 @@
             <w:noProof/>
             <w:webHidden/>
           </w:rPr>
-          <w:t>39</w:t>
+          <w:t>40</w:t>
         </w:r>
         <w:r>
           <w:rPr>
@@ -8762,10 +7773,12 @@
           <w:tab w:val="right" w:leader="dot" w:pos="9063"/>
         </w:tabs>
         <w:rPr>
+          <w:rFonts w:asciiTheme="minorHAnsi" w:eastAsiaTheme="minorEastAsia" w:hAnsiTheme="minorHAnsi" w:cstheme="minorBidi"/>
           <w:noProof/>
-        </w:rPr>
-      </w:pPr>
-      <w:hyperlink w:anchor="_Toc226439909" w:history="1">
+          <w:color w:val="auto"/>
+        </w:rPr>
+      </w:pPr>
+      <w:hyperlink w:anchor="_Toc226488789" w:history="1">
         <w:r>
           <w:rPr>
             <w:rStyle w:val="Hypertextovodkaz"/>
@@ -8800,7 +7813,7 @@
             <w:noProof/>
             <w:webHidden/>
           </w:rPr>
-          <w:instrText xml:space="preserve"> PAGEREF _Toc226439909 \h </w:instrText>
+          <w:instrText xml:space="preserve"> PAGEREF _Toc226488789 \h </w:instrText>
         </w:r>
         <w:r>
           <w:rPr>
@@ -8820,7 +7833,7 @@
             <w:noProof/>
             <w:webHidden/>
           </w:rPr>
-          <w:t>40</w:t>
+          <w:t>41</w:t>
         </w:r>
         <w:r>
           <w:rPr>
@@ -8838,10 +7851,12 @@
           <w:tab w:val="right" w:leader="dot" w:pos="9063"/>
         </w:tabs>
         <w:rPr>
+          <w:rFonts w:asciiTheme="minorHAnsi" w:eastAsiaTheme="minorEastAsia" w:hAnsiTheme="minorHAnsi" w:cstheme="minorBidi"/>
           <w:noProof/>
-        </w:rPr>
-      </w:pPr>
-      <w:hyperlink w:anchor="_Toc226439910" w:history="1">
+          <w:color w:val="auto"/>
+        </w:rPr>
+      </w:pPr>
+      <w:hyperlink w:anchor="_Toc226488790" w:history="1">
         <w:r>
           <w:rPr>
             <w:rStyle w:val="Hypertextovodkaz"/>
@@ -8883,7 +7898,7 @@
             <w:noProof/>
             <w:webHidden/>
           </w:rPr>
-          <w:instrText xml:space="preserve"> PAGEREF _Toc226439910 \h </w:instrText>
+          <w:instrText xml:space="preserve"> PAGEREF _Toc226488790 \h </w:instrText>
         </w:r>
         <w:r>
           <w:rPr>
@@ -8903,7 +7918,7 @@
             <w:noProof/>
             <w:webHidden/>
           </w:rPr>
-          <w:t>41</w:t>
+          <w:t>42</w:t>
         </w:r>
         <w:r>
           <w:rPr>
@@ -8921,10 +7936,12 @@
           <w:tab w:val="right" w:leader="dot" w:pos="9063"/>
         </w:tabs>
         <w:rPr>
+          <w:rFonts w:asciiTheme="minorHAnsi" w:eastAsiaTheme="minorEastAsia" w:hAnsiTheme="minorHAnsi" w:cstheme="minorBidi"/>
           <w:noProof/>
-        </w:rPr>
-      </w:pPr>
-      <w:hyperlink w:anchor="_Toc226439911" w:history="1">
+          <w:color w:val="auto"/>
+        </w:rPr>
+      </w:pPr>
+      <w:hyperlink w:anchor="_Toc226488791" w:history="1">
         <w:r>
           <w:rPr>
             <w:rStyle w:val="Hypertextovodkaz"/>
@@ -8951,7 +7968,7 @@
             <w:noProof/>
             <w:webHidden/>
           </w:rPr>
-          <w:instrText xml:space="preserve"> PAGEREF _Toc226439911 \h </w:instrText>
+          <w:instrText xml:space="preserve"> PAGEREF _Toc226488791 \h </w:instrText>
         </w:r>
         <w:r>
           <w:rPr>
@@ -8971,7 +7988,7 @@
             <w:noProof/>
             <w:webHidden/>
           </w:rPr>
-          <w:t>42</w:t>
+          <w:t>43</w:t>
         </w:r>
         <w:r>
           <w:rPr>
@@ -8989,10 +8006,12 @@
           <w:tab w:val="right" w:leader="dot" w:pos="9063"/>
         </w:tabs>
         <w:rPr>
+          <w:rFonts w:asciiTheme="minorHAnsi" w:eastAsiaTheme="minorEastAsia" w:hAnsiTheme="minorHAnsi" w:cstheme="minorBidi"/>
           <w:noProof/>
-        </w:rPr>
-      </w:pPr>
-      <w:hyperlink w:anchor="_Toc226439912" w:history="1">
+          <w:color w:val="auto"/>
+        </w:rPr>
+      </w:pPr>
+      <w:hyperlink w:anchor="_Toc226488792" w:history="1">
         <w:r>
           <w:rPr>
             <w:rStyle w:val="Hypertextovodkaz"/>
@@ -9019,7 +8038,7 @@
             <w:noProof/>
             <w:webHidden/>
           </w:rPr>
-          <w:instrText xml:space="preserve"> PAGEREF _Toc226439912 \h </w:instrText>
+          <w:instrText xml:space="preserve"> PAGEREF _Toc226488792 \h </w:instrText>
         </w:r>
         <w:r>
           <w:rPr>
@@ -9039,7 +8058,7 @@
             <w:noProof/>
             <w:webHidden/>
           </w:rPr>
-          <w:t>43</w:t>
+          <w:t>44</w:t>
         </w:r>
         <w:r>
           <w:rPr>
@@ -9057,10 +8076,12 @@
           <w:tab w:val="right" w:leader="dot" w:pos="9063"/>
         </w:tabs>
         <w:rPr>
+          <w:rFonts w:asciiTheme="minorHAnsi" w:eastAsiaTheme="minorEastAsia" w:hAnsiTheme="minorHAnsi" w:cstheme="minorBidi"/>
           <w:noProof/>
-        </w:rPr>
-      </w:pPr>
-      <w:hyperlink w:anchor="_Toc226439913" w:history="1">
+          <w:color w:val="auto"/>
+        </w:rPr>
+      </w:pPr>
+      <w:hyperlink w:anchor="_Toc226488793" w:history="1">
         <w:r>
           <w:rPr>
             <w:rStyle w:val="Hypertextovodkaz"/>
@@ -9087,7 +8108,7 @@
             <w:noProof/>
             <w:webHidden/>
           </w:rPr>
-          <w:instrText xml:space="preserve"> PAGEREF _Toc226439913 \h </w:instrText>
+          <w:instrText xml:space="preserve"> PAGEREF _Toc226488793 \h </w:instrText>
         </w:r>
         <w:r>
           <w:rPr>
@@ -9107,7 +8128,7 @@
             <w:noProof/>
             <w:webHidden/>
           </w:rPr>
-          <w:t>44</w:t>
+          <w:t>45</w:t>
         </w:r>
         <w:r>
           <w:rPr>
@@ -9125,10 +8146,12 @@
           <w:tab w:val="right" w:leader="dot" w:pos="9063"/>
         </w:tabs>
         <w:rPr>
+          <w:rFonts w:asciiTheme="minorHAnsi" w:eastAsiaTheme="minorEastAsia" w:hAnsiTheme="minorHAnsi" w:cstheme="minorBidi"/>
           <w:noProof/>
-        </w:rPr>
-      </w:pPr>
-      <w:hyperlink w:anchor="_Toc226439914" w:history="1">
+          <w:color w:val="auto"/>
+        </w:rPr>
+      </w:pPr>
+      <w:hyperlink w:anchor="_Toc226488794" w:history="1">
         <w:r>
           <w:rPr>
             <w:rStyle w:val="Hypertextovodkaz"/>
@@ -9155,7 +8178,7 @@
             <w:noProof/>
             <w:webHidden/>
           </w:rPr>
-          <w:instrText xml:space="preserve"> PAGEREF _Toc226439914 \h </w:instrText>
+          <w:instrText xml:space="preserve"> PAGEREF _Toc226488794 \h </w:instrText>
         </w:r>
         <w:r>
           <w:rPr>
@@ -9175,7 +8198,7 @@
             <w:noProof/>
             <w:webHidden/>
           </w:rPr>
-          <w:t>45</w:t>
+          <w:t>46</w:t>
         </w:r>
         <w:r>
           <w:rPr>
@@ -9193,30 +8216,18 @@
           <w:tab w:val="right" w:leader="dot" w:pos="9063"/>
         </w:tabs>
         <w:rPr>
+          <w:rFonts w:asciiTheme="minorHAnsi" w:eastAsiaTheme="minorEastAsia" w:hAnsiTheme="minorHAnsi" w:cstheme="minorBidi"/>
           <w:noProof/>
-        </w:rPr>
-      </w:pPr>
-      <w:hyperlink w:anchor="_Toc226439915" w:history="1">
+          <w:color w:val="auto"/>
+        </w:rPr>
+      </w:pPr>
+      <w:hyperlink w:anchor="_Toc226488795" w:history="1">
         <w:r>
           <w:rPr>
             <w:rStyle w:val="Hypertextovodkaz"/>
             <w:noProof/>
           </w:rPr>
-          <w:t>Obrázek 20 Globální nastav</w:t>
-        </w:r>
-        <w:r>
-          <w:rPr>
-            <w:rStyle w:val="Hypertextovodkaz"/>
-            <w:noProof/>
-          </w:rPr>
-          <w:t>e</w:t>
-        </w:r>
-        <w:r>
-          <w:rPr>
-            <w:rStyle w:val="Hypertextovodkaz"/>
-            <w:noProof/>
-          </w:rPr>
-          <w:t>ní</w:t>
+          <w:t>Obrázek 20 Globální nastavení</w:t>
         </w:r>
         <w:r>
           <w:rPr>
@@ -9237,7 +8248,7 @@
             <w:noProof/>
             <w:webHidden/>
           </w:rPr>
-          <w:instrText xml:space="preserve"> PAGEREF _Toc226439915 \h </w:instrText>
+          <w:instrText xml:space="preserve"> PAGEREF _Toc226488795 \h </w:instrText>
         </w:r>
         <w:r>
           <w:rPr>
@@ -9257,7 +8268,7 @@
             <w:noProof/>
             <w:webHidden/>
           </w:rPr>
-          <w:t>46</w:t>
+          <w:t>47</w:t>
         </w:r>
         <w:r>
           <w:rPr>
@@ -9275,10 +8286,12 @@
           <w:tab w:val="right" w:leader="dot" w:pos="9063"/>
         </w:tabs>
         <w:rPr>
+          <w:rFonts w:asciiTheme="minorHAnsi" w:eastAsiaTheme="minorEastAsia" w:hAnsiTheme="minorHAnsi" w:cstheme="minorBidi"/>
           <w:noProof/>
-        </w:rPr>
-      </w:pPr>
-      <w:hyperlink w:anchor="_Toc226439916" w:history="1">
+          <w:color w:val="auto"/>
+        </w:rPr>
+      </w:pPr>
+      <w:hyperlink w:anchor="_Toc226488796" w:history="1">
         <w:r>
           <w:rPr>
             <w:rStyle w:val="Hypertextovodkaz"/>
@@ -9305,7 +8318,7 @@
             <w:noProof/>
             <w:webHidden/>
           </w:rPr>
-          <w:instrText xml:space="preserve"> PAGEREF _Toc226439916 \h </w:instrText>
+          <w:instrText xml:space="preserve"> PAGEREF _Toc226488796 \h </w:instrText>
         </w:r>
         <w:r>
           <w:rPr>
@@ -9325,7 +8338,7 @@
             <w:noProof/>
             <w:webHidden/>
           </w:rPr>
-          <w:t>47</w:t>
+          <w:t>48</w:t>
         </w:r>
         <w:r>
           <w:rPr>
@@ -9343,10 +8356,12 @@
           <w:tab w:val="right" w:leader="dot" w:pos="9063"/>
         </w:tabs>
         <w:rPr>
+          <w:rFonts w:asciiTheme="minorHAnsi" w:eastAsiaTheme="minorEastAsia" w:hAnsiTheme="minorHAnsi" w:cstheme="minorBidi"/>
           <w:noProof/>
-        </w:rPr>
-      </w:pPr>
-      <w:hyperlink w:anchor="_Toc226439917" w:history="1">
+          <w:color w:val="auto"/>
+        </w:rPr>
+      </w:pPr>
+      <w:hyperlink w:anchor="_Toc226488797" w:history="1">
         <w:r>
           <w:rPr>
             <w:rStyle w:val="Hypertextovodkaz"/>
@@ -9360,7 +8375,14 @@
             <w:noProof/>
             <w:lang w:val="ru-RU"/>
           </w:rPr>
-          <w:t xml:space="preserve"> Algoritmus vyrovnávání hodin</w:t>
+          <w:t xml:space="preserve"> </w:t>
+        </w:r>
+        <w:r>
+          <w:rPr>
+            <w:rStyle w:val="Hypertextovodkaz"/>
+            <w:noProof/>
+          </w:rPr>
+          <w:t>Blokový diagram algoritmu vyrovnávání hodin</w:t>
         </w:r>
         <w:r>
           <w:rPr>
@@ -9381,7 +8403,7 @@
             <w:noProof/>
             <w:webHidden/>
           </w:rPr>
-          <w:instrText xml:space="preserve"> PAGEREF _Toc226439917 \h </w:instrText>
+          <w:instrText xml:space="preserve"> PAGEREF _Toc226488797 \h </w:instrText>
         </w:r>
         <w:r>
           <w:rPr>
@@ -9401,7 +8423,7 @@
             <w:noProof/>
             <w:webHidden/>
           </w:rPr>
-          <w:t>51</w:t>
+          <w:t>52</w:t>
         </w:r>
         <w:r>
           <w:rPr>
@@ -9419,10 +8441,12 @@
           <w:tab w:val="right" w:leader="dot" w:pos="9063"/>
         </w:tabs>
         <w:rPr>
+          <w:rFonts w:asciiTheme="minorHAnsi" w:eastAsiaTheme="minorEastAsia" w:hAnsiTheme="minorHAnsi" w:cstheme="minorBidi"/>
           <w:noProof/>
-        </w:rPr>
-      </w:pPr>
-      <w:hyperlink w:anchor="_Toc226439918" w:history="1">
+          <w:color w:val="auto"/>
+        </w:rPr>
+      </w:pPr>
+      <w:hyperlink w:anchor="_Toc226488798" w:history="1">
         <w:r>
           <w:rPr>
             <w:rStyle w:val="Hypertextovodkaz"/>
@@ -9436,7 +8460,14 @@
             <w:noProof/>
             <w:lang w:val="ru-RU"/>
           </w:rPr>
-          <w:t xml:space="preserve"> Algoritmus vyrovnávání hodin</w:t>
+          <w:t xml:space="preserve"> </w:t>
+        </w:r>
+        <w:r>
+          <w:rPr>
+            <w:rStyle w:val="Hypertextovodkaz"/>
+            <w:noProof/>
+          </w:rPr>
+          <w:t>Blokový diagram algoritmu importu rozvrhu ze STAG</w:t>
         </w:r>
         <w:r>
           <w:rPr>
@@ -9457,7 +8488,7 @@
             <w:noProof/>
             <w:webHidden/>
           </w:rPr>
-          <w:instrText xml:space="preserve"> PAGEREF _Toc226439918 \h </w:instrText>
+          <w:instrText xml:space="preserve"> PAGEREF _Toc226488798 \h </w:instrText>
         </w:r>
         <w:r>
           <w:rPr>
@@ -9540,8 +8571,24 @@
       <w:r>
         <w:t xml:space="preserve"> </w:t>
       </w:r>
-      <w:r>
-        <w:tab/>
+    </w:p>
+    <w:p>
+      <w:pPr>
+        <w:spacing w:after="160" w:line="278" w:lineRule="auto"/>
+        <w:ind w:left="0" w:firstLine="0"/>
+        <w:jc w:val="left"/>
+        <w:rPr>
+          <w:lang w:val="ru-RU"/>
+        </w:rPr>
+      </w:pPr>
+      <w:r>
+        <w:br w:type="page"/>
+      </w:r>
+      <w:r>
+        <w:rPr>
+          <w:lang w:val="ru-RU"/>
+        </w:rPr>
+        <w:lastRenderedPageBreak/>
         <w:t xml:space="preserve"> </w:t>
       </w:r>
     </w:p>
@@ -9550,7 +8597,7 @@
         <w:pStyle w:val="Nadpis1"/>
         <w:ind w:left="-5"/>
       </w:pPr>
-      <w:bookmarkStart w:id="1" w:name="_Toc226439946"/>
+      <w:bookmarkStart w:id="1" w:name="_Toc226488800"/>
       <w:r>
         <w:t>SEZNAM ZKRATEK A ZNAČEK</w:t>
       </w:r>
@@ -9592,7 +8639,6 @@
         <w:ind w:left="-5" w:right="55"/>
       </w:pPr>
       <w:r>
-        <w:lastRenderedPageBreak/>
         <w:t xml:space="preserve">PC – pracovní cesta </w:t>
       </w:r>
     </w:p>
@@ -9848,15 +8894,7 @@
         <w:ind w:left="-5"/>
       </w:pPr>
       <w:r>
-        <w:t xml:space="preserve">XAML – eXtensible </w:t>
-      </w:r>
-      <w:proofErr w:type="spellStart"/>
-      <w:r>
-        <w:t>Application</w:t>
-      </w:r>
-      <w:proofErr w:type="spellEnd"/>
-      <w:r>
-        <w:t xml:space="preserve"> </w:t>
+        <w:t xml:space="preserve">XAML – eXtensible Application </w:t>
       </w:r>
       <w:proofErr w:type="spellStart"/>
       <w:r>
@@ -9871,25 +8909,30 @@
       <w:pPr>
         <w:spacing w:after="274" w:line="259" w:lineRule="auto"/>
         <w:ind w:left="-5"/>
-      </w:pPr>
-      <w:r>
-        <w:t xml:space="preserve">AXAML – Avalonia eXtensible </w:t>
+        <w:rPr>
+          <w:lang w:val="ru-RU"/>
+        </w:rPr>
+      </w:pPr>
+      <w:r>
+        <w:t xml:space="preserve">AXAML – Avalonia eXtensible Application </w:t>
       </w:r>
       <w:proofErr w:type="spellStart"/>
       <w:r>
-        <w:t>Application</w:t>
+        <w:t>Markup</w:t>
       </w:r>
       <w:proofErr w:type="spellEnd"/>
       <w:r>
-        <w:t xml:space="preserve"> </w:t>
-      </w:r>
-      <w:proofErr w:type="spellStart"/>
-      <w:r>
-        <w:t>Markup</w:t>
-      </w:r>
-      <w:proofErr w:type="spellEnd"/>
-      <w:r>
-        <w:t xml:space="preserve"> Language MVC – Model–View–Controller </w:t>
+        <w:t xml:space="preserve"> Language </w:t>
+      </w:r>
+    </w:p>
+    <w:p>
+      <w:pPr>
+        <w:spacing w:after="274" w:line="259" w:lineRule="auto"/>
+        <w:ind w:left="-5"/>
+      </w:pPr>
+      <w:r>
+        <w:lastRenderedPageBreak/>
+        <w:t xml:space="preserve">MVC – Model–View–Controller </w:t>
       </w:r>
     </w:p>
     <w:p>
@@ -9956,6 +8999,9 @@
         <w:spacing w:after="0" w:line="259" w:lineRule="auto"/>
         <w:ind w:left="0" w:firstLine="0"/>
         <w:jc w:val="left"/>
+        <w:rPr>
+          <w:lang w:val="ru-RU"/>
+        </w:rPr>
       </w:pPr>
       <w:r>
         <w:t xml:space="preserve"> </w:t>
@@ -9966,6 +9012,13 @@
       </w:r>
       <w:r>
         <w:br w:type="page"/>
+      </w:r>
+      <w:r>
+        <w:rPr>
+          <w:lang w:val="ru-RU"/>
+        </w:rPr>
+        <w:lastRenderedPageBreak/>
+        <w:t xml:space="preserve"> </w:t>
       </w:r>
     </w:p>
     <w:p>
@@ -9974,9 +9027,8 @@
         <w:spacing w:after="81"/>
         <w:ind w:left="-5"/>
       </w:pPr>
-      <w:bookmarkStart w:id="2" w:name="_Toc226439947"/>
-      <w:r>
-        <w:lastRenderedPageBreak/>
+      <w:bookmarkStart w:id="2" w:name="_Toc226488801"/>
+      <w:r>
         <w:t>TERMINOLOGIE</w:t>
       </w:r>
       <w:bookmarkEnd w:id="2"/>
@@ -10023,7 +9075,15 @@
         <w:t>Relační databáze</w:t>
       </w:r>
       <w:r>
-        <w:t xml:space="preserve"> – Datový model založený na tabulkách a vztazích (vazby 1:1, 1:N, N:M) s důrazem na integritu a efektivní dotazování. </w:t>
+        <w:t xml:space="preserve"> – Datový model založený na tabulkách a vztazích (vazby 1:1, </w:t>
+      </w:r>
+      <w:proofErr w:type="gramStart"/>
+      <w:r>
+        <w:t>1:N</w:t>
+      </w:r>
+      <w:proofErr w:type="gramEnd"/>
+      <w:r>
+        <w:t xml:space="preserve">, N:M) s důrazem na integritu a efektivní dotazování. </w:t>
       </w:r>
     </w:p>
     <w:p>
@@ -10138,7 +9198,7 @@
         <w:pStyle w:val="Nadpis1"/>
         <w:ind w:left="-5"/>
       </w:pPr>
-      <w:bookmarkStart w:id="3" w:name="_Toc226439948"/>
+      <w:bookmarkStart w:id="3" w:name="_Toc226488802"/>
       <w:r>
         <w:lastRenderedPageBreak/>
         <w:t>ÚVOD</w:t>
@@ -10173,7 +9233,13 @@
         </w:rPr>
       </w:pPr>
       <w:r>
-        <w:t>V praxi může být vedení evidence pracovní doby spojeno s řadou obtíží. Ty se týkají zejména ručního zadávání údajů, nejednotnosti používaných nástrojů, zvýšené chybovosti a časové náročnosti při zpracování nebo kontrole záznamů. Tyto problémy se mohou dále prohlubovat v prostředí, kde je pracovní režim méně pravidelný a kde je třeba zohlednit větší množství vstupních údajů, změn a výjimek.</w:t>
+        <w:t xml:space="preserve">V praxi může být vedení evidence pracovní doby spojeno s řadou obtíží. Ty se týkají zejména ručního zadávání údajů, nejednotnosti používaných nástrojů, zvýšené chybovosti a časové náročnosti při zpracování nebo kontrole záznamů. </w:t>
+      </w:r>
+      <w:r>
+        <w:t>Tyto problémy se mohou dále prohlubovat zejména v prostředí, kde je pracovní režim méně pravidelný a kde je nutné zohledňovat větší množství vstupních údajů, změn a výjimek</w:t>
+      </w:r>
+      <w:r>
+        <w:t>.</w:t>
       </w:r>
       <w:r>
         <w:rPr>
@@ -10190,7 +9256,13 @@
         </w:rPr>
       </w:pPr>
       <w:r>
-        <w:t>Cílem této bakalářské práce je navrhnout, implementovat a ověřit softwarové řešení, které usnadní evidenci pracovní doby a přispěje ke zpřehlednění celého procesu. Navržená aplikace má umožnit práci se záznamy pracovní doby, jejich úpravu, zpracování vstupních údajů a vytvoření přehledného výstupu pro další administrativní využití.</w:t>
+        <w:t xml:space="preserve">Cílem této bakalářské práce je navrhnout, implementovat a ověřit softwarové řešení, které usnadní evidenci pracovní doby a přispěje ke zpřehlednění celého procesu. </w:t>
+      </w:r>
+      <w:r>
+        <w:t>Navržená aplikace má umožnit evidenci a úpravu záznamů pracovní doby, zpracování vstupních údajů a vytvoření přehledného výstupu pro další administrativní využití</w:t>
+      </w:r>
+      <w:r>
+        <w:t>.</w:t>
       </w:r>
       <w:r>
         <w:rPr>
@@ -10236,12 +9308,22 @@
     <w:p>
       <w:pPr>
         <w:ind w:left="-5" w:right="55"/>
+        <w:rPr>
+          <w:lang w:val="ru-RU"/>
+        </w:rPr>
       </w:pPr>
       <w:r>
         <w:t xml:space="preserve">. </w:t>
       </w:r>
       <w:r>
         <w:br w:type="page"/>
+      </w:r>
+      <w:r>
+        <w:rPr>
+          <w:lang w:val="ru-RU"/>
+        </w:rPr>
+        <w:lastRenderedPageBreak/>
+        <w:t xml:space="preserve"> </w:t>
       </w:r>
     </w:p>
     <w:p>
@@ -10250,9 +9332,8 @@
         <w:spacing w:after="160"/>
         <w:ind w:left="-5"/>
       </w:pPr>
-      <w:bookmarkStart w:id="4" w:name="_Toc226439949"/>
-      <w:r>
-        <w:lastRenderedPageBreak/>
+      <w:bookmarkStart w:id="4" w:name="_Toc226488803"/>
+      <w:r>
         <w:t>1 TEORETICKÁ ČÁST</w:t>
       </w:r>
       <w:bookmarkEnd w:id="4"/>
@@ -10265,7 +9346,7 @@
         <w:pStyle w:val="Nadpis3"/>
         <w:ind w:left="-5"/>
       </w:pPr>
-      <w:bookmarkStart w:id="5" w:name="_Toc226439950"/>
+      <w:bookmarkStart w:id="5" w:name="_Toc226488804"/>
       <w:r>
         <w:t>1.1 Evidence pracovní doby</w:t>
       </w:r>
@@ -10396,7 +9477,7 @@
         <w:pStyle w:val="Titulek"/>
         <w:jc w:val="center"/>
       </w:pPr>
-      <w:bookmarkStart w:id="6" w:name="_Toc226439896"/>
+      <w:bookmarkStart w:id="6" w:name="_Toc226488776"/>
       <w:r>
         <w:t xml:space="preserve">Obrázek </w:t>
       </w:r>
@@ -10449,7 +9530,7 @@
           <w:lang w:val="ru-RU"/>
         </w:rPr>
       </w:pPr>
-      <w:bookmarkStart w:id="7" w:name="_Toc226439951"/>
+      <w:bookmarkStart w:id="7" w:name="_Toc226488805"/>
       <w:r>
         <w:t xml:space="preserve">1.2 </w:t>
       </w:r>
@@ -10593,7 +9674,7 @@
           <w:lang w:val="ru-RU"/>
         </w:rPr>
       </w:pPr>
-      <w:bookmarkStart w:id="8" w:name="_Toc226439952"/>
+      <w:bookmarkStart w:id="8" w:name="_Toc226488806"/>
       <w:r>
         <w:t>1.</w:t>
       </w:r>
@@ -10606,10 +9687,10 @@
       <w:r>
         <w:t xml:space="preserve"> </w:t>
       </w:r>
+      <w:r>
+        <w:t>Požadavky na softwarové řešení</w:t>
+      </w:r>
       <w:bookmarkEnd w:id="8"/>
-      <w:r>
-        <w:t>Požadavky na softwarové řešení</w:t>
-      </w:r>
       <w:r>
         <w:rPr>
           <w:lang w:val="ru-RU"/>
@@ -10642,7 +9723,7 @@
           <w:lang w:val="ru-RU"/>
         </w:rPr>
       </w:pPr>
-      <w:bookmarkStart w:id="9" w:name="_Toc226439953"/>
+      <w:bookmarkStart w:id="9" w:name="_Toc226488807"/>
       <w:r>
         <w:lastRenderedPageBreak/>
         <w:t>1.</w:t>
@@ -10743,7 +9824,7 @@
           <w:lang w:val="ru-RU"/>
         </w:rPr>
       </w:pPr>
-      <w:bookmarkStart w:id="10" w:name="_Toc226439954"/>
+      <w:bookmarkStart w:id="10" w:name="_Toc226488808"/>
       <w:r>
         <w:t>1.</w:t>
       </w:r>
@@ -10847,7 +9928,7 @@
           <w:lang w:val="ru-RU"/>
         </w:rPr>
       </w:pPr>
-      <w:bookmarkStart w:id="11" w:name="_Toc226439955"/>
+      <w:bookmarkStart w:id="11" w:name="_Toc226488809"/>
       <w:r>
         <w:t>1.</w:t>
       </w:r>
@@ -10861,7 +9942,16 @@
         <w:t>.</w:t>
       </w:r>
       <w:r>
-        <w:t>2 Nefunkční požadavky</w:t>
+        <w:rPr>
+          <w:lang w:val="ru-RU"/>
+        </w:rPr>
+        <w:t>3</w:t>
+      </w:r>
+      <w:r>
+        <w:t xml:space="preserve"> </w:t>
+      </w:r>
+      <w:r>
+        <w:t>Shrnutí požadavků</w:t>
       </w:r>
       <w:bookmarkEnd w:id="11"/>
       <w:r>
@@ -10914,7 +10004,7 @@
           <w:lang w:val="ru-RU"/>
         </w:rPr>
       </w:pPr>
-      <w:bookmarkStart w:id="12" w:name="_Toc226439956"/>
+      <w:bookmarkStart w:id="12" w:name="_Toc226488810"/>
       <w:r>
         <w:t>1.</w:t>
       </w:r>
@@ -10957,7 +10047,7 @@
           <w:lang w:val="ru-RU"/>
         </w:rPr>
       </w:pPr>
-      <w:bookmarkStart w:id="13" w:name="_Toc226439957"/>
+      <w:bookmarkStart w:id="13" w:name="_Toc226488811"/>
       <w:r>
         <w:t>1.</w:t>
       </w:r>
@@ -11024,7 +10114,7 @@
           <w:lang w:val="ru-RU"/>
         </w:rPr>
       </w:pPr>
-      <w:bookmarkStart w:id="14" w:name="_Toc226439958"/>
+      <w:bookmarkStart w:id="14" w:name="_Toc226488812"/>
       <w:r>
         <w:t>1.</w:t>
       </w:r>
@@ -11150,7 +10240,7 @@
         <w:pStyle w:val="Titulek"/>
         <w:jc w:val="center"/>
       </w:pPr>
-      <w:bookmarkStart w:id="15" w:name="_Toc226439897"/>
+      <w:bookmarkStart w:id="15" w:name="_Toc226488777"/>
       <w:r>
         <w:t xml:space="preserve">Obrázek </w:t>
       </w:r>
@@ -11194,7 +10284,7 @@
           <w:lang w:val="ru-RU"/>
         </w:rPr>
       </w:pPr>
-      <w:bookmarkStart w:id="16" w:name="_Toc226439959"/>
+      <w:bookmarkStart w:id="16" w:name="_Toc226488813"/>
       <w:r>
         <w:lastRenderedPageBreak/>
         <w:t>1.</w:t>
@@ -11321,7 +10411,7 @@
         <w:pStyle w:val="Titulek"/>
         <w:jc w:val="center"/>
       </w:pPr>
-      <w:bookmarkStart w:id="17" w:name="_Toc226439898"/>
+      <w:bookmarkStart w:id="17" w:name="_Toc226488778"/>
       <w:r>
         <w:t xml:space="preserve">Obrázek </w:t>
       </w:r>
@@ -11353,7 +10443,13 @@
         <w:rPr>
           <w:lang w:val="ru-RU"/>
         </w:rPr>
-        <w:t>Architektura MVС</w:t>
+        <w:t xml:space="preserve">Architektura </w:t>
+      </w:r>
+      <w:r>
+        <w:rPr>
+          <w:lang w:val="en-US"/>
+        </w:rPr>
+        <w:t>MVC</w:t>
       </w:r>
       <w:bookmarkEnd w:id="17"/>
       <w:r>
@@ -11371,7 +10467,7 @@
           <w:lang w:val="ru-RU"/>
         </w:rPr>
       </w:pPr>
-      <w:bookmarkStart w:id="18" w:name="_Toc226439960"/>
+      <w:bookmarkStart w:id="18" w:name="_Toc226488814"/>
       <w:r>
         <w:t>1.</w:t>
       </w:r>
@@ -11469,7 +10565,7 @@
           <w:lang w:val="ru-RU"/>
         </w:rPr>
       </w:pPr>
-      <w:bookmarkStart w:id="19" w:name="_Toc226439961"/>
+      <w:bookmarkStart w:id="19" w:name="_Toc226488815"/>
       <w:r>
         <w:t>1.</w:t>
       </w:r>
@@ -11561,7 +10657,7 @@
           <w:lang w:val="ru-RU"/>
         </w:rPr>
       </w:pPr>
-      <w:bookmarkStart w:id="20" w:name="_Toc226439962"/>
+      <w:bookmarkStart w:id="20" w:name="_Toc226488816"/>
       <w:r>
         <w:lastRenderedPageBreak/>
         <w:t>1.</w:t>
@@ -11628,7 +10724,7 @@
           <w:lang w:val="ru-RU"/>
         </w:rPr>
       </w:pPr>
-      <w:bookmarkStart w:id="21" w:name="_Toc226439963"/>
+      <w:bookmarkStart w:id="21" w:name="_Toc226488817"/>
       <w:r>
         <w:t>1.</w:t>
       </w:r>
@@ -11711,7 +10807,7 @@
           <w:lang w:val="ru-RU"/>
         </w:rPr>
       </w:pPr>
-      <w:bookmarkStart w:id="22" w:name="_Toc226439964"/>
+      <w:bookmarkStart w:id="22" w:name="_Toc226488818"/>
       <w:r>
         <w:t>1.</w:t>
       </w:r>
@@ -11787,6 +10883,12 @@
         <w:rPr>
           <w:lang w:val="ru-RU"/>
         </w:rPr>
+        <w:t>.</w:t>
+      </w:r>
+      <w:r>
+        <w:rPr>
+          <w:lang w:val="ru-RU"/>
+        </w:rPr>
         <w:t xml:space="preserve"> </w:t>
       </w:r>
     </w:p>
@@ -11798,7 +10900,7 @@
           <w:lang w:val="ru-RU"/>
         </w:rPr>
       </w:pPr>
-      <w:bookmarkStart w:id="23" w:name="_Toc226439965"/>
+      <w:bookmarkStart w:id="23" w:name="_Toc226488819"/>
       <w:r>
         <w:t>1.</w:t>
       </w:r>
@@ -11890,7 +10992,7 @@
           <w:lang w:val="ru-RU"/>
         </w:rPr>
       </w:pPr>
-      <w:bookmarkStart w:id="24" w:name="_Toc226439966"/>
+      <w:bookmarkStart w:id="24" w:name="_Toc226488820"/>
       <w:r>
         <w:t>1.</w:t>
       </w:r>
@@ -11989,7 +11091,7 @@
           <w:lang w:val="ru-RU"/>
         </w:rPr>
       </w:pPr>
-      <w:bookmarkStart w:id="25" w:name="_Toc226439967"/>
+      <w:bookmarkStart w:id="25" w:name="_Toc226488821"/>
       <w:r>
         <w:t>1.</w:t>
       </w:r>
@@ -12064,7 +11166,7 @@
           <w:lang w:val="ru-RU"/>
         </w:rPr>
       </w:pPr>
-      <w:bookmarkStart w:id="26" w:name="_Toc226439968"/>
+      <w:bookmarkStart w:id="26" w:name="_Toc226488822"/>
       <w:r>
         <w:t>1.</w:t>
       </w:r>
@@ -12130,7 +11232,7 @@
           <w:lang w:val="ru-RU"/>
         </w:rPr>
       </w:pPr>
-      <w:bookmarkStart w:id="27" w:name="_Toc226439969"/>
+      <w:bookmarkStart w:id="27" w:name="_Toc226488823"/>
       <w:r>
         <w:lastRenderedPageBreak/>
         <w:t>1.</w:t>
@@ -12223,7 +11325,7 @@
           <w:lang w:val="ru-RU"/>
         </w:rPr>
       </w:pPr>
-      <w:bookmarkStart w:id="28" w:name="_Toc226439970"/>
+      <w:bookmarkStart w:id="28" w:name="_Toc226488824"/>
       <w:r>
         <w:t>1.</w:t>
       </w:r>
@@ -12315,7 +11417,7 @@
           <w:lang w:val="ru-RU"/>
         </w:rPr>
       </w:pPr>
-      <w:bookmarkStart w:id="29" w:name="_Toc226439971"/>
+      <w:bookmarkStart w:id="29" w:name="_Toc226488825"/>
       <w:r>
         <w:t>1.</w:t>
       </w:r>
@@ -12389,12 +11491,22 @@
     <w:p>
       <w:pPr>
         <w:ind w:left="0" w:right="55" w:firstLine="0"/>
+        <w:rPr>
+          <w:lang w:val="ru-RU"/>
+        </w:rPr>
       </w:pPr>
       <w:r>
         <w:t xml:space="preserve"> </w:t>
       </w:r>
       <w:r>
         <w:br w:type="page"/>
+      </w:r>
+      <w:r>
+        <w:rPr>
+          <w:lang w:val="ru-RU"/>
+        </w:rPr>
+        <w:lastRenderedPageBreak/>
+        <w:t xml:space="preserve"> </w:t>
       </w:r>
     </w:p>
     <w:p>
@@ -12405,9 +11517,8 @@
           <w:lang w:val="ru-RU"/>
         </w:rPr>
       </w:pPr>
-      <w:bookmarkStart w:id="30" w:name="_Toc226439972"/>
-      <w:r>
-        <w:lastRenderedPageBreak/>
+      <w:bookmarkStart w:id="30" w:name="_Toc226488826"/>
+      <w:r>
         <w:t>2 PRAKTICKÁ ČÁST</w:t>
       </w:r>
       <w:bookmarkEnd w:id="30"/>
@@ -12457,7 +11568,7 @@
           <w:lang w:val="ru-RU"/>
         </w:rPr>
       </w:pPr>
-      <w:bookmarkStart w:id="31" w:name="_Toc226439973"/>
+      <w:bookmarkStart w:id="31" w:name="_Toc226488827"/>
       <w:r>
         <w:t xml:space="preserve">2.1 </w:t>
       </w:r>
@@ -12532,8 +11643,9 @@
           <w:lang w:val="ru-RU"/>
         </w:rPr>
       </w:pPr>
-      <w:bookmarkStart w:id="32" w:name="_Toc226439974"/>
-      <w:r>
+      <w:bookmarkStart w:id="32" w:name="_Toc226488828"/>
+      <w:r>
+        <w:lastRenderedPageBreak/>
         <w:t xml:space="preserve">2.2 </w:t>
       </w:r>
       <w:r>
@@ -12556,11 +11668,7 @@
         </w:rPr>
       </w:pPr>
       <w:r>
-        <w:t xml:space="preserve">Aplikace je navržena jako desktopové softwarové řešení, které pracuje s lokálně uloženými daty a poskytuje uživateli grafické rozhraní pro správu evidence pracovní doby. Z hlediska vnitřní organizace je rozdělena do několika vzájemně provázaných částí, z nichž každá plní specifickou </w:t>
-      </w:r>
-      <w:r>
-        <w:lastRenderedPageBreak/>
-        <w:t>úlohu. Toto členění vychází ze zvoleného architektonického přístupu a umožňuje oddělit zpracování dat, aplikační logiku a prezentační vrstvu.</w:t>
+        <w:t>Aplikace je navržena jako desktopové softwarové řešení, které pracuje s lokálně uloženými daty a poskytuje uživateli grafické rozhraní pro správu evidence pracovní doby. Z hlediska vnitřní organizace je rozdělena do několika vzájemně provázaných částí, z nichž každá plní specifickou úlohu. Toto členění vychází ze zvoleného architektonického přístupu a umožňuje oddělit zpracování dat, aplikační logiku a prezentační vrstvu.</w:t>
       </w:r>
       <w:r>
         <w:rPr>
@@ -12614,7 +11722,7 @@
         <w:spacing w:after="30"/>
         <w:ind w:left="-5"/>
       </w:pPr>
-      <w:bookmarkStart w:id="33" w:name="_Toc226439975"/>
+      <w:bookmarkStart w:id="33" w:name="_Toc226488829"/>
       <w:r>
         <w:t>2.</w:t>
       </w:r>
@@ -12638,12 +11746,24 @@
     <w:p>
       <w:pPr>
         <w:pStyle w:val="TextMain"/>
-        <w:rPr>
-          <w:lang w:val="ru-RU"/>
-        </w:rPr>
-      </w:pPr>
-      <w:r>
-        <w:t>Souborová struktura projektu byla navržena tak, aby odpovídala rozdělení aplikace do logických částí a podporovala přehlednost zdrojového kódu. Jednotlivé složky sdružují soubory podle jejich funkce v systému, například podle vztahu k uživatelskému rozhraní, datové vrstvě, aplikační logice nebo podpůrným mechanismům. Takové uspořádání usnadňuje orientaci v projektu, zjednodušuje údržbu a podporuje další rozšiřování aplikace</w:t>
+      </w:pPr>
+      <w:r>
+        <w:t>Souborová struktura projektu byla navržena tak, aby odpovídala rozdělení aplikace do logických částí a současně podporovala přehlednost zdrojového kódu. Organizace projektu vychází ze zvoleného architektonického přístupu a rozlišuje zejména části určené pro uživatelské rozhraní, aplikační logiku, práci s daty a podpůrné mechanismy. Takové uspořádání usnadňuje orientaci v projektu, zjednodušuje údržbu a vytváří vhodné podmínky pro další rozšiřování aplikace.</w:t>
+      </w:r>
+    </w:p>
+    <w:p>
+      <w:pPr>
+        <w:pStyle w:val="TextMain"/>
+      </w:pPr>
+      <w:r>
+        <w:t xml:space="preserve">Jednotlivé složky projektu sdružují soubory podle jejich funkce v systému. Díky tomu je možné oddělit prezentační vrstvu od datové a aplikační vrstvy a současně zachovat přehledné členění zdrojového kódu. Návrh souborové struktury je znázorněn na </w:t>
+      </w:r>
+      <w:r>
+        <w:rPr>
+          <w:i/>
+          <w:iCs/>
+        </w:rPr>
+        <w:t>obrázku 4</w:t>
       </w:r>
       <w:r>
         <w:t xml:space="preserve">. </w:t>
@@ -12700,7 +11820,7 @@
         <w:pStyle w:val="Titulek"/>
         <w:jc w:val="center"/>
       </w:pPr>
-      <w:bookmarkStart w:id="34" w:name="_Toc226439899"/>
+      <w:bookmarkStart w:id="34" w:name="_Toc226488779"/>
       <w:r>
         <w:t xml:space="preserve">Obrázek </w:t>
       </w:r>
@@ -12738,7 +11858,7 @@
         <w:pStyle w:val="Nadpis4"/>
         <w:ind w:left="-5"/>
       </w:pPr>
-      <w:bookmarkStart w:id="35" w:name="_Toc226439976"/>
+      <w:bookmarkStart w:id="35" w:name="_Toc226488830"/>
       <w:r>
         <w:t>2.</w:t>
       </w:r>
@@ -12749,19 +11869,135 @@
         <w:t>3</w:t>
       </w:r>
       <w:r>
-        <w:t>.1 Složka Behaviors</w:t>
+        <w:t xml:space="preserve">.1 </w:t>
+      </w:r>
+      <w:r>
+        <w:t>Prezentační vrstva</w:t>
       </w:r>
       <w:bookmarkEnd w:id="35"/>
-      <w:r>
-        <w:t xml:space="preserve"> </w:t>
-      </w:r>
     </w:p>
     <w:p>
       <w:pPr>
         <w:pStyle w:val="TextMain"/>
       </w:pPr>
       <w:r>
-        <w:t>Složka Behaviors obsahuje prvky určené pro rozšíření chování uživatelského rozhraní bez nutnosti zasahovat přímo do logiky jednotlivých zobrazení. Tyto komponenty slouží zejména k zachycení nebo úpravě vybraných interakcí mezi uživatelem a aplikací</w:t>
+        <w:t xml:space="preserve">Prezentační vrstva zahrnuje části projektu, které zajišťují zobrazení dat, reakci na uživatelské akce a vizuální podobu aplikace. Patří sem zejména složky </w:t>
+      </w:r>
+      <w:r>
+        <w:rPr>
+          <w:b/>
+          <w:bCs/>
+        </w:rPr>
+        <w:t>Views</w:t>
+      </w:r>
+      <w:r>
+        <w:t xml:space="preserve">, </w:t>
+      </w:r>
+      <w:r>
+        <w:rPr>
+          <w:b/>
+          <w:bCs/>
+        </w:rPr>
+        <w:t>ViewModels</w:t>
+      </w:r>
+      <w:r>
+        <w:t xml:space="preserve">, </w:t>
+      </w:r>
+      <w:r>
+        <w:rPr>
+          <w:b/>
+          <w:bCs/>
+        </w:rPr>
+        <w:t>Controls</w:t>
+      </w:r>
+      <w:r>
+        <w:t xml:space="preserve">, </w:t>
+      </w:r>
+      <w:r>
+        <w:rPr>
+          <w:b/>
+          <w:bCs/>
+        </w:rPr>
+        <w:t>Behaviors</w:t>
+      </w:r>
+      <w:r>
+        <w:t xml:space="preserve"> a </w:t>
+      </w:r>
+      <w:r>
+        <w:rPr>
+          <w:b/>
+          <w:bCs/>
+        </w:rPr>
+        <w:t>Converters</w:t>
+      </w:r>
+      <w:r>
+        <w:t>.</w:t>
+      </w:r>
+    </w:p>
+    <w:p>
+      <w:pPr>
+        <w:pStyle w:val="TextMain"/>
+      </w:pPr>
+      <w:r>
+        <w:t xml:space="preserve">Složka </w:t>
+      </w:r>
+      <w:r>
+        <w:rPr>
+          <w:b/>
+          <w:bCs/>
+        </w:rPr>
+        <w:t>Views</w:t>
+      </w:r>
+      <w:r>
+        <w:t xml:space="preserve"> obsahuje jednotlivá zobrazení uživatelského rozhraní, například hlavní okna, dialogy a další obrazovky aplikace. Složka </w:t>
+      </w:r>
+      <w:r>
+        <w:rPr>
+          <w:b/>
+          <w:bCs/>
+        </w:rPr>
+        <w:t>ViewModels</w:t>
+      </w:r>
+      <w:r>
+        <w:t xml:space="preserve"> zahrnuje prvky prezentační logiky, které zprostředkovávají komunikaci mezi datovou vrstvou a uživatelským rozhraním. ViewModely připravují data pro zobrazení, reagují na uživatelské akce a řídí chování jednotlivých obrazovek.</w:t>
+      </w:r>
+    </w:p>
+    <w:p>
+      <w:pPr>
+        <w:pStyle w:val="TextMain"/>
+      </w:pPr>
+      <w:r>
+        <w:t xml:space="preserve">Složka </w:t>
+      </w:r>
+      <w:r>
+        <w:rPr>
+          <w:b/>
+          <w:bCs/>
+        </w:rPr>
+        <w:t>Controls</w:t>
+      </w:r>
+      <w:r>
+        <w:t xml:space="preserve"> obsahuje vlastní uživatelské ovládací prvky, které jsou opakovaně využívány v různých částech aplikace. Jejich účelem je sjednotit vzhled a chování vybraných částí rozhraní a omezit duplicitu v definici uživatelských prvků. Složka </w:t>
+      </w:r>
+      <w:r>
+        <w:rPr>
+          <w:b/>
+          <w:bCs/>
+        </w:rPr>
+        <w:t>Behaviors</w:t>
+      </w:r>
+      <w:r>
+        <w:t xml:space="preserve"> obsahuje prvky určené pro rozšíření chování uživatelského rozhraní bez nutnosti zasahovat přímo do logiky jednotlivých zobrazení. Tyto komponenty slouží zejména k zachycení nebo úpravě vybraných interakcí mezi uživatelem a aplikací. Složka </w:t>
+      </w:r>
+      <w:r>
+        <w:rPr>
+          <w:b/>
+          <w:bCs/>
+        </w:rPr>
+        <w:t>Converters</w:t>
+      </w:r>
+      <w:r>
+        <w:t xml:space="preserve"> obsahuje převodníky používané při vazbě dat mezi aplikační logikou a uživatelským rozhraním. Jejich úkolem je upravovat datové hodnoty do podoby vhodné pro zobrazení nebo další zpracování v rámci rozhraní aplikace</w:t>
       </w:r>
       <w:r>
         <w:t xml:space="preserve">. </w:t>
@@ -12771,9 +12007,13 @@
       <w:pPr>
         <w:pStyle w:val="Nadpis4"/>
         <w:ind w:left="-5"/>
-      </w:pPr>
-      <w:bookmarkStart w:id="36" w:name="_Toc226439977"/>
-      <w:r>
+        <w:rPr>
+          <w:lang w:val="ru-RU"/>
+        </w:rPr>
+      </w:pPr>
+      <w:bookmarkStart w:id="36" w:name="_Toc226488831"/>
+      <w:r>
+        <w:lastRenderedPageBreak/>
         <w:t>2.</w:t>
       </w:r>
       <w:r>
@@ -12783,99 +12023,155 @@
         <w:t>3</w:t>
       </w:r>
       <w:r>
-        <w:t>.2 Složka Controls</w:t>
+        <w:t>.</w:t>
+      </w:r>
+      <w:r>
+        <w:rPr>
+          <w:lang w:val="ru-RU"/>
+        </w:rPr>
+        <w:t>2</w:t>
+      </w:r>
+      <w:r>
+        <w:t xml:space="preserve"> </w:t>
+      </w:r>
+      <w:r>
+        <w:t>Datová a aplikační vrstva</w:t>
       </w:r>
       <w:bookmarkEnd w:id="36"/>
-      <w:r>
-        <w:t xml:space="preserve">  </w:t>
-      </w:r>
-    </w:p>
-    <w:p>
-      <w:pPr>
-        <w:pStyle w:val="TextMain"/>
-      </w:pPr>
-      <w:r>
-        <w:t>Složka Controls zahrnuje vlastní uživatelské ovládací prvky, které jsou opakovaně využívány v různých částech aplikace. Jejich účelem je sjednotit vzhled a chování vybraných částí rozhraní a omezit duplicitu v definici uživatelských prvků</w:t>
+    </w:p>
+    <w:p>
+      <w:pPr>
+        <w:ind w:left="-5" w:right="55"/>
+      </w:pPr>
+      <w:r>
+        <w:t xml:space="preserve">Datová a aplikační vrstva je tvořena zejména složkami </w:t>
+      </w:r>
+      <w:r>
+        <w:rPr>
+          <w:b/>
+          <w:bCs/>
+        </w:rPr>
+        <w:t>Data</w:t>
+      </w:r>
+      <w:r>
+        <w:t xml:space="preserve">, </w:t>
+      </w:r>
+      <w:r>
+        <w:rPr>
+          <w:b/>
+          <w:bCs/>
+        </w:rPr>
+        <w:t>Models</w:t>
+      </w:r>
+      <w:r>
+        <w:t xml:space="preserve">, </w:t>
+      </w:r>
+      <w:r>
+        <w:rPr>
+          <w:b/>
+          <w:bCs/>
+        </w:rPr>
+        <w:t>Services</w:t>
+      </w:r>
+      <w:r>
+        <w:t xml:space="preserve">, </w:t>
+      </w:r>
+      <w:r>
+        <w:rPr>
+          <w:b/>
+          <w:bCs/>
+        </w:rPr>
+        <w:t>Helpers</w:t>
+      </w:r>
+      <w:r>
+        <w:t xml:space="preserve"> a </w:t>
+      </w:r>
+      <w:r>
+        <w:rPr>
+          <w:b/>
+          <w:bCs/>
+        </w:rPr>
+        <w:t>Messages</w:t>
+      </w:r>
+      <w:r>
+        <w:t>. Tyto části projektu zajišťují ukládání dat, jejich zpracování a podporu hlavních funkcí aplikace.</w:t>
+      </w:r>
+    </w:p>
+    <w:p>
+      <w:pPr>
+        <w:ind w:left="-5" w:right="55"/>
+      </w:pPr>
+      <w:r>
+        <w:t xml:space="preserve">Složka </w:t>
+      </w:r>
+      <w:r>
+        <w:rPr>
+          <w:b/>
+          <w:bCs/>
+        </w:rPr>
+        <w:t>Data</w:t>
+      </w:r>
+      <w:r>
+        <w:t xml:space="preserve"> obsahuje prvky související s databázovou vrstvou aplikace, zejména datový kontext a konfiguraci mapování entit na databázové tabulky. Tato část projektu zajišťuje komunikaci s databází SQLite a podporuje jednotný způsob ukládání a načítání dat.</w:t>
+      </w:r>
+    </w:p>
+    <w:p>
+      <w:pPr>
+        <w:ind w:left="-5" w:right="55"/>
+      </w:pPr>
+      <w:r>
+        <w:t xml:space="preserve">Složka </w:t>
+      </w:r>
+      <w:r>
+        <w:rPr>
+          <w:b/>
+          <w:bCs/>
+        </w:rPr>
+        <w:t>Models</w:t>
+      </w:r>
+      <w:r>
+        <w:t xml:space="preserve"> zahrnuje datové modely reprezentující základní objekty aplikace. Tyto modely slouží k uchování a předávání údajů, se kterými aplikace pracuje v rámci evidence pracovní doby. Složka </w:t>
+      </w:r>
+      <w:r>
+        <w:rPr>
+          <w:b/>
+          <w:bCs/>
+        </w:rPr>
+        <w:t>Services</w:t>
+      </w:r>
+      <w:r>
+        <w:t xml:space="preserve"> obsahuje služby zajišťující hlavní aplikační operace, například zpracování vstupních dat, validaci, import nebo generování výstupů. Tato vrstva soustřeďuje logiku, která není přímo vázána na uživatelské rozhraní.</w:t>
+      </w:r>
+    </w:p>
+    <w:p>
+      <w:pPr>
+        <w:ind w:left="-5" w:right="55"/>
+      </w:pPr>
+      <w:r>
+        <w:t xml:space="preserve">Složka </w:t>
+      </w:r>
+      <w:r>
+        <w:rPr>
+          <w:b/>
+          <w:bCs/>
+        </w:rPr>
+        <w:t>Helpers</w:t>
+      </w:r>
+      <w:r>
+        <w:t xml:space="preserve"> obsahuje pomocné třídy a utility, které usnadňují implementaci opakujících se operací. Složka </w:t>
+      </w:r>
+      <w:r>
+        <w:rPr>
+          <w:b/>
+          <w:bCs/>
+        </w:rPr>
+        <w:t>Messages</w:t>
+      </w:r>
+      <w:r>
+        <w:t xml:space="preserve"> slouží k definici zpráv a komunikačních objektů používaných při předávání informací mezi jednotlivými částmi aplikace. Jejím účelem je podpořit oddělení odpovědností a zjednodušit interní komunikaci systému</w:t>
       </w:r>
       <w:r>
         <w:t xml:space="preserve">. </w:t>
-      </w:r>
-    </w:p>
-    <w:p>
-      <w:pPr>
-        <w:pStyle w:val="Nadpis4"/>
-        <w:ind w:left="-5"/>
-      </w:pPr>
-      <w:bookmarkStart w:id="37" w:name="_Toc226439978"/>
-      <w:r>
-        <w:t>2.</w:t>
-      </w:r>
-      <w:r>
-        <w:rPr>
-          <w:lang w:val="ru-RU"/>
-        </w:rPr>
-        <w:t>3</w:t>
-      </w:r>
-      <w:r>
-        <w:t>.3 Složka Converters</w:t>
-      </w:r>
-      <w:bookmarkEnd w:id="37"/>
-      <w:r>
-        <w:t xml:space="preserve"> </w:t>
-      </w:r>
-    </w:p>
-    <w:p>
-      <w:pPr>
-        <w:pStyle w:val="TextMain"/>
-      </w:pPr>
-      <w:r>
-        <w:t>Složka Converters obsahuje převodníky používané při vazbě dat mezi aplikační logikou a uživatelským rozhraním. Jejich úkolem je upravovat datové hodnoty do podoby vhodné pro zobrazení nebo další zpracování v rámci rozhraní aplikace</w:t>
-      </w:r>
-      <w:r>
-        <w:t xml:space="preserve">. </w:t>
-      </w:r>
-    </w:p>
-    <w:p>
-      <w:pPr>
-        <w:pStyle w:val="Nadpis4"/>
-        <w:ind w:left="-5"/>
-      </w:pPr>
-      <w:bookmarkStart w:id="38" w:name="_Toc226439979"/>
-      <w:r>
-        <w:t>2.</w:t>
-      </w:r>
-      <w:r>
-        <w:rPr>
-          <w:lang w:val="ru-RU"/>
-        </w:rPr>
-        <w:t>3</w:t>
-      </w:r>
-      <w:r>
-        <w:t>.4 Složka Data</w:t>
-      </w:r>
-      <w:bookmarkEnd w:id="38"/>
-      <w:r>
-        <w:t xml:space="preserve">  </w:t>
-      </w:r>
-    </w:p>
-    <w:p>
-      <w:pPr>
-        <w:ind w:left="-5" w:right="55"/>
-        <w:rPr>
-          <w:lang w:val="ru-RU"/>
-        </w:rPr>
-      </w:pPr>
-      <w:r>
-        <w:t xml:space="preserve">Zde je datový kontext </w:t>
-      </w:r>
-      <w:r>
-        <w:rPr>
-          <w:i/>
-        </w:rPr>
-        <w:t>AppDbContext</w:t>
-      </w:r>
-      <w:r>
-        <w:t xml:space="preserve">. Definuje přístup k databázi přes Entity Framework Core, entity pro události a nastavení a připojení k souboru SQLite v uživatelském profilu. Řeší mapování vlastností na sloupce a sjednocuje ukládání časových hodnot pomocí konvertorů. </w:t>
       </w:r>
     </w:p>
     <w:p>
@@ -12930,7 +12226,7 @@
         <w:pStyle w:val="Titulek"/>
         <w:jc w:val="center"/>
       </w:pPr>
-      <w:bookmarkStart w:id="39" w:name="_Toc226439900"/>
+      <w:bookmarkStart w:id="37" w:name="_Toc226488780"/>
       <w:r>
         <w:t xml:space="preserve">Obrázek </w:t>
       </w:r>
@@ -12959,21 +12255,16 @@
         <w:t xml:space="preserve"> </w:t>
       </w:r>
       <w:r>
-        <w:t xml:space="preserve">Ukázka kódu třídy </w:t>
-      </w:r>
-      <w:proofErr w:type="spellStart"/>
-      <w:r>
-        <w:t>AppDbContex</w:t>
-      </w:r>
-      <w:bookmarkEnd w:id="39"/>
-      <w:proofErr w:type="spellEnd"/>
+        <w:t>Ukázka třídy AppDbContext</w:t>
+      </w:r>
+      <w:bookmarkEnd w:id="37"/>
     </w:p>
     <w:p>
       <w:pPr>
         <w:pStyle w:val="Nadpis4"/>
         <w:ind w:left="-5"/>
       </w:pPr>
-      <w:bookmarkStart w:id="40" w:name="_Toc226439980"/>
+      <w:bookmarkStart w:id="38" w:name="_Toc226488832"/>
       <w:r>
         <w:t>2.</w:t>
       </w:r>
@@ -12984,234 +12275,31 @@
         <w:t>3</w:t>
       </w:r>
       <w:r>
-        <w:t>.5 Složka Helpers</w:t>
-      </w:r>
-      <w:bookmarkEnd w:id="40"/>
-      <w:r>
-        <w:t xml:space="preserve"> </w:t>
-      </w:r>
+        <w:t>.</w:t>
+      </w:r>
+      <w:r>
+        <w:rPr>
+          <w:lang w:val="ru-RU"/>
+        </w:rPr>
+        <w:t>3</w:t>
+      </w:r>
+      <w:r>
+        <w:t xml:space="preserve"> </w:t>
+      </w:r>
+      <w:r>
+        <w:t>Kořenové soubory projektu</w:t>
+      </w:r>
+      <w:bookmarkEnd w:id="38"/>
     </w:p>
     <w:p>
       <w:pPr>
         <w:pStyle w:val="TextMain"/>
       </w:pPr>
       <w:r>
-        <w:t>Složka Helpers obsahuje pomocné třídy a utility, které zajišťují dílčí podpůrné funkce využívané v různých částech aplikace. Tyto prvky nepředstavují samostatnou aplikační logiku, ale usnadňují implementaci opakujících se operací</w:t>
+        <w:t>Kořenové soubory projektu obsahují základní konfigurační, spouštěcí a sestavovací části aplikace. Patří sem zejména soubory potřebné pro inicializaci aplikace, správu hlavních nastavení projektu a zajištění jeho sestavení. Tyto soubory vytvářejí nezbytný základ pro provoz celé aplikace a doplňují její vnitřní strukturu o technické prvky potřebné pro vývoj a spuštění</w:t>
       </w:r>
       <w:r>
         <w:t xml:space="preserve">. </w:t>
-      </w:r>
-    </w:p>
-    <w:p>
-      <w:pPr>
-        <w:pStyle w:val="Nadpis4"/>
-        <w:ind w:left="-5"/>
-      </w:pPr>
-      <w:bookmarkStart w:id="41" w:name="_Toc226439981"/>
-      <w:r>
-        <w:t>2.</w:t>
-      </w:r>
-      <w:r>
-        <w:rPr>
-          <w:lang w:val="ru-RU"/>
-        </w:rPr>
-        <w:t>3</w:t>
-      </w:r>
-      <w:r>
-        <w:t>.6 Složka Messages</w:t>
-      </w:r>
-      <w:bookmarkEnd w:id="41"/>
-      <w:r>
-        <w:t xml:space="preserve"> </w:t>
-      </w:r>
-    </w:p>
-    <w:p>
-      <w:pPr>
-        <w:pStyle w:val="TextMain"/>
-      </w:pPr>
-      <w:r>
-        <w:t>Složka Messages slouží k definici zpráv a komunikačních objektů používaných při předávání informací mezi jednotlivými částmi aplikace. Jejím účelem je podpořit oddělení odpovědností a zjednodušit interní komunikaci systému</w:t>
-      </w:r>
-      <w:r>
-        <w:t xml:space="preserve">. </w:t>
-      </w:r>
-    </w:p>
-    <w:p>
-      <w:pPr>
-        <w:pStyle w:val="Nadpis4"/>
-        <w:ind w:left="-5"/>
-      </w:pPr>
-      <w:bookmarkStart w:id="42" w:name="_Toc226439982"/>
-      <w:r>
-        <w:lastRenderedPageBreak/>
-        <w:t>2.</w:t>
-      </w:r>
-      <w:r>
-        <w:rPr>
-          <w:lang w:val="ru-RU"/>
-        </w:rPr>
-        <w:t>3</w:t>
-      </w:r>
-      <w:r>
-        <w:t>.7 Složka Models</w:t>
-      </w:r>
-      <w:bookmarkEnd w:id="42"/>
-      <w:r>
-        <w:t xml:space="preserve"> </w:t>
-      </w:r>
-    </w:p>
-    <w:p>
-      <w:pPr>
-        <w:pStyle w:val="TextMain"/>
-      </w:pPr>
-      <w:r>
-        <w:t>Složka Models obsahuje datové modely reprezentující základní objekty aplikace. Tyto modely slouží k uchování a předávání údajů, se kterými aplikace pracuje v rámci evidence pracovní doby</w:t>
-      </w:r>
-      <w:r>
-        <w:t xml:space="preserve">. </w:t>
-      </w:r>
-    </w:p>
-    <w:p>
-      <w:pPr>
-        <w:pStyle w:val="Nadpis4"/>
-        <w:spacing w:after="99"/>
-        <w:ind w:left="-5"/>
-      </w:pPr>
-      <w:bookmarkStart w:id="43" w:name="_Toc226439983"/>
-      <w:r>
-        <w:t>2.</w:t>
-      </w:r>
-      <w:r>
-        <w:rPr>
-          <w:lang w:val="ru-RU"/>
-        </w:rPr>
-        <w:t>3</w:t>
-      </w:r>
-      <w:r>
-        <w:t>.8 Složka Services</w:t>
-      </w:r>
-      <w:bookmarkEnd w:id="43"/>
-      <w:r>
-        <w:t xml:space="preserve"> </w:t>
-      </w:r>
-    </w:p>
-    <w:p>
-      <w:pPr>
-        <w:pStyle w:val="TextMain"/>
-      </w:pPr>
-      <w:r>
-        <w:t>Složka Services zahrnuje služby zajišťující hlavní aplikační operace, například zpracování vstupních dat, validaci, import nebo generování výstupů. Tato vrstva soustřeďuje logiku, která není přímo vázána na uživatelské rozhraní</w:t>
-      </w:r>
-      <w:r>
-        <w:t xml:space="preserve">. </w:t>
-      </w:r>
-    </w:p>
-    <w:p>
-      <w:pPr>
-        <w:pStyle w:val="Nadpis4"/>
-        <w:ind w:left="-5"/>
-      </w:pPr>
-      <w:bookmarkStart w:id="44" w:name="_Toc226439984"/>
-      <w:r>
-        <w:t>2.</w:t>
-      </w:r>
-      <w:r>
-        <w:rPr>
-          <w:lang w:val="ru-RU"/>
-        </w:rPr>
-        <w:t>3</w:t>
-      </w:r>
-      <w:r>
-        <w:t>.9 Složka ViewModels</w:t>
-      </w:r>
-      <w:bookmarkEnd w:id="44"/>
-      <w:r>
-        <w:t xml:space="preserve"> </w:t>
-      </w:r>
-    </w:p>
-    <w:p>
-      <w:pPr>
-        <w:pStyle w:val="TextMain"/>
-      </w:pPr>
-      <w:r>
-        <w:t>Složka ViewModels obsahuje prvky prezentační logiky, které zprostředkovávají komunikaci mezi datovou vrstvou a uživatelským rozhraním. ViewModely připravují data pro zobrazení, reagují na uživatelské akce a řídí chování jednotlivých obrazovek</w:t>
-      </w:r>
-      <w:r>
-        <w:t xml:space="preserve">. </w:t>
-      </w:r>
-    </w:p>
-    <w:p>
-      <w:pPr>
-        <w:pStyle w:val="Nadpis4"/>
-        <w:ind w:left="-5"/>
-      </w:pPr>
-      <w:bookmarkStart w:id="45" w:name="_Toc226439985"/>
-      <w:r>
-        <w:t>2.</w:t>
-      </w:r>
-      <w:r>
-        <w:rPr>
-          <w:lang w:val="ru-RU"/>
-        </w:rPr>
-        <w:t>3</w:t>
-      </w:r>
-      <w:r>
-        <w:t>.10 Složka Views</w:t>
-      </w:r>
-      <w:bookmarkEnd w:id="45"/>
-      <w:r>
-        <w:t xml:space="preserve"> </w:t>
-      </w:r>
-    </w:p>
-    <w:p>
-      <w:pPr>
-        <w:pStyle w:val="TextMain"/>
-      </w:pPr>
-      <w:r>
-        <w:t>Složka Views zahrnuje jednotlivá zobrazení uživatelského rozhraní aplikace. Obsahuje definici oken, dialogů a dalších obrazovek, prostřednictvím kterých uživatel pracuje s funkcemi systému</w:t>
-      </w:r>
-      <w:r>
-        <w:t xml:space="preserve">. </w:t>
-      </w:r>
-    </w:p>
-    <w:p>
-      <w:pPr>
-        <w:pStyle w:val="Nadpis4"/>
-        <w:ind w:left="-5"/>
-      </w:pPr>
-      <w:bookmarkStart w:id="46" w:name="_Toc226439986"/>
-      <w:r>
-        <w:t>2.</w:t>
-      </w:r>
-      <w:r>
-        <w:rPr>
-          <w:lang w:val="ru-RU"/>
-        </w:rPr>
-        <w:t>3</w:t>
-      </w:r>
-      <w:r>
-        <w:t>.11 Složka Kořenové soubory projektu</w:t>
-      </w:r>
-      <w:bookmarkEnd w:id="46"/>
-      <w:r>
-        <w:t xml:space="preserve"> </w:t>
-      </w:r>
-    </w:p>
-    <w:p>
-      <w:pPr>
-        <w:pStyle w:val="TextMain"/>
-      </w:pPr>
-      <w:r>
-        <w:t>Kořenové soubory projektu obsahují základní konfigurační a spouštěcí části aplikace. Patří sem zejména soubory potřebné pro sestavení projektu, inicializaci aplikace a správu jejích hlavních nastavení</w:t>
-      </w:r>
-      <w:r>
-        <w:t>.</w:t>
-      </w:r>
-      <w:r>
-        <w:rPr>
-          <w:b/>
-        </w:rPr>
-        <w:t xml:space="preserve"> </w:t>
       </w:r>
     </w:p>
     <w:p>
@@ -13220,7 +12308,7 @@
         <w:spacing w:after="99"/>
         <w:ind w:left="-5"/>
       </w:pPr>
-      <w:bookmarkStart w:id="47" w:name="_Toc226439987"/>
+      <w:bookmarkStart w:id="39" w:name="_Toc226488833"/>
       <w:r>
         <w:t>2.</w:t>
       </w:r>
@@ -13242,7 +12330,7 @@
       <w:r>
         <w:t>databáze</w:t>
       </w:r>
-      <w:bookmarkEnd w:id="47"/>
+      <w:bookmarkEnd w:id="39"/>
       <w:r>
         <w:t xml:space="preserve"> </w:t>
       </w:r>
@@ -13272,6 +12360,7 @@
         </w:rPr>
       </w:pPr>
       <w:r>
+        <w:lastRenderedPageBreak/>
         <w:t xml:space="preserve">Centrální roli v databázovém modelu zaujímá tabulka </w:t>
       </w:r>
       <w:proofErr w:type="spellStart"/>
@@ -13323,7 +12412,6 @@
         </w:rPr>
       </w:pPr>
       <w:r>
-        <w:lastRenderedPageBreak/>
         <w:t xml:space="preserve">Další část databázového modelu tvoří tabulky </w:t>
       </w:r>
       <w:proofErr w:type="spellStart"/>
@@ -13461,7 +12549,7 @@
           <w:lang w:val="ru-RU"/>
         </w:rPr>
       </w:pPr>
-      <w:bookmarkStart w:id="48" w:name="_Toc226439901"/>
+      <w:bookmarkStart w:id="40" w:name="_Toc226488781"/>
       <w:r>
         <w:t xml:space="preserve">Obrázek </w:t>
       </w:r>
@@ -13524,7 +12612,7 @@
         </w:rPr>
         <w:t>databáze</w:t>
       </w:r>
-      <w:bookmarkEnd w:id="48"/>
+      <w:bookmarkEnd w:id="40"/>
       <w:proofErr w:type="spellEnd"/>
       <w:r>
         <w:rPr>
@@ -13538,7 +12626,7 @@
         <w:pStyle w:val="Nadpis4"/>
         <w:ind w:left="-5"/>
       </w:pPr>
-      <w:bookmarkStart w:id="49" w:name="_Toc226439988"/>
+      <w:bookmarkStart w:id="41" w:name="_Toc226488834"/>
       <w:r>
         <w:t>2.</w:t>
       </w:r>
@@ -13551,7 +12639,7 @@
       <w:r>
         <w:t>.1 Přehled tabulek</w:t>
       </w:r>
-      <w:bookmarkEnd w:id="49"/>
+      <w:bookmarkEnd w:id="41"/>
       <w:r>
         <w:t xml:space="preserve"> </w:t>
       </w:r>
@@ -13670,7 +12758,7 @@
           <w:lang w:val="ru-RU"/>
         </w:rPr>
       </w:pPr>
-      <w:bookmarkStart w:id="50" w:name="_Toc226439902"/>
+      <w:bookmarkStart w:id="42" w:name="_Toc226488782"/>
       <w:r>
         <w:t xml:space="preserve">Obrázek </w:t>
       </w:r>
@@ -13711,7 +12799,7 @@
         </w:rPr>
         <w:t>Employees</w:t>
       </w:r>
-      <w:bookmarkEnd w:id="50"/>
+      <w:bookmarkEnd w:id="42"/>
       <w:proofErr w:type="spellEnd"/>
       <w:r>
         <w:rPr>
@@ -13814,7 +12902,7 @@
           <w:lang w:val="ru-RU"/>
         </w:rPr>
       </w:pPr>
-      <w:bookmarkStart w:id="51" w:name="_Toc226439903"/>
+      <w:bookmarkStart w:id="43" w:name="_Toc226488783"/>
       <w:r>
         <w:t xml:space="preserve">Obrázek </w:t>
       </w:r>
@@ -13848,7 +12936,7 @@
         </w:rPr>
         <w:t>Struktura tabulky Events</w:t>
       </w:r>
-      <w:bookmarkEnd w:id="51"/>
+      <w:bookmarkEnd w:id="43"/>
       <w:r>
         <w:rPr>
           <w:lang w:val="ru-RU"/>
@@ -13964,7 +13052,7 @@
           <w:lang w:val="ru-RU"/>
         </w:rPr>
       </w:pPr>
-      <w:bookmarkStart w:id="52" w:name="_Toc226439904"/>
+      <w:bookmarkStart w:id="44" w:name="_Toc226488784"/>
       <w:r>
         <w:t xml:space="preserve">Obrázek </w:t>
       </w:r>
@@ -14005,7 +13093,7 @@
         </w:rPr>
         <w:t>DaySettings</w:t>
       </w:r>
-      <w:bookmarkEnd w:id="52"/>
+      <w:bookmarkEnd w:id="44"/>
       <w:proofErr w:type="spellEnd"/>
       <w:r>
         <w:rPr>
@@ -14106,7 +13194,7 @@
         <w:pStyle w:val="Titulek"/>
         <w:jc w:val="center"/>
       </w:pPr>
-      <w:bookmarkStart w:id="53" w:name="_Toc226439905"/>
+      <w:bookmarkStart w:id="45" w:name="_Toc226488785"/>
       <w:r>
         <w:t xml:space="preserve">Obrázek </w:t>
       </w:r>
@@ -14147,7 +13235,7 @@
         </w:rPr>
         <w:t>SemesterSettings</w:t>
       </w:r>
-      <w:bookmarkEnd w:id="53"/>
+      <w:bookmarkEnd w:id="45"/>
       <w:proofErr w:type="spellEnd"/>
       <w:r>
         <w:rPr>
@@ -14267,7 +13355,7 @@
           <w:lang w:val="ru-RU"/>
         </w:rPr>
       </w:pPr>
-      <w:bookmarkStart w:id="54" w:name="_Toc226439906"/>
+      <w:bookmarkStart w:id="46" w:name="_Toc226488786"/>
       <w:r>
         <w:t xml:space="preserve">Obrázek </w:t>
       </w:r>
@@ -14308,7 +13396,7 @@
         </w:rPr>
         <w:t>WeekdaySettings</w:t>
       </w:r>
-      <w:bookmarkEnd w:id="54"/>
+      <w:bookmarkEnd w:id="46"/>
       <w:proofErr w:type="spellEnd"/>
       <w:r>
         <w:rPr>
@@ -14412,7 +13500,7 @@
           <w:lang w:val="ru-RU"/>
         </w:rPr>
       </w:pPr>
-      <w:bookmarkStart w:id="55" w:name="_Toc226439907"/>
+      <w:bookmarkStart w:id="47" w:name="_Toc226488787"/>
       <w:r>
         <w:t xml:space="preserve">Obrázek </w:t>
       </w:r>
@@ -14438,7 +13526,7 @@
         <w:rPr>
           <w:lang w:val="ru-RU"/>
         </w:rPr>
-        <w:t xml:space="preserve">  </w:t>
+        <w:t xml:space="preserve"> </w:t>
       </w:r>
       <w:r>
         <w:rPr>
@@ -14459,7 +13547,7 @@
         </w:rPr>
         <w:t>ImportBatches</w:t>
       </w:r>
-      <w:bookmarkEnd w:id="55"/>
+      <w:bookmarkEnd w:id="47"/>
       <w:proofErr w:type="spellEnd"/>
       <w:r>
         <w:rPr>
@@ -14528,7 +13616,7 @@
           <w:lang w:val="ru-RU"/>
         </w:rPr>
       </w:pPr>
-      <w:bookmarkStart w:id="56" w:name="_Toc226439989"/>
+      <w:bookmarkStart w:id="48" w:name="_Toc226488835"/>
       <w:r>
         <w:t>2.</w:t>
       </w:r>
@@ -14544,7 +13632,7 @@
       <w:r>
         <w:t>Shrnutí databázového návrhu</w:t>
       </w:r>
-      <w:bookmarkEnd w:id="56"/>
+      <w:bookmarkEnd w:id="48"/>
       <w:r>
         <w:rPr>
           <w:lang w:val="ru-RU"/>
@@ -14598,7 +13686,7 @@
           <w:lang w:val="ru-RU"/>
         </w:rPr>
       </w:pPr>
-      <w:bookmarkStart w:id="57" w:name="_Toc226439990"/>
+      <w:bookmarkStart w:id="49" w:name="_Toc226488836"/>
       <w:r>
         <w:t>2.</w:t>
       </w:r>
@@ -14611,7 +13699,7 @@
       <w:r>
         <w:t xml:space="preserve"> Uživatelské rozhraní aplikace</w:t>
       </w:r>
-      <w:bookmarkEnd w:id="57"/>
+      <w:bookmarkEnd w:id="49"/>
       <w:r>
         <w:t xml:space="preserve"> </w:t>
       </w:r>
@@ -14664,7 +13752,7 @@
           <w:lang w:val="ru-RU"/>
         </w:rPr>
       </w:pPr>
-      <w:bookmarkStart w:id="58" w:name="_Toc226439991"/>
+      <w:bookmarkStart w:id="50" w:name="_Toc226488837"/>
       <w:r>
         <w:t>2.</w:t>
       </w:r>
@@ -14677,7 +13765,7 @@
       <w:r>
         <w:t>.1 Hlavní stránka aplikace</w:t>
       </w:r>
-      <w:bookmarkEnd w:id="58"/>
+      <w:bookmarkEnd w:id="50"/>
       <w:r>
         <w:t xml:space="preserve"> </w:t>
       </w:r>
@@ -14797,7 +13885,7 @@
         <w:pStyle w:val="Titulek"/>
         <w:jc w:val="center"/>
       </w:pPr>
-      <w:bookmarkStart w:id="59" w:name="_Toc226439908"/>
+      <w:bookmarkStart w:id="51" w:name="_Toc226488788"/>
       <w:r>
         <w:t xml:space="preserve">Obrázek </w:t>
       </w:r>
@@ -14839,7 +13927,7 @@
         </w:rPr>
         <w:t xml:space="preserve"> panel aplikace</w:t>
       </w:r>
-      <w:bookmarkEnd w:id="59"/>
+      <w:bookmarkEnd w:id="51"/>
       <w:r>
         <w:rPr>
           <w:lang w:val="ru-RU"/>
@@ -14908,7 +13996,7 @@
         <w:pStyle w:val="Titulek"/>
         <w:jc w:val="center"/>
       </w:pPr>
-      <w:bookmarkStart w:id="60" w:name="_Toc226439909"/>
+      <w:bookmarkStart w:id="52" w:name="_Toc226488789"/>
       <w:r>
         <w:t xml:space="preserve">Obrázek </w:t>
       </w:r>
@@ -14942,7 +14030,7 @@
         </w:rPr>
         <w:t>Pravý panel aplikace</w:t>
       </w:r>
-      <w:bookmarkEnd w:id="60"/>
+      <w:bookmarkEnd w:id="52"/>
       <w:r>
         <w:rPr>
           <w:lang w:val="ru-RU"/>
@@ -14955,7 +14043,7 @@
         <w:pStyle w:val="Nadpis4"/>
         <w:ind w:left="-5"/>
       </w:pPr>
-      <w:bookmarkStart w:id="61" w:name="_Toc226439992"/>
+      <w:bookmarkStart w:id="53" w:name="_Toc226488838"/>
       <w:r>
         <w:t>2.</w:t>
       </w:r>
@@ -14968,7 +14056,7 @@
       <w:r>
         <w:t>.2 Dialogové okno pro vytvoření události</w:t>
       </w:r>
-      <w:bookmarkEnd w:id="61"/>
+      <w:bookmarkEnd w:id="53"/>
       <w:r>
         <w:t xml:space="preserve"> </w:t>
       </w:r>
@@ -15073,7 +14161,7 @@
         <w:pStyle w:val="Titulek"/>
         <w:jc w:val="center"/>
       </w:pPr>
-      <w:bookmarkStart w:id="62" w:name="_Toc226439910"/>
+      <w:bookmarkStart w:id="54" w:name="_Toc226488790"/>
       <w:r>
         <w:t xml:space="preserve">Obrázek </w:t>
       </w:r>
@@ -15110,7 +14198,7 @@
       <w:r>
         <w:t>události</w:t>
       </w:r>
-      <w:bookmarkEnd w:id="62"/>
+      <w:bookmarkEnd w:id="54"/>
       <w:r>
         <w:t xml:space="preserve"> </w:t>
       </w:r>
@@ -15120,7 +14208,7 @@
         <w:pStyle w:val="Nadpis4"/>
         <w:ind w:left="-5"/>
       </w:pPr>
-      <w:bookmarkStart w:id="63" w:name="_Toc226439993"/>
+      <w:bookmarkStart w:id="55" w:name="_Toc226488839"/>
       <w:r>
         <w:t>2.</w:t>
       </w:r>
@@ -15133,7 +14221,7 @@
       <w:r>
         <w:t>.3 Dialogové okno pro změnu události</w:t>
       </w:r>
-      <w:bookmarkEnd w:id="63"/>
+      <w:bookmarkEnd w:id="55"/>
       <w:r>
         <w:t xml:space="preserve"> </w:t>
       </w:r>
@@ -15238,7 +14326,7 @@
         <w:pStyle w:val="Titulek"/>
         <w:jc w:val="center"/>
       </w:pPr>
-      <w:bookmarkStart w:id="64" w:name="_Toc226439911"/>
+      <w:bookmarkStart w:id="56" w:name="_Toc226488791"/>
       <w:r>
         <w:t xml:space="preserve">Obrázek </w:t>
       </w:r>
@@ -15266,7 +14354,7 @@
       <w:r>
         <w:t>Dialogové okno pro změnu události</w:t>
       </w:r>
-      <w:bookmarkEnd w:id="64"/>
+      <w:bookmarkEnd w:id="56"/>
       <w:r>
         <w:t xml:space="preserve"> </w:t>
       </w:r>
@@ -15276,7 +14364,7 @@
         <w:pStyle w:val="Nadpis4"/>
         <w:ind w:left="-5"/>
       </w:pPr>
-      <w:bookmarkStart w:id="65" w:name="_Toc226439994"/>
+      <w:bookmarkStart w:id="57" w:name="_Toc226488840"/>
       <w:r>
         <w:t>2.</w:t>
       </w:r>
@@ -15289,7 +14377,7 @@
       <w:r>
         <w:t>.4 Vizuální prezentace pro den</w:t>
       </w:r>
-      <w:bookmarkEnd w:id="65"/>
+      <w:bookmarkEnd w:id="57"/>
       <w:r>
         <w:t xml:space="preserve"> </w:t>
       </w:r>
@@ -15394,7 +14482,7 @@
         <w:pStyle w:val="Titulek"/>
         <w:jc w:val="center"/>
       </w:pPr>
-      <w:bookmarkStart w:id="66" w:name="_Toc226439912"/>
+      <w:bookmarkStart w:id="58" w:name="_Toc226488792"/>
       <w:r>
         <w:t xml:space="preserve">Obrázek </w:t>
       </w:r>
@@ -15422,7 +14510,7 @@
       <w:r>
         <w:t>Vizuální prezentace pro den</w:t>
       </w:r>
-      <w:bookmarkEnd w:id="66"/>
+      <w:bookmarkEnd w:id="58"/>
       <w:r>
         <w:t xml:space="preserve"> </w:t>
       </w:r>
@@ -15432,7 +14520,7 @@
         <w:pStyle w:val="Nadpis4"/>
         <w:ind w:left="-5"/>
       </w:pPr>
-      <w:bookmarkStart w:id="67" w:name="_Toc226439995"/>
+      <w:bookmarkStart w:id="59" w:name="_Toc226488841"/>
       <w:r>
         <w:t>2.</w:t>
       </w:r>
@@ -15445,7 +14533,7 @@
       <w:r>
         <w:t>.5 Vizuální prezentace pro týden</w:t>
       </w:r>
-      <w:bookmarkEnd w:id="67"/>
+      <w:bookmarkEnd w:id="59"/>
       <w:r>
         <w:t xml:space="preserve"> </w:t>
       </w:r>
@@ -15535,7 +14623,7 @@
         <w:pStyle w:val="Titulek"/>
         <w:jc w:val="center"/>
       </w:pPr>
-      <w:bookmarkStart w:id="68" w:name="_Toc226439913"/>
+      <w:bookmarkStart w:id="60" w:name="_Toc226488793"/>
       <w:r>
         <w:t xml:space="preserve">Obrázek </w:t>
       </w:r>
@@ -15563,7 +14651,7 @@
       <w:r>
         <w:t>Vizuální prezentace pro týden</w:t>
       </w:r>
-      <w:bookmarkEnd w:id="68"/>
+      <w:bookmarkEnd w:id="60"/>
       <w:r>
         <w:t xml:space="preserve"> </w:t>
       </w:r>
@@ -15573,7 +14661,7 @@
         <w:pStyle w:val="Nadpis4"/>
         <w:ind w:left="-5"/>
       </w:pPr>
-      <w:bookmarkStart w:id="69" w:name="_Toc226439996"/>
+      <w:bookmarkStart w:id="61" w:name="_Toc226488842"/>
       <w:r>
         <w:t>2.</w:t>
       </w:r>
@@ -15586,7 +14674,7 @@
       <w:r>
         <w:t>.6 Vizuální prezentace pro měsíc</w:t>
       </w:r>
-      <w:bookmarkEnd w:id="69"/>
+      <w:bookmarkEnd w:id="61"/>
       <w:r>
         <w:t xml:space="preserve"> </w:t>
       </w:r>
@@ -15693,7 +14781,7 @@
         <w:pStyle w:val="Titulek"/>
         <w:jc w:val="center"/>
       </w:pPr>
-      <w:bookmarkStart w:id="70" w:name="_Toc226439914"/>
+      <w:bookmarkStart w:id="62" w:name="_Toc226488794"/>
       <w:r>
         <w:t xml:space="preserve">Obrázek </w:t>
       </w:r>
@@ -15721,7 +14809,7 @@
       <w:r>
         <w:t>Vizuální prezentace pro měsíc</w:t>
       </w:r>
-      <w:bookmarkEnd w:id="70"/>
+      <w:bookmarkEnd w:id="62"/>
       <w:r>
         <w:t xml:space="preserve"> </w:t>
       </w:r>
@@ -15731,7 +14819,7 @@
         <w:pStyle w:val="Nadpis4"/>
         <w:ind w:left="-5"/>
       </w:pPr>
-      <w:bookmarkStart w:id="71" w:name="_Toc226439997"/>
+      <w:bookmarkStart w:id="63" w:name="_Toc226488843"/>
       <w:r>
         <w:t>2.</w:t>
       </w:r>
@@ -15744,7 +14832,7 @@
       <w:r>
         <w:t>.7 Globální nastavení</w:t>
       </w:r>
-      <w:bookmarkEnd w:id="71"/>
+      <w:bookmarkEnd w:id="63"/>
       <w:r>
         <w:t xml:space="preserve"> </w:t>
       </w:r>
@@ -15832,7 +14920,7 @@
         <w:pStyle w:val="Titulek"/>
         <w:jc w:val="center"/>
       </w:pPr>
-      <w:bookmarkStart w:id="72" w:name="_Toc226439915"/>
+      <w:bookmarkStart w:id="64" w:name="_Toc226488795"/>
       <w:r>
         <w:t xml:space="preserve">Obrázek </w:t>
       </w:r>
@@ -15860,7 +14948,7 @@
       <w:r>
         <w:t>Globální nastavení</w:t>
       </w:r>
-      <w:bookmarkEnd w:id="72"/>
+      <w:bookmarkEnd w:id="64"/>
       <w:r>
         <w:t xml:space="preserve"> </w:t>
       </w:r>
@@ -15870,7 +14958,7 @@
         <w:pStyle w:val="Nadpis4"/>
         <w:ind w:left="-5"/>
       </w:pPr>
-      <w:bookmarkStart w:id="73" w:name="_Toc226439998"/>
+      <w:bookmarkStart w:id="65" w:name="_Toc226488844"/>
       <w:r>
         <w:t>2.</w:t>
       </w:r>
@@ -15883,7 +14971,7 @@
       <w:r>
         <w:t>.8 Ukázka PDF</w:t>
       </w:r>
-      <w:bookmarkEnd w:id="73"/>
+      <w:bookmarkEnd w:id="65"/>
       <w:r>
         <w:t xml:space="preserve"> </w:t>
       </w:r>
@@ -15974,7 +15062,7 @@
           <w:lang w:val="ru-RU"/>
         </w:rPr>
       </w:pPr>
-      <w:bookmarkStart w:id="74" w:name="_Toc226439916"/>
+      <w:bookmarkStart w:id="66" w:name="_Toc226488796"/>
       <w:r>
         <w:t xml:space="preserve">Obrázek </w:t>
       </w:r>
@@ -16002,7 +15090,7 @@
       <w:r>
         <w:t>Ukázka PDF</w:t>
       </w:r>
-      <w:bookmarkEnd w:id="74"/>
+      <w:bookmarkEnd w:id="66"/>
       <w:r>
         <w:t xml:space="preserve"> </w:t>
       </w:r>
@@ -16015,7 +15103,7 @@
           <w:lang w:val="ru-RU"/>
         </w:rPr>
       </w:pPr>
-      <w:bookmarkStart w:id="75" w:name="_Toc226439999"/>
+      <w:bookmarkStart w:id="67" w:name="_Toc226488845"/>
       <w:r>
         <w:t>2.</w:t>
       </w:r>
@@ -16040,7 +15128,7 @@
       <w:r>
         <w:t>Shrnutí kapitoly</w:t>
       </w:r>
-      <w:bookmarkEnd w:id="75"/>
+      <w:bookmarkEnd w:id="67"/>
       <w:r>
         <w:rPr>
           <w:lang w:val="ru-RU"/>
@@ -16072,6 +15160,12 @@
       </w:pPr>
       <w:r>
         <w:t>Navržené rozhraní tak vytváří vhodné prostředí pro každodenní práci s aplikací a současně podporuje funkce, které jsou pro evidenci pracovní doby zásadní. Na tuto kapitolu navazuje část věnovaná algoritmům, které zajišťují zpracování vstupních dat a vyhodnocení evidence pracovní doby</w:t>
+      </w:r>
+      <w:r>
+        <w:rPr>
+          <w:lang w:val="ru-RU"/>
+        </w:rPr>
+        <w:t>.</w:t>
       </w:r>
       <w:r>
         <w:rPr>
@@ -16086,7 +15180,7 @@
         <w:spacing w:after="93"/>
         <w:ind w:left="-5"/>
       </w:pPr>
-      <w:bookmarkStart w:id="76" w:name="_Toc226440000"/>
+      <w:bookmarkStart w:id="68" w:name="_Toc226488846"/>
       <w:r>
         <w:t>2.</w:t>
       </w:r>
@@ -16099,7 +15193,7 @@
       <w:r>
         <w:t xml:space="preserve"> Algoritmy</w:t>
       </w:r>
-      <w:bookmarkEnd w:id="76"/>
+      <w:bookmarkEnd w:id="68"/>
       <w:r>
         <w:t xml:space="preserve"> </w:t>
       </w:r>
@@ -16107,9 +15201,6 @@
     <w:p>
       <w:pPr>
         <w:pStyle w:val="TextMain"/>
-        <w:rPr>
-          <w:lang w:val="ru-RU"/>
-        </w:rPr>
       </w:pPr>
       <w:r>
         <w:t xml:space="preserve">Tato kapitola se zaměřuje na algoritmy, které zajišťují klíčové zpracování dat v aplikaci. Zatímco předchozí kapitoly byly věnovány návrhu databázové struktury a uživatelského rozhraní, v této části je pozornost soustředěna na vnitřní logiku aplikace, tedy na způsob, jakým </w:t>
@@ -16118,351 +15209,144 @@
         <w:lastRenderedPageBreak/>
         <w:t>jsou vstupní údaje vyhodnocovány, upravovány a převáděny do podoby použitelné pro evidenci pracovní doby.</w:t>
       </w:r>
-      <w:r>
-        <w:rPr>
-          <w:lang w:val="ru-RU"/>
-        </w:rPr>
-        <w:t xml:space="preserve"> </w:t>
-      </w:r>
     </w:p>
     <w:p>
       <w:pPr>
         <w:pStyle w:val="TextMain"/>
       </w:pPr>
       <w:r>
-        <w:t xml:space="preserve">Z hlediska funkčnosti aplikace mají zásadní význam dva procesy. Prvním z nich je algoritmus vyrovnávání hodin, jehož úkolem je upravit pracovní záznamy tak, aby odpovídaly požadované denní, týdenní a měsíční evidenci při zachování zadaných pravidel. Druhým procesem je algoritmus importu rozvrhu ze systému STAG, který převádí externí data ve formátu CSV do interní struktury událostí používané aplikací. Oba algoritmy jsou implementovány v aplikační logice systému a tvoří základ pro správné fungování celé aplikace. Podle zdrojového kódu je vyrovnávání řízeno zejména metodami </w:t>
+        <w:t>Z hlediska funkčnosti aplikace mají zásadní význam dva procesy. Prvním z nich je algoritmus vyrovnávání hodin, jehož úkolem je upravit pracovní záznamy tak, aby odpovídaly požadované denní, týdenní a měsíční evidenci při zachování zadaných pravidel. Druhým procesem je algoritmus importu rozvrhu ze systému STAG, který převádí externí data ve formátu CSV do interní struktury událostí používané aplikací. Oba algoritmy tvoří základ pro správné fungování celé aplikace a bezprostředně navazují na databázovou i prezentační vrstvu systému.</w:t>
+      </w:r>
+    </w:p>
+    <w:p>
+      <w:pPr>
+        <w:pStyle w:val="TextMain"/>
+      </w:pPr>
+      <w:r>
+        <w:t>Pro lepší srozumitelnost jsou oba algoritmy v následujících podkapitolách popsány z hlediska jejich účelu, základního principu a hlavních kroků zpracování. Součástí této kapitoly jsou rovněž blokové diagramy, které znázorňují jejich logickou strukturu a usnadňují orientaci v jednotlivých fázích jejich činnosti</w:t>
+      </w:r>
+      <w:r>
+        <w:t>.</w:t>
+      </w:r>
+      <w:r>
+        <w:rPr>
+          <w:b/>
+        </w:rPr>
+        <w:t xml:space="preserve"> </w:t>
+      </w:r>
+    </w:p>
+    <w:p>
+      <w:pPr>
+        <w:pStyle w:val="Nadpis5"/>
+        <w:ind w:left="-5"/>
+        <w:rPr>
+          <w:lang w:val="ru-RU"/>
+        </w:rPr>
+      </w:pPr>
+      <w:bookmarkStart w:id="69" w:name="_Toc226488847"/>
+      <w:r>
+        <w:t>2.</w:t>
+      </w:r>
+      <w:r>
+        <w:rPr>
+          <w:lang w:val="ru-RU"/>
+        </w:rPr>
+        <w:t>6</w:t>
+      </w:r>
+      <w:r>
+        <w:t xml:space="preserve">.1 </w:t>
+      </w:r>
+      <w:r>
+        <w:t>Algoritmus vyrovnávání hodin</w:t>
+      </w:r>
+      <w:bookmarkEnd w:id="69"/>
+      <w:r>
+        <w:rPr>
+          <w:lang w:val="ru-RU"/>
+        </w:rPr>
+        <w:t xml:space="preserve"> </w:t>
+      </w:r>
+    </w:p>
+    <w:p>
+      <w:pPr>
+        <w:pStyle w:val="TextMain"/>
+      </w:pPr>
+      <w:r>
+        <w:t>Algoritmus vyrovnávání hodin slouží k tomu, aby evidence pracovní doby odpovídala požadovanému pracovnímu fondu a současně respektovala pravidla, podle nichž mají být zachovány ručně zadané události. Jeho hlavním cílem je dosáhnout vyrovnání pracovní doby v rámci dne, týdne a měsíce, aniž by docházelo k neodůvodněným zásahům do uživatelem zadaných záznamů.</w:t>
+      </w:r>
+    </w:p>
+    <w:p>
+      <w:pPr>
+        <w:pStyle w:val="TextMain"/>
+      </w:pPr>
+      <w:r>
+        <w:t>Základním principem algoritmu je rozlišení mezi ručními a automaticky generovanými událostmi. Ručně zadané události představují pevné vstupní údaje, které zůstávají zachovány, zatímco automaticky vytvářené pracovní bloky lze upravovat tak, aby bylo dosaženo požadovaného výsledku. Tím je zajištěno, že aplikace zasahuje pouze do těch částí evidence, které jsou určeny k automatickému zpracování.</w:t>
+      </w:r>
+    </w:p>
+    <w:p>
+      <w:pPr>
+        <w:pStyle w:val="TextMain"/>
+      </w:pPr>
+      <w:r>
+        <w:t>Vyrovnávání probíhá na úrovni kalendářního měsíce. Nejprve jsou určeny pracovní dny příslušného období, přičemž se zohledňují víkendy a státní svátky. Následně jsou tyto dny rozděleny do jednotlivých týdnů a každý týden je zpracován samostatně. Pokud se na začátku a na konci měsíce nacházejí neúplné týdny, algoritmus je může posuzovat společně, aby bylo dosaženo správného měsíčního vyrovnání. Po zpracování všech týdnů následuje dodatečná normalizace měsíce, která slouží k odstranění drobných odchylek.</w:t>
+      </w:r>
+    </w:p>
+    <w:p>
+      <w:pPr>
+        <w:pStyle w:val="TextMain"/>
+      </w:pPr>
+      <w:r>
+        <w:t xml:space="preserve">Pro jednotlivé dny jsou vypočítávány pracovní metriky, které rozlišují skutečně započítávanou práci a zvláštní typy nepřítomnosti nebo jiných uznávaných stavů. Na základě těchto metrik se pro každý den určuje, zda vykazuje deficit, nebo naopak přebytek odpracovaného času. Pokud </w:t>
+      </w:r>
+      <w:r>
+        <w:lastRenderedPageBreak/>
+        <w:t>je v některém dni vykázán přesah, algoritmus se jej nejprve pokouší odstranit v rámci téhož dne zkrácením automatických bloků na jeho začátku nebo na konci. Pokud jsou okraje dne tvořeny ručními událostmi a den je tak z hlediska automatických úprav uzamčen, může být přebytek přenesen do jiných dnů stejného týdne, které takovou úpravu umožňují.</w:t>
+      </w:r>
+    </w:p>
+    <w:p>
+      <w:pPr>
+        <w:pStyle w:val="TextMain"/>
+      </w:pPr>
+      <w:r>
+        <w:t>Dalším úkolem algoritmu je párování dnů s přebytkem a dnů s deficitem. Pokud to situace dovoluje, jsou automatické pracovní bloky v některých dnech zkracovány a v jiných naopak prodlužovány tak, aby bylo dosaženo týdenního vyrovnání. Tyto úpravy jsou prováděny s ohledem na zachování konzistence denního rozvrhu a na správné umístění přestávky na oběd.</w:t>
+      </w:r>
+    </w:p>
+    <w:p>
+      <w:pPr>
+        <w:pStyle w:val="TextMain"/>
+      </w:pPr>
+      <w:r>
+        <w:t>Samostatnou část algoritmu tvoří práce s obědovou přestávkou. Po každé významnější změně časových hranic dne je nutné ověřit, zda přestávka leží uvnitř pracovního okna a zda nekoliduje s ostatními událostmi. Pokud tomu tak není, algoritmus se pokouší nalézt nové vhodné umístění přestávky, případně ji vymezit uvnitř automaticky generovaných pracovních bloků.</w:t>
+      </w:r>
+    </w:p>
+    <w:p>
+      <w:pPr>
+        <w:pStyle w:val="TextMain"/>
+      </w:pPr>
+      <w:r>
+        <w:t>Výsledkem algoritmu je taková podoba evidence pracovní doby, která respektuje ručně zadané události, upravuje pouze automaticky generované části dne a současně zachovává správné časové uspořádání včetně přestávky na oběd. Výhodou tohoto přístupu je předvídatelnost výsledku a možnost opakovaného spuštění nad stejnými daty bez vzniku nekonzistentních změn.</w:t>
+      </w:r>
+    </w:p>
+    <w:p>
+      <w:pPr>
+        <w:pStyle w:val="TextMain"/>
+      </w:pPr>
+      <w:r>
+        <w:t xml:space="preserve">Pro větší přehlednost je logika algoritmu znázorněna na blokovém diagramu uvedeném na </w:t>
       </w:r>
       <w:r>
         <w:rPr>
           <w:i/>
           <w:iCs/>
         </w:rPr>
-        <w:t>BalanceEventsForMonthAsync</w:t>
-      </w:r>
-      <w:r>
-        <w:t xml:space="preserve">, </w:t>
+        <w:t>obrázku 22</w:t>
       </w:r>
       <w:r>
         <w:rPr>
           <w:i/>
           <w:iCs/>
         </w:rPr>
-        <w:t>BalanceOneWeekAsync</w:t>
-      </w:r>
-      <w:r>
-        <w:t xml:space="preserve">, </w:t>
-      </w:r>
-      <w:r>
-        <w:rPr>
-          <w:i/>
-          <w:iCs/>
-        </w:rPr>
-        <w:t>BalanceTwoWeeksAsync</w:t>
-      </w:r>
-      <w:r>
-        <w:t xml:space="preserve"> a následnou normalizací měsíce, zatímco import využívá zpracování CSV, mazání předchozích importovaných záznamů a hromadné vytváření nových událostí. </w:t>
-      </w:r>
-    </w:p>
-    <w:p>
-      <w:pPr>
-        <w:pStyle w:val="TextMain"/>
-      </w:pPr>
-      <w:r>
-        <w:t>Pro lepší srozumitelnost jsou oba algoritmy v následujících podkapitolách popsány nejprve z obecného hlediska a poté prostřednictvím hlavních kroků jejich zpracování. Součástí této kapitoly mohou být také blokové diagramy, které znázorňují jejich logickou strukturu a usnadňují orientaci v jednotlivých fázích zpracování</w:t>
-      </w:r>
-      <w:r>
         <w:t>.</w:t>
-      </w:r>
-      <w:r>
-        <w:rPr>
-          <w:b/>
-        </w:rPr>
-        <w:t xml:space="preserve"> </w:t>
-      </w:r>
-    </w:p>
-    <w:p>
-      <w:pPr>
-        <w:pStyle w:val="Nadpis5"/>
-        <w:ind w:left="-5"/>
-        <w:rPr>
-          <w:lang w:val="ru-RU"/>
-        </w:rPr>
-      </w:pPr>
-      <w:bookmarkStart w:id="77" w:name="_Toc226440001"/>
-      <w:r>
-        <w:t>2.</w:t>
-      </w:r>
-      <w:r>
-        <w:rPr>
-          <w:lang w:val="ru-RU"/>
-        </w:rPr>
-        <w:t>6</w:t>
-      </w:r>
-      <w:r>
-        <w:t xml:space="preserve">.1 </w:t>
-      </w:r>
-      <w:r>
-        <w:t>Algoritmus vyrovnávání hodin</w:t>
-      </w:r>
-      <w:bookmarkEnd w:id="77"/>
-      <w:r>
-        <w:rPr>
-          <w:lang w:val="ru-RU"/>
-        </w:rPr>
-        <w:t xml:space="preserve"> </w:t>
-      </w:r>
-    </w:p>
-    <w:p>
-      <w:pPr>
-        <w:pStyle w:val="TextMain"/>
-        <w:rPr>
-          <w:lang w:val="ru-RU"/>
-        </w:rPr>
-      </w:pPr>
-      <w:r>
-        <w:t>Algoritmus vyrovnávání hodin slouží k tomu, aby evidence pracovní doby odpovídala požadovanému pracovnímu fondu a současně respektovala pravidla, podle nichž mají být zachovány ručně zadané události. Jeho hlavním cílem je dosáhnout vyrovnání pracovní doby v rámci dne, týdne a měsíce, aniž by docházelo k neodůvodněným zásahům do uživatelem zadaných záznamů.</w:t>
-      </w:r>
-      <w:r>
-        <w:rPr>
-          <w:lang w:val="ru-RU"/>
-        </w:rPr>
-        <w:t xml:space="preserve"> </w:t>
-      </w:r>
-    </w:p>
-    <w:p>
-      <w:pPr>
-        <w:pStyle w:val="TextMain"/>
-      </w:pPr>
-      <w:r>
-        <w:t xml:space="preserve">Základním principem algoritmu je rozlišení mezi ručními a automaticky generovanými událostmi. Ručně zadané události představují pevné vstupní údaje, které zůstávají zachovány, zatímco automaticky vytvářené pracovní bloky lze upravovat tak, aby bylo dosaženo požadovaného výsledku. Tím je zajištěno, že aplikace zasahuje pouze do těch částí evidence, které jsou určeny k automatickému zpracování. Toto pravidlo je patrné i ve zdrojovém kódu, kde se ořezávání a prodlužování provádí pouze na automaticky generovaných okrajích dne a ruční události zůstávají nedotčené. </w:t>
-      </w:r>
-    </w:p>
-    <w:p>
-      <w:pPr>
-        <w:pStyle w:val="TextMain"/>
-      </w:pPr>
-      <w:r>
-        <w:t xml:space="preserve">Vyrovnávání probíhá na úrovni kalendářního měsíce. Nejprve jsou určeny pracovní dny příslušného období, přičemž se zohledňují víkendy a státní svátky. Následně jsou tyto dny rozděleny do jednotlivých týdnů a každý týden je zpracován samostatně. Pokud se na začátku </w:t>
-      </w:r>
-      <w:r>
-        <w:lastRenderedPageBreak/>
-        <w:t xml:space="preserve">a na konci měsíce nacházejí neúplné týdny, algoritmus je může posuzovat společně, aby bylo dosaženo správného měsíčního vyrovnání. Po zpracování všech týdnů následuje dodatečná normalizace měsíce, která slouží k odstranění drobných odchylek. Tento postup odpovídá metodám </w:t>
-      </w:r>
-      <w:r>
-        <w:rPr>
-          <w:i/>
-          <w:iCs/>
-        </w:rPr>
-        <w:t>BalanceEventsForMonthAsync</w:t>
-      </w:r>
-      <w:r>
-        <w:t xml:space="preserve">, </w:t>
-      </w:r>
-      <w:r>
-        <w:rPr>
-          <w:i/>
-          <w:iCs/>
-        </w:rPr>
-        <w:t>BalanceOneWeekAsync</w:t>
-      </w:r>
-      <w:r>
-        <w:t xml:space="preserve">, </w:t>
-      </w:r>
-      <w:r>
-        <w:rPr>
-          <w:i/>
-          <w:iCs/>
-        </w:rPr>
-        <w:t>BalanceTwoWeeksAsync</w:t>
-      </w:r>
-      <w:r>
-        <w:t xml:space="preserve"> a </w:t>
-      </w:r>
-      <w:r>
-        <w:rPr>
-          <w:i/>
-          <w:iCs/>
-        </w:rPr>
-        <w:t>PostNormalizeMonthAsync</w:t>
-      </w:r>
-      <w:r>
-        <w:t xml:space="preserve">. </w:t>
-      </w:r>
-    </w:p>
-    <w:p>
-      <w:pPr>
-        <w:pStyle w:val="TextMain"/>
-      </w:pPr>
-      <w:r>
-        <w:t xml:space="preserve">Pro jednotlivé dny jsou vypočítávány pracovní metriky, které rozlišují skutečně započítávanou práci a zvláštní typy nepřítomnosti nebo jiných uznávaných stavů. Na základě těchto metrik se pro každý den určuje, zda vykazuje deficit, nebo naopak přebytek odpracovaného času. Pokud je v některém dni vykázán přesah, algoritmus se jej nejprve pokouší odstranit v rámci téhož dne zkrácením automatických bloků na jeho začátku nebo na konci. Pokud jsou okraje dne tvořeny ručními událostmi a den je tak z hlediska automatických úprav „uzamčen“, může být přebytek přenesen do jiných dnů stejného týdne, které takovou úpravu umožňují. Tato logika je ve zdrojovém kódu zajišťována mimo jiné metodami </w:t>
-      </w:r>
-      <w:r>
-        <w:rPr>
-          <w:i/>
-          <w:iCs/>
-        </w:rPr>
-        <w:t>IsLockedEdgeDay</w:t>
-      </w:r>
-      <w:r>
-        <w:t xml:space="preserve">, </w:t>
-      </w:r>
-      <w:r>
-        <w:rPr>
-          <w:i/>
-          <w:iCs/>
-        </w:rPr>
-        <w:t>TransferLockedOvertimeAsync</w:t>
-      </w:r>
-      <w:r>
-        <w:t xml:space="preserve">, </w:t>
-      </w:r>
-      <w:r>
-        <w:rPr>
-          <w:i/>
-          <w:iCs/>
-        </w:rPr>
-        <w:t>TrimStartAuto</w:t>
-      </w:r>
-      <w:r>
-        <w:t xml:space="preserve"> a </w:t>
-      </w:r>
-      <w:r>
-        <w:rPr>
-          <w:i/>
-          <w:iCs/>
-        </w:rPr>
-        <w:t>TrimEndAuto</w:t>
-      </w:r>
-      <w:r>
-        <w:t xml:space="preserve">. </w:t>
-      </w:r>
-    </w:p>
-    <w:p>
-      <w:pPr>
-        <w:pStyle w:val="TextMain"/>
-        <w:rPr>
-          <w:lang w:val="ru-RU"/>
-        </w:rPr>
-      </w:pPr>
-      <w:r>
-        <w:t>Dalším úkolem algoritmu je párování dnů s přebytkem a dnů s deficitem. Pokud to situace dovoluje, jsou automatické pracovní bloky v některých dnech zkracovány a v jiných naopak prodlužovány tak, aby bylo dosaženo týdenního vyrovnání. Tyto úpravy jsou prováděny s ohledem na zachování konzistence denního rozvrhu a na správné umístění přestávky na oběd.</w:t>
-      </w:r>
-      <w:r>
-        <w:rPr>
-          <w:lang w:val="ru-RU"/>
-        </w:rPr>
-        <w:t xml:space="preserve"> </w:t>
-      </w:r>
-    </w:p>
-    <w:p>
-      <w:pPr>
-        <w:pStyle w:val="TextMain"/>
-      </w:pPr>
-      <w:r>
-        <w:t xml:space="preserve">Samostatnou část algoritmu tvoří práce s obědovou přestávkou. Po každé významnější změně časových hranic dne je nutné ověřit, zda přestávka leží uvnitř pracovního okna a zda nekoliduje s ostatními událostmi. Pokud tomu tak není, algoritmus se pokouší nalézt nové vhodné umístění přestávky, případně ji vymezit uvnitř automaticky generovaných pracovních bloků. Ve zdrojovém kódu tuto část zajišťují zejména metody </w:t>
-      </w:r>
-      <w:r>
-        <w:rPr>
-          <w:i/>
-          <w:iCs/>
-        </w:rPr>
-        <w:t>EnsureLunchInsideWorkWindowAsync</w:t>
-      </w:r>
-      <w:r>
-        <w:t xml:space="preserve">, </w:t>
-      </w:r>
-      <w:r>
-        <w:rPr>
-          <w:i/>
-          <w:iCs/>
-        </w:rPr>
-        <w:t>RefitLunch</w:t>
-      </w:r>
-      <w:r>
-        <w:t xml:space="preserve">, </w:t>
-      </w:r>
-      <w:r>
-        <w:rPr>
-          <w:i/>
-          <w:iCs/>
-        </w:rPr>
-        <w:t>GetBusyIntervals</w:t>
-      </w:r>
-      <w:r>
-        <w:t xml:space="preserve">, </w:t>
-      </w:r>
-      <w:r>
-        <w:rPr>
-          <w:i/>
-          <w:iCs/>
-        </w:rPr>
-        <w:t>TryCarveLunchFromInnerAuto</w:t>
-      </w:r>
-      <w:r>
-        <w:t xml:space="preserve">, </w:t>
-      </w:r>
-      <w:r>
-        <w:rPr>
-          <w:i/>
-          <w:iCs/>
-        </w:rPr>
-        <w:t>ReplaceLunchEvent</w:t>
-      </w:r>
-      <w:r>
-        <w:t xml:space="preserve"> a </w:t>
-      </w:r>
-      <w:r>
-        <w:rPr>
-          <w:i/>
-          <w:iCs/>
-        </w:rPr>
-        <w:t>SplitAutoWorkAroundLunch</w:t>
-      </w:r>
-      <w:r>
-        <w:t xml:space="preserve">. </w:t>
-      </w:r>
-    </w:p>
-    <w:p>
-      <w:pPr>
-        <w:pStyle w:val="TextMain"/>
-        <w:rPr>
-          <w:lang w:val="ru-RU"/>
-        </w:rPr>
-      </w:pPr>
-      <w:r>
-        <w:t>Výsledkem algoritmu je taková podoba evidence pracovní doby, která respektuje ručně zadané události, upravuje pouze automaticky generované části dne a současně zachovává správné časové uspořádání včetně přestávky na oběd. Výhodou tohoto přístupu je předvídatelnost výsledku a možnost opakovaného spuštění nad stejnými daty bez vzniku nekonzistentních změn.</w:t>
-      </w:r>
-      <w:r>
-        <w:rPr>
-          <w:lang w:val="ru-RU"/>
-        </w:rPr>
-        <w:t xml:space="preserve"> </w:t>
-      </w:r>
-    </w:p>
-    <w:p>
-      <w:pPr>
-        <w:pStyle w:val="TextMain"/>
-        <w:rPr>
-          <w:lang w:val="ru-RU"/>
-        </w:rPr>
-      </w:pPr>
-      <w:r>
-        <w:t xml:space="preserve">Pro větší přehlednost je logika algoritmu znázorněna na blokovém diagramu uvedeném na </w:t>
-      </w:r>
-      <w:r>
-        <w:rPr>
-          <w:i/>
-          <w:iCs/>
-        </w:rPr>
-        <w:t xml:space="preserve">obrázku </w:t>
-      </w:r>
-      <w:r>
-        <w:rPr>
-          <w:i/>
-          <w:iCs/>
-          <w:lang w:val="ru-RU"/>
-        </w:rPr>
-        <w:t>22</w:t>
       </w:r>
       <w:r>
         <w:t xml:space="preserve"> </w:t>
@@ -16540,7 +15424,7 @@
           <w:lang w:val="ru-RU"/>
         </w:rPr>
       </w:pPr>
-      <w:bookmarkStart w:id="78" w:name="_Toc226439917"/>
+      <w:bookmarkStart w:id="70" w:name="_Toc226488797"/>
       <w:r>
         <w:lastRenderedPageBreak/>
         <w:t xml:space="preserve">Obrázek </w:t>
@@ -16570,18 +15454,9 @@
         <w:t xml:space="preserve"> </w:t>
       </w:r>
       <w:r>
-        <w:rPr>
-          <w:lang w:val="ru-RU"/>
-        </w:rPr>
-        <w:t>Algoritmus vyrovnávání hodin</w:t>
-      </w:r>
-      <w:bookmarkEnd w:id="78"/>
-      <w:r>
-        <w:rPr>
-          <w:lang w:val="ru-RU"/>
-        </w:rPr>
-        <w:t xml:space="preserve"> </w:t>
-      </w:r>
+        <w:t>Blokový diagram algoritmu vyrovnávání hodin</w:t>
+      </w:r>
+      <w:bookmarkEnd w:id="70"/>
     </w:p>
     <w:p>
       <w:pPr>
@@ -16591,7 +15466,7 @@
           <w:lang w:val="ru-RU"/>
         </w:rPr>
       </w:pPr>
-      <w:bookmarkStart w:id="79" w:name="_Toc226440002"/>
+      <w:bookmarkStart w:id="71" w:name="_Toc226488848"/>
       <w:r>
         <w:t>2.</w:t>
       </w:r>
@@ -16607,160 +15482,71 @@
       <w:r>
         <w:t>Algoritmus importu rozvrhu ze STAG</w:t>
       </w:r>
-      <w:bookmarkEnd w:id="79"/>
-      <w:r>
-        <w:rPr>
-          <w:lang w:val="ru-RU"/>
-        </w:rPr>
-        <w:t xml:space="preserve"> </w:t>
-      </w:r>
-    </w:p>
-    <w:p>
-      <w:pPr>
-        <w:ind w:left="-5" w:right="55"/>
-        <w:rPr>
-          <w:lang w:val="ru-RU"/>
-        </w:rPr>
+      <w:bookmarkEnd w:id="71"/>
+      <w:r>
+        <w:rPr>
+          <w:lang w:val="ru-RU"/>
+        </w:rPr>
+        <w:t xml:space="preserve"> </w:t>
+      </w:r>
+    </w:p>
+    <w:p>
+      <w:pPr>
+        <w:pStyle w:val="TextMain"/>
       </w:pPr>
       <w:r>
         <w:t>Druhým klíčovým algoritmem aplikace je import rozvrhu ze systému STAG. Jeho úkolem je převést vstupní data uložená ve formátu CSV do podoby interních událostí, se kterými aplikace dále pracuje při evidenci pracovní doby. Importní algoritmus tak představuje vstupní bod pro automatizované načtení rozvrhových údajů a jejich následné začlenění do databázové struktury aplikace.</w:t>
       </w:r>
-      <w:r>
-        <w:rPr>
-          <w:lang w:val="ru-RU"/>
-        </w:rPr>
-        <w:t xml:space="preserve"> </w:t>
-      </w:r>
-    </w:p>
-    <w:p>
-      <w:pPr>
-        <w:ind w:left="-5" w:right="55"/>
-      </w:pPr>
-      <w:r>
-        <w:t xml:space="preserve">Import začíná načtením CSV souboru a kontrolou jeho základní struktury. Při zpracování jednotlivých řádků jsou postupně ověřovány hodnoty, jako jsou datumové intervaly, základní datum, čísla týdnů a časové údaje. Pokud některý řádek neobsahuje platné údaje, je přeskočen a zaznamenán jako chybový. Ve zdrojovém kódu lze tuto část sledovat v logice validace hlavičky a následného zpracování jednotlivých řádků, včetně metod </w:t>
-      </w:r>
-      <w:r>
-        <w:rPr>
-          <w:i/>
-          <w:iCs/>
-        </w:rPr>
-        <w:t>TryParseDate</w:t>
-      </w:r>
-      <w:r>
-        <w:t xml:space="preserve">, </w:t>
-      </w:r>
-      <w:r>
-        <w:rPr>
-          <w:i/>
-          <w:iCs/>
-        </w:rPr>
-        <w:t>TryParseTime</w:t>
-      </w:r>
-      <w:r>
-        <w:t xml:space="preserve"> a </w:t>
-      </w:r>
-      <w:r>
-        <w:rPr>
-          <w:i/>
-          <w:iCs/>
-        </w:rPr>
-        <w:t>TryParseWeek</w:t>
-      </w:r>
-      <w:r>
-        <w:t xml:space="preserve">. </w:t>
-      </w:r>
-    </w:p>
-    <w:p>
-      <w:pPr>
-        <w:ind w:left="-5" w:right="55"/>
-      </w:pPr>
-      <w:r>
-        <w:t xml:space="preserve">Před samotným uložením nových dat algoritmus určí časový rozsah importu a v tomto období označí dříve importované záznamy jako neaktivní. Tím je zajištěno, že nová dávka může bezpečně nahradit předchozí import bez nutnosti fyzického mazání starších údajů. Tato logika odpovídá metodě </w:t>
-      </w:r>
-      <w:r>
-        <w:rPr>
-          <w:i/>
-          <w:iCs/>
-        </w:rPr>
-        <w:t>BulkSoftDeleteImportedInRangeAsync</w:t>
-      </w:r>
-      <w:r>
-        <w:t xml:space="preserve">, která pracuje s importovanými událostmi navázanými na identifikátor dávky. </w:t>
-      </w:r>
-    </w:p>
-    <w:p>
-      <w:pPr>
-        <w:ind w:left="-5" w:right="55"/>
-      </w:pPr>
-      <w:r>
-        <w:t xml:space="preserve">Následně algoritmus vytváří nové pracovní události na základě pravidel odvozených z CSV souboru. U každého řádku se zohledňuje den v týdnu, období platnosti, čas začátku a konce, rozsah týdnů a případně také parita týdnů. Událost je vytvořena pouze tehdy, pokud konkrétní datum splňuje všechny požadované podmínky. Takto vzniklé záznamy jsou ukládány jako ručně zadané pracovní události typu </w:t>
-      </w:r>
-      <w:r>
-        <w:rPr>
-          <w:i/>
-          <w:iCs/>
-        </w:rPr>
-        <w:t>Work</w:t>
-      </w:r>
-      <w:r>
-        <w:t xml:space="preserve"> a jsou přiřazeny k aktuální importní dávce. Po zpracování všech řádků jsou nové události hromadně uloženy do databáze pomocí operace </w:t>
-      </w:r>
-      <w:r>
-        <w:rPr>
-          <w:i/>
-          <w:iCs/>
-        </w:rPr>
-        <w:t>CreateEventsBulk</w:t>
-      </w:r>
-      <w:r>
-        <w:t xml:space="preserve">. </w:t>
-      </w:r>
-    </w:p>
-    <w:p>
-      <w:pPr>
-        <w:ind w:left="-5" w:right="55"/>
-      </w:pPr>
-      <w:r>
-        <w:t xml:space="preserve">Po uložení importovaných událostí následuje navazující fáze, jejímž účelem je převést importovaná data do podoby vhodné pro další práci v aplikaci. Pro všechny dotčené dny dochází k regeneraci automatických bloků, kontrole denního nastavení a následnému vyrovnání pracovní doby. Aplikace tak po importu nezůstává pouze u převodu dat, ale bezprostředně připravuje denní záznamy pro další zpracování, včetně kontroly přestávky a hran dne. Ve zdrojovém kódu je tato návaznost vidět na opakovaném volání </w:t>
-      </w:r>
-      <w:r>
-        <w:rPr>
-          <w:i/>
-          <w:iCs/>
-        </w:rPr>
-        <w:t>RegenerateDailyEventsAsync</w:t>
-      </w:r>
-      <w:r>
-        <w:t xml:space="preserve">, úpravách denních nastavení a následném vyrovnání změněného rozsahu. </w:t>
-      </w:r>
-    </w:p>
-    <w:p>
-      <w:pPr>
-        <w:ind w:left="-5" w:right="55"/>
-        <w:rPr>
-          <w:lang w:val="ru-RU"/>
-        </w:rPr>
-      </w:pPr>
-      <w:r>
-        <w:lastRenderedPageBreak/>
+    </w:p>
+    <w:p>
+      <w:pPr>
+        <w:pStyle w:val="TextMain"/>
+      </w:pPr>
+      <w:r>
+        <w:t>Import začíná načtením CSV souboru a kontrolou jeho základní struktury. Při zpracování jednotlivých řádků jsou postupně ověřovány hodnoty, jako jsou datumové intervaly, časové údaje, rozsahy týdnů a další informace potřebné pro vytvoření pracovních záznamů. Pokud některý řádek neobsahuje platné údaje, je přeskočen nebo zpracován jako chybový.</w:t>
+      </w:r>
+    </w:p>
+    <w:p>
+      <w:pPr>
+        <w:pStyle w:val="TextMain"/>
+      </w:pPr>
+      <w:r>
+        <w:t>Před samotným uložením nových dat algoritmus určí časový rozsah importu a v tomto období označí dříve importované záznamy jako neaktivní. Tím je zajištěno, že nová dávka může bezpečně nahradit předchozí import bez nutnosti fyzického mazání starších údajů.</w:t>
+      </w:r>
+    </w:p>
+    <w:p>
+      <w:pPr>
+        <w:pStyle w:val="TextMain"/>
+      </w:pPr>
+      <w:r>
+        <w:t>Následně algoritmus vytváří nové pracovní události na základě pravidel odvozených z CSV souboru. U každého řádku se zohledňuje den v týdnu, období platnosti, čas začátku a konce, rozsah týdnů a případně také parita týdnů. Událost je vytvořena pouze tehdy, pokud konkrétní datum splňuje všechny požadované podmínky. Takto vzniklé záznamy jsou ukládány jako pracovní události a jsou přiřazeny k aktuální importní dávce.</w:t>
+      </w:r>
+    </w:p>
+    <w:p>
+      <w:pPr>
+        <w:pStyle w:val="TextMain"/>
+      </w:pPr>
+      <w:r>
+        <w:t>Po uložení importovaných událostí následuje navazující fáze, jejímž účelem je převést importovaná data do podoby vhodné pro další práci v aplikaci. Pro všechny dotčené dny dochází k regeneraci automatických bloků, kontrole denního nastavení a následnému vyrovnání pracovní doby. Aplikace tak po importu nezůstává pouze u převodu dat, ale bezprostředně připravuje denní záznamy pro další zpracování, včetně kontroly přestávky a hran dne.</w:t>
+      </w:r>
+    </w:p>
+    <w:p>
+      <w:pPr>
+        <w:pStyle w:val="TextMain"/>
+      </w:pPr>
+      <w:r>
         <w:t>Výsledkem importního algoritmu je sada nově založených pracovních událostí, které odpovídají datům načteným ze systému STAG a jsou zároveň připraveny pro další zpracování v rámci evidence pracovní doby. Výhodou tohoto postupu je možnost opakovaného importu, zachování původu dat prostřednictvím importních dávek a návaznost na další algoritmy aplikace.</w:t>
       </w:r>
-      <w:r>
-        <w:rPr>
-          <w:lang w:val="ru-RU"/>
-        </w:rPr>
-        <w:t xml:space="preserve"> </w:t>
-      </w:r>
-    </w:p>
-    <w:p>
-      <w:pPr>
-        <w:ind w:left="-5" w:right="55"/>
-        <w:rPr>
-          <w:lang w:val="ru-RU"/>
-        </w:rPr>
-      </w:pPr>
-      <w:r>
-        <w:t xml:space="preserve">Také tento algoritmus je pro větší názornost doplněn blokovým diagramem uvedeným na </w:t>
+    </w:p>
+    <w:p>
+      <w:pPr>
+        <w:pStyle w:val="TextMain"/>
+      </w:pPr>
+      <w:r>
+        <w:t>Také tento algoritmus je pro větší názornost doplněn blokovým diagramem uvedeným na</w:t>
+      </w:r>
+      <w:r>
+        <w:t xml:space="preserve"> </w:t>
       </w:r>
       <w:r>
         <w:rPr>
@@ -16855,7 +15641,7 @@
         <w:pStyle w:val="Titulek"/>
         <w:jc w:val="center"/>
       </w:pPr>
-      <w:bookmarkStart w:id="80" w:name="_Toc226439918"/>
+      <w:bookmarkStart w:id="72" w:name="_Toc226488798"/>
       <w:r>
         <w:t xml:space="preserve">Obrázek </w:t>
       </w:r>
@@ -16884,18 +15670,9 @@
         <w:t xml:space="preserve"> </w:t>
       </w:r>
       <w:r>
-        <w:rPr>
-          <w:lang w:val="ru-RU"/>
-        </w:rPr>
-        <w:t>Algoritmus vyrovnávání hodin</w:t>
-      </w:r>
-      <w:bookmarkEnd w:id="80"/>
-      <w:r>
-        <w:rPr>
-          <w:lang w:val="ru-RU"/>
-        </w:rPr>
-        <w:t xml:space="preserve"> </w:t>
-      </w:r>
+        <w:t>Blokový diagram algoritmu importu rozvrhu ze STAG</w:t>
+      </w:r>
+      <w:bookmarkEnd w:id="72"/>
     </w:p>
     <w:p>
       <w:pPr>
@@ -16903,7 +15680,7 @@
         <w:spacing w:after="79"/>
         <w:ind w:left="-5"/>
       </w:pPr>
-      <w:bookmarkStart w:id="81" w:name="_Toc226440003"/>
+      <w:bookmarkStart w:id="73" w:name="_Toc226488849"/>
       <w:r>
         <w:rPr>
           <w:sz w:val="32"/>
@@ -16923,7 +15700,7 @@
         </w:rPr>
         <w:t xml:space="preserve"> Testování aplikace</w:t>
       </w:r>
-      <w:bookmarkEnd w:id="81"/>
+      <w:bookmarkEnd w:id="73"/>
       <w:r>
         <w:rPr>
           <w:sz w:val="32"/>
@@ -16977,7 +15754,7 @@
           <w:lang w:val="ru-RU"/>
         </w:rPr>
       </w:pPr>
-      <w:bookmarkStart w:id="82" w:name="_Toc226440004"/>
+      <w:bookmarkStart w:id="74" w:name="_Toc226488850"/>
       <w:r>
         <w:t>2.</w:t>
       </w:r>
@@ -16993,7 +15770,7 @@
       <w:r>
         <w:t>Cíl a kritéria přijetí</w:t>
       </w:r>
-      <w:bookmarkEnd w:id="82"/>
+      <w:bookmarkEnd w:id="74"/>
       <w:r>
         <w:rPr>
           <w:lang w:val="ru-RU"/>
@@ -17041,7 +15818,7 @@
         <w:spacing w:after="94"/>
         <w:ind w:left="-5"/>
       </w:pPr>
-      <w:bookmarkStart w:id="83" w:name="_Toc226440005"/>
+      <w:bookmarkStart w:id="75" w:name="_Toc226488851"/>
       <w:r>
         <w:rPr>
           <w:sz w:val="28"/>
@@ -17061,7 +15838,7 @@
         </w:rPr>
         <w:t>.2 Testovací prostředí</w:t>
       </w:r>
-      <w:bookmarkEnd w:id="83"/>
+      <w:bookmarkEnd w:id="75"/>
       <w:r>
         <w:rPr>
           <w:sz w:val="28"/>
@@ -17109,7 +15886,7 @@
         <w:spacing w:after="93"/>
         <w:ind w:left="-5"/>
       </w:pPr>
-      <w:bookmarkStart w:id="84" w:name="_Toc226440006"/>
+      <w:bookmarkStart w:id="76" w:name="_Toc226488852"/>
       <w:r>
         <w:rPr>
           <w:sz w:val="28"/>
@@ -17135,7 +15912,7 @@
         </w:rPr>
         <w:t>Metodika testování</w:t>
       </w:r>
-      <w:bookmarkEnd w:id="84"/>
+      <w:bookmarkEnd w:id="76"/>
       <w:r>
         <w:rPr>
           <w:sz w:val="28"/>
@@ -17204,7 +15981,7 @@
         <w:spacing w:after="94"/>
         <w:ind w:left="-5"/>
       </w:pPr>
-      <w:bookmarkStart w:id="85" w:name="_Toc226440007"/>
+      <w:bookmarkStart w:id="77" w:name="_Toc226488853"/>
       <w:r>
         <w:rPr>
           <w:sz w:val="28"/>
@@ -17230,7 +16007,7 @@
         </w:rPr>
         <w:t>Předpokládané rozdíly mezi platformami</w:t>
       </w:r>
-      <w:bookmarkEnd w:id="85"/>
+      <w:bookmarkEnd w:id="77"/>
     </w:p>
     <w:p>
       <w:pPr>
@@ -17272,7 +16049,7 @@
         <w:spacing w:after="94"/>
         <w:ind w:left="-5"/>
       </w:pPr>
-      <w:bookmarkStart w:id="86" w:name="_Toc226440008"/>
+      <w:bookmarkStart w:id="78" w:name="_Toc226488854"/>
       <w:r>
         <w:rPr>
           <w:sz w:val="28"/>
@@ -17298,31 +16075,19 @@
         </w:rPr>
         <w:t>Testovací scénáře</w:t>
       </w:r>
-      <w:bookmarkEnd w:id="86"/>
+      <w:bookmarkEnd w:id="78"/>
     </w:p>
     <w:p>
       <w:pPr>
         <w:pStyle w:val="TextMain"/>
-        <w:rPr>
-          <w:lang w:val="ru-RU"/>
-        </w:rPr>
       </w:pPr>
       <w:r>
         <w:t>Testovací scénáře byly navrženy tak, aby pokrývaly běžné situace při používání aplikace i vybrané hraniční případy. Každý scénář vycházel ze stejného principu: nejprve byla připravena vstupní data nebo odpovídající stav databáze, následně byla provedena konkrétní akce v aplikaci a poté byl porovnán očekávaný a skutečný výsledek.</w:t>
       </w:r>
-      <w:r>
-        <w:rPr>
-          <w:lang w:val="ru-RU"/>
-        </w:rPr>
-        <w:t xml:space="preserve"> </w:t>
-      </w:r>
     </w:p>
     <w:p>
       <w:pPr>
         <w:pStyle w:val="TextMain"/>
-        <w:rPr>
-          <w:lang w:val="ru-RU"/>
-        </w:rPr>
       </w:pPr>
       <w:r>
         <w:t xml:space="preserve">První skupinu scénářů tvořily testy zaměřené na standardní provoz aplikace. V těchto scénářích byl použit platný export CSV ze systému STAG za jeden kalendářní měsíc. Po dokončení importu bylo ověřováno, zda došlo ke správnému vytvoření událostí, zda byly správně vypočteny denní a týdenní součty a zda aplikace automaticky doplnila přestávku na oběd a upravila případné přesahy pouze v automaticky generovaných blocích. Na tento scénář </w:t>
@@ -17331,70 +16096,37 @@
         <w:lastRenderedPageBreak/>
         <w:t>navazovalo ověření opakovaného importu stejného období, při němž bylo sledováno, zda nedochází ke vzniku duplicit a zda v databázi zůstává pouze aktuální importní dávka.</w:t>
       </w:r>
-      <w:r>
-        <w:rPr>
-          <w:lang w:val="ru-RU"/>
-        </w:rPr>
-        <w:t xml:space="preserve"> </w:t>
-      </w:r>
     </w:p>
     <w:p>
       <w:pPr>
         <w:pStyle w:val="TextMain"/>
-        <w:rPr>
-          <w:lang w:val="ru-RU"/>
-        </w:rPr>
-      </w:pPr>
-      <w:r>
-        <w:t>Další skupinu tvořily negativní scénáře. Zde byly záměrně připraveny neplatné nebo neúplné vstupy, například soubory s chybně zadaným datem, časem nebo chybějícím povinným sloupcem. V těchto případech bylo sledováno, zda aplikace správně reaguje chybovým hlášením nebo bezpečně přeskočí problematické řádky, aniž by došlo k porušení konzistence uložených dat.</w:t>
-      </w:r>
-      <w:r>
-        <w:rPr>
-          <w:lang w:val="ru-RU"/>
-        </w:rPr>
-        <w:t xml:space="preserve"> </w:t>
+      </w:pPr>
+      <w:r>
+        <w:t>Další skupinu tvořily negativní scénáře. Zde byly záměrně připraveny neplatné nebo neúplné vstupy, například soubory s chybně zadaným datem, časem nebo chybějícím povinným sloupcem. V těchto případech bylo sledováno, zda aplikace správně reaguje chybovým hlášením nebo bezpečně zpracuje problematické řádky, aniž by došlo k porušení konzistence uložených dat.</w:t>
       </w:r>
     </w:p>
     <w:p>
       <w:pPr>
         <w:pStyle w:val="TextMain"/>
-        <w:rPr>
-          <w:lang w:val="ru-RU"/>
-        </w:rPr>
       </w:pPr>
       <w:r>
         <w:t>Samostatná skupina testů byla zaměřena na situace související s pravidly evidence pracovní doby. Byly ověřovány scénáře zahrnující neúplné týdny, státní svátky, přesahy mezi začátkem a koncem měsíce, kombinaci výuky a služební cesty v jednom dni nebo krátkodobou nepřítomnost zasahující do pracovní doby. V těchto scénářích bylo důležité zejména potvrdit správnost výpočtu odpracovaného a neodpracovaného času a korektní chování algoritmu vyrovnávání.</w:t>
       </w:r>
-      <w:r>
-        <w:rPr>
-          <w:lang w:val="ru-RU"/>
-        </w:rPr>
-        <w:t xml:space="preserve"> </w:t>
-      </w:r>
     </w:p>
     <w:p>
       <w:pPr>
         <w:pStyle w:val="TextMain"/>
-        <w:rPr>
-          <w:lang w:val="ru-RU"/>
-        </w:rPr>
       </w:pPr>
       <w:r>
         <w:t>Dále byly testovány i scénáře zaměřené na ruční zásahy uživatele, například změna okrajů dne nebo délky oběda. V těchto případech bylo sledováno, zda aplikace po úpravě správně regeneruje automatické bloky, zachová platné denní nastavení a nevytváří nekonzistentní záznamy.</w:t>
       </w:r>
-      <w:r>
-        <w:rPr>
-          <w:lang w:val="ru-RU"/>
-        </w:rPr>
-        <w:t xml:space="preserve"> </w:t>
-      </w:r>
     </w:p>
     <w:p>
       <w:pPr>
         <w:pStyle w:val="TextMain"/>
       </w:pPr>
       <w:r>
-        <w:t>Poslední skupina testů byla věnována exportu, výkonu a použitelnosti. Byla ověřována správnost PDF výstupu, rychlost importu a exportu, chování aplikace při zvětšeném měřítku uživatelského rozhraní, reakce na pokus o ukládání do chráněné složky a také stabilita aplikace při opakovaném importu stejného souboru</w:t>
+        <w:t>Poslední skupina testů byla věnována exportu, výkonu a použitelnosti. Byla ověřována správnost PDF výstupu, rychlost importu a exportu, chování aplikace při zvětšeném měřítku uživatelského rozhraní, reakce na pokus o ukládání do chráněné složky a také stabilita aplikace při opakovaném importu stejného souboru. Součástí této části bylo rovněž ověření, že aplikace zachovává správné chování i při delších operacích a že uživatelské rozhraní zůstává dostatečně responzivní</w:t>
       </w:r>
       <w:r>
         <w:t xml:space="preserve">. </w:t>
@@ -17410,7 +16142,7 @@
           <w:lang w:val="ru-RU"/>
         </w:rPr>
       </w:pPr>
-      <w:bookmarkStart w:id="87" w:name="_Toc226440009"/>
+      <w:bookmarkStart w:id="79" w:name="_Toc226488855"/>
       <w:r>
         <w:rPr>
           <w:sz w:val="28"/>
@@ -17430,7 +16162,7 @@
         </w:rPr>
         <w:t>.6 Souhrnná tabulka testů</w:t>
       </w:r>
-      <w:bookmarkEnd w:id="87"/>
+      <w:bookmarkEnd w:id="79"/>
       <w:r>
         <w:rPr>
           <w:sz w:val="28"/>
@@ -17821,6 +16553,7 @@
               <w:rPr>
                 <w:lang w:val="ru-RU"/>
               </w:rPr>
+              <w:lastRenderedPageBreak/>
               <w:t>přesahy</w:t>
             </w:r>
             <w:proofErr w:type="spellEnd"/>
@@ -17870,14 +16603,7 @@
               <w:rPr>
                 <w:lang w:val="ru-RU"/>
               </w:rPr>
-              <w:t xml:space="preserve"> </w:t>
-            </w:r>
-            <w:r>
-              <w:rPr>
-                <w:lang w:val="ru-RU"/>
-              </w:rPr>
-              <w:lastRenderedPageBreak/>
-              <w:t xml:space="preserve">v </w:t>
+              <w:t xml:space="preserve"> v </w:t>
             </w:r>
             <w:proofErr w:type="spellStart"/>
             <w:r>
@@ -19206,6 +17932,7 @@
               <w:rPr>
                 <w:lang w:val="ru-RU"/>
               </w:rPr>
+              <w:lastRenderedPageBreak/>
               <w:t>požadovaný</w:t>
             </w:r>
             <w:proofErr w:type="spellEnd"/>
@@ -19240,6 +17967,7 @@
               <w:rPr>
                 <w:lang w:val="ru-RU"/>
               </w:rPr>
+              <w:lastRenderedPageBreak/>
               <w:t>PASS</w:t>
             </w:r>
           </w:p>
@@ -19261,7 +17989,6 @@
               <w:rPr>
                 <w:lang w:val="ru-RU"/>
               </w:rPr>
-              <w:lastRenderedPageBreak/>
               <w:t>7</w:t>
             </w:r>
           </w:p>
@@ -20671,6 +19398,7 @@
               <w:rPr>
                 <w:lang w:val="ru-RU"/>
               </w:rPr>
+              <w:lastRenderedPageBreak/>
               <w:t>čase</w:t>
             </w:r>
             <w:proofErr w:type="spellEnd"/>
@@ -20713,7 +19441,6 @@
               <w:rPr>
                 <w:lang w:val="ru-RU"/>
               </w:rPr>
-              <w:lastRenderedPageBreak/>
               <w:t>uživatelského</w:t>
             </w:r>
             <w:proofErr w:type="spellEnd"/>
@@ -21863,6 +20590,7 @@
               <w:rPr>
                 <w:lang w:val="ru-RU"/>
               </w:rPr>
+              <w:lastRenderedPageBreak/>
               <w:t>18</w:t>
             </w:r>
           </w:p>
@@ -22035,7 +20763,6 @@
               <w:rPr>
                 <w:lang w:val="ru-RU"/>
               </w:rPr>
-              <w:lastRenderedPageBreak/>
               <w:t>stejnému</w:t>
             </w:r>
             <w:proofErr w:type="spellEnd"/>
@@ -22070,7 +20797,6 @@
               <w:rPr>
                 <w:lang w:val="ru-RU"/>
               </w:rPr>
-              <w:lastRenderedPageBreak/>
               <w:t>PASS</w:t>
             </w:r>
           </w:p>
@@ -22100,7 +20826,7 @@
           <w:lang w:val="ru-RU"/>
         </w:rPr>
       </w:pPr>
-      <w:bookmarkStart w:id="88" w:name="_Toc226440010"/>
+      <w:bookmarkStart w:id="80" w:name="_Toc226488856"/>
       <w:r>
         <w:rPr>
           <w:sz w:val="28"/>
@@ -22126,7 +20852,7 @@
         </w:rPr>
         <w:t>Shrnutí testování a známá omezení</w:t>
       </w:r>
-      <w:bookmarkEnd w:id="88"/>
+      <w:bookmarkEnd w:id="80"/>
       <w:r>
         <w:rPr>
           <w:sz w:val="28"/>
@@ -22138,60 +20864,30 @@
     <w:p>
       <w:pPr>
         <w:pStyle w:val="TextMain"/>
-        <w:rPr>
-          <w:lang w:val="ru-RU"/>
-        </w:rPr>
       </w:pPr>
       <w:r>
         <w:t>Provedené testování ukázalo, že aplikace je schopna spolehlivě zvládnout hlavní pracovní scénáře, pro které byla navržena. Import rozvrhu, vyrovnávání pracovní doby i export PDF výstupů vykazovaly na platformách Windows i Linux srovnatelné chování. Zjištěné rozdíly mezi platformami měly převážně vizuální charakter a neovlivňovaly správnost dat ani použitelnost aplikace.</w:t>
       </w:r>
-      <w:r>
-        <w:rPr>
-          <w:lang w:val="ru-RU"/>
-        </w:rPr>
-        <w:t xml:space="preserve"> </w:t>
-      </w:r>
     </w:p>
     <w:p>
       <w:pPr>
         <w:pStyle w:val="TextMain"/>
-        <w:rPr>
-          <w:lang w:val="ru-RU"/>
-        </w:rPr>
       </w:pPr>
       <w:r>
         <w:t>Výsledné PDF dokumenty se mohly v některých případech lišit v technických detailech, například v metadatech nebo drobných typografických vlastnostech, avšak jejich obsahová správnost zůstávala zachována. Z tohoto důvodu bylo při testování PDF dokumentů posuzováno především jejich věcné a vizuální vyznění, nikoli binární shoda souborů.</w:t>
       </w:r>
-      <w:r>
-        <w:rPr>
-          <w:lang w:val="ru-RU"/>
-        </w:rPr>
-        <w:t xml:space="preserve"> </w:t>
-      </w:r>
     </w:p>
     <w:p>
       <w:pPr>
         <w:pStyle w:val="TextMain"/>
-        <w:rPr>
-          <w:lang w:val="ru-RU"/>
-        </w:rPr>
       </w:pPr>
       <w:r>
         <w:t>Za známá omezení lze považovat především závislost některých vizuálních detailů na konkrétní platformě a použitých systémových fontech. Tato omezení však nemají zásadní dopad na hlavní funkce aplikace. Pro budoucí rozvoj by bylo možné testovací část rozšířit o automatizované testy většího rozsahu, případně doplnit archiv testovacích vstupních souborů a obrazové záznamy vybraných kontrolních scénářů.</w:t>
       </w:r>
-      <w:r>
-        <w:rPr>
-          <w:lang w:val="ru-RU"/>
-        </w:rPr>
-        <w:t xml:space="preserve"> </w:t>
-      </w:r>
     </w:p>
     <w:p>
       <w:pPr>
         <w:pStyle w:val="TextMain"/>
-        <w:rPr>
-          <w:lang w:val="ru-RU"/>
-        </w:rPr>
       </w:pPr>
       <w:r>
         <w:t>Z výsledků testování lze uzavřít, že aplikace splňuje stanovené požadavky a je použitelná pro praktickou práci s evidencí pracovní doby. Testy současně potvrdily správnost hlavních algoritmů, stabilitu uživatelského rozhraní a konzistenci výsledných výstupů</w:t>
@@ -22228,18 +20924,24 @@
       <w:r>
         <w:br w:type="page"/>
       </w:r>
+      <w:r>
+        <w:rPr>
+          <w:lang w:val="ru-RU"/>
+        </w:rPr>
+        <w:lastRenderedPageBreak/>
+        <w:t xml:space="preserve"> </w:t>
+      </w:r>
     </w:p>
     <w:p>
       <w:pPr>
         <w:pStyle w:val="Nadpis1"/>
         <w:ind w:left="-5"/>
       </w:pPr>
-      <w:bookmarkStart w:id="89" w:name="_Toc226440011"/>
-      <w:r>
-        <w:lastRenderedPageBreak/>
+      <w:bookmarkStart w:id="81" w:name="_Toc226488857"/>
+      <w:r>
         <w:t>ZÁVĚR</w:t>
       </w:r>
-      <w:bookmarkEnd w:id="89"/>
+      <w:bookmarkEnd w:id="81"/>
       <w:r>
         <w:t xml:space="preserve"> </w:t>
       </w:r>
@@ -22249,7 +20951,7 @@
         <w:ind w:left="-5" w:right="55"/>
       </w:pPr>
       <w:r>
-        <w:t>Cílem této bakalářské práce bylo navrhnout, implementovat a ověřit aplikaci určenou pro evidenci pracovní doby. Navržené řešení bylo vytvořeno s důrazem na přehlednost, srozumitelnost, spolehlivost a omezení chybovosti při zpracování údajů. Výsledkem práce je desktopová aplikace, která umožňuje práci se záznamy pracovní doby, jejich úpravu, import vstupních dat a generování výsledných výstupů ve formátu PDF.</w:t>
+        <w:t>Cílem této bakalářské práce bylo navrhnout, implementovat a ověřit aplikaci určenou pro evidenci pracovní doby. Navržené řešení bylo vytvořeno s důrazem na přehlednost, srozumitelnost, spolehlivost a omezení chybovosti při zpracování údajů. Výsledkem práce je desktopová aplikace, která umožňuje evidenci a úpravu záznamů pracovní doby, import vstupních dat a generování výsledných výstupů ve formátu PDF.</w:t>
       </w:r>
     </w:p>
     <w:p>
@@ -22265,7 +20967,7 @@
         <w:ind w:left="-5" w:right="55"/>
       </w:pPr>
       <w:r>
-        <w:t>Praktická část práce se zaměřila na samotný návrh a implementaci aplikace. Byla popsána struktura systému, databázový model, uživatelské rozhraní i algoritmy, které zajišťují klíčové operace aplikace. Zvláštní pozornost byla věnována zejména algoritmu vyrovnávání hodin a algoritmu importu rozvrhu ze systému STAG, protože právě tyto části představují základní logiku celého řešení.</w:t>
+        <w:t>Praktická část práce se zaměřila na návrh, implementaci a ověření vytvořené aplikace. Byla popsána struktura systému, databázový model, uživatelské rozhraní i algoritmy, které zajišťují klíčové operace aplikace. Zvláštní pozornost byla věnována zejména algoritmu vyrovnávání hodin a algoritmu importu rozvrhu ze systému STAG, protože právě tyto části představují základní logiku celého řešení.</w:t>
       </w:r>
     </w:p>
     <w:p>
@@ -22281,7 +20983,7 @@
         <w:ind w:left="-5" w:right="55"/>
       </w:pPr>
       <w:r>
-        <w:t>Přínosem práce je vytvoření funkčního softwarového řešení, které může usnadnit evidenci pracovní doby a zefektivnit práci s její administrativní částí. Do budoucna by bylo možné aplikaci dále rozšířit například o další možnosti exportu, rozšířené testování nebo napojení na další informační systémy</w:t>
+        <w:t>Přínosem práce je vytvoření funkčního softwarového řešení, které může přispět ke zjednodušení evidence pracovní doby a ke zefektivnění její administrativní části. Do budoucna by bylo možné aplikaci dále rozšířit například o další možnosti exportu, rozšířené testování nebo napojení na další informační systémy</w:t>
       </w:r>
       <w:r>
         <w:t xml:space="preserve">. </w:t>
@@ -22299,6 +21001,13 @@
       <w:r>
         <w:br w:type="page"/>
       </w:r>
+      <w:r>
+        <w:rPr>
+          <w:lang w:val="ru-RU"/>
+        </w:rPr>
+        <w:lastRenderedPageBreak/>
+        <w:t xml:space="preserve"> </w:t>
+      </w:r>
     </w:p>
     <w:p>
       <w:pPr>
@@ -22310,11 +21019,11 @@
         <w:pStyle w:val="Nadpis1"/>
         <w:ind w:left="-5"/>
       </w:pPr>
-      <w:bookmarkStart w:id="90" w:name="_Toc226440012"/>
+      <w:bookmarkStart w:id="82" w:name="_Toc226488858"/>
       <w:r>
         <w:t>POUŽITÁ LITERATURA</w:t>
       </w:r>
-      <w:bookmarkEnd w:id="90"/>
+      <w:bookmarkEnd w:id="82"/>
       <w:r>
         <w:t xml:space="preserve"> </w:t>
       </w:r>
@@ -22341,21 +21050,7 @@
         <w:rPr>
           <w:i/>
         </w:rPr>
-        <w:t xml:space="preserve">A tour of </w:t>
-      </w:r>
-      <w:proofErr w:type="spellStart"/>
-      <w:r>
-        <w:rPr>
-          <w:i/>
-        </w:rPr>
-        <w:t>the</w:t>
-      </w:r>
-      <w:proofErr w:type="spellEnd"/>
-      <w:r>
-        <w:rPr>
-          <w:i/>
-        </w:rPr>
-        <w:t xml:space="preserve"> C# </w:t>
+        <w:t xml:space="preserve">A tour of the C# </w:t>
       </w:r>
       <w:proofErr w:type="spellStart"/>
       <w:r>
@@ -22569,19 +21264,11 @@
       <w:r>
         <w:t xml:space="preserve">, 2025. </w:t>
       </w:r>
-      <w:proofErr w:type="spellStart"/>
       <w:r>
         <w:rPr>
           <w:i/>
         </w:rPr>
-        <w:t>The</w:t>
-      </w:r>
-      <w:proofErr w:type="spellEnd"/>
-      <w:r>
-        <w:rPr>
-          <w:i/>
-        </w:rPr>
-        <w:t xml:space="preserve"> MVVM </w:t>
+        <w:t xml:space="preserve">The MVVM </w:t>
       </w:r>
       <w:proofErr w:type="spellStart"/>
       <w:r>
@@ -22810,21 +21497,7 @@
         <w:rPr>
           <w:i/>
         </w:rPr>
-        <w:t xml:space="preserve">QuestPDF – C# PDF </w:t>
-      </w:r>
-      <w:proofErr w:type="spellStart"/>
-      <w:r>
-        <w:rPr>
-          <w:i/>
-        </w:rPr>
-        <w:t>Generation</w:t>
-      </w:r>
-      <w:proofErr w:type="spellEnd"/>
-      <w:r>
-        <w:rPr>
-          <w:i/>
-        </w:rPr>
-        <w:t xml:space="preserve"> </w:t>
+        <w:t xml:space="preserve">QuestPDF – C# PDF Generation </w:t>
       </w:r>
       <w:proofErr w:type="spellStart"/>
       <w:r>
@@ -22891,21 +21564,7 @@
         <w:rPr>
           <w:i/>
         </w:rPr>
-        <w:t xml:space="preserve"> </w:t>
-      </w:r>
-      <w:proofErr w:type="spellStart"/>
-      <w:r>
-        <w:rPr>
-          <w:i/>
-        </w:rPr>
-        <w:t>is</w:t>
-      </w:r>
-      <w:proofErr w:type="spellEnd"/>
-      <w:r>
-        <w:rPr>
-          <w:i/>
-        </w:rPr>
-        <w:t xml:space="preserve"> Electron?</w:t>
+        <w:t xml:space="preserve"> is Electron?</w:t>
       </w:r>
       <w:r>
         <w:t xml:space="preserve"> In: </w:t>
@@ -23411,38 +22070,17 @@
         <w:rPr>
           <w:b/>
         </w:rPr>
+        <w:lastRenderedPageBreak/>
         <w:t>REACTIVEUI COMMUNITY</w:t>
       </w:r>
       <w:r>
         <w:t xml:space="preserve">, 2025. </w:t>
       </w:r>
-      <w:proofErr w:type="spellStart"/>
       <w:r>
         <w:rPr>
           <w:i/>
         </w:rPr>
-        <w:t>The</w:t>
-      </w:r>
-      <w:proofErr w:type="spellEnd"/>
-      <w:r>
-        <w:rPr>
-          <w:i/>
-        </w:rPr>
-        <w:t xml:space="preserve"> Zen of </w:t>
-      </w:r>
-      <w:proofErr w:type="spellStart"/>
-      <w:r>
-        <w:rPr>
-          <w:i/>
-        </w:rPr>
-        <w:t>the</w:t>
-      </w:r>
-      <w:proofErr w:type="spellEnd"/>
-      <w:r>
-        <w:rPr>
-          <w:i/>
-        </w:rPr>
-        <w:t xml:space="preserve"> ViewModel</w:t>
+        <w:t>The Zen of the ViewModel</w:t>
       </w:r>
       <w:r>
         <w:t xml:space="preserve">. In: </w:t>
@@ -23525,49 +22163,21 @@
         <w:rPr>
           <w:i/>
         </w:rPr>
-        <w:t xml:space="preserve"> </w:t>
+        <w:t xml:space="preserve"> Is </w:t>
       </w:r>
       <w:proofErr w:type="spellStart"/>
       <w:r>
         <w:rPr>
           <w:i/>
         </w:rPr>
-        <w:t>Is</w:t>
+        <w:t>Your</w:t>
       </w:r>
       <w:proofErr w:type="spellEnd"/>
       <w:r>
         <w:rPr>
           <w:i/>
         </w:rPr>
-        <w:t xml:space="preserve"> </w:t>
-      </w:r>
-      <w:proofErr w:type="spellStart"/>
-      <w:r>
-        <w:rPr>
-          <w:i/>
-        </w:rPr>
-        <w:t>Your</w:t>
-      </w:r>
-      <w:proofErr w:type="spellEnd"/>
-      <w:r>
-        <w:rPr>
-          <w:i/>
-        </w:rPr>
-        <w:t xml:space="preserve"> Definition of Software </w:t>
-      </w:r>
-      <w:proofErr w:type="spellStart"/>
-      <w:r>
-        <w:rPr>
-          <w:i/>
-        </w:rPr>
-        <w:t>Architecture</w:t>
-      </w:r>
-      <w:proofErr w:type="spellEnd"/>
-      <w:r>
-        <w:rPr>
-          <w:i/>
-        </w:rPr>
-        <w:t>?</w:t>
+        <w:t xml:space="preserve"> Definition of Software Architecture?</w:t>
       </w:r>
       <w:r>
         <w:t xml:space="preserve"> In: </w:t>
@@ -23821,8 +22431,16 @@
         <w:rPr>
           <w:i/>
         </w:rPr>
-        <w:t>GitHub – Avalonia.Xaml.Behaviors</w:t>
-      </w:r>
+        <w:t xml:space="preserve">GitHub – </w:t>
+      </w:r>
+      <w:proofErr w:type="gramStart"/>
+      <w:r>
+        <w:rPr>
+          <w:i/>
+        </w:rPr>
+        <w:t>Avalonia.Xaml.Behaviors</w:t>
+      </w:r>
+      <w:proofErr w:type="gramEnd"/>
       <w:r>
         <w:t xml:space="preserve">. In: </w:t>
       </w:r>
@@ -23947,21 +22565,7 @@
         <w:rPr>
           <w:i/>
         </w:rPr>
-        <w:t xml:space="preserve"> web </w:t>
-      </w:r>
-      <w:proofErr w:type="spellStart"/>
-      <w:r>
-        <w:rPr>
-          <w:i/>
-        </w:rPr>
-        <w:t>application</w:t>
-      </w:r>
-      <w:proofErr w:type="spellEnd"/>
-      <w:r>
-        <w:rPr>
-          <w:i/>
-        </w:rPr>
-        <w:t xml:space="preserve"> </w:t>
+        <w:t xml:space="preserve"> web application </w:t>
       </w:r>
       <w:proofErr w:type="spellStart"/>
       <w:r>
@@ -24152,21 +22756,7 @@
         <w:rPr>
           <w:i/>
         </w:rPr>
-        <w:t xml:space="preserve"> </w:t>
-      </w:r>
-      <w:proofErr w:type="spellStart"/>
-      <w:r>
-        <w:rPr>
-          <w:i/>
-        </w:rPr>
-        <w:t>architecture</w:t>
-      </w:r>
-      <w:proofErr w:type="spellEnd"/>
-      <w:r>
-        <w:rPr>
-          <w:i/>
-        </w:rPr>
-        <w:t xml:space="preserve"> style – přehled a </w:t>
+        <w:t xml:space="preserve"> architecture style – přehled a </w:t>
       </w:r>
       <w:proofErr w:type="spellStart"/>
       <w:r>
@@ -24331,19 +22921,11 @@
       <w:r>
         <w:t xml:space="preserve">, 2025. </w:t>
       </w:r>
-      <w:proofErr w:type="spellStart"/>
       <w:r>
         <w:rPr>
           <w:i/>
         </w:rPr>
-        <w:t>Architecture</w:t>
-      </w:r>
-      <w:proofErr w:type="spellEnd"/>
-      <w:r>
-        <w:rPr>
-          <w:i/>
-        </w:rPr>
-        <w:t xml:space="preserve"> </w:t>
+        <w:t xml:space="preserve">Architecture </w:t>
       </w:r>
       <w:proofErr w:type="spellStart"/>
       <w:r>
@@ -24585,6 +23167,7 @@
         <w:rPr>
           <w:b/>
         </w:rPr>
+        <w:lastRenderedPageBreak/>
         <w:t>HABJAN, John</w:t>
       </w:r>
       <w:r>
@@ -24664,7 +23247,6 @@
         <w:rPr>
           <w:b/>
         </w:rPr>
-        <w:lastRenderedPageBreak/>
         <w:t>MICROSOFT</w:t>
       </w:r>
       <w:r>

--- a/RazboinikovE_DigitalizaceEvidencePracovniDoby_RM_2025.docx
+++ b/RazboinikovE_DigitalizaceEvidencePracovniDoby_RM_2025.docx
@@ -4,207 +4,253 @@
   <w:body>
     <w:p>
       <w:pPr>
-        <w:spacing w:after="359" w:line="265" w:lineRule="auto"/>
-        <w:ind w:left="1911"/>
-        <w:jc w:val="left"/>
-      </w:pPr>
-      <w:r>
+        <w:spacing w:after="160" w:line="259" w:lineRule="auto"/>
+        <w:ind w:left="0" w:firstLine="0"/>
+        <w:jc w:val="center"/>
         <w:rPr>
           <w:sz w:val="44"/>
-        </w:rPr>
-        <w:t xml:space="preserve">UNIVERZITA PARDUBICE </w:t>
-      </w:r>
-    </w:p>
-    <w:p>
-      <w:pPr>
-        <w:spacing w:after="370" w:line="259" w:lineRule="auto"/>
-        <w:ind w:left="105" w:firstLine="0"/>
+          <w:szCs w:val="44"/>
+        </w:rPr>
+      </w:pPr>
+      <w:r>
+        <w:rPr>
+          <w:sz w:val="44"/>
+          <w:szCs w:val="44"/>
+        </w:rPr>
+        <w:t>UNIVERZITA PARDUBICE</w:t>
+      </w:r>
+    </w:p>
+    <w:p>
+      <w:pPr>
+        <w:spacing w:after="160" w:line="259" w:lineRule="auto"/>
+        <w:ind w:left="0" w:firstLine="0"/>
         <w:jc w:val="center"/>
-      </w:pPr>
-      <w:r>
         <w:rPr>
           <w:sz w:val="44"/>
-        </w:rPr>
-        <w:t xml:space="preserve"> </w:t>
-      </w:r>
-    </w:p>
-    <w:p>
-      <w:pPr>
-        <w:spacing w:after="209" w:line="259" w:lineRule="auto"/>
-        <w:ind w:left="0" w:right="1121" w:firstLine="0"/>
-        <w:jc w:val="right"/>
-      </w:pPr>
-      <w:r>
+          <w:szCs w:val="44"/>
+        </w:rPr>
+      </w:pPr>
+    </w:p>
+    <w:p>
+      <w:pPr>
+        <w:spacing w:after="160" w:line="259" w:lineRule="auto"/>
+        <w:ind w:left="0" w:firstLine="0"/>
+        <w:jc w:val="center"/>
         <w:rPr>
           <w:sz w:val="44"/>
-        </w:rPr>
-        <w:t xml:space="preserve">FAKULTA ELEKTROTECHNIKY A </w:t>
-      </w:r>
-    </w:p>
-    <w:p>
-      <w:pPr>
-        <w:spacing w:after="370" w:line="259" w:lineRule="auto"/>
-        <w:ind w:left="0" w:right="8" w:firstLine="0"/>
+          <w:szCs w:val="44"/>
+        </w:rPr>
+      </w:pPr>
+      <w:r>
+        <w:rPr>
+          <w:sz w:val="44"/>
+          <w:szCs w:val="44"/>
+        </w:rPr>
+        <w:t>FAKULTA ELEKTROTECHNIKY A INFORMATIKY</w:t>
+      </w:r>
+    </w:p>
+    <w:p>
+      <w:pPr>
+        <w:spacing w:after="160" w:line="259" w:lineRule="auto"/>
+        <w:ind w:left="0" w:firstLine="0"/>
         <w:jc w:val="center"/>
-      </w:pPr>
-      <w:r>
         <w:rPr>
           <w:sz w:val="44"/>
-        </w:rPr>
-        <w:t xml:space="preserve">INFORMATIKY </w:t>
-      </w:r>
-    </w:p>
-    <w:p>
-      <w:pPr>
-        <w:spacing w:after="370" w:line="259" w:lineRule="auto"/>
-        <w:ind w:left="105" w:firstLine="0"/>
+          <w:szCs w:val="44"/>
+        </w:rPr>
+      </w:pPr>
+    </w:p>
+    <w:p>
+      <w:pPr>
+        <w:spacing w:after="160" w:line="259" w:lineRule="auto"/>
+        <w:ind w:left="0" w:firstLine="0"/>
         <w:jc w:val="center"/>
-      </w:pPr>
-      <w:r>
         <w:rPr>
           <w:sz w:val="44"/>
-        </w:rPr>
-        <w:t xml:space="preserve"> </w:t>
-      </w:r>
-    </w:p>
-    <w:p>
-      <w:pPr>
-        <w:spacing w:after="370" w:line="259" w:lineRule="auto"/>
-        <w:ind w:left="105" w:firstLine="0"/>
+          <w:szCs w:val="44"/>
+        </w:rPr>
+      </w:pPr>
+    </w:p>
+    <w:p>
+      <w:pPr>
+        <w:spacing w:after="160" w:line="259" w:lineRule="auto"/>
+        <w:ind w:left="0" w:firstLine="0"/>
         <w:jc w:val="center"/>
-      </w:pPr>
-      <w:r>
         <w:rPr>
           <w:sz w:val="44"/>
-        </w:rPr>
-        <w:t xml:space="preserve"> </w:t>
-      </w:r>
-    </w:p>
-    <w:p>
-      <w:pPr>
-        <w:spacing w:after="367" w:line="259" w:lineRule="auto"/>
-        <w:ind w:left="105" w:firstLine="0"/>
+          <w:szCs w:val="44"/>
+        </w:rPr>
+      </w:pPr>
+    </w:p>
+    <w:p>
+      <w:pPr>
+        <w:spacing w:after="160" w:line="259" w:lineRule="auto"/>
+        <w:ind w:left="0" w:firstLine="0"/>
         <w:jc w:val="center"/>
-      </w:pPr>
-      <w:r>
         <w:rPr>
           <w:sz w:val="44"/>
-        </w:rPr>
-        <w:t xml:space="preserve"> </w:t>
-      </w:r>
-    </w:p>
-    <w:p>
-      <w:pPr>
-        <w:spacing w:after="370" w:line="259" w:lineRule="auto"/>
-        <w:ind w:left="105" w:firstLine="0"/>
+          <w:szCs w:val="44"/>
+        </w:rPr>
+      </w:pPr>
+    </w:p>
+    <w:p>
+      <w:pPr>
+        <w:spacing w:after="160" w:line="259" w:lineRule="auto"/>
+        <w:ind w:left="0" w:firstLine="0"/>
         <w:jc w:val="center"/>
-      </w:pPr>
-      <w:r>
         <w:rPr>
           <w:sz w:val="44"/>
-        </w:rPr>
-        <w:t xml:space="preserve"> </w:t>
-      </w:r>
-    </w:p>
-    <w:p>
-      <w:pPr>
-        <w:spacing w:after="370" w:line="259" w:lineRule="auto"/>
-        <w:ind w:left="2266" w:firstLine="0"/>
-        <w:jc w:val="left"/>
-      </w:pPr>
-      <w:r>
+          <w:szCs w:val="44"/>
+        </w:rPr>
+      </w:pPr>
+    </w:p>
+    <w:p>
+      <w:pPr>
+        <w:spacing w:after="160" w:line="259" w:lineRule="auto"/>
+        <w:ind w:left="0" w:firstLine="0"/>
+        <w:jc w:val="center"/>
         <w:rPr>
           <w:sz w:val="44"/>
-        </w:rPr>
-        <w:t xml:space="preserve">BAKALÁŘSKÁ PRÁCE </w:t>
-      </w:r>
-    </w:p>
-    <w:p>
-      <w:pPr>
-        <w:spacing w:after="370" w:line="259" w:lineRule="auto"/>
-        <w:ind w:left="105" w:firstLine="0"/>
+          <w:szCs w:val="44"/>
+        </w:rPr>
+      </w:pPr>
+    </w:p>
+    <w:p>
+      <w:pPr>
+        <w:spacing w:after="160" w:line="259" w:lineRule="auto"/>
+        <w:ind w:left="0" w:firstLine="0"/>
         <w:jc w:val="center"/>
-      </w:pPr>
-      <w:r>
         <w:rPr>
           <w:sz w:val="44"/>
-        </w:rPr>
-        <w:t xml:space="preserve"> </w:t>
-      </w:r>
-    </w:p>
-    <w:p>
-      <w:pPr>
-        <w:spacing w:after="370" w:line="259" w:lineRule="auto"/>
-        <w:ind w:left="105" w:firstLine="0"/>
+          <w:szCs w:val="44"/>
+        </w:rPr>
+      </w:pPr>
+      <w:r>
+        <w:rPr>
+          <w:sz w:val="44"/>
+          <w:szCs w:val="44"/>
+        </w:rPr>
+        <w:t>BAKALÁŘSKÁ PRÁCE</w:t>
+      </w:r>
+    </w:p>
+    <w:p>
+      <w:pPr>
+        <w:spacing w:after="160" w:line="259" w:lineRule="auto"/>
+        <w:ind w:left="0" w:firstLine="0"/>
         <w:jc w:val="center"/>
-      </w:pPr>
-      <w:r>
         <w:rPr>
           <w:sz w:val="44"/>
-        </w:rPr>
-        <w:t xml:space="preserve"> </w:t>
-      </w:r>
-    </w:p>
-    <w:p>
-      <w:pPr>
-        <w:spacing w:after="370" w:line="259" w:lineRule="auto"/>
-        <w:ind w:left="105" w:firstLine="0"/>
+          <w:szCs w:val="44"/>
+        </w:rPr>
+      </w:pPr>
+    </w:p>
+    <w:p>
+      <w:pPr>
+        <w:spacing w:after="160" w:line="259" w:lineRule="auto"/>
+        <w:ind w:left="0" w:firstLine="0"/>
         <w:jc w:val="center"/>
-      </w:pPr>
-      <w:r>
         <w:rPr>
           <w:sz w:val="44"/>
-        </w:rPr>
-        <w:t xml:space="preserve"> </w:t>
-      </w:r>
-    </w:p>
-    <w:p>
-      <w:pPr>
-        <w:spacing w:after="370" w:line="259" w:lineRule="auto"/>
-        <w:ind w:left="105" w:firstLine="0"/>
+          <w:szCs w:val="44"/>
+        </w:rPr>
+      </w:pPr>
+    </w:p>
+    <w:p>
+      <w:pPr>
+        <w:spacing w:after="160" w:line="259" w:lineRule="auto"/>
+        <w:ind w:left="0" w:firstLine="0"/>
         <w:jc w:val="center"/>
-      </w:pPr>
-      <w:r>
         <w:rPr>
           <w:sz w:val="44"/>
-        </w:rPr>
-        <w:t xml:space="preserve"> </w:t>
-      </w:r>
-    </w:p>
-    <w:p>
-      <w:pPr>
-        <w:spacing w:after="423" w:line="259" w:lineRule="auto"/>
-        <w:ind w:left="105" w:firstLine="0"/>
+          <w:szCs w:val="44"/>
+        </w:rPr>
+      </w:pPr>
+    </w:p>
+    <w:p>
+      <w:pPr>
+        <w:spacing w:after="160" w:line="259" w:lineRule="auto"/>
+        <w:ind w:left="0" w:firstLine="0"/>
         <w:jc w:val="center"/>
-      </w:pPr>
-      <w:r>
         <w:rPr>
           <w:sz w:val="44"/>
-        </w:rPr>
-        <w:t xml:space="preserve"> </w:t>
-      </w:r>
-    </w:p>
-    <w:p>
-      <w:pPr>
-        <w:tabs>
-          <w:tab w:val="center" w:pos="1418"/>
-          <w:tab w:val="center" w:pos="2127"/>
-          <w:tab w:val="center" w:pos="2837"/>
-          <w:tab w:val="center" w:pos="5207"/>
-        </w:tabs>
-        <w:spacing w:after="716" w:line="265" w:lineRule="auto"/>
-        <w:ind w:left="-15" w:firstLine="0"/>
-        <w:jc w:val="left"/>
-      </w:pPr>
-      <w:r>
+          <w:szCs w:val="44"/>
+        </w:rPr>
+      </w:pPr>
+    </w:p>
+    <w:p>
+      <w:pPr>
+        <w:spacing w:after="160" w:line="259" w:lineRule="auto"/>
+        <w:ind w:left="0" w:firstLine="0"/>
+        <w:jc w:val="center"/>
         <w:rPr>
           <w:sz w:val="44"/>
+          <w:szCs w:val="44"/>
+        </w:rPr>
+      </w:pPr>
+    </w:p>
+    <w:p>
+      <w:pPr>
+        <w:spacing w:after="160" w:line="259" w:lineRule="auto"/>
+        <w:ind w:left="0" w:firstLine="0"/>
+        <w:jc w:val="center"/>
+        <w:rPr>
+          <w:sz w:val="44"/>
+          <w:szCs w:val="44"/>
+        </w:rPr>
+      </w:pPr>
+    </w:p>
+    <w:p>
+      <w:pPr>
+        <w:spacing w:after="160" w:line="259" w:lineRule="auto"/>
+        <w:ind w:left="0" w:firstLine="0"/>
+        <w:jc w:val="center"/>
+        <w:rPr>
+          <w:sz w:val="44"/>
+          <w:szCs w:val="44"/>
+        </w:rPr>
+      </w:pPr>
+    </w:p>
+    <w:p>
+      <w:pPr>
+        <w:spacing w:after="160" w:line="259" w:lineRule="auto"/>
+        <w:ind w:left="0" w:firstLine="0"/>
+        <w:jc w:val="center"/>
+        <w:rPr>
+          <w:sz w:val="44"/>
+          <w:szCs w:val="44"/>
+        </w:rPr>
+      </w:pPr>
+    </w:p>
+    <w:p>
+      <w:pPr>
+        <w:spacing w:after="160" w:line="259" w:lineRule="auto"/>
+        <w:ind w:left="0" w:firstLine="0"/>
+        <w:jc w:val="center"/>
+        <w:rPr>
+          <w:sz w:val="44"/>
+          <w:szCs w:val="44"/>
+          <w:lang w:val="en-US"/>
+        </w:rPr>
+        <w:sectPr>
+          <w:headerReference w:type="default" r:id="rId8"/>
+          <w:footerReference w:type="default" r:id="rId9"/>
+          <w:pgSz w:w="11906" w:h="16838"/>
+          <w:pgMar w:top="1418" w:right="851" w:bottom="1418" w:left="1985" w:header="709" w:footer="709" w:gutter="0"/>
+          <w:pgNumType w:start="1"/>
+          <w:cols w:space="720"/>
+        </w:sectPr>
+      </w:pPr>
+      <w:r>
+        <w:rPr>
+          <w:sz w:val="44"/>
+          <w:szCs w:val="44"/>
         </w:rPr>
         <w:t>202</w:t>
       </w:r>
       <w:r>
         <w:rPr>
           <w:sz w:val="44"/>
+          <w:szCs w:val="44"/>
           <w:lang w:val="ru-RU"/>
         </w:rPr>
         <w:t>6</w:t>
@@ -212,26 +258,28 @@
       <w:r>
         <w:rPr>
           <w:sz w:val="44"/>
-        </w:rPr>
-        <w:t xml:space="preserve"> </w:t>
+          <w:szCs w:val="44"/>
+        </w:rPr>
+        <w:tab/>
       </w:r>
       <w:r>
         <w:rPr>
           <w:sz w:val="44"/>
+          <w:szCs w:val="44"/>
         </w:rPr>
         <w:tab/>
-        <w:t xml:space="preserve"> </w:t>
       </w:r>
       <w:r>
         <w:rPr>
           <w:sz w:val="44"/>
+          <w:szCs w:val="44"/>
         </w:rPr>
         <w:tab/>
-        <w:t xml:space="preserve"> </w:t>
       </w:r>
       <w:r>
         <w:rPr>
           <w:sz w:val="44"/>
+          <w:szCs w:val="44"/>
         </w:rPr>
         <w:tab/>
         <w:t xml:space="preserve"> </w:t>
@@ -240,28 +288,14 @@
         <w:rPr>
           <w:sz w:val="44"/>
         </w:rPr>
-        <w:tab/>
-        <w:t xml:space="preserve"> Egor Razboinikov  </w:t>
-      </w:r>
-    </w:p>
-    <w:p>
-      <w:pPr>
-        <w:spacing w:after="0" w:line="259" w:lineRule="auto"/>
-        <w:ind w:left="56" w:firstLine="0"/>
-        <w:jc w:val="center"/>
-      </w:pPr>
-      <w:r>
-        <w:t xml:space="preserve"> </w:t>
-      </w:r>
-    </w:p>
-    <w:p>
-      <w:pPr>
-        <w:spacing w:after="0" w:line="259" w:lineRule="auto"/>
-        <w:ind w:left="0" w:firstLine="0"/>
-        <w:jc w:val="left"/>
-      </w:pPr>
-      <w:r>
-        <w:t xml:space="preserve"> </w:t>
+        <w:t>Egor Razboiniko</w:t>
+      </w:r>
+      <w:r>
+        <w:rPr>
+          <w:sz w:val="44"/>
+          <w:lang w:val="en-US"/>
+        </w:rPr>
+        <w:t>v</w:t>
       </w:r>
     </w:p>
     <w:p>
@@ -274,7 +308,8 @@
         <w:rPr>
           <w:sz w:val="28"/>
         </w:rPr>
-        <w:t xml:space="preserve">Univerzita Pardubice </w:t>
+        <w:lastRenderedPageBreak/>
+        <w:t>Univerzita Pardubice</w:t>
       </w:r>
     </w:p>
     <w:p>
@@ -287,8 +322,90 @@
         <w:rPr>
           <w:sz w:val="28"/>
         </w:rPr>
-        <w:t xml:space="preserve">Fakulta Elektrotechniky a Informatiky </w:t>
-      </w:r>
+        <w:t>Fakulta Elektrotechniky a Informatiky</w:t>
+      </w:r>
+    </w:p>
+    <w:p>
+      <w:pPr>
+        <w:jc w:val="center"/>
+        <w:rPr>
+          <w:sz w:val="28"/>
+          <w:szCs w:val="28"/>
+          <w:lang w:val="ru-RU"/>
+        </w:rPr>
+      </w:pPr>
+    </w:p>
+    <w:p>
+      <w:pPr>
+        <w:jc w:val="center"/>
+        <w:rPr>
+          <w:sz w:val="28"/>
+          <w:szCs w:val="28"/>
+        </w:rPr>
+      </w:pPr>
+    </w:p>
+    <w:p>
+      <w:pPr>
+        <w:jc w:val="center"/>
+        <w:rPr>
+          <w:sz w:val="28"/>
+          <w:szCs w:val="28"/>
+        </w:rPr>
+      </w:pPr>
+    </w:p>
+    <w:p>
+      <w:pPr>
+        <w:jc w:val="center"/>
+        <w:rPr>
+          <w:sz w:val="28"/>
+          <w:szCs w:val="28"/>
+        </w:rPr>
+      </w:pPr>
+    </w:p>
+    <w:p>
+      <w:pPr>
+        <w:jc w:val="center"/>
+        <w:rPr>
+          <w:sz w:val="28"/>
+          <w:szCs w:val="28"/>
+        </w:rPr>
+      </w:pPr>
+    </w:p>
+    <w:p>
+      <w:pPr>
+        <w:jc w:val="center"/>
+        <w:rPr>
+          <w:sz w:val="28"/>
+          <w:szCs w:val="28"/>
+        </w:rPr>
+      </w:pPr>
+    </w:p>
+    <w:p>
+      <w:pPr>
+        <w:jc w:val="center"/>
+        <w:rPr>
+          <w:sz w:val="28"/>
+          <w:szCs w:val="28"/>
+        </w:rPr>
+      </w:pPr>
+    </w:p>
+    <w:p>
+      <w:pPr>
+        <w:jc w:val="center"/>
+        <w:rPr>
+          <w:sz w:val="28"/>
+          <w:szCs w:val="28"/>
+        </w:rPr>
+      </w:pPr>
+    </w:p>
+    <w:p>
+      <w:pPr>
+        <w:jc w:val="center"/>
+        <w:rPr>
+          <w:sz w:val="28"/>
+          <w:szCs w:val="28"/>
+        </w:rPr>
+      </w:pPr>
     </w:p>
     <w:p>
       <w:pPr>
@@ -300,124 +417,6 @@
         <w:rPr>
           <w:sz w:val="28"/>
         </w:rPr>
-        <w:t xml:space="preserve"> </w:t>
-      </w:r>
-    </w:p>
-    <w:p>
-      <w:pPr>
-        <w:spacing w:after="289" w:line="259" w:lineRule="auto"/>
-        <w:ind w:left="66" w:firstLine="0"/>
-        <w:jc w:val="center"/>
-      </w:pPr>
-      <w:r>
-        <w:rPr>
-          <w:sz w:val="28"/>
-        </w:rPr>
-        <w:t xml:space="preserve"> </w:t>
-      </w:r>
-    </w:p>
-    <w:p>
-      <w:pPr>
-        <w:spacing w:after="292" w:line="259" w:lineRule="auto"/>
-        <w:ind w:left="66" w:firstLine="0"/>
-        <w:jc w:val="center"/>
-      </w:pPr>
-      <w:r>
-        <w:rPr>
-          <w:sz w:val="28"/>
-        </w:rPr>
-        <w:lastRenderedPageBreak/>
-        <w:t xml:space="preserve"> </w:t>
-      </w:r>
-    </w:p>
-    <w:p>
-      <w:pPr>
-        <w:spacing w:after="292" w:line="259" w:lineRule="auto"/>
-        <w:ind w:left="66" w:firstLine="0"/>
-        <w:jc w:val="center"/>
-      </w:pPr>
-      <w:r>
-        <w:rPr>
-          <w:sz w:val="28"/>
-        </w:rPr>
-        <w:t xml:space="preserve"> </w:t>
-      </w:r>
-    </w:p>
-    <w:p>
-      <w:pPr>
-        <w:spacing w:after="292" w:line="259" w:lineRule="auto"/>
-        <w:ind w:left="66" w:firstLine="0"/>
-        <w:jc w:val="center"/>
-      </w:pPr>
-      <w:r>
-        <w:rPr>
-          <w:sz w:val="28"/>
-        </w:rPr>
-        <w:t xml:space="preserve"> </w:t>
-      </w:r>
-    </w:p>
-    <w:p>
-      <w:pPr>
-        <w:spacing w:after="292" w:line="259" w:lineRule="auto"/>
-        <w:ind w:left="66" w:firstLine="0"/>
-        <w:jc w:val="center"/>
-      </w:pPr>
-      <w:r>
-        <w:rPr>
-          <w:sz w:val="28"/>
-        </w:rPr>
-        <w:t xml:space="preserve"> </w:t>
-      </w:r>
-    </w:p>
-    <w:p>
-      <w:pPr>
-        <w:spacing w:after="292" w:line="259" w:lineRule="auto"/>
-        <w:ind w:left="66" w:firstLine="0"/>
-        <w:jc w:val="center"/>
-      </w:pPr>
-      <w:r>
-        <w:rPr>
-          <w:sz w:val="28"/>
-        </w:rPr>
-        <w:t xml:space="preserve"> </w:t>
-      </w:r>
-    </w:p>
-    <w:p>
-      <w:pPr>
-        <w:spacing w:after="292" w:line="259" w:lineRule="auto"/>
-        <w:ind w:left="66" w:firstLine="0"/>
-        <w:jc w:val="center"/>
-      </w:pPr>
-      <w:r>
-        <w:rPr>
-          <w:sz w:val="28"/>
-        </w:rPr>
-        <w:t xml:space="preserve"> </w:t>
-      </w:r>
-    </w:p>
-    <w:p>
-      <w:pPr>
-        <w:spacing w:after="292" w:line="259" w:lineRule="auto"/>
-        <w:ind w:left="66" w:firstLine="0"/>
-        <w:jc w:val="center"/>
-      </w:pPr>
-      <w:r>
-        <w:rPr>
-          <w:sz w:val="28"/>
-        </w:rPr>
-        <w:t xml:space="preserve"> </w:t>
-      </w:r>
-    </w:p>
-    <w:p>
-      <w:pPr>
-        <w:spacing w:after="292" w:line="259" w:lineRule="auto"/>
-        <w:ind w:left="2487" w:firstLine="0"/>
-        <w:jc w:val="left"/>
-      </w:pPr>
-      <w:r>
-        <w:rPr>
-          <w:sz w:val="28"/>
-        </w:rPr>
         <w:t xml:space="preserve">Digitalizace evidence pracovní doby </w:t>
       </w:r>
     </w:p>
@@ -436,107 +435,77 @@
     </w:p>
     <w:p>
       <w:pPr>
-        <w:spacing w:after="289" w:line="259" w:lineRule="auto"/>
-        <w:ind w:left="66" w:firstLine="0"/>
         <w:jc w:val="center"/>
-      </w:pPr>
-      <w:r>
         <w:rPr>
           <w:sz w:val="28"/>
-        </w:rPr>
-        <w:t xml:space="preserve"> </w:t>
-      </w:r>
-    </w:p>
-    <w:p>
-      <w:pPr>
-        <w:spacing w:after="292" w:line="259" w:lineRule="auto"/>
-        <w:ind w:left="66" w:firstLine="0"/>
+          <w:szCs w:val="28"/>
+        </w:rPr>
+      </w:pPr>
+    </w:p>
+    <w:p>
+      <w:pPr>
         <w:jc w:val="center"/>
-      </w:pPr>
-      <w:r>
         <w:rPr>
           <w:sz w:val="28"/>
-        </w:rPr>
-        <w:t xml:space="preserve"> </w:t>
-      </w:r>
-    </w:p>
-    <w:p>
-      <w:pPr>
-        <w:spacing w:after="292" w:line="259" w:lineRule="auto"/>
-        <w:ind w:left="66" w:firstLine="0"/>
+          <w:szCs w:val="28"/>
+        </w:rPr>
+      </w:pPr>
+    </w:p>
+    <w:p>
+      <w:pPr>
         <w:jc w:val="center"/>
-      </w:pPr>
-      <w:r>
         <w:rPr>
           <w:sz w:val="28"/>
-        </w:rPr>
-        <w:t xml:space="preserve"> </w:t>
-      </w:r>
-    </w:p>
-    <w:p>
-      <w:pPr>
-        <w:spacing w:after="292" w:line="259" w:lineRule="auto"/>
-        <w:ind w:left="66" w:firstLine="0"/>
+          <w:szCs w:val="28"/>
+        </w:rPr>
+      </w:pPr>
+    </w:p>
+    <w:p>
+      <w:pPr>
         <w:jc w:val="center"/>
-      </w:pPr>
-      <w:r>
         <w:rPr>
           <w:sz w:val="28"/>
-        </w:rPr>
-        <w:t xml:space="preserve"> </w:t>
-      </w:r>
-    </w:p>
-    <w:p>
-      <w:pPr>
-        <w:spacing w:after="292" w:line="259" w:lineRule="auto"/>
-        <w:ind w:left="66" w:firstLine="0"/>
+          <w:szCs w:val="28"/>
+        </w:rPr>
+      </w:pPr>
+    </w:p>
+    <w:p>
+      <w:pPr>
         <w:jc w:val="center"/>
-      </w:pPr>
-      <w:r>
         <w:rPr>
           <w:sz w:val="28"/>
-        </w:rPr>
-        <w:t xml:space="preserve"> </w:t>
-      </w:r>
-    </w:p>
-    <w:p>
-      <w:pPr>
-        <w:spacing w:after="292" w:line="259" w:lineRule="auto"/>
-        <w:ind w:left="66" w:firstLine="0"/>
+          <w:szCs w:val="28"/>
+        </w:rPr>
+      </w:pPr>
+    </w:p>
+    <w:p>
+      <w:pPr>
+        <w:ind w:left="0" w:firstLine="0"/>
         <w:jc w:val="center"/>
-      </w:pPr>
-      <w:r>
         <w:rPr>
           <w:sz w:val="28"/>
-        </w:rPr>
-        <w:t xml:space="preserve"> </w:t>
-      </w:r>
-    </w:p>
-    <w:p>
-      <w:pPr>
-        <w:spacing w:after="292" w:line="259" w:lineRule="auto"/>
-        <w:ind w:left="66" w:firstLine="0"/>
+          <w:szCs w:val="28"/>
+          <w:lang w:val="ru-RU"/>
+        </w:rPr>
+      </w:pPr>
+    </w:p>
+    <w:p>
+      <w:pPr>
         <w:jc w:val="center"/>
-      </w:pPr>
-      <w:r>
         <w:rPr>
           <w:sz w:val="28"/>
-        </w:rPr>
-        <w:t xml:space="preserve"> </w:t>
-      </w:r>
-    </w:p>
-    <w:p>
-      <w:pPr>
-        <w:spacing w:after="327" w:line="259" w:lineRule="auto"/>
-        <w:ind w:left="66" w:firstLine="0"/>
+          <w:szCs w:val="28"/>
+        </w:rPr>
+      </w:pPr>
+    </w:p>
+    <w:p>
+      <w:pPr>
         <w:jc w:val="center"/>
-      </w:pPr>
-      <w:r>
         <w:rPr>
           <w:sz w:val="28"/>
-        </w:rPr>
-        <w:t xml:space="preserve"> </w:t>
-      </w:r>
+          <w:szCs w:val="28"/>
+        </w:rPr>
+      </w:pPr>
     </w:p>
     <w:p>
       <w:pPr>
@@ -551,7 +520,6 @@
         <w:ind w:left="-15" w:firstLine="0"/>
         <w:jc w:val="left"/>
       </w:pPr>
-      <w:proofErr w:type="gramStart"/>
       <w:r>
         <w:rPr>
           <w:sz w:val="28"/>
@@ -568,532 +536,46 @@
       <w:r>
         <w:rPr>
           <w:sz w:val="28"/>
-        </w:rPr>
-        <w:t xml:space="preserve">  </w:t>
+          <w:szCs w:val="28"/>
+        </w:rPr>
+        <w:tab/>
       </w:r>
       <w:r>
         <w:rPr>
           <w:sz w:val="28"/>
+          <w:szCs w:val="28"/>
         </w:rPr>
         <w:tab/>
       </w:r>
-      <w:proofErr w:type="gramEnd"/>
       <w:r>
         <w:rPr>
           <w:sz w:val="28"/>
-        </w:rPr>
-        <w:t xml:space="preserve"> </w:t>
+          <w:szCs w:val="28"/>
+        </w:rPr>
+        <w:tab/>
       </w:r>
       <w:r>
         <w:rPr>
           <w:sz w:val="28"/>
+          <w:szCs w:val="28"/>
         </w:rPr>
         <w:tab/>
-        <w:t xml:space="preserve"> </w:t>
       </w:r>
       <w:r>
         <w:rPr>
           <w:sz w:val="28"/>
+          <w:szCs w:val="28"/>
         </w:rPr>
         <w:tab/>
-        <w:t xml:space="preserve"> </w:t>
       </w:r>
       <w:r>
         <w:rPr>
           <w:sz w:val="28"/>
         </w:rPr>
-        <w:tab/>
-        <w:t xml:space="preserve"> </w:t>
-      </w:r>
-      <w:r>
-        <w:rPr>
-          <w:sz w:val="28"/>
-        </w:rPr>
-        <w:tab/>
         <w:t xml:space="preserve">                    Egor Razboinikov</w:t>
       </w:r>
       <w:r>
-        <w:t xml:space="preserve"> </w:t>
-      </w:r>
-    </w:p>
-    <w:p>
-      <w:pPr>
-        <w:spacing w:after="0" w:line="243" w:lineRule="auto"/>
-        <w:ind w:left="0" w:firstLine="0"/>
-        <w:jc w:val="center"/>
-      </w:pPr>
-      <w:r>
-        <w:rPr>
-          <w:sz w:val="69"/>
-        </w:rPr>
-        <w:t xml:space="preserve">ZADÁNÍ BAKALÁŘSKÉ PRÁCE </w:t>
-      </w:r>
-      <w:r>
-        <w:t xml:space="preserve"> </w:t>
-      </w:r>
-    </w:p>
-    <w:p>
-      <w:pPr>
-        <w:spacing w:after="109" w:line="259" w:lineRule="auto"/>
-        <w:ind w:left="744" w:firstLine="0"/>
-        <w:jc w:val="left"/>
-      </w:pPr>
-      <w:r>
-        <w:rPr>
-          <w:sz w:val="40"/>
-        </w:rPr>
-        <w:t xml:space="preserve">(projektu, uměleckého díla, uměleckého výkonu) </w:t>
-      </w:r>
-      <w:r>
-        <w:t xml:space="preserve"> </w:t>
-      </w:r>
-    </w:p>
-    <w:p>
-      <w:pPr>
-        <w:tabs>
-          <w:tab w:val="center" w:pos="1345"/>
-          <w:tab w:val="center" w:pos="3947"/>
-        </w:tabs>
-        <w:spacing w:after="20" w:line="259" w:lineRule="auto"/>
-        <w:ind w:left="0" w:firstLine="0"/>
-        <w:jc w:val="left"/>
-      </w:pPr>
-      <w:r>
-        <w:rPr>
-          <w:rFonts w:ascii="Calibri" w:eastAsia="Calibri" w:hAnsi="Calibri" w:cs="Calibri"/>
-          <w:sz w:val="22"/>
-        </w:rPr>
-        <w:tab/>
-      </w:r>
-      <w:r>
-        <w:rPr>
-          <w:rFonts w:ascii="Calibri" w:eastAsia="Calibri" w:hAnsi="Calibri" w:cs="Calibri"/>
-          <w:sz w:val="28"/>
-        </w:rPr>
-        <w:t xml:space="preserve">Jméno a </w:t>
-      </w:r>
-      <w:proofErr w:type="gramStart"/>
-      <w:r>
-        <w:rPr>
-          <w:rFonts w:ascii="Calibri" w:eastAsia="Calibri" w:hAnsi="Calibri" w:cs="Calibri"/>
-          <w:sz w:val="28"/>
-        </w:rPr>
-        <w:t>příjmení:</w:t>
-      </w:r>
-      <w:r>
-        <w:rPr>
-          <w:rFonts w:ascii="Calibri" w:eastAsia="Calibri" w:hAnsi="Calibri" w:cs="Calibri"/>
-          <w:sz w:val="25"/>
-        </w:rPr>
-        <w:t xml:space="preserve"> </w:t>
-      </w:r>
-      <w:r>
-        <w:rPr>
-          <w:rFonts w:ascii="Calibri" w:eastAsia="Calibri" w:hAnsi="Calibri" w:cs="Calibri"/>
-        </w:rPr>
-        <w:t xml:space="preserve"> </w:t>
-      </w:r>
-      <w:r>
-        <w:rPr>
-          <w:rFonts w:ascii="Calibri" w:eastAsia="Calibri" w:hAnsi="Calibri" w:cs="Calibri"/>
-        </w:rPr>
-        <w:tab/>
-      </w:r>
-      <w:proofErr w:type="gramEnd"/>
-      <w:r>
-        <w:rPr>
-          <w:rFonts w:ascii="Calibri" w:eastAsia="Calibri" w:hAnsi="Calibri" w:cs="Calibri"/>
-          <w:sz w:val="28"/>
-        </w:rPr>
-        <w:t>Egor Razboinikov</w:t>
-      </w:r>
-      <w:r>
-        <w:rPr>
-          <w:rFonts w:ascii="Calibri" w:eastAsia="Calibri" w:hAnsi="Calibri" w:cs="Calibri"/>
-        </w:rPr>
-        <w:t xml:space="preserve"> </w:t>
-      </w:r>
-    </w:p>
-    <w:p>
-      <w:pPr>
-        <w:tabs>
-          <w:tab w:val="center" w:pos="1077"/>
-          <w:tab w:val="center" w:pos="3368"/>
-        </w:tabs>
-        <w:spacing w:after="20" w:line="259" w:lineRule="auto"/>
-        <w:ind w:left="0" w:firstLine="0"/>
-        <w:jc w:val="left"/>
-      </w:pPr>
-      <w:r>
-        <w:rPr>
-          <w:rFonts w:ascii="Calibri" w:eastAsia="Calibri" w:hAnsi="Calibri" w:cs="Calibri"/>
-          <w:sz w:val="22"/>
-        </w:rPr>
-        <w:tab/>
-      </w:r>
-      <w:r>
-        <w:rPr>
-          <w:rFonts w:ascii="Calibri" w:eastAsia="Calibri" w:hAnsi="Calibri" w:cs="Calibri"/>
-          <w:sz w:val="28"/>
-        </w:rPr>
-        <w:t xml:space="preserve">Osobní </w:t>
-      </w:r>
-      <w:proofErr w:type="gramStart"/>
-      <w:r>
-        <w:rPr>
-          <w:rFonts w:ascii="Calibri" w:eastAsia="Calibri" w:hAnsi="Calibri" w:cs="Calibri"/>
-          <w:sz w:val="28"/>
-        </w:rPr>
-        <w:t>číslo:</w:t>
-      </w:r>
-      <w:r>
-        <w:rPr>
-          <w:rFonts w:ascii="Calibri" w:eastAsia="Calibri" w:hAnsi="Calibri" w:cs="Calibri"/>
-          <w:sz w:val="25"/>
-        </w:rPr>
-        <w:t xml:space="preserve"> </w:t>
-      </w:r>
-      <w:r>
-        <w:rPr>
-          <w:rFonts w:ascii="Calibri" w:eastAsia="Calibri" w:hAnsi="Calibri" w:cs="Calibri"/>
-        </w:rPr>
-        <w:t xml:space="preserve"> </w:t>
-      </w:r>
-      <w:r>
-        <w:rPr>
-          <w:rFonts w:ascii="Calibri" w:eastAsia="Calibri" w:hAnsi="Calibri" w:cs="Calibri"/>
-        </w:rPr>
-        <w:tab/>
-      </w:r>
-      <w:proofErr w:type="gramEnd"/>
-      <w:r>
-        <w:rPr>
-          <w:rFonts w:ascii="Calibri" w:eastAsia="Calibri" w:hAnsi="Calibri" w:cs="Calibri"/>
-          <w:sz w:val="28"/>
-        </w:rPr>
-        <w:t>I21219</w:t>
-      </w:r>
-      <w:r>
-        <w:rPr>
-          <w:rFonts w:ascii="Calibri" w:eastAsia="Calibri" w:hAnsi="Calibri" w:cs="Calibri"/>
-        </w:rPr>
-        <w:t xml:space="preserve"> </w:t>
-      </w:r>
-    </w:p>
-    <w:p>
-      <w:pPr>
-        <w:tabs>
-          <w:tab w:val="center" w:pos="1316"/>
-          <w:tab w:val="center" w:pos="5192"/>
-        </w:tabs>
-        <w:spacing w:after="45" w:line="259" w:lineRule="auto"/>
-        <w:ind w:left="0" w:firstLine="0"/>
-        <w:jc w:val="left"/>
-      </w:pPr>
-      <w:r>
-        <w:rPr>
-          <w:rFonts w:ascii="Calibri" w:eastAsia="Calibri" w:hAnsi="Calibri" w:cs="Calibri"/>
-          <w:sz w:val="22"/>
-        </w:rPr>
-        <w:tab/>
-      </w:r>
-      <w:r>
-        <w:rPr>
-          <w:rFonts w:ascii="Calibri" w:eastAsia="Calibri" w:hAnsi="Calibri" w:cs="Calibri"/>
-          <w:sz w:val="28"/>
-        </w:rPr>
-        <w:t xml:space="preserve">Studijní </w:t>
-      </w:r>
-      <w:proofErr w:type="gramStart"/>
-      <w:r>
-        <w:rPr>
-          <w:rFonts w:ascii="Calibri" w:eastAsia="Calibri" w:hAnsi="Calibri" w:cs="Calibri"/>
-          <w:sz w:val="28"/>
-        </w:rPr>
-        <w:t>program:</w:t>
-      </w:r>
-      <w:r>
-        <w:rPr>
-          <w:rFonts w:ascii="Calibri" w:eastAsia="Calibri" w:hAnsi="Calibri" w:cs="Calibri"/>
-          <w:sz w:val="25"/>
-        </w:rPr>
-        <w:t xml:space="preserve"> </w:t>
-      </w:r>
-      <w:r>
-        <w:rPr>
-          <w:rFonts w:ascii="Calibri" w:eastAsia="Calibri" w:hAnsi="Calibri" w:cs="Calibri"/>
-        </w:rPr>
-        <w:t xml:space="preserve"> </w:t>
-      </w:r>
-      <w:r>
-        <w:rPr>
-          <w:rFonts w:ascii="Calibri" w:eastAsia="Calibri" w:hAnsi="Calibri" w:cs="Calibri"/>
-        </w:rPr>
-        <w:tab/>
-      </w:r>
-      <w:proofErr w:type="gramEnd"/>
-      <w:r>
-        <w:rPr>
-          <w:rFonts w:ascii="Calibri" w:eastAsia="Calibri" w:hAnsi="Calibri" w:cs="Calibri"/>
-          <w:sz w:val="28"/>
-        </w:rPr>
-        <w:t>B0688A140009 Informační technologie</w:t>
-      </w:r>
-      <w:r>
-        <w:rPr>
-          <w:rFonts w:ascii="Calibri" w:eastAsia="Calibri" w:hAnsi="Calibri" w:cs="Calibri"/>
-        </w:rPr>
-        <w:t xml:space="preserve"> </w:t>
-      </w:r>
-    </w:p>
-    <w:p>
-      <w:pPr>
-        <w:spacing w:after="0" w:line="332" w:lineRule="auto"/>
-        <w:ind w:left="278" w:right="788"/>
-        <w:jc w:val="left"/>
-      </w:pPr>
-      <w:r>
-        <w:rPr>
-          <w:rFonts w:ascii="Calibri" w:eastAsia="Calibri" w:hAnsi="Calibri" w:cs="Calibri"/>
-          <w:sz w:val="28"/>
-        </w:rPr>
-        <w:lastRenderedPageBreak/>
-        <w:t xml:space="preserve">Téma </w:t>
-      </w:r>
-      <w:proofErr w:type="gramStart"/>
-      <w:r>
-        <w:rPr>
-          <w:rFonts w:ascii="Calibri" w:eastAsia="Calibri" w:hAnsi="Calibri" w:cs="Calibri"/>
-          <w:sz w:val="28"/>
-        </w:rPr>
-        <w:t>práce:</w:t>
-      </w:r>
-      <w:r>
-        <w:rPr>
-          <w:rFonts w:ascii="Calibri" w:eastAsia="Calibri" w:hAnsi="Calibri" w:cs="Calibri"/>
-          <w:sz w:val="25"/>
-        </w:rPr>
-        <w:t xml:space="preserve"> </w:t>
-      </w:r>
-      <w:r>
-        <w:rPr>
-          <w:rFonts w:ascii="Calibri" w:eastAsia="Calibri" w:hAnsi="Calibri" w:cs="Calibri"/>
-        </w:rPr>
-        <w:t xml:space="preserve"> </w:t>
-      </w:r>
-      <w:r>
-        <w:rPr>
-          <w:rFonts w:ascii="Calibri" w:eastAsia="Calibri" w:hAnsi="Calibri" w:cs="Calibri"/>
-        </w:rPr>
-        <w:tab/>
-      </w:r>
-      <w:proofErr w:type="gramEnd"/>
-      <w:r>
-        <w:rPr>
-          <w:rFonts w:ascii="Calibri" w:eastAsia="Calibri" w:hAnsi="Calibri" w:cs="Calibri"/>
-          <w:sz w:val="28"/>
-        </w:rPr>
-        <w:t>Digitalizace evidence pracovní doby</w:t>
-      </w:r>
-      <w:r>
-        <w:rPr>
-          <w:rFonts w:ascii="Calibri" w:eastAsia="Calibri" w:hAnsi="Calibri" w:cs="Calibri"/>
-        </w:rPr>
-        <w:t xml:space="preserve"> </w:t>
-      </w:r>
-      <w:r>
-        <w:rPr>
-          <w:rFonts w:ascii="Calibri" w:eastAsia="Calibri" w:hAnsi="Calibri" w:cs="Calibri"/>
-          <w:sz w:val="28"/>
-        </w:rPr>
-        <w:t xml:space="preserve">Zadávající </w:t>
-      </w:r>
-      <w:proofErr w:type="gramStart"/>
-      <w:r>
-        <w:rPr>
-          <w:rFonts w:ascii="Calibri" w:eastAsia="Calibri" w:hAnsi="Calibri" w:cs="Calibri"/>
-          <w:sz w:val="28"/>
-        </w:rPr>
-        <w:t>katedra:</w:t>
-      </w:r>
-      <w:r>
-        <w:rPr>
-          <w:rFonts w:ascii="Calibri" w:eastAsia="Calibri" w:hAnsi="Calibri" w:cs="Calibri"/>
-          <w:sz w:val="25"/>
-        </w:rPr>
-        <w:t xml:space="preserve"> </w:t>
-      </w:r>
-      <w:r>
-        <w:rPr>
-          <w:rFonts w:ascii="Calibri" w:eastAsia="Calibri" w:hAnsi="Calibri" w:cs="Calibri"/>
-        </w:rPr>
-        <w:t xml:space="preserve"> </w:t>
-      </w:r>
-      <w:r>
-        <w:rPr>
-          <w:rFonts w:ascii="Calibri" w:eastAsia="Calibri" w:hAnsi="Calibri" w:cs="Calibri"/>
-        </w:rPr>
-        <w:tab/>
-      </w:r>
-      <w:proofErr w:type="gramEnd"/>
-      <w:r>
-        <w:rPr>
-          <w:rFonts w:ascii="Calibri" w:eastAsia="Calibri" w:hAnsi="Calibri" w:cs="Calibri"/>
-          <w:sz w:val="28"/>
-        </w:rPr>
-        <w:t xml:space="preserve">Katedra informačních technologií </w:t>
-      </w:r>
-      <w:r>
-        <w:rPr>
-          <w:rFonts w:ascii="Calibri" w:eastAsia="Calibri" w:hAnsi="Calibri" w:cs="Calibri"/>
-        </w:rPr>
-        <w:t xml:space="preserve"> </w:t>
-      </w:r>
-    </w:p>
-    <w:p>
-      <w:pPr>
-        <w:spacing w:after="76" w:line="259" w:lineRule="auto"/>
-        <w:ind w:left="2979" w:firstLine="0"/>
-        <w:jc w:val="left"/>
-      </w:pPr>
-      <w:r>
-        <w:rPr>
-          <w:rFonts w:ascii="Calibri" w:eastAsia="Calibri" w:hAnsi="Calibri" w:cs="Calibri"/>
-          <w:sz w:val="28"/>
-        </w:rPr>
-        <w:t xml:space="preserve"> </w:t>
-      </w:r>
-      <w:r>
-        <w:t xml:space="preserve"> </w:t>
-      </w:r>
-    </w:p>
-    <w:p>
-      <w:pPr>
-        <w:spacing w:after="78" w:line="259" w:lineRule="auto"/>
-        <w:ind w:left="2979" w:firstLine="0"/>
-        <w:jc w:val="left"/>
-      </w:pPr>
-      <w:r>
-        <w:rPr>
-          <w:rFonts w:ascii="Calibri" w:eastAsia="Calibri" w:hAnsi="Calibri" w:cs="Calibri"/>
-          <w:sz w:val="28"/>
-        </w:rPr>
-        <w:t xml:space="preserve"> </w:t>
-      </w:r>
-      <w:r>
-        <w:t xml:space="preserve"> </w:t>
-      </w:r>
-    </w:p>
-    <w:p>
-      <w:pPr>
-        <w:spacing w:after="76" w:line="259" w:lineRule="auto"/>
-        <w:ind w:left="2979" w:firstLine="0"/>
-        <w:jc w:val="left"/>
-      </w:pPr>
-      <w:r>
-        <w:rPr>
-          <w:rFonts w:ascii="Calibri" w:eastAsia="Calibri" w:hAnsi="Calibri" w:cs="Calibri"/>
-          <w:sz w:val="28"/>
-        </w:rPr>
-        <w:t xml:space="preserve"> </w:t>
-      </w:r>
-      <w:r>
-        <w:t xml:space="preserve"> </w:t>
-      </w:r>
-    </w:p>
-    <w:p>
-      <w:pPr>
-        <w:spacing w:after="78" w:line="259" w:lineRule="auto"/>
-        <w:ind w:left="2979" w:firstLine="0"/>
-        <w:jc w:val="left"/>
-      </w:pPr>
-      <w:r>
-        <w:rPr>
-          <w:rFonts w:ascii="Calibri" w:eastAsia="Calibri" w:hAnsi="Calibri" w:cs="Calibri"/>
-          <w:sz w:val="28"/>
-        </w:rPr>
-        <w:t xml:space="preserve"> </w:t>
-      </w:r>
-      <w:r>
-        <w:t xml:space="preserve"> </w:t>
-      </w:r>
-    </w:p>
-    <w:p>
-      <w:pPr>
-        <w:spacing w:after="76" w:line="259" w:lineRule="auto"/>
-        <w:ind w:left="2979" w:firstLine="0"/>
-        <w:jc w:val="left"/>
-      </w:pPr>
-      <w:r>
-        <w:rPr>
-          <w:rFonts w:ascii="Calibri" w:eastAsia="Calibri" w:hAnsi="Calibri" w:cs="Calibri"/>
-          <w:sz w:val="28"/>
-        </w:rPr>
-        <w:t xml:space="preserve"> </w:t>
-      </w:r>
-      <w:r>
-        <w:t xml:space="preserve"> </w:t>
-      </w:r>
-    </w:p>
-    <w:p>
-      <w:pPr>
-        <w:spacing w:after="60" w:line="259" w:lineRule="auto"/>
-        <w:ind w:left="2979" w:firstLine="0"/>
-        <w:jc w:val="left"/>
-      </w:pPr>
-      <w:r>
-        <w:rPr>
-          <w:rFonts w:ascii="Calibri" w:eastAsia="Calibri" w:hAnsi="Calibri" w:cs="Calibri"/>
-          <w:sz w:val="28"/>
-        </w:rPr>
-        <w:t xml:space="preserve"> </w:t>
-      </w:r>
-      <w:r>
-        <w:t xml:space="preserve"> </w:t>
-      </w:r>
-    </w:p>
-    <w:p>
-      <w:pPr>
-        <w:spacing w:after="356" w:line="259" w:lineRule="auto"/>
-        <w:ind w:left="2979" w:firstLine="0"/>
-        <w:jc w:val="left"/>
-      </w:pPr>
-      <w:r>
-        <w:rPr>
-          <w:sz w:val="25"/>
-        </w:rPr>
-        <w:t xml:space="preserve"> </w:t>
-      </w:r>
-      <w:r>
-        <w:t xml:space="preserve"> </w:t>
-      </w:r>
-    </w:p>
-    <w:p>
-      <w:pPr>
-        <w:spacing w:after="49" w:line="259" w:lineRule="auto"/>
-        <w:ind w:left="287" w:firstLine="0"/>
-        <w:jc w:val="center"/>
-      </w:pPr>
-      <w:r>
-        <w:rPr>
-          <w:sz w:val="40"/>
-        </w:rPr>
-        <w:t xml:space="preserve">Zásady pro vypracování </w:t>
-      </w:r>
-      <w:r>
-        <w:t xml:space="preserve"> </w:t>
-      </w:r>
-    </w:p>
-    <w:p>
-      <w:pPr>
-        <w:spacing w:after="0" w:line="263" w:lineRule="auto"/>
-        <w:ind w:left="0" w:right="2" w:firstLine="0"/>
-      </w:pPr>
-      <w:r>
-        <w:rPr>
-          <w:sz w:val="25"/>
-        </w:rPr>
-        <w:t xml:space="preserve">Dokument evidence pracovní doby vyučujícího vyžaduje provázanost rozvrhu s úvazkem vyučujícího při respektování času přestávek. Cílem bakalářské práce je navrhnout, vytvořit, odzkoušet a předat funkční multiplatformní aplikaci jejíž vstupy jsou: rozvrh vyučujícího, čas na oběd, plán dovolených, státní svátky, školní volna a další. Požadovaným výstupem je PDF dokument (tabulka) se všemi náležitostmi potřebnými pro odevzdání. Grafické rozhraní poskytne pohodlné zadávání, umožní dodatečné ruční modifikace a zobrazování náhledu před vygenerováním PDF dokumentu. </w:t>
+        <w:br w:type="page"/>
       </w:r>
     </w:p>
     <w:p>
@@ -1101,6 +583,47 @@
         <w:spacing w:after="0" w:line="259" w:lineRule="auto"/>
         <w:ind w:left="0" w:firstLine="0"/>
       </w:pPr>
+      <w:r>
+        <w:rPr>
+          <w:noProof/>
+        </w:rPr>
+        <w:lastRenderedPageBreak/>
+        <w:drawing>
+          <wp:inline distT="0" distB="0" distL="0" distR="0" wp14:anchorId="1920D472" wp14:editId="3E6A3E30">
+            <wp:extent cx="5761355" cy="8154670"/>
+            <wp:effectExtent l="0" t="0" r="0" b="0"/>
+            <wp:docPr id="1878831235" name="Obrázek 1"/>
+            <wp:cNvGraphicFramePr>
+              <a:graphicFrameLocks xmlns:a="http://schemas.openxmlformats.org/drawingml/2006/main" noChangeAspect="1"/>
+            </wp:cNvGraphicFramePr>
+            <a:graphic xmlns:a="http://schemas.openxmlformats.org/drawingml/2006/main">
+              <a:graphicData uri="http://schemas.openxmlformats.org/drawingml/2006/picture">
+                <pic:pic xmlns:pic="http://schemas.openxmlformats.org/drawingml/2006/picture">
+                  <pic:nvPicPr>
+                    <pic:cNvPr id="1878831235" name=""/>
+                    <pic:cNvPicPr/>
+                  </pic:nvPicPr>
+                  <pic:blipFill>
+                    <a:blip r:embed="rId10"/>
+                    <a:stretch>
+                      <a:fillRect/>
+                    </a:stretch>
+                  </pic:blipFill>
+                  <pic:spPr>
+                    <a:xfrm>
+                      <a:off x="0" y="0"/>
+                      <a:ext cx="5761355" cy="8154670"/>
+                    </a:xfrm>
+                    <a:prstGeom prst="rect">
+                      <a:avLst/>
+                    </a:prstGeom>
+                  </pic:spPr>
+                </pic:pic>
+              </a:graphicData>
+            </a:graphic>
+          </wp:inline>
+        </w:drawing>
+      </w:r>
       <w:r>
         <w:rPr>
           <w:noProof/>
@@ -1120,7 +643,7 @@
                     <pic:cNvPicPr/>
                   </pic:nvPicPr>
                   <pic:blipFill>
-                    <a:blip r:embed="rId8"/>
+                    <a:blip r:embed="rId11"/>
                     <a:stretch>
                       <a:fillRect/>
                     </a:stretch>
@@ -1270,6 +793,23 @@
     </w:p>
     <w:p>
       <w:pPr>
+        <w:spacing w:after="160" w:line="278" w:lineRule="auto"/>
+        <w:ind w:left="0" w:firstLine="0"/>
+        <w:jc w:val="left"/>
+      </w:pPr>
+      <w:r>
+        <w:br w:type="page"/>
+      </w:r>
+    </w:p>
+    <w:p>
+      <w:pPr>
+        <w:spacing w:after="229" w:line="259" w:lineRule="auto"/>
+        <w:ind w:right="-3"/>
+        <w:jc w:val="right"/>
+      </w:pPr>
+    </w:p>
+    <w:p>
+      <w:pPr>
         <w:spacing w:after="234" w:line="259" w:lineRule="auto"/>
         <w:ind w:left="-5"/>
         <w:jc w:val="left"/>
@@ -1283,12 +823,6 @@
       </w:r>
     </w:p>
     <w:p>
-      <w:pPr>
-        <w:ind w:left="-5" w:right="55"/>
-        <w:rPr>
-          <w:lang w:val="ru-RU"/>
-        </w:rPr>
-      </w:pPr>
       <w:r>
         <w:t>Rád bych poděkoval vedoucímu své bakalářské práce Ing. Radku Matouškovi za odborné vedení, cenné připomínky a ochotu při konzultacích během zpracování této práce. Poděkování rovněž patří mé rodině a přátelům za podporu po celou dobu studia</w:t>
       </w:r>
@@ -1302,6 +836,15 @@
         </w:rPr>
         <w:t xml:space="preserve"> </w:t>
       </w:r>
+    </w:p>
+    <w:p/>
+    <w:p>
+      <w:pPr>
+        <w:ind w:left="-5" w:right="55"/>
+        <w:rPr>
+          <w:lang w:val="ru-RU"/>
+        </w:rPr>
+      </w:pPr>
       <w:r>
         <w:br w:type="page"/>
       </w:r>
@@ -1437,13 +980,7 @@
         <w:rPr>
           <w:lang w:val="en-US"/>
         </w:rPr>
-        <w:t>The aim of this bachelor thesis is to design, implement, and validate a cross-platform desktop application for digitizing teachers’ working time records. The application enables the import of timetable data from the STAG system, their further processing, and manual adjustment through a graphical user interface. During processing, it takes into account lunch breaks, planned absences, public holidays, and the rules of working time records. The output of the application is a clear PDF document corresponding to submission requirements. The thesis deals with the analysis of the problem domain, the design of the architecture and technologies, the implementation of key system components, and the validation of the resulting solution through testing</w:t>
-      </w:r>
-      <w:r>
-        <w:rPr>
-          <w:lang w:val="en-US"/>
-        </w:rPr>
-        <w:t xml:space="preserve">. </w:t>
+        <w:t xml:space="preserve">The aim of this bachelor thesis is to design, implement, and validate a cross-platform desktop application for digitizing teachers’ working time records. The application enables the import of timetable data from the STAG system, their further processing, and manual adjustment through a graphical user interface. During processing, it takes into account lunch breaks, planned absences, public holidays, and the rules of working time records. The output of the application is a clear PDF document corresponding to submission requirements. The thesis deals with the analysis of the problem domain, the design of the architecture and technologies, the implementation of key system components, and the validation of the resulting solution through testing. </w:t>
       </w:r>
     </w:p>
     <w:p>
@@ -1479,13 +1016,7 @@
         <w:rPr>
           <w:lang w:val="en-US"/>
         </w:rPr>
-        <w:t>working time records, digitization, desktop application, C#, .NET, Avalonia UI, MVVM, SQLite, Entity Framework Core, STAG, PDF generation, application testing</w:t>
-      </w:r>
-      <w:r>
-        <w:rPr>
-          <w:lang w:val="en-US"/>
-        </w:rPr>
-        <w:t>.</w:t>
+        <w:t>working time records, digitization, desktop application, C#, .NET, Avalonia UI, MVVM, SQLite, Entity Framework Core, STAG, PDF generation, application testing.</w:t>
       </w:r>
     </w:p>
     <w:p>
@@ -1636,21 +1167,7 @@
                 <w:rStyle w:val="Hypertextovodkaz"/>
                 <w:noProof/>
               </w:rPr>
-              <w:t>SEZNAM</w:t>
-            </w:r>
-            <w:r>
-              <w:rPr>
-                <w:rStyle w:val="Hypertextovodkaz"/>
-                <w:noProof/>
-              </w:rPr>
-              <w:t xml:space="preserve"> </w:t>
-            </w:r>
-            <w:r>
-              <w:rPr>
-                <w:rStyle w:val="Hypertextovodkaz"/>
-                <w:noProof/>
-              </w:rPr>
-              <w:t>ZKRATEK A ZNAČEK</w:t>
+              <w:t>SEZNAM ZKRATEK A ZNAČEK</w:t>
             </w:r>
             <w:r>
               <w:rPr>
@@ -1790,7 +1307,14 @@
                 <w:rStyle w:val="Hypertextovodkaz"/>
                 <w:noProof/>
               </w:rPr>
-              <w:t>ÚVOD</w:t>
+              <w:t>ÚVO</w:t>
+            </w:r>
+            <w:r>
+              <w:rPr>
+                <w:rStyle w:val="Hypertextovodkaz"/>
+                <w:noProof/>
+              </w:rPr>
+              <w:t>D</w:t>
             </w:r>
             <w:r>
               <w:rPr>
@@ -1860,7 +1384,21 @@
                 <w:rStyle w:val="Hypertextovodkaz"/>
                 <w:noProof/>
               </w:rPr>
-              <w:t>1 TEORETICKÁ ČÁST</w:t>
+              <w:t>1 TEORETI</w:t>
+            </w:r>
+            <w:r>
+              <w:rPr>
+                <w:rStyle w:val="Hypertextovodkaz"/>
+                <w:noProof/>
+              </w:rPr>
+              <w:t>C</w:t>
+            </w:r>
+            <w:r>
+              <w:rPr>
+                <w:rStyle w:val="Hypertextovodkaz"/>
+                <w:noProof/>
+              </w:rPr>
+              <w:t>KÁ ČÁST</w:t>
             </w:r>
             <w:r>
               <w:rPr>
@@ -1930,7 +1468,21 @@
                 <w:rStyle w:val="Hypertextovodkaz"/>
                 <w:noProof/>
               </w:rPr>
-              <w:t>1.1 Evidence pracovní doby</w:t>
+              <w:t>1.1 Ev</w:t>
+            </w:r>
+            <w:r>
+              <w:rPr>
+                <w:rStyle w:val="Hypertextovodkaz"/>
+                <w:noProof/>
+              </w:rPr>
+              <w:t>i</w:t>
+            </w:r>
+            <w:r>
+              <w:rPr>
+                <w:rStyle w:val="Hypertextovodkaz"/>
+                <w:noProof/>
+              </w:rPr>
+              <w:t>dence pracovní doby</w:t>
             </w:r>
             <w:r>
               <w:rPr>
@@ -5605,7 +5157,21 @@
                 <w:rStyle w:val="Hypertextovodkaz"/>
                 <w:noProof/>
               </w:rPr>
-              <w:t xml:space="preserve"> Algoritmy</w:t>
+              <w:t xml:space="preserve"> Alg</w:t>
+            </w:r>
+            <w:r>
+              <w:rPr>
+                <w:rStyle w:val="Hypertextovodkaz"/>
+                <w:noProof/>
+              </w:rPr>
+              <w:t>o</w:t>
+            </w:r>
+            <w:r>
+              <w:rPr>
+                <w:rStyle w:val="Hypertextovodkaz"/>
+                <w:noProof/>
+              </w:rPr>
+              <w:t>ritmy</w:t>
             </w:r>
             <w:r>
               <w:rPr>
@@ -6595,7 +6161,21 @@
                 <w:rStyle w:val="Hypertextovodkaz"/>
                 <w:noProof/>
               </w:rPr>
-              <w:t>POUŽITÁ LITERATURA</w:t>
+              <w:t>POUŽITÁ L</w:t>
+            </w:r>
+            <w:r>
+              <w:rPr>
+                <w:rStyle w:val="Hypertextovodkaz"/>
+                <w:noProof/>
+              </w:rPr>
+              <w:t>I</w:t>
+            </w:r>
+            <w:r>
+              <w:rPr>
+                <w:rStyle w:val="Hypertextovodkaz"/>
+                <w:noProof/>
+              </w:rPr>
+              <w:t>TERATURA</w:t>
             </w:r>
             <w:r>
               <w:rPr>
@@ -6674,6 +6254,9 @@
         <w:spacing w:after="0" w:line="259" w:lineRule="auto"/>
         <w:ind w:left="0" w:firstLine="0"/>
         <w:jc w:val="left"/>
+        <w:rPr>
+          <w:lang w:val="ru-RU"/>
+        </w:rPr>
       </w:pPr>
       <w:r>
         <w:t xml:space="preserve"> </w:t>
@@ -8382,7 +7965,21 @@
             <w:rStyle w:val="Hypertextovodkaz"/>
             <w:noProof/>
           </w:rPr>
-          <w:t>Blokový diagram algoritmu vyrovnávání hodin</w:t>
+          <w:t>Blokový diagram</w:t>
+        </w:r>
+        <w:r>
+          <w:rPr>
+            <w:rStyle w:val="Hypertextovodkaz"/>
+            <w:noProof/>
+          </w:rPr>
+          <w:t xml:space="preserve"> </w:t>
+        </w:r>
+        <w:r>
+          <w:rPr>
+            <w:rStyle w:val="Hypertextovodkaz"/>
+            <w:noProof/>
+          </w:rPr>
+          <w:t>algoritmu vyrovnávání hodin</w:t>
         </w:r>
         <w:r>
           <w:rPr>
@@ -8877,15 +8474,7 @@
         <w:ind w:left="-5"/>
       </w:pPr>
       <w:r>
-        <w:t xml:space="preserve">CLR – </w:t>
-      </w:r>
-      <w:proofErr w:type="spellStart"/>
-      <w:r>
-        <w:t>Common</w:t>
-      </w:r>
-      <w:proofErr w:type="spellEnd"/>
-      <w:r>
-        <w:t xml:space="preserve"> Language Runtime </w:t>
+        <w:t xml:space="preserve">CLR – Common Language Runtime </w:t>
       </w:r>
     </w:p>
     <w:p>
@@ -9075,15 +8664,7 @@
         <w:t>Relační databáze</w:t>
       </w:r>
       <w:r>
-        <w:t xml:space="preserve"> – Datový model založený na tabulkách a vztazích (vazby 1:1, </w:t>
-      </w:r>
-      <w:proofErr w:type="gramStart"/>
-      <w:r>
-        <w:t>1:N</w:t>
-      </w:r>
-      <w:proofErr w:type="gramEnd"/>
-      <w:r>
-        <w:t xml:space="preserve">, N:M) s důrazem na integritu a efektivní dotazování. </w:t>
+        <w:t xml:space="preserve"> – Datový model založený na tabulkách a vztazích (vazby 1:1, 1:N, N:M) s důrazem na integritu a efektivní dotazování. </w:t>
       </w:r>
     </w:p>
     <w:p>
@@ -9184,9 +8765,9 @@
     <w:p>
       <w:pPr>
         <w:sectPr>
-          <w:footerReference w:type="even" r:id="rId9"/>
-          <w:footerReference w:type="default" r:id="rId10"/>
-          <w:footerReference w:type="first" r:id="rId11"/>
+          <w:footerReference w:type="even" r:id="rId12"/>
+          <w:footerReference w:type="default" r:id="rId13"/>
+          <w:footerReference w:type="first" r:id="rId14"/>
           <w:pgSz w:w="11906" w:h="16838"/>
           <w:pgMar w:top="1418" w:right="848" w:bottom="411" w:left="1985" w:header="708" w:footer="708" w:gutter="0"/>
           <w:cols w:space="708"/>
@@ -9318,13 +8899,6 @@
       <w:r>
         <w:br w:type="page"/>
       </w:r>
-      <w:r>
-        <w:rPr>
-          <w:lang w:val="ru-RU"/>
-        </w:rPr>
-        <w:lastRenderedPageBreak/>
-        <w:t xml:space="preserve"> </w:t>
-      </w:r>
     </w:p>
     <w:p>
       <w:pPr>
@@ -9334,6 +8908,7 @@
       </w:pPr>
       <w:bookmarkStart w:id="4" w:name="_Toc226488803"/>
       <w:r>
+        <w:lastRenderedPageBreak/>
         <w:t>1 TEORETICKÁ ČÁST</w:t>
       </w:r>
       <w:bookmarkEnd w:id="4"/>
@@ -9358,52 +8933,25 @@
     <w:p>
       <w:pPr>
         <w:pStyle w:val="TextMain"/>
-        <w:rPr>
-          <w:lang w:val="ru-RU"/>
-        </w:rPr>
-      </w:pPr>
-      <w:r>
-        <w:t>Evidence pracovní doby představuje důležitý nástroj pro zaznamenávání a kontrolu pracovní činnosti zaměstnanců. Jejím hlavním účelem je zajistit přehled o odpracovaném čase, sledovat dodržování pracovní doby a poskytovat podklady pro další administrativní a mzdové procesy. Povinnost vést evidenci pracovní doby je stanovena pracovněprávními předpisy a vztahuje se na všechny zaměstnavatele.</w:t>
-      </w:r>
-      <w:r>
-        <w:rPr>
-          <w:lang w:val="ru-RU"/>
-        </w:rPr>
-        <w:t xml:space="preserve"> </w:t>
+      </w:pPr>
+      <w:r>
+        <w:t xml:space="preserve">Evidence pracovní doby představuje významný nástroj pracovněprávní i administrativní praxe. Jejím účelem je zachycovat průběh pracovní doby zaměstnance tak, aby bylo možné kontrolovat dodržování zákonných limitů, vyhodnocovat rozsah odvedené práce a vytvářet podklady pro navazující personální a mzdové procesy. Povinnost vést evidenci pracovní doby ukládá zaměstnavateli zákoník práce, konkrétně § 96, přičemž tato povinnost slouží zejména ke kontrole pracovní doby, doby odpočinku a práce přesčas [26][27]. </w:t>
       </w:r>
     </w:p>
     <w:p>
       <w:pPr>
         <w:pStyle w:val="TextMain"/>
-        <w:rPr>
-          <w:lang w:val="ru-RU"/>
-        </w:rPr>
-      </w:pPr>
-      <w:r>
-        <w:t>Základem evidence pracovní doby je zaznamenávání začátku a konce pracovní doby, případně dalších skutečností, které ovlivňují její průběh. Součástí evidence jsou obvykle také údaje o přestávkách, odpracovaném čase a různých formách nepřítomnosti zaměstnance. Evidence tak umožňuje rozlišit mezi skutečně odpracovaným časem a dobou, která nebyla odpracována, ale je z právního hlediska uznána.</w:t>
-      </w:r>
-      <w:r>
-        <w:rPr>
-          <w:lang w:val="ru-RU"/>
-        </w:rPr>
-        <w:t xml:space="preserve"> </w:t>
+      </w:pPr>
+      <w:r>
+        <w:t xml:space="preserve">Z hlediska právní úpravy musí být evidence vedena alespoň v takovém rozsahu, aby z ní byl patrný začátek a konec odpracované směny, odpracovaná práce přesčas, odpracovaná noční práce, odpracovaná doba v době pracovní pohotovosti a pracovní pohotovost, kterou zaměstnanec držel [27]. V širší organizační praxi však evidence pracovní doby obvykle zahrnuje také další údaje důležité pro celkové vyhodnocení pracovního dne, například interně sledované přestávky, nepřítomnosti nebo jiné skutečnosti, které mají význam pro správné posouzení průběhu práce a pro následné administrativní zpracování [26][27]. </w:t>
       </w:r>
     </w:p>
     <w:p>
       <w:pPr>
         <w:pStyle w:val="TextMain"/>
-        <w:rPr>
-          <w:lang w:val="ru-RU"/>
-        </w:rPr>
-      </w:pPr>
-      <w:r>
-        <w:t>Důležitým pojmem v této oblasti je fond pracovní doby, který vyjadřuje množství času, které má zaměstnanec v daném období odpracovat. Tento fond je obvykle stanoven na týdenní bázi a může se lišit v závislosti na typu pracovního poměru. V průběhu sledovaného období dochází k porovnávání skutečně odpracovaného času s tímto fondem, přičemž mohou vznikat odchylky, například ve formě přesčasové práce.</w:t>
-      </w:r>
-      <w:r>
-        <w:rPr>
-          <w:lang w:val="ru-RU"/>
-        </w:rPr>
-        <w:t xml:space="preserve"> </w:t>
+      </w:pPr>
+      <w:r>
+        <w:t xml:space="preserve">Evidence pracovní doby úzce souvisí také s rozvržením pracovní doby. Zaměstnavatel určuje začátek a konec směn a zajišťuje rozvržení pracovní doby, vůči němuž lze následně porovnávat skutečně odpracovaný čas. Právě rozdíl mezi rozvrženou a skutečně odpracovanou dobou je v praxi podstatný například při posuzování práce přesčas nebo jiných odchylek od plánovaného režimu [26][28]. Z tohoto pohledu evidence neplní pouze roli pasivního záznamu, ale představuje i nástroj průběžné kontroly pracovního režimu. </w:t>
       </w:r>
     </w:p>
     <w:p>
@@ -9411,7 +8959,7 @@
         <w:pStyle w:val="TextMain"/>
       </w:pPr>
       <w:r>
-        <w:t>V prostředí vysokých škol má evidence pracovní doby svá specifika. Pracovní činnost vyučujících není vždy pravidelná a je často ovlivněna rozvrhem výuky, administrativní činností a dalšími aktivitami. Tato variabilita může ztěžovat přesné a jednoznačné zaznamenávání pracovní doby.</w:t>
+        <w:t xml:space="preserve">V prostředí vysokých škol má evidence pracovní doby určitá specifika. Akademická činnost se totiž neskládá pouze z přímé výuky, ale také z činností tvůrčích, výzkumných, administrativních a organizačních. Ze zákonného vymezení role vysokých škol i akademických pracovníků lze dovodit, že pracovní režim v tomto prostředí bývá méně pravidelný než v provozech s pevně stanovenými směnami, a proto může být přesná evidence pracovní doby náročnější na organizaci i na zvolené technické řešení [30]. </w:t>
       </w:r>
     </w:p>
     <w:p>
@@ -9419,7 +8967,11 @@
         <w:pStyle w:val="TextMain"/>
       </w:pPr>
       <w:r>
-        <w:t>Správně vedená evidence pracovní doby by měla být přehledná, srozumitelná a spolehlivá. Současně by měla umožňovat snadnou kontrolu zaznamenaných údajů a omezovat riziko chyb při jejich zpracování. Tyto požadavky mají význam nejen z hlediska pracovněprávní evidence, ale také z hlediska efektivního administrativního zajištění pracovního procesu</w:t>
+        <w:t xml:space="preserve">Požadavek na kvalitní evidenci pracovní doby potvrzuje i judikatura Soudního dvora Evropské unie, podle níž mají členské státy zajistit, aby zaměstnavatelé používali objektivní, spolehlivý a přístupný systém umožňující měřit délku denní pracovní doby každého pracovníka [29]. Pro praxi to znamená, že evidence pracovní doby by neměla být pouze formální povinností, ale </w:t>
+      </w:r>
+      <w:r>
+        <w:lastRenderedPageBreak/>
+        <w:t>měla by být vedena přehledně, konzistentně a způsobem, který umožní její následnou kontrolu i ověření správnosti zaznamenaných údajů [27][29]</w:t>
       </w:r>
       <w:r>
         <w:t xml:space="preserve">. </w:t>
@@ -9436,7 +8988,6 @@
         <w:rPr>
           <w:noProof/>
         </w:rPr>
-        <w:lastRenderedPageBreak/>
         <w:drawing>
           <wp:inline distT="0" distB="0" distL="0" distR="0" wp14:anchorId="3E371B41" wp14:editId="631D4EEC">
             <wp:extent cx="5753100" cy="2781300"/>
@@ -9451,7 +9002,7 @@
                     <pic:cNvPicPr/>
                   </pic:nvPicPr>
                   <pic:blipFill>
-                    <a:blip r:embed="rId12"/>
+                    <a:blip r:embed="rId15"/>
                     <a:stretch>
                       <a:fillRect/>
                     </a:stretch>
@@ -9505,19 +9056,11 @@
         </w:rPr>
         <w:t xml:space="preserve"> </w:t>
       </w:r>
-      <w:proofErr w:type="spellStart"/>
-      <w:r>
-        <w:rPr>
-          <w:lang w:val="ru-RU"/>
-        </w:rPr>
-        <w:t>Tabulka</w:t>
-      </w:r>
-      <w:proofErr w:type="spellEnd"/>
-      <w:r>
-        <w:rPr>
-          <w:lang w:val="ru-RU"/>
-        </w:rPr>
-        <w:t xml:space="preserve"> EPD</w:t>
+      <w:r>
+        <w:rPr>
+          <w:lang w:val="ru-RU"/>
+        </w:rPr>
+        <w:t>Tabulka EPD</w:t>
       </w:r>
       <w:bookmarkEnd w:id="6"/>
     </w:p>
@@ -9548,120 +9091,58 @@
     <w:p>
       <w:pPr>
         <w:pStyle w:val="TextMain"/>
-        <w:rPr>
-          <w:lang w:val="ru-RU"/>
-        </w:rPr>
-      </w:pPr>
-      <w:r>
-        <w:t>V návaznosti na vymezení evidence pracovní doby jako důležité součásti pracovněprávní a administrativní agendy je vhodné zaměřit pozornost také na způsoby, jakými je tato evidence v praxi vedena. Přestože základní cíl evidence pracovní doby zůstává stejný, konkrétní formy jejího zpracování se mohou mezi jednotlivými organizacemi výrazně lišit. Rozdíly se týkají zejména míry digitalizace, způsobu zaznamenávání údajů i následného vyhodnocování pracovního času.</w:t>
-      </w:r>
-      <w:r>
-        <w:rPr>
-          <w:lang w:val="ru-RU"/>
-        </w:rPr>
-        <w:t xml:space="preserve"> </w:t>
+      </w:pPr>
+      <w:r>
+        <w:t xml:space="preserve">Způsob vedení evidence pracovní doby se v praxi mezi jednotlivými organizacemi liší. Přestože právní povinnost sledovat pracovní dobu zůstává stejná, konkrétní forma evidence závisí na charakteru organizace, míře digitalizace, složitosti pracovních režimů i na požadavcích na další zpracování údajů. V obecné rovině lze rozlišit tři základní přístupy: ruční evidenci, evidenci prostřednictvím tabulkových nástrojů a evidenci pomocí specializovaných informačních systémů [27][29][32]. </w:t>
       </w:r>
     </w:p>
     <w:p>
       <w:pPr>
         <w:pStyle w:val="TextMain"/>
-        <w:rPr>
-          <w:lang w:val="ru-RU"/>
-        </w:rPr>
-      </w:pPr>
-      <w:r>
-        <w:t>V praxi se lze setkat s ručním vedením evidence pracovní doby, například v papírové podobě nebo prostřednictvím jednoduchých formulářů. Výhodou tohoto přístupu je jeho technická nenáročnost a snadná dostupnost. Na druhou stranu však ruční evidence zvyšuje riziko chyb při zapisování, přepisování i následné kontrole údajů. Nevýhodou bývá rovněž nižší přehlednost, obtížnější archivace a omezená možnost dalšího zpracování zaznamenaných dat.</w:t>
-      </w:r>
-      <w:r>
-        <w:rPr>
-          <w:lang w:val="ru-RU"/>
-        </w:rPr>
-        <w:t xml:space="preserve"> </w:t>
+      </w:pPr>
+      <w:r>
+        <w:t xml:space="preserve">Nejjednodušší formu představuje ruční evidence, například v papírové podobě nebo prostřednictvím jednoduchých formulářů. Její výhodou je minimální technická náročnost a snadná dostupnost i v prostředích, kde nejsou k dispozici specializované nástroje. Z hlediska dlouhodobého používání však tento přístup vykazuje řadu omezení. Ruční zapisování zvyšuje pravděpodobnost chyb, komplikuje následnou kontrolu a znesnadňuje vyhledávání, sdílení i archivaci údajů. Současně hůře naplňuje požadavek na objektivní a spolehlivý systém evidence, který zdůrazňuje evropská judikatura [29]. </w:t>
       </w:r>
     </w:p>
     <w:p>
       <w:pPr>
         <w:pStyle w:val="TextMain"/>
-        <w:rPr>
-          <w:lang w:val="ru-RU"/>
-        </w:rPr>
-      </w:pPr>
-      <w:r>
-        <w:t>Dalším častým přístupem je vedení evidence pracovní doby pomocí tabulkových nástrojů. Tyto nástroje umožňují vytvářet vlastní formuláře, provádět základní výpočty a generovat souhrnné přehledy. Jejich výhodou je určitá flexibilita a relativně snadná dostupnost. Současně však zůstávají do značné míry závislé na ručním zadávání údajů a na správném nastavení použitých vzorců. V případě složitějších situací, jako jsou změny pracovního režimu, nepravidelné rozvržení pracovní doby nebo evidence různých forem nepřítomnosti, může být tento způsob méně přehledný a časově náročný. Problémem může být také nejednotnost používaných šablon a rozdílný způsob jejich vyplňování.</w:t>
-      </w:r>
-      <w:r>
-        <w:rPr>
-          <w:lang w:val="ru-RU"/>
-        </w:rPr>
-        <w:t xml:space="preserve"> </w:t>
+      </w:pPr>
+      <w:r>
+        <w:t xml:space="preserve">Častým mezistupněm mezi ruční a plně automatizovanou evidencí je využití tabulkových nástrojů. Ty umožňují vytvářet vlastní šablony, provádět základní výpočty a připravovat souhrnné přehledy. Výhodou tohoto řešení je relativní flexibilita a nízká pořizovací náročnost. Současně však zůstává značná část procesu závislá na ručním zadávání údajů a na správném nastavení použitých vzorců. Při vyšší variabilitě pracovního režimu nebo při potřebě </w:t>
+      </w:r>
+      <w:r>
+        <w:lastRenderedPageBreak/>
+        <w:t xml:space="preserve">pravidelných oprav, kontrol a verzování dat se mohou tabulkové nástroje stávat méně přehlednými a méně odolnými vůči chybám. Tento problém se zvýrazňuje zejména v prostředích, kde se pracovní činnost neřídí jednotným a opakujícím se režimem [29][31][32]. </w:t>
       </w:r>
     </w:p>
     <w:p>
       <w:pPr>
         <w:pStyle w:val="TextMain"/>
-        <w:rPr>
-          <w:lang w:val="ru-RU"/>
-        </w:rPr>
-      </w:pPr>
-      <w:r>
-        <w:lastRenderedPageBreak/>
-        <w:t>Vyspělejší možnost představují specializované informační systémy určené pro evidenci pracovní doby. Tyto systémy zpravidla umožňují centralizované ukládání dat, automatizaci vybraných úkonů a propojení s dalšími personálními nebo mzdovými procesy. Jejich přínosem bývá vyšší míra kontroly, lepší dostupnost údajů a snížení administrativní zátěže. Nevýhodou však může být vyšší technická a organizační náročnost, omezené možnosti přizpůsobení konkrétním požadavkům uživatele nebo závislost na určitém softwarovém prostředí. V některých případech mohou být tato řešení příliš obecná a nemusí plně odpovídat specifickým potřebám konkrétní pracovní činnosti.</w:t>
-      </w:r>
-      <w:r>
-        <w:rPr>
-          <w:lang w:val="ru-RU"/>
-        </w:rPr>
-        <w:t xml:space="preserve"> </w:t>
+      </w:pPr>
+      <w:r>
+        <w:t xml:space="preserve">Vyspělejší variantu představují specializované informační systémy určené pro evidenci pracovní doby. Jejich přínosem bývá centralizované ukládání dat, automatizace vybraných operací, vyšší míra kontroly správnosti vstupů a možnost propojení s dalšími personálními nebo mzdovými procesy. Takové systémy lépe odpovídají požadavku na přehlednou, ověřitelnou a dostupnou evidenci a mohou významně snížit administrativní zátěž. Na druhou stranu s sebou zpravidla nesou vyšší technickou, organizační a někdy i ekonomickou náročnost. Nevýhodou může být také menší pružnost v situacích, kdy je třeba systém přizpůsobit specifickým potřebám určité organizace nebo typu práce [29][32]. </w:t>
       </w:r>
     </w:p>
     <w:p>
       <w:pPr>
         <w:pStyle w:val="TextMain"/>
-        <w:rPr>
-          <w:lang w:val="ru-RU"/>
-        </w:rPr>
-      </w:pPr>
-      <w:r>
-        <w:t>Z hlediska porovnání jednotlivých přístupů je zřejmé, že se liší především mírou automatizace, přehledností a odolností vůči chybám. Ruční a tabulkové způsoby evidence jsou sice snadno dostupné, avšak při pravidelném používání mohou zvyšovat časovou náročnost a riziko nepřesností. Naopak specializované systémy nabízejí vyšší úroveň automatizace, ale nemusí vždy poskytovat dostatečnou jednoduchost, flexibilitu nebo přizpůsobení konkrétním podmínkám.</w:t>
-      </w:r>
-      <w:r>
-        <w:rPr>
-          <w:lang w:val="ru-RU"/>
-        </w:rPr>
-        <w:t xml:space="preserve"> </w:t>
+      </w:pPr>
+      <w:r>
+        <w:t xml:space="preserve">Při porovnání jednotlivých přístupů je zřejmé, že se liší zejména mírou automatizace, přehledností, kontrolovatelností a odolností vůči chybám. Ruční a tabulkové formy evidence jsou sice dostupné a snadno zaveditelné, avšak při pravidelném používání mohou zvyšovat časovou náročnost i riziko nepřesností. Specializované systémy naopak přinášejí vyšší úroveň standardizace a automatizace, ale ne vždy poskytují dostatečnou jednoduchost nebo přizpůsobitelnost konkrétním pracovním podmínkám. V prostředí, kde se pracovní režim vyznačuje vyšší mírou autonomie, proměnlivostí nebo kombinací více druhů činností, se proto jako nejvhodnější jeví takové řešení, které spojí přehlednost, jednoduché zadávání dat a automatizaci jen tam, kde skutečně přináší praktický přínos [30][31][32]. </w:t>
       </w:r>
     </w:p>
     <w:p>
       <w:pPr>
         <w:pStyle w:val="TextMain"/>
-        <w:rPr>
-          <w:lang w:val="ru-RU"/>
-        </w:rPr>
-      </w:pPr>
-      <w:r>
-        <w:t>Tyto skutečnosti jsou zvláště významné v prostředí, kde je pracovní režim proměnlivý a kde je třeba zohledňovat více vstupních faktorů, například plánovanou pracovní činnost, změny v rozvržení práce nebo různé typy nepřítomnosti. V takových podmínkách roste význam řešení, které dokáže spojit přehledné uživatelské rozhraní, jednoduchou práci s daty a automatizované zpracování vybraných operací.</w:t>
-      </w:r>
-      <w:r>
-        <w:rPr>
-          <w:lang w:val="ru-RU"/>
-        </w:rPr>
-        <w:t xml:space="preserve"> </w:t>
-      </w:r>
-    </w:p>
-    <w:p>
-      <w:pPr>
-        <w:pStyle w:val="TextMain"/>
-        <w:rPr>
-          <w:lang w:val="ru-RU"/>
-        </w:rPr>
-      </w:pPr>
-      <w:r>
-        <w:t>Z uvedené analýzy vyplývá, že vhodné řešení evidence pracovní doby by mělo být přehledné, srozumitelné, snadno použitelné a zároveň dostatečně flexibilní. Současně by mělo omezovat riziko chyb a snižovat administrativní náročnost celého procesu. Tyto požadavky představují důležité východisko pro návrh vlastního softwarového řešení, kterému se věnuje praktická část této práce.</w:t>
-      </w:r>
-      <w:r>
-        <w:rPr>
-          <w:lang w:val="ru-RU"/>
-        </w:rPr>
+      </w:pPr>
+      <w:r>
+        <w:t>Z uvedené analýzy vyplývá, že vhodné řešení evidence pracovní doby by mělo být srozumitelné, přehledné a snadno použitelné, současně však dostatečně spolehlivé a pružné. Mělo by omezovat chybovost při práci s údaji, podporovat jejich následné vyhodnocení a zjednodušovat administrativní část celého procesu. Tyto závěry tvoří východisko pro formulaci požadavků na vlastní softwarové řešení v následující kapitole [29][32]</w:t>
+      </w:r>
+      <w:r>
+        <w:t>.</w:t>
+      </w:r>
+      <w:r>
         <w:t xml:space="preserve"> </w:t>
       </w:r>
     </w:p>
@@ -9701,17 +9182,14 @@
     <w:p>
       <w:pPr>
         <w:pStyle w:val="TextMain"/>
-        <w:rPr>
-          <w:lang w:val="ru-RU"/>
-        </w:rPr>
-      </w:pPr>
-      <w:r>
-        <w:t>Na základě vymezení evidence pracovní doby a analýzy současných přístupů lze formulovat požadavky, které by mělo splňovat navrhované softwarové řešení. Tyto požadavky vycházejí z potřeby zjednodušit práci s evidencí pracovní doby, zvýšit přehlednost zpracovávaných údajů a omezit riziko chyb, které mohou vznikat při ručním nebo nedostatečně automatizovaném zpracování. Pro účely této práce jsou požadavky rozděleny na funkční a nefunkční.</w:t>
-      </w:r>
-      <w:r>
-        <w:rPr>
-          <w:lang w:val="ru-RU"/>
-        </w:rPr>
+      </w:pPr>
+      <w:r>
+        <w:t>Na základě vymezení evidence pracovní doby a analýzy současných přístupů lze formulovat požadavky na navrhované softwarové řešení. V oblasti softwarového inženýrství představují požadavky základ pro návrh systému, protože vymezují, co má systém poskytovat, jaké potřeby má naplnit a jaké kvalitativní vlastnosti má vykazovat [33][34]. Pro účely této práce je vhodné rozlišit požadavky funkční a nefunkční</w:t>
+      </w:r>
+      <w:r>
+        <w:t>.</w:t>
+      </w:r>
+      <w:r>
         <w:t xml:space="preserve"> </w:t>
       </w:r>
     </w:p>
@@ -9751,68 +9229,38 @@
     <w:p>
       <w:pPr>
         <w:pStyle w:val="TextMain"/>
-        <w:rPr>
-          <w:lang w:val="ru-RU"/>
-        </w:rPr>
-      </w:pPr>
-      <w:r>
-        <w:t>Funkční požadavky vymezují, jaké činnosti má navržený systém umožňovat a jaké úlohy má plnit. Základním požadavkem je práce se záznamy pracovní doby. Systém by měl umožňovat evidenci údajů souvisejících s pracovním dnem, tedy zejména záznam začátku a konce pracovní doby, přestávek a dalších skutečností, které ovlivňují výslednou podobu evidence.</w:t>
-      </w:r>
-      <w:r>
-        <w:rPr>
-          <w:lang w:val="ru-RU"/>
-        </w:rPr>
-        <w:t xml:space="preserve"> </w:t>
+      </w:pPr>
+      <w:r>
+        <w:t xml:space="preserve">Funkční požadavky určují, jaké činnosti má systém vykonávat a jaké služby má uživateli poskytovat. Základním funkčním požadavkem navrhovaného řešení je práce se záznamy pracovní doby. Systém by měl umožňovat evidovat údaje vztahující se k jednotlivým pracovním dnům, zejména začátek a konec práce, případně další údaje, které jsou pro vyhodnocení evidence významné [26][27][34]. </w:t>
       </w:r>
     </w:p>
     <w:p>
       <w:pPr>
         <w:pStyle w:val="TextMain"/>
-        <w:rPr>
-          <w:lang w:val="ru-RU"/>
-        </w:rPr>
-      </w:pPr>
-      <w:r>
-        <w:t>Dalším požadavkem je možnost úprav jednotlivých údajů. Vzhledem k tomu, že evidence pracovní doby může být ovlivněna různými změnami nebo specifickými situacemi, musí systém umožňovat dodatečnou úpravu záznamů bez nutnosti vytvářet celý výkaz znovu. Tato vlastnost je důležitá zejména v případech, kdy je třeba reagovat na změny v průběhu pracovního dne nebo na doplnění chybějících údajů.</w:t>
-      </w:r>
-      <w:r>
-        <w:rPr>
-          <w:lang w:val="ru-RU"/>
-        </w:rPr>
-        <w:t xml:space="preserve"> </w:t>
+      </w:pPr>
+      <w:r>
+        <w:t xml:space="preserve">Důležitým požadavkem je rovněž možnost následné úpravy zadaných údajů. V praxi může docházet ke změnám rozvrhu práce, k doplnění chybějících informací nebo k opravám již vytvořených záznamů. Navržený systém by proto měl umožňovat editaci záznamů tak, aby nebylo nutné vytvářet celý výkaz znovu. Tato vlastnost zvyšuje použitelnost systému a lépe odpovídá reálnému průběhu administrativního zpracování pracovních údajů [27][34]. </w:t>
       </w:r>
     </w:p>
     <w:p>
       <w:pPr>
         <w:pStyle w:val="TextMain"/>
-        <w:rPr>
-          <w:lang w:val="ru-RU"/>
-        </w:rPr>
-      </w:pPr>
-      <w:r>
-        <w:t>Významnou součástí funkčních požadavků je také zpracování vstupních dat. Navržené řešení by mělo umožňovat načtení a další práci s údaji, které tvoří základ evidence pracovní doby. Důležité je, aby systém dokázal tato data převzít, zpracovat a připravit je pro další úpravy nebo vyhodnocení. Tím se snižuje potřeba opakovaného ručního přepisování údajů a zvyšuje se efektivita celého procesu.</w:t>
-      </w:r>
-      <w:r>
-        <w:rPr>
-          <w:lang w:val="ru-RU"/>
-        </w:rPr>
-        <w:t xml:space="preserve"> </w:t>
+      </w:pPr>
+      <w:r>
+        <w:t xml:space="preserve">Dalším funkčním požadavkem je zpracování vstupních dat. Systém by měl umožnit převzetí, uložení a další práci s údaji, které tvoří základ evidence pracovní doby. Podstatné je, aby bylo možné tato data dále vyhodnocovat, upravovat a připravovat pro tvorbu výstupů bez zbytečného opakovaného přepisování. Tím se snižuje administrativní zátěž a současně se omezuje prostor pro vznik chyb [34]. </w:t>
       </w:r>
     </w:p>
     <w:p>
       <w:pPr>
         <w:pStyle w:val="TextMain"/>
-        <w:rPr>
-          <w:lang w:val="ru-RU"/>
-        </w:rPr>
-      </w:pPr>
-      <w:r>
-        <w:t>Posledním podstatným funkčním požadavkem je generování výstupů. Výsledkem práce systému by neměly být pouze interně uložené údaje, ale také přehledný a použitelný výstup, který bude možné dále využít pro administrativní účely. Navržené řešení by proto mělo podporovat vytvoření výstupu ve srozumitelné a standardizované podobě.</w:t>
-      </w:r>
-      <w:r>
-        <w:rPr>
-          <w:lang w:val="ru-RU"/>
-        </w:rPr>
+      </w:pPr>
+      <w:r>
+        <w:t>Významnou součástí funkčních požadavků je také generování výstupů. Cílem systému nemá být pouze interní uchování údajů, ale i vytvoření přehledného výstupu, který bude možné využít pro další administrativní nebo kontrolní účely. Výstup by měl mít srozumitelnou a standardizovanou podobu a měl by umožňovat jednoduchou interpretaci zaznamenaných údajů [27][34]</w:t>
+      </w:r>
+      <w:r>
+        <w:t>.</w:t>
+      </w:r>
+      <w:r>
         <w:t xml:space="preserve"> </w:t>
       </w:r>
     </w:p>
@@ -9851,72 +9299,47 @@
     <w:p>
       <w:pPr>
         <w:pStyle w:val="TextMain"/>
-        <w:rPr>
-          <w:lang w:val="ru-RU"/>
-        </w:rPr>
-      </w:pPr>
-      <w:r>
-        <w:t>Vedle funkčních požadavků je nutné stanovit také požadavky nefunkční, které určují kvalitativní vlastnosti navrhovaného systému. Jedním z nejdůležitějších nefunkčních požadavků je přehlednost. Práce s evidencí pracovní doby zahrnuje údaje, které musí být snadno čitelné, jednoznačně uspořádané a jednoduše kontrolovatelné. Uživatel by měl mít možnost rychle se orientovat v jednotlivých záznamech a bez obtíží porozumět celkové struktuře evidence.</w:t>
-      </w:r>
-      <w:r>
-        <w:rPr>
-          <w:lang w:val="ru-RU"/>
-        </w:rPr>
-        <w:t xml:space="preserve"> </w:t>
+      </w:pPr>
+      <w:r>
+        <w:t xml:space="preserve">Vedle funkčních požadavků je nutné vymezit také požadavky nefunkční, tedy takové, které popisují kvalitativní vlastnosti systému. Model kvality ISO/IEC 25010 pracuje mimo jiné s charakteristikami, jako jsou použitelnost, spolehlivost, udržovatelnost či funkční vhodnost. Tyto vlastnosti jsou pro navrhované řešení zásadní, protože přímo ovlivňují jeho praktickou využitelnost [33]. </w:t>
       </w:r>
     </w:p>
     <w:p>
       <w:pPr>
         <w:pStyle w:val="TextMain"/>
-        <w:rPr>
-          <w:lang w:val="ru-RU"/>
-        </w:rPr>
-      </w:pPr>
-      <w:r>
-        <w:t>Dalším významným požadavkem je spolehlivost. Systém musí zpracovávat data konzistentně a poskytovat správné výsledky i při opakovaném použití. Spolehlivost je důležitá zejména proto, že evidence pracovní doby slouží jako podklad pro další administrativní nebo kontrolní činnosti, a proto je nezbytné, aby výstupy systému odpovídaly zadaným údajům a byly ověřitelné.</w:t>
-      </w:r>
-      <w:r>
-        <w:rPr>
-          <w:lang w:val="ru-RU"/>
-        </w:rPr>
-        <w:t xml:space="preserve"> </w:t>
+      </w:pPr>
+      <w:r>
+        <w:t xml:space="preserve">Jedním z nejdůležitějších nefunkčních požadavků je přehlednost, respektive použitelnost systému. Uživatel by měl být schopen rychle se orientovat v jednotlivých záznamech, porozumět jejich struktuře a provádět běžné operace bez zbytečné náročnosti. Přehledné uživatelské rozhraní je v případě evidence pracovní doby zvlášť důležité, protože práce se systémem často zahrnuje opakované zadávání a kontrolu podobných údajů [33]. </w:t>
       </w:r>
     </w:p>
     <w:p>
       <w:pPr>
         <w:pStyle w:val="TextMain"/>
-        <w:rPr>
-          <w:lang w:val="ru-RU"/>
-        </w:rPr>
-      </w:pPr>
-      <w:r>
-        <w:t xml:space="preserve">Důležitou vlastností navrženého řešení je také snadná použitelnost. Cílem není vytvořit technicky složitý systém určený pouze pro zkušené uživatele, ale nástroj, který bude možné </w:t>
-      </w:r>
+      </w:pPr>
       <w:r>
         <w:lastRenderedPageBreak/>
-        <w:t>používat v běžné praxi bez zbytečně vysokých nároků na technické znalosti. Uživatelské prostředí by proto mělo být intuitivní a jednotlivé operace by měly odpovídat očekávanému způsobu práce s evidencí.</w:t>
-      </w:r>
-      <w:r>
-        <w:rPr>
-          <w:lang w:val="ru-RU"/>
-        </w:rPr>
-        <w:t xml:space="preserve"> </w:t>
+        <w:t xml:space="preserve">Dalším významným požadavkem je spolehlivost. Systém musí pracovat konzistentně, správně zpracovávat vstupní data a poskytovat ověřitelné výstupy i při opakovaném používání. Spolehlivost je důležitá zejména proto, že evidence pracovní doby slouží jako podklad pro další rozhodování a administrativní úkony, a případné chyby by se mohly přenášet do dalších částí procesu [27][29][33]. </w:t>
       </w:r>
     </w:p>
     <w:p>
       <w:pPr>
         <w:pStyle w:val="TextMain"/>
-        <w:rPr>
-          <w:lang w:val="ru-RU"/>
-        </w:rPr>
-      </w:pPr>
-      <w:r>
-        <w:t>Mezi zásadní nefunkční požadavky patří rovněž omezení chybovosti. V běžné praxi mohou chyby vznikat při ručním zapisování, přepisování nebo vyhodnocování údajů. Navržený systém by měl tato rizika snižovat, a to především podporou automatizace vybraných operací, jednoznačnou strukturou dat a přehledným způsobem jejich zobrazení.</w:t>
-      </w:r>
-      <w:r>
-        <w:rPr>
-          <w:lang w:val="ru-RU"/>
-        </w:rPr>
+      </w:pPr>
+      <w:r>
+        <w:t xml:space="preserve">Z pohledu dlouhodobého používání je důležitá také snadná použitelnost a udržovatelnost. Navrhované řešení by nemělo být technicky zbytečně složité, ale mělo by odpovídat běžným potřebám uživatele a umožňovat případné úpravy nebo rozšíření bez zásadních zásahů do celé aplikace. Vhodně navržený systém tak lépe obstojí i při změnách požadavků nebo pracovních postupů [33][34]. </w:t>
+      </w:r>
+    </w:p>
+    <w:p>
+      <w:pPr>
+        <w:pStyle w:val="TextMain"/>
+      </w:pPr>
+      <w:r>
+        <w:t>Mezi podstatné nefunkční požadavky patří rovněž omezení chybovosti. V běžné praxi totiž vznikají chyby zejména při ručním zadávání, přepisování nebo následném vyhodnocování údajů. Navrhované řešení by proto mělo tato rizika snižovat například přehlednou strukturou dat, jednoznačným způsobem zadávání a podporou automatizace tam, kde je to účelné [29][33]</w:t>
+      </w:r>
+      <w:r>
+        <w:t>.</w:t>
+      </w:r>
+      <w:r>
         <w:t xml:space="preserve"> </w:t>
       </w:r>
     </w:p>
@@ -9964,34 +9387,22 @@
     <w:p>
       <w:pPr>
         <w:pStyle w:val="TextMain"/>
-        <w:rPr>
-          <w:lang w:val="ru-RU"/>
-        </w:rPr>
-      </w:pPr>
-      <w:r>
-        <w:t>Z formulovaných požadavků vyplývá, že navržené softwarové řešení by mělo spojovat funkční podporu práce se záznamy pracovní doby s kvalitativními vlastnostmi, které zajistí jeho praktickou využitelnost. Systém by měl umožňovat zpracování vstupních dat, úpravu jednotlivých záznamů a generování přehledných výstupů. Současně by měl být přehledný, spolehlivý, snadno použitelný a měl by omezovat riziko vzniku chyb.</w:t>
-      </w:r>
-      <w:r>
-        <w:rPr>
-          <w:lang w:val="ru-RU"/>
-        </w:rPr>
-        <w:t xml:space="preserve"> </w:t>
+      </w:pPr>
+      <w:r>
+        <w:t xml:space="preserve">Z formulovaných požadavků vyplývá, že navrhované softwarové řešení by mělo spojovat funkční podporu evidence pracovní doby s kvalitativními vlastnostmi, které zajistí jeho využitelnost v praxi. Systém by měl umožňovat záznam a úpravu údajů, jejich zpracování a vytváření přehledných výstupů. Současně by měl být přehledný, spolehlivý, snadno použitelný a navržený tak, aby omezoval vznik chyb při běžné práci [33][34]. </w:t>
       </w:r>
     </w:p>
     <w:p>
       <w:pPr>
         <w:pStyle w:val="TextMain"/>
-        <w:rPr>
-          <w:lang w:val="ru-RU"/>
-        </w:rPr>
-      </w:pPr>
-      <w:r>
-        <w:t>Takto stanovené požadavky představují důležité východisko pro návrh architektury a volbu vhodných technologických prostředků. Následující kapitola se proto zaměřuje na softwarovou architekturu a návrhové přístupy, které jsou pro realizaci navrženého řešení relevantní.</w:t>
-      </w:r>
-      <w:r>
-        <w:rPr>
-          <w:lang w:val="ru-RU"/>
-        </w:rPr>
+      </w:pPr>
+      <w:r>
+        <w:t>Takto stanovené požadavky představují důležité východisko pro volbu vhodné architektury a návrhových principů. Následující kapitola se proto zaměřuje na softwarovou architekturu a na návrhové vzory, které jsou pro realizaci navrženého řešení relevantní [13][20].</w:t>
+      </w:r>
+      <w:r>
+        <w:t>.</w:t>
+      </w:r>
+      <w:r>
         <w:t xml:space="preserve"> </w:t>
       </w:r>
     </w:p>
@@ -10049,6 +9460,7 @@
       </w:pPr>
       <w:bookmarkStart w:id="13" w:name="_Toc226488811"/>
       <w:r>
+        <w:lastRenderedPageBreak/>
         <w:t>1.</w:t>
       </w:r>
       <w:r>
@@ -10079,7 +9491,16 @@
         </w:rPr>
       </w:pPr>
       <w:r>
-        <w:t>Softwarovou architekturu lze chápat jako soubor základních rozhodnutí o struktuře systému, jeho hlavních komponentách a vztazích mezi nimi. Určuje, z jakých částí se aplikace skládá, jaké odpovědnosti jednotlivé části nesou a jakým způsobem spolu komunikují. Správně navržená architektura přispívá ke srozumitelnosti systému, usnadňuje jeho údržbu a umožňuje efektivnější rozšiřování funkcionality v budoucnu.</w:t>
+        <w:t>Softwarovou architekturu lze chápat jako soubor základních rozhodnutí o struktuře systému, jeho hlavních komponentách a vztazích mezi nimi. Určuje, z jakých částí se aplikace skládá, jaké odpovědnosti jednotlivé části nesou a jakým způsobem spolu komunikují. Správně navržená architektura přispívá ke srozumitelnosti systému, usnadňuje jeho údržbu a umožňuje efektivnější rozšiřování funkcionality v budoucnu</w:t>
+      </w:r>
+      <w:r>
+        <w:t xml:space="preserve"> </w:t>
+      </w:r>
+      <w:r>
+        <w:t>[13][20]</w:t>
+      </w:r>
+      <w:r>
+        <w:t>.</w:t>
       </w:r>
       <w:r>
         <w:rPr>
@@ -10096,8 +9517,13 @@
         </w:rPr>
       </w:pPr>
       <w:r>
-        <w:lastRenderedPageBreak/>
         <w:t>V kontextu této práce má volba architektury význam především proto, že navržené řešení pracuje s více typy činností, například se zpracováním vstupních dat, jejich úpravou, vyhodnocením a tvorbou výstupů. Pokud by tyto části nebyly dostatečně odděleny, mohlo by docházet ke zhoršení přehlednosti kódu, vyšší provázanosti jednotlivých komponent a obtížnější testovatelnosti aplikace. Z tohoto důvodu je vhodné zvolit takový architektonický přístup, který umožní rozdělit systém na logicky oddělené části a zároveň zachovat jednoduchost celého řešení.</w:t>
+      </w:r>
+      <w:r>
+        <w:t xml:space="preserve"> </w:t>
+      </w:r>
+      <w:r>
+        <w:t>[13][20]</w:t>
       </w:r>
       <w:r>
         <w:rPr>
@@ -10146,7 +9572,25 @@
         </w:rPr>
       </w:pPr>
       <w:r>
-        <w:t>Jedním z vhodných návrhových vzorů pro aplikace s grafickým uživatelským rozhraním je MVVM, tedy Model–View–ViewModel. Tento přístup rozděluje aplikaci do tří základních částí. Model představuje data a aplikační logiku, View zajišťuje zobrazení uživatelského rozhraní a ViewModel tvoří prostřední vrstvu mezi daty a zobrazením. Úkolem ViewModelu je zprostředkovávat komunikaci mezi uživatelským rozhraním a datovou vrstvou a poskytovat takové struktury a operace, které lze přímo využít při prezentaci dat.</w:t>
+        <w:t>Jedním z vhodných návrhových vzorů pro aplikace s grafickým uživatelským rozhraním je MVVM, tedy Model–View–ViewModel. Tento přístup rozděluje aplikaci do tří základních částí. Model představuje data a aplikační logiku, View zajišťuje zobrazení uživatelského rozhraní a ViewModel tvoří prostřední vrstvu mezi daty a zobrazením. Úkolem ViewModelu je zprostředkovávat komunikaci mezi uživatelským rozhraním a datovou vrstvou a poskytovat takové struktury a operace, které lze přímo využít při prezentaci dat</w:t>
+      </w:r>
+      <w:r>
+        <w:t xml:space="preserve"> </w:t>
+      </w:r>
+      <w:r>
+        <w:t>[3][</w:t>
+      </w:r>
+      <w:r>
+        <w:rPr>
+          <w:lang w:val="ru-RU"/>
+        </w:rPr>
+        <w:t>12</w:t>
+      </w:r>
+      <w:r>
+        <w:t>]</w:t>
+      </w:r>
+      <w:r>
+        <w:t>.</w:t>
       </w:r>
       <w:r>
         <w:rPr>
@@ -10163,7 +9607,28 @@
         </w:rPr>
       </w:pPr>
       <w:r>
-        <w:t>Význam MVVM spočívá především v oddělení prezentační vrstvy od aplikační logiky. Díky tomu lze uživatelské rozhraní navrhovat a upravovat odděleně od zpracování dat a jednotlivé části systému se nestávají zbytečně provázanými. Tento přístup zároveň podporuje přehlednější organizaci kódu a usnadňuje testování, protože logika aplikace není pevně svázána s konkrétní podobou uživatelského rozhraní.</w:t>
+        <w:t xml:space="preserve">Význam MVVM spočívá především v oddělení prezentační vrstvy od aplikační logiky. Díky tomu lze uživatelské rozhraní navrhovat a upravovat odděleně od zpracování dat a jednotlivé části systému se nestávají zbytečně provázanými. Tento přístup zároveň podporuje přehlednější organizaci kódu a usnadňuje testování, protože logika aplikace není pevně svázána s konkrétní podobou uživatelského </w:t>
+      </w:r>
+      <w:r>
+        <w:t>rozhraní</w:t>
+      </w:r>
+      <w:r>
+        <w:t xml:space="preserve"> [</w:t>
+      </w:r>
+      <w:r>
+        <w:t>3][</w:t>
+      </w:r>
+      <w:r>
+        <w:rPr>
+          <w:lang w:val="ru-RU"/>
+        </w:rPr>
+        <w:t>12</w:t>
+      </w:r>
+      <w:r>
+        <w:t>]</w:t>
+      </w:r>
+      <w:r>
+        <w:t>.</w:t>
       </w:r>
       <w:r>
         <w:rPr>
@@ -10180,7 +9645,37 @@
         </w:rPr>
       </w:pPr>
       <w:r>
-        <w:t>Pro desktopové aplikace využívající deklarativní způsob tvorby rozhraní je MVVM považován za přirozený a často používaný přístup. Umožňuje efektivně pracovat se stavem aplikace, vazbami mezi daty a uživatelským rozhraním a s reakcemi na uživatelské akce. Z hlediska požadavků formulovaných v předchozí kapitole je tento vzor vhodný zejména proto, že podporuje přehlednost, udržovatelnost a jednoznačné rozdělení odpovědností.</w:t>
+        <w:t xml:space="preserve">Pro desktopové aplikace využívající deklarativní způsob tvorby rozhraní je MVVM považován za přirozený a často používaný přístup. Umožňuje efektivně pracovat se stavem aplikace, vazbami mezi daty a uživatelským rozhraním a s reakcemi na uživatelské akce. Z hlediska požadavků formulovaných v předchozí kapitole je tento vzor vhodný zejména proto, že podporuje přehlednost, udržovatelnost a jednoznačné rozdělení </w:t>
+      </w:r>
+      <w:r>
+        <w:t>odpovědností</w:t>
+      </w:r>
+      <w:r>
+        <w:t xml:space="preserve"> [</w:t>
+      </w:r>
+      <w:r>
+        <w:t>3]</w:t>
+      </w:r>
+      <w:r>
+        <w:rPr>
+          <w:lang w:val="en-US"/>
+        </w:rPr>
+        <w:t>[4]</w:t>
+      </w:r>
+      <w:r>
+        <w:t>[</w:t>
+      </w:r>
+      <w:r>
+        <w:rPr>
+          <w:lang w:val="ru-RU"/>
+        </w:rPr>
+        <w:t>12</w:t>
+      </w:r>
+      <w:r>
+        <w:t>]</w:t>
+      </w:r>
+      <w:r>
+        <w:t>.</w:t>
       </w:r>
       <w:r>
         <w:rPr>
@@ -10200,6 +9695,7 @@
         <w:rPr>
           <w:noProof/>
         </w:rPr>
+        <w:lastRenderedPageBreak/>
         <w:drawing>
           <wp:inline distT="0" distB="0" distL="0" distR="0" wp14:anchorId="7669AA6B" wp14:editId="4EBBC048">
             <wp:extent cx="4811903" cy="1839595"/>
@@ -10214,7 +9710,7 @@
                     <pic:cNvPicPr/>
                   </pic:nvPicPr>
                   <pic:blipFill>
-                    <a:blip r:embed="rId13"/>
+                    <a:blip r:embed="rId16"/>
                     <a:stretch>
                       <a:fillRect/>
                     </a:stretch>
@@ -10286,7 +9782,6 @@
       </w:pPr>
       <w:bookmarkStart w:id="16" w:name="_Toc226488813"/>
       <w:r>
-        <w:lastRenderedPageBreak/>
         <w:t>1.</w:t>
       </w:r>
       <w:r>
@@ -10317,7 +9812,16 @@
         </w:rPr>
       </w:pPr>
       <w:r>
-        <w:t>Vedle vzoru MVVM se v softwarovém inženýrství často používá také návrhový vzor MVC, tedy Model–View–Controller. Stejně jako MVVM i tento přístup usiluje o oddělení jednotlivých odpovědností v aplikaci. Model představuje data a logiku, View slouží k jejich zobrazení a Controller zajišťuje zpracování vstupů od uživatele a řízení toku aplikace.</w:t>
+        <w:t xml:space="preserve">Vedle vzoru MVVM se v softwarovém inženýrství často používá také návrhový vzor MVC, tedy Model–View–Controller. Stejně jako MVVM i tento přístup usiluje o oddělení jednotlivých odpovědností v aplikaci. Model představuje data a logiku, View slouží k jejich zobrazení a Controller zajišťuje zpracování vstupů od uživatele a řízení toku </w:t>
+      </w:r>
+      <w:r>
+        <w:t>aplikace</w:t>
+      </w:r>
+      <w:r>
+        <w:t xml:space="preserve"> [11]</w:t>
+      </w:r>
+      <w:r>
+        <w:t>.</w:t>
       </w:r>
       <w:r>
         <w:rPr>
@@ -10334,7 +9838,16 @@
         </w:rPr>
       </w:pPr>
       <w:r>
-        <w:t>MVC je tradičně spojován zejména s aplikacemi, ve kterých Controller přímo reaguje na akce uživatele a rozhoduje o tom, jaká data budou zobrazena. Tento přístup je vhodný především v prostředích, kde je potřeba explicitně řídit komunikaci mezi uživatelským vstupem a výstupní vrstvou. V případě moderních desktopových aplikací s deklarativním uživatelským rozhraním však bývá vhodnější MVVM, protože lépe odpovídá principu datových vazeb a oddělení prezentační logiky od samotného zobrazení.</w:t>
+        <w:t>MVC je tradičně spojován zejména s aplikacemi, ve kterých Controller přímo reaguje na akce uživatele a rozhoduje o tom, jaká data budou zobrazena. Tento přístup je vhodný především v prostředích, kde je potřeba explicitně řídit komunikaci mezi uživatelským vstupem a výstupní vrstvou. V případě moderních desktopových aplikací s deklarativním uživatelským rozhraním však bývá vhodnější MVVM, protože lépe odpovídá principu datových vazeb a oddělení prezentační logiky od samotného zobrazení</w:t>
+      </w:r>
+      <w:r>
+        <w:t xml:space="preserve"> </w:t>
+      </w:r>
+      <w:r>
+        <w:t>[3][11][12]</w:t>
+      </w:r>
+      <w:r>
+        <w:t>.</w:t>
       </w:r>
       <w:r>
         <w:rPr>
@@ -10351,7 +9864,16 @@
         </w:rPr>
       </w:pPr>
       <w:r>
-        <w:t>Zatímco MVC klade důraz na řídicí roli Controlleru, MVVM více využívá zprostředkující vrstvu ViewModelu, která připravuje data pro prezentaci a omezuje přímou závislost mezi rozhraním a logikou aplikace. Pro aplikaci zaměřenou na evidenci pracovní doby je tento přístup vhodnější zejména proto, že podporuje přehlednější práci se stavem formulářů, záznamů a výstupních údajů.</w:t>
+        <w:t>Zatímco MVC klade důraz na řídicí roli Controlleru, MVVM více využívá zprostředkující vrstvu ViewModelu, která připravuje data pro prezentaci a omezuje přímou závislost mezi rozhraním a logikou aplikace. Pro aplikaci zaměřenou na evidenci pracovní doby je tento přístup vhodnější zejména proto, že podporuje přehlednější práci se stavem formulářů, záznamů a výstupních údajů</w:t>
+      </w:r>
+      <w:r>
+        <w:t xml:space="preserve"> </w:t>
+      </w:r>
+      <w:r>
+        <w:t>[3][11][12]</w:t>
+      </w:r>
+      <w:r>
+        <w:t>.</w:t>
       </w:r>
       <w:r>
         <w:rPr>
@@ -10371,6 +9893,7 @@
         <w:rPr>
           <w:noProof/>
         </w:rPr>
+        <w:lastRenderedPageBreak/>
         <w:drawing>
           <wp:inline distT="0" distB="0" distL="0" distR="0" wp14:anchorId="13CC7C46" wp14:editId="26C85569">
             <wp:extent cx="3802380" cy="2320163"/>
@@ -10385,7 +9908,7 @@
                     <pic:cNvPicPr/>
                   </pic:nvPicPr>
                   <pic:blipFill>
-                    <a:blip r:embed="rId14"/>
+                    <a:blip r:embed="rId17"/>
                     <a:stretch>
                       <a:fillRect/>
                     </a:stretch>
@@ -10499,7 +10022,16 @@
         </w:rPr>
       </w:pPr>
       <w:r>
-        <w:t>Při návrhu softwarového řešení je kromě volby návrhového vzoru důležité také zvolit celkové uspořádání aplikace. Jednou z možností je monolitická architektura, při níž je systém vytvářen jako jeden celek. Výhodou takového přístupu je jednoduchost vývoje, nasazení i správy, protože aplikace tvoří jedinou spustitelnou jednotku. Nevýhodou však může být menší přehlednost při růstu systému a obtížnější oddělení jednotlivých částí aplikace.</w:t>
+        <w:t>Při návrhu softwarového řešení je kromě volby návrhového vzoru důležité také zvolit celkové uspořádání aplikace. Jednou z možností je monolitická architektura, při níž je systém vytvářen jako jeden celek. Výhodou takového přístupu je jednoduchost vývoje, nasazení i správy, protože aplikace tvoří jedinou spustitelnou jednotku. Nevýhodou však může být menší přehlednost při růstu systému a obtížnější oddělení jednotlivých částí aplikace</w:t>
+      </w:r>
+      <w:r>
+        <w:t xml:space="preserve"> </w:t>
+      </w:r>
+      <w:r>
+        <w:t>[17][20]</w:t>
+      </w:r>
+      <w:r>
+        <w:t>.</w:t>
       </w:r>
       <w:r>
         <w:rPr>
@@ -10516,8 +10048,16 @@
         </w:rPr>
       </w:pPr>
       <w:r>
-        <w:lastRenderedPageBreak/>
-        <w:t>Určitou variantu tohoto přístupu představuje modulární monolit. I v tomto případě jde o jednu aplikaci, její vnitřní struktura je však rozdělena do samostatných modulů s jasně vymezenými odpovědnostmi. Takové řešení umožňuje zachovat jednoduchost nasazení a současně zlepšit organizaci systému, jeho přehlednost a udržovatelnost. Jednotlivé části aplikace mohou být navrženy tak, aby každá řešila konkrétní oblast funkcionality, aniž by docházelo k jejich zbytečnému provázání.</w:t>
+        <w:t>Určitou variantu tohoto přístupu představuje modulární monolit. I v tomto případě jde o jednu aplikaci, její vnitřní struktura je však rozdělena do samostatných modulů s jasně vymezenými odpovědnostmi. Takové řešení umožňuje zachovat jednoduchost nasazení a současně zlepšit organizaci systému, jeho přehlednost a udržovatelnost. Jednotlivé části aplikace mohou být navrženy tak, aby každá řešila konkrétní oblast funkcionality, aniž by docházelo k jejich zbytečnému provázání</w:t>
+      </w:r>
+      <w:r>
+        <w:t xml:space="preserve"> </w:t>
+      </w:r>
+      <w:r>
+        <w:t>[19][20]</w:t>
+      </w:r>
+      <w:r>
+        <w:t>.</w:t>
       </w:r>
       <w:r>
         <w:rPr>
@@ -10534,7 +10074,22 @@
         </w:rPr>
       </w:pPr>
       <w:r>
-        <w:t>Další možností je mikroslužbová architektura, která rozděluje systém na více samostatně provozovaných služeb. Tento přístup může být výhodný u rozsáhlých systémů s vysokými nároky na škálování, samostatné nasazování jednotlivých částí nebo oddělenou správu více týmů. Současně však přináší vyšší technickou složitost, protože vyžaduje řešení komunikace mezi službami, správu distribuovaného prostředí a větší provozní nároky.</w:t>
+        <w:t>Další možností je mikroslužbová architektura, která rozděluje systém na více samostatně provozovaných služeb. Tento přístup může být výhodný u rozsáhlých systémů s vysokými nároky na škálování, samostatné nasazování jednotlivých částí nebo oddělenou správu více týmů. Současně však přináší vyšší technickou složitost, protože vyžaduje řešení komunikace mezi službami, správu distribuovaného prostředí a větší provozní nároky</w:t>
+      </w:r>
+      <w:r>
+        <w:t xml:space="preserve"> </w:t>
+      </w:r>
+      <w:r>
+        <w:t>[1</w:t>
+      </w:r>
+      <w:r>
+        <w:t>8</w:t>
+      </w:r>
+      <w:r>
+        <w:t>][20]</w:t>
+      </w:r>
+      <w:r>
+        <w:t>.</w:t>
       </w:r>
       <w:r>
         <w:rPr>
@@ -10551,7 +10106,16 @@
         </w:rPr>
       </w:pPr>
       <w:r>
-        <w:t>Pro aplikaci menšího až středního rozsahu, jejímž cílem je evidence pracovní doby a generování přehledných výstupů, se jako vhodnější jeví jednodušší architektonické řešení. V takovém případě je důležité především zachovat přehlednost, snadnou údržbu a nízkou provozní náročnost, nikoli budovat distribuovaný systém s vlastnostmi, které pro daný účel nejsou nezbytné.</w:t>
+        <w:t>Pro aplikaci menšího až středního rozsahu, jejímž cílem je evidence pracovní doby a generování přehledných výstupů, se jako vhodnější jeví jednodušší architektonické řešení. V takovém případě je důležité především zachovat přehlednost, snadnou údržbu a nízkou provozní náročnost, nikoli budovat distribuovaný systém s vlastnostmi, které pro daný účel nejsou nezbytné</w:t>
+      </w:r>
+      <w:r>
+        <w:t xml:space="preserve"> </w:t>
+      </w:r>
+      <w:r>
+        <w:t>[19][20]</w:t>
+      </w:r>
+      <w:r>
+        <w:t>.</w:t>
       </w:r>
       <w:r>
         <w:t xml:space="preserve"> </w:t>
@@ -10567,6 +10131,7 @@
       </w:pPr>
       <w:bookmarkStart w:id="19" w:name="_Toc226488815"/>
       <w:r>
+        <w:lastRenderedPageBreak/>
         <w:t>1.</w:t>
       </w:r>
       <w:r>
@@ -10606,7 +10171,16 @@
         </w:rPr>
       </w:pPr>
       <w:r>
-        <w:t>S ohledem na požadavky uvedené v kapitole 1.3 je pro navrženou aplikaci vhodné zvolit architekturu, která bude podporovat jednoduchost, přehlednost a oddělení jednotlivých částí systému. Z hlediska struktury aplikace je proto vhodným řešením modulární monolit, který umožňuje rozdělit systém do logických celků, aniž by bylo nutné zavádět složitou distribuovanou infrastrukturu. Takové řešení odpovídá charakteru navrhované aplikace a současně vytváří dostatečný prostor pro její další rozvoj.</w:t>
+        <w:t>S ohledem na požadavky uvedené v kapitole 1.3 je pro navrženou aplikaci vhodné zvolit architekturu, která bude podporovat jednoduchost, přehlednost a oddělení jednotlivých částí systému. Z hlediska struktury aplikace je proto vhodným řešením modulární monolit, který umožňuje rozdělit systém do logických celků, aniž by bylo nutné zavádět složitou distribuovanou infrastrukturu. Takové řešení odpovídá charakteru navrhované aplikace a současně vytváří dostatečný prostor pro její další rozvoj</w:t>
+      </w:r>
+      <w:r>
+        <w:t xml:space="preserve"> </w:t>
+      </w:r>
+      <w:r>
+        <w:t>[19][20]</w:t>
+      </w:r>
+      <w:r>
+        <w:t>.</w:t>
       </w:r>
       <w:r>
         <w:rPr>
@@ -10623,7 +10197,16 @@
         </w:rPr>
       </w:pPr>
       <w:r>
-        <w:t>V rámci prezentační vrstvy je vhodné využít návrhový vzor MVVM, protože tento přístup přirozeně podporuje oddělení uživatelského rozhraní od aplikační logiky. To je důležité zejména z hlediska přehlednosti kódu, snadnější údržby a možnosti budoucích úprav bez zásahu do všech částí systému. Kombinace modulárního monolitu a vzoru MVVM tak představuje řešení, které odpovídá požadavkům na funkčnost i kvalitu navržené aplikace.</w:t>
+        <w:t>V rámci prezentační vrstvy je vhodné využít návrhový vzor MVVM, protože tento přístup přirozeně podporuje oddělení uživatelského rozhraní od aplikační logiky. To je důležité zejména z hlediska přehlednosti kódu, snadnější údržby a možnosti budoucích úprav bez zásahu do všech částí systému. Kombinace modulárního monolitu a vzoru MVVM tak představuje řešení, které odpovídá požadavkům na funkčnost i kvalitu navržené aplikace</w:t>
+      </w:r>
+      <w:r>
+        <w:t xml:space="preserve"> </w:t>
+      </w:r>
+      <w:r>
+        <w:t>[3][12][19][20]</w:t>
+      </w:r>
+      <w:r>
+        <w:t>.</w:t>
       </w:r>
       <w:r>
         <w:rPr>
@@ -10659,6 +10242,714 @@
       </w:pPr>
       <w:bookmarkStart w:id="20" w:name="_Toc226488816"/>
       <w:r>
+        <w:t>1.</w:t>
+      </w:r>
+      <w:r>
+        <w:rPr>
+          <w:lang w:val="ru-RU"/>
+        </w:rPr>
+        <w:t>5</w:t>
+      </w:r>
+      <w:r>
+        <w:t xml:space="preserve"> </w:t>
+      </w:r>
+      <w:r>
+        <w:t>Použité technologie</w:t>
+      </w:r>
+      <w:bookmarkEnd w:id="20"/>
+      <w:r>
+        <w:rPr>
+          <w:lang w:val="ru-RU"/>
+        </w:rPr>
+        <w:t xml:space="preserve"> </w:t>
+      </w:r>
+    </w:p>
+    <w:p>
+      <w:pPr>
+        <w:pStyle w:val="TextMain"/>
+        <w:rPr>
+          <w:lang w:val="ru-RU"/>
+        </w:rPr>
+      </w:pPr>
+      <w:r>
+        <w:t>Na základě zvolené architektury a návrhových principů je v dalším kroku vhodné vymezit technologie, které byly pro realizaci navrženého řešení použity. Volba konkrétních technologií má přímý vliv na způsob implementace aplikace, její přenositelnost, udržovatelnost i možnosti dalšího rozvoje. V případě aplikace zaměřené na evidenci pracovní doby je důležité zvolit takové technologické prostředky, které umožní vytvořit přehledné uživatelské rozhraní, spolehlivě zpracovávat data a generovat odpovídající výstupy.</w:t>
+      </w:r>
+      <w:r>
+        <w:rPr>
+          <w:lang w:val="ru-RU"/>
+        </w:rPr>
+        <w:t xml:space="preserve"> </w:t>
+      </w:r>
+    </w:p>
+    <w:p>
+      <w:pPr>
+        <w:pStyle w:val="TextMain"/>
+        <w:rPr>
+          <w:lang w:val="ru-RU"/>
+        </w:rPr>
+      </w:pPr>
+      <w:r>
+        <w:t>S ohledem na požadavky formulované v předchozích kapitolách byly pro realizaci aplikace zvoleny technologie platformy .NET, programovací jazyk C#, databázový systém SQLite a framework Avalonia UI. Tyto prostředky společně vytvářejí vhodný základ pro tvorbu desktopové aplikace, která je přehledná, snadno rozšiřitelná a současně technicky nenáročná na nasazení.</w:t>
+      </w:r>
+      <w:r>
+        <w:rPr>
+          <w:lang w:val="ru-RU"/>
+        </w:rPr>
+        <w:t xml:space="preserve"> </w:t>
+      </w:r>
+    </w:p>
+    <w:p>
+      <w:pPr>
+        <w:pStyle w:val="Nadpis5"/>
+        <w:ind w:left="-5"/>
+        <w:rPr>
+          <w:lang w:val="ru-RU"/>
+        </w:rPr>
+      </w:pPr>
+      <w:bookmarkStart w:id="21" w:name="_Toc226488817"/>
+      <w:r>
+        <w:t>1.</w:t>
+      </w:r>
+      <w:r>
+        <w:rPr>
+          <w:lang w:val="ru-RU"/>
+        </w:rPr>
+        <w:t>5</w:t>
+      </w:r>
+      <w:r>
+        <w:t xml:space="preserve">.1 </w:t>
+      </w:r>
+      <w:r>
+        <w:t>Platforma .NET a jazyk C#</w:t>
+      </w:r>
+      <w:bookmarkEnd w:id="21"/>
+      <w:r>
+        <w:rPr>
+          <w:lang w:val="ru-RU"/>
+        </w:rPr>
+        <w:t xml:space="preserve"> </w:t>
+      </w:r>
+    </w:p>
+    <w:p>
+      <w:pPr>
+        <w:pStyle w:val="TextMain"/>
+        <w:rPr>
+          <w:lang w:val="ru-RU"/>
+        </w:rPr>
+      </w:pPr>
+      <w:r>
+        <w:t xml:space="preserve">Platforma .NET představuje moderní vývojové prostředí určené pro tvorbu různých typů aplikací, včetně desktopových, webových i mobilních řešení. Její výhodou je především široká podpora nástrojů, stabilní ekosystém a možnost vytvářet přenositelná řešení pro více operačních systémů. Z hlediska této práce je důležité zejména to, že .NET poskytuje vhodné prostředí pro </w:t>
+      </w:r>
+      <w:r>
+        <w:lastRenderedPageBreak/>
+        <w:t>vývoj aplikace, která kombinuje práci s daty, grafické uživatelské rozhraní a generování výstupních dokumentů</w:t>
+      </w:r>
+      <w:r>
+        <w:t xml:space="preserve"> </w:t>
+      </w:r>
+      <w:r>
+        <w:t>[2]</w:t>
+      </w:r>
+      <w:r>
+        <w:t>.</w:t>
+      </w:r>
+      <w:r>
+        <w:rPr>
+          <w:lang w:val="ru-RU"/>
+        </w:rPr>
+        <w:t xml:space="preserve"> </w:t>
+      </w:r>
+    </w:p>
+    <w:p>
+      <w:pPr>
+        <w:pStyle w:val="TextMain"/>
+        <w:rPr>
+          <w:lang w:val="ru-RU"/>
+        </w:rPr>
+      </w:pPr>
+      <w:r>
+        <w:t>Programovací jazyk C# byl zvolen především pro svou čitelnost, silnou typovou kontrolu a dobrou podporu objektově orientovaného přístupu. Tyto vlastnosti přispívají k přehlednější struktuře kódu, usnadňují jeho údržbu a snižují riziko některých typů chyb při vývoji. Výhodou C# je rovněž dobrá integrace s ostatními částmi platformy .NET, což umožňuje efektivně propojit jednotlivé vrstvy aplikace do jednoho funkčního celku</w:t>
+      </w:r>
+      <w:r>
+        <w:t xml:space="preserve"> </w:t>
+      </w:r>
+      <w:r>
+        <w:t>[1][2]</w:t>
+      </w:r>
+      <w:r>
+        <w:t>.</w:t>
+      </w:r>
+      <w:r>
+        <w:rPr>
+          <w:lang w:val="ru-RU"/>
+        </w:rPr>
+        <w:t xml:space="preserve"> </w:t>
+      </w:r>
+    </w:p>
+    <w:p>
+      <w:pPr>
+        <w:pStyle w:val="TextMain"/>
+        <w:rPr>
+          <w:lang w:val="ru-RU"/>
+        </w:rPr>
+      </w:pPr>
+      <w:r>
+        <w:t>Pro navržené řešení je tato technologie vhodná také proto, že podporuje tvorbu aplikací založených na architektonickém vzoru MVVM. Díky tomu je možné lépe oddělit prezentační vrstvu od aplikační logiky, což odpovídá požadavkům na přehlednost, udržovatelnost a testovatelnost systému.</w:t>
+      </w:r>
+      <w:r>
+        <w:rPr>
+          <w:lang w:val="ru-RU"/>
+        </w:rPr>
+        <w:t xml:space="preserve"> </w:t>
+      </w:r>
+    </w:p>
+    <w:p>
+      <w:pPr>
+        <w:pStyle w:val="Nadpis5"/>
+        <w:ind w:left="-5"/>
+        <w:rPr>
+          <w:lang w:val="ru-RU"/>
+        </w:rPr>
+      </w:pPr>
+      <w:bookmarkStart w:id="22" w:name="_Toc226488818"/>
+      <w:r>
+        <w:t>1.</w:t>
+      </w:r>
+      <w:r>
+        <w:rPr>
+          <w:lang w:val="ru-RU"/>
+        </w:rPr>
+        <w:t>5</w:t>
+      </w:r>
+      <w:r>
+        <w:t xml:space="preserve">.2 </w:t>
+      </w:r>
+      <w:r>
+        <w:t>Databázová vrstva: SQLite a jazyk SQL</w:t>
+      </w:r>
+      <w:bookmarkEnd w:id="22"/>
+      <w:r>
+        <w:rPr>
+          <w:lang w:val="ru-RU"/>
+        </w:rPr>
+        <w:t xml:space="preserve"> </w:t>
+      </w:r>
+    </w:p>
+    <w:p>
+      <w:pPr>
+        <w:pStyle w:val="TextMain"/>
+        <w:rPr>
+          <w:lang w:val="ru-RU"/>
+        </w:rPr>
+      </w:pPr>
+      <w:r>
+        <w:t>Součástí navrženého řešení je také práce s daty, která je potřeba ukládat, načítat a dále zpracovávat. Pro tento účel byla zvolena databáze SQLite, tedy lehký relační databázový systém určený zejména pro lokální ukládání dat v rámci jedné aplikace. Jeho výhodou je jednoduché nasazení, protože nevyžaduje samostatný databázový server ani složitou správu databázového prostředí</w:t>
+      </w:r>
+      <w:r>
+        <w:t xml:space="preserve"> </w:t>
+      </w:r>
+      <w:r>
+        <w:t>[21]</w:t>
+      </w:r>
+      <w:r>
+        <w:t>.</w:t>
+      </w:r>
+      <w:r>
+        <w:rPr>
+          <w:lang w:val="ru-RU"/>
+        </w:rPr>
+        <w:t xml:space="preserve"> </w:t>
+      </w:r>
+    </w:p>
+    <w:p>
+      <w:pPr>
+        <w:pStyle w:val="TextMain"/>
+        <w:rPr>
+          <w:lang w:val="ru-RU"/>
+        </w:rPr>
+      </w:pPr>
+      <w:r>
+        <w:t>SQLite je vhodnou volbou zejména pro aplikace menšího a středního rozsahu, u nichž je důležitá spolehlivost, jednoduchost a nízké provozní nároky. V kontextu této práce představuje vhodné řešení pro ukládání údajů souvisejících s evidencí pracovní doby, protože umožňuje uchovávat strukturovaná data v přehledné podobě a současně poskytuje dostatečné možnosti pro jejich následné vyhledávání a zpracování</w:t>
+      </w:r>
+      <w:r>
+        <w:t xml:space="preserve"> </w:t>
+      </w:r>
+      <w:r>
+        <w:t>[21]</w:t>
+      </w:r>
+      <w:r>
+        <w:t>.</w:t>
+      </w:r>
+      <w:r>
+        <w:rPr>
+          <w:lang w:val="ru-RU"/>
+        </w:rPr>
+        <w:t xml:space="preserve"> </w:t>
+      </w:r>
+    </w:p>
+    <w:p>
+      <w:pPr>
+        <w:pStyle w:val="TextMain"/>
+        <w:rPr>
+          <w:lang w:val="ru-RU"/>
+        </w:rPr>
+      </w:pPr>
+      <w:r>
+        <w:t>Při práci s databází je využíván jazyk SQL, který slouží k definici datových struktur i k manipulaci s uloženými daty. SQL umožňuje vytvářet tabulky, upravovat obsah databáze a získávat data podle zadaných podmínek. Pro potřeby této práce je důležitý zejména proto, že poskytuje standardizovaný a srozumitelný způsob práce s relačními daty</w:t>
+      </w:r>
+      <w:r>
+        <w:t xml:space="preserve"> </w:t>
+      </w:r>
+      <w:r>
+        <w:t>[</w:t>
+      </w:r>
+      <w:r>
+        <w:t>5</w:t>
+      </w:r>
+      <w:r>
+        <w:t>]</w:t>
+      </w:r>
+      <w:r>
+        <w:rPr>
+          <w:lang w:val="ru-RU"/>
+        </w:rPr>
+        <w:t>.</w:t>
+      </w:r>
+      <w:r>
+        <w:rPr>
+          <w:lang w:val="ru-RU"/>
+        </w:rPr>
+        <w:t xml:space="preserve"> </w:t>
+      </w:r>
+    </w:p>
+    <w:p>
+      <w:pPr>
+        <w:pStyle w:val="Nadpis5"/>
+        <w:ind w:left="-5"/>
+        <w:rPr>
+          <w:lang w:val="ru-RU"/>
+        </w:rPr>
+      </w:pPr>
+      <w:bookmarkStart w:id="23" w:name="_Toc226488819"/>
+      <w:r>
+        <w:t>1.</w:t>
+      </w:r>
+      <w:r>
+        <w:rPr>
+          <w:lang w:val="ru-RU"/>
+        </w:rPr>
+        <w:t>5</w:t>
+      </w:r>
+      <w:r>
+        <w:t>.</w:t>
+      </w:r>
+      <w:r>
+        <w:rPr>
+          <w:lang w:val="ru-RU"/>
+        </w:rPr>
+        <w:t>3</w:t>
+      </w:r>
+      <w:r>
+        <w:t xml:space="preserve"> </w:t>
+      </w:r>
+      <w:r>
+        <w:t>Framework Avalonia UI</w:t>
+      </w:r>
+      <w:bookmarkEnd w:id="23"/>
+      <w:r>
+        <w:rPr>
+          <w:lang w:val="ru-RU"/>
+        </w:rPr>
+        <w:t xml:space="preserve"> </w:t>
+      </w:r>
+    </w:p>
+    <w:p>
+      <w:pPr>
+        <w:pStyle w:val="TextMain"/>
+        <w:rPr>
+          <w:lang w:val="ru-RU"/>
+        </w:rPr>
+      </w:pPr>
+      <w:r>
+        <w:t>Pro tvorbu grafického uživatelského rozhraní byl zvolen framework Avalonia UI. Jedná se o moderní framework pro vývoj desktopových aplikací na platformě .NET, který umožňuje vytvářet multiplatformní uživatelská rozhraní s využitím deklarativního přístupu. To znamená, že vzhled aplikace je možné definovat odděleně od její logiky, což podporuje přehlednost a lepší organizaci celého projektu</w:t>
+      </w:r>
+      <w:r>
+        <w:t xml:space="preserve"> </w:t>
+      </w:r>
+      <w:r>
+        <w:t>[3]</w:t>
+      </w:r>
+      <w:r>
+        <w:t>.</w:t>
+      </w:r>
+      <w:r>
+        <w:rPr>
+          <w:lang w:val="ru-RU"/>
+        </w:rPr>
+        <w:t xml:space="preserve"> </w:t>
+      </w:r>
+    </w:p>
+    <w:p>
+      <w:pPr>
+        <w:pStyle w:val="TextMain"/>
+        <w:rPr>
+          <w:lang w:val="ru-RU"/>
+        </w:rPr>
+      </w:pPr>
+      <w:r>
+        <w:lastRenderedPageBreak/>
+        <w:t>Významnou vlastností frameworku Avalonia UI je jeho přirozená podpora architektonického vzoru MVVM. Díky tomu je možné navrhnout uživatelské rozhraní tak, aby bylo odděleno od logiky zpracování dat a jednotlivé vrstvy aplikace nebyly zbytečně provázané. Tento přístup je pro navržené řešení vhodný zejména proto, že aplikace pracuje s větším množstvím údajů, formulářových prvků a výstupních přehledů, u nichž je důležitá přehledná správa stavu a jednoznačné rozdělení odpovědností</w:t>
+      </w:r>
+      <w:r>
+        <w:t xml:space="preserve"> </w:t>
+      </w:r>
+      <w:r>
+        <w:t>[3][12]</w:t>
+      </w:r>
+      <w:r>
+        <w:t>.</w:t>
+      </w:r>
+      <w:r>
+        <w:rPr>
+          <w:lang w:val="ru-RU"/>
+        </w:rPr>
+        <w:t xml:space="preserve"> </w:t>
+      </w:r>
+    </w:p>
+    <w:p>
+      <w:pPr>
+        <w:pStyle w:val="TextMain"/>
+        <w:rPr>
+          <w:lang w:val="ru-RU"/>
+        </w:rPr>
+      </w:pPr>
+      <w:r>
+        <w:t>Další výhodou Avalonia UI je možnost vytvářet jednotné uživatelské prostředí napříč více operačními systémy. To odpovídá požadavku na přenositelnost aplikace a současně umožňuje zachovat jednotný způsob ovládání a zobrazení dat bez ohledu na konkrétní platformu</w:t>
+      </w:r>
+      <w:r>
+        <w:t xml:space="preserve"> </w:t>
+      </w:r>
+      <w:r>
+        <w:t>[2][3].</w:t>
+      </w:r>
+      <w:r>
+        <w:rPr>
+          <w:lang w:val="ru-RU"/>
+        </w:rPr>
+        <w:t xml:space="preserve"> </w:t>
+      </w:r>
+    </w:p>
+    <w:p>
+      <w:pPr>
+        <w:pStyle w:val="Nadpis5"/>
+        <w:ind w:left="-5"/>
+        <w:rPr>
+          <w:lang w:val="ru-RU"/>
+        </w:rPr>
+      </w:pPr>
+      <w:bookmarkStart w:id="24" w:name="_Toc226488820"/>
+      <w:r>
+        <w:t>1.</w:t>
+      </w:r>
+      <w:r>
+        <w:rPr>
+          <w:lang w:val="ru-RU"/>
+        </w:rPr>
+        <w:t>5</w:t>
+      </w:r>
+      <w:r>
+        <w:t>.</w:t>
+      </w:r>
+      <w:r>
+        <w:rPr>
+          <w:lang w:val="ru-RU"/>
+        </w:rPr>
+        <w:t>4</w:t>
+      </w:r>
+      <w:r>
+        <w:t xml:space="preserve"> </w:t>
+      </w:r>
+      <w:r>
+        <w:t>Podpůrné knihovny</w:t>
+      </w:r>
+      <w:bookmarkEnd w:id="24"/>
+      <w:r>
+        <w:rPr>
+          <w:lang w:val="ru-RU"/>
+        </w:rPr>
+        <w:t xml:space="preserve"> </w:t>
+      </w:r>
+    </w:p>
+    <w:p>
+      <w:pPr>
+        <w:pStyle w:val="TextMain"/>
+      </w:pPr>
+      <w:r>
+        <w:t>Kromě hlavních technologií byly v projektu využity také podpůrné knihovny, které rozšiřují základní funkčnost aplikace a usnadňují implementaci vybraných úloh. Tyto knihovny nepředstavují samostatné jádro řešení, ale doplňují hlavní technologický celek o prostředky pro efektivnější práci s uživatelským rozhraním, aplikační logikou a tvorbou výstupů.</w:t>
+      </w:r>
+    </w:p>
+    <w:p>
+      <w:pPr>
+        <w:pStyle w:val="TextMain"/>
+      </w:pPr>
+      <w:r>
+        <w:t xml:space="preserve">V souvislosti s architekturou MVVM byla využita knihovna ReactiveUI, která podporuje práci se stavem aplikace, vazbami mezi daty a uživatelským rozhraním a organizací prezentační logiky [4][12]. Pro řešení vybraných interakcí v uživatelském rozhraní lze využít také mechanismus </w:t>
+      </w:r>
+      <w:r>
+        <w:t>Behaviors</w:t>
+      </w:r>
+      <w:r>
+        <w:t>, který umožňuje oddělit chování rozhraní od samotné vizuální definice prvků [14][15][16].</w:t>
+      </w:r>
+    </w:p>
+    <w:p>
+      <w:pPr>
+        <w:pStyle w:val="TextMain"/>
+      </w:pPr>
+      <w:r>
+        <w:t>Pro generování výstupních dokumentů byla využita knihovna QuestPDF, která umožňuje vytvářet PDF dokumenty v prostředí C# a .NET [6]. V případě následné práce s PDF soubory nebo jejich dalším zpracováním lze využít nástroje Ghostscript a Ghostscript.NET, které rozšiřují možnosti práce s tímto formátem v prostředí .NET [22][23].</w:t>
+      </w:r>
+    </w:p>
+    <w:p>
+      <w:pPr>
+        <w:pStyle w:val="TextMain"/>
+      </w:pPr>
+      <w:r>
+        <w:t>Využití podpůrných knihoven umožňuje soustředit se na vlastní logiku aplikace a současně snižuje potřebu implementovat běžné technické mechanismy od začátku. Při jejich výběru je důležité zohlednit kompatibilitu se zvolenou architekturou, dlouhodobou udržovatelnost a vhodnost pro daný typ aplikace</w:t>
+      </w:r>
+      <w:r>
+        <w:t>.</w:t>
+      </w:r>
+      <w:r>
+        <w:t xml:space="preserve"> [4][6][12][14][15][16][22][23]</w:t>
+      </w:r>
+      <w:r>
+        <w:t xml:space="preserve"> </w:t>
+      </w:r>
+    </w:p>
+    <w:p>
+      <w:pPr>
+        <w:pStyle w:val="Nadpis5"/>
+        <w:ind w:left="-5"/>
+        <w:rPr>
+          <w:lang w:val="ru-RU"/>
+        </w:rPr>
+      </w:pPr>
+      <w:bookmarkStart w:id="25" w:name="_Toc226488821"/>
+      <w:r>
+        <w:t>1.</w:t>
+      </w:r>
+      <w:r>
+        <w:rPr>
+          <w:lang w:val="ru-RU"/>
+        </w:rPr>
+        <w:t>5</w:t>
+      </w:r>
+      <w:r>
+        <w:t>.</w:t>
+      </w:r>
+      <w:r>
+        <w:rPr>
+          <w:lang w:val="ru-RU"/>
+        </w:rPr>
+        <w:t>5</w:t>
+      </w:r>
+      <w:r>
+        <w:t xml:space="preserve"> </w:t>
+      </w:r>
+      <w:r>
+        <w:t>Shrnutí použitých technologií</w:t>
+      </w:r>
+      <w:bookmarkEnd w:id="25"/>
+      <w:r>
+        <w:rPr>
+          <w:lang w:val="ru-RU"/>
+        </w:rPr>
+        <w:t xml:space="preserve"> </w:t>
+      </w:r>
+    </w:p>
+    <w:p>
+      <w:pPr>
+        <w:pStyle w:val="TextMain"/>
+      </w:pPr>
+      <w:r>
+        <w:t xml:space="preserve">Z výše uvedeného přehledu vyplývá, že zvolené technologie vytvářejí vhodný základ pro realizaci navrženého softwarového řešení. Platforma .NET spolu s programovacím jazykem C# umožňuje vývoj přehledné a udržovatelné aplikace, SQLite poskytuje jednoduché a spolehlivé prostředí pro lokální správu dat a Avalonia UI podporuje tvorbu uživatelského rozhraní </w:t>
+      </w:r>
+      <w:r>
+        <w:lastRenderedPageBreak/>
+        <w:t>odpovídajícího zvolenému architektonickému přístupu. Podpůrné knihovny doplňují základní technologické prostředky o další funkce potřebné pro implementaci aplikace [1][2][3][5][6][21]</w:t>
+      </w:r>
+      <w:r>
+        <w:t>.</w:t>
+      </w:r>
+      <w:r>
+        <w:t xml:space="preserve"> </w:t>
+      </w:r>
+    </w:p>
+    <w:p>
+      <w:pPr>
+        <w:pStyle w:val="TextMain"/>
+        <w:rPr>
+          <w:lang w:val="ru-RU"/>
+        </w:rPr>
+      </w:pPr>
+      <w:r>
+        <w:t>Na tuto kapitolu přirozeně navazuje představení vývojového prostředí a dalších nástrojů, které byly při implementaci využity.</w:t>
+      </w:r>
+      <w:r>
+        <w:rPr>
+          <w:lang w:val="ru-RU"/>
+        </w:rPr>
+        <w:t xml:space="preserve"> </w:t>
+      </w:r>
+    </w:p>
+    <w:p>
+      <w:pPr>
+        <w:pStyle w:val="Nadpis3"/>
+        <w:ind w:left="-5"/>
+        <w:rPr>
+          <w:lang w:val="ru-RU"/>
+        </w:rPr>
+      </w:pPr>
+      <w:bookmarkStart w:id="26" w:name="_Toc226488822"/>
+      <w:r>
+        <w:t>1.</w:t>
+      </w:r>
+      <w:r>
+        <w:rPr>
+          <w:lang w:val="ru-RU"/>
+        </w:rPr>
+        <w:t>6</w:t>
+      </w:r>
+      <w:r>
+        <w:t xml:space="preserve"> </w:t>
+      </w:r>
+      <w:r>
+        <w:t>Vývojové prostředí a podpůrné nástroje</w:t>
+      </w:r>
+      <w:bookmarkEnd w:id="26"/>
+      <w:r>
+        <w:rPr>
+          <w:lang w:val="ru-RU"/>
+        </w:rPr>
+        <w:t xml:space="preserve"> </w:t>
+      </w:r>
+    </w:p>
+    <w:p>
+      <w:pPr>
+        <w:pStyle w:val="TextMain"/>
+        <w:rPr>
+          <w:lang w:val="ru-RU"/>
+        </w:rPr>
+      </w:pPr>
+      <w:r>
+        <w:t>Vedle volby vhodné architektury a technologií je pro realizaci softwarového řešení důležité také vývojové prostředí a podpůrné nástroje, které usnadňují implementaci, ladění a správu projektu. Tyto prostředky sice netvoří samotný základ navržené aplikace, ale mají významný vliv na efektivitu vývoje, přehlednost práce se zdrojovým kódem a možnost ověřování správnosti jednotlivých částí systému.</w:t>
+      </w:r>
+      <w:r>
+        <w:rPr>
+          <w:lang w:val="ru-RU"/>
+        </w:rPr>
+        <w:t xml:space="preserve"> </w:t>
+      </w:r>
+    </w:p>
+    <w:p>
+      <w:pPr>
+        <w:pStyle w:val="TextMain"/>
+        <w:rPr>
+          <w:lang w:val="ru-RU"/>
+        </w:rPr>
+      </w:pPr>
+      <w:r>
+        <w:t>V rámci této práce byly využity nástroje, které podporují vývoj aplikace na platformě .NET, práci s databází SQLite a průběžnou kontrolu vytvářeného řešení. Jejich výběr vychází z požadavku na přehledné, stabilní a opakovatelné vývojové prostředí, které umožňuje efektivně realizovat jednotlivé části navržené aplikace.</w:t>
+      </w:r>
+      <w:r>
+        <w:rPr>
+          <w:lang w:val="ru-RU"/>
+        </w:rPr>
+        <w:t xml:space="preserve"> </w:t>
+      </w:r>
+    </w:p>
+    <w:p>
+      <w:pPr>
+        <w:pStyle w:val="Nadpis5"/>
+        <w:ind w:left="-5"/>
+        <w:rPr>
+          <w:lang w:val="ru-RU"/>
+        </w:rPr>
+      </w:pPr>
+      <w:bookmarkStart w:id="27" w:name="_Toc226488823"/>
+      <w:r>
+        <w:t>1.</w:t>
+      </w:r>
+      <w:r>
+        <w:rPr>
+          <w:lang w:val="ru-RU"/>
+        </w:rPr>
+        <w:t>6</w:t>
+      </w:r>
+      <w:r>
+        <w:t>.</w:t>
+      </w:r>
+      <w:r>
+        <w:rPr>
+          <w:lang w:val="ru-RU"/>
+        </w:rPr>
+        <w:t>1</w:t>
+      </w:r>
+      <w:r>
+        <w:t xml:space="preserve"> </w:t>
+      </w:r>
+      <w:r>
+        <w:t>Microsoft Visual Studio</w:t>
+      </w:r>
+      <w:bookmarkEnd w:id="27"/>
+      <w:r>
+        <w:rPr>
+          <w:lang w:val="ru-RU"/>
+        </w:rPr>
+        <w:t xml:space="preserve"> </w:t>
+      </w:r>
+    </w:p>
+    <w:p>
+      <w:pPr>
+        <w:pStyle w:val="TextMain"/>
+      </w:pPr>
+      <w:r>
+        <w:t>Pro vývoj aplikace bylo využito integrované vývojové prostředí Microsoft Visual Studio. Jedná se o nástroj určený pro tvorbu aplikací na platformě .NET, který poskytuje prostředky pro psaní zdrojového kódu, správu projektové struktury, kompilaci, ladění i testování aplikace. Výhodou tohoto prostředí je zejména jeho komplexnost, díky níž lze většinu vývojových činností provádět v jednom sjednoceném rozhraní [24].</w:t>
+      </w:r>
+    </w:p>
+    <w:p>
+      <w:pPr>
+        <w:pStyle w:val="TextMain"/>
+      </w:pPr>
+      <w:r>
+        <w:t xml:space="preserve">Microsoft Visual Studio podporuje práci s jazykem C# a poskytuje funkce, které usnadňují orientaci ve zdrojovém kódu, odhalování chyb a průběžné ověřování správnosti implementace. Důležitou vlastností je také podpora správy externích balíčků a knihoven, které jsou v projektu využívány. Tím je zajištěna lepší přehlednost závislostí a snadnější správa použitých </w:t>
+      </w:r>
+      <w:r>
+        <w:t>komponent [</w:t>
+      </w:r>
+      <w:r>
+        <w:t>24].</w:t>
+      </w:r>
+    </w:p>
+    <w:p>
+      <w:pPr>
+        <w:pStyle w:val="TextMain"/>
+      </w:pPr>
+      <w:r>
+        <w:t>V kontextu této práce je Visual Studio vhodným nástrojem také proto, že podporuje vývoj desktopových aplikací na platformě .NET a umožňuje efektivní práci s více částmi projektu, například s logikou aplikace, datovou vrstvou i uživatelským rozhraním. Jeho využití tak přispívá k přehlednosti vývoje a k rychlejšímu ověřování navrženého řešení [24].</w:t>
+      </w:r>
+    </w:p>
+    <w:p>
+      <w:pPr>
+        <w:pStyle w:val="Nadpis5"/>
+        <w:ind w:left="-5"/>
+        <w:rPr>
+          <w:lang w:val="ru-RU"/>
+        </w:rPr>
+      </w:pPr>
+      <w:bookmarkStart w:id="28" w:name="_Toc226488824"/>
+      <w:r>
         <w:lastRenderedPageBreak/>
         <w:t>1.</w:t>
       </w:r>
@@ -10666,15 +10957,24 @@
         <w:rPr>
           <w:lang w:val="ru-RU"/>
         </w:rPr>
-        <w:t>5</w:t>
-      </w:r>
-      <w:r>
-        <w:t xml:space="preserve"> </w:t>
-      </w:r>
-      <w:r>
-        <w:t>Použité technologie</w:t>
-      </w:r>
-      <w:bookmarkEnd w:id="20"/>
+        <w:t>6</w:t>
+      </w:r>
+      <w:r>
+        <w:t>.</w:t>
+      </w:r>
+      <w:r>
+        <w:rPr>
+          <w:lang w:val="ru-RU"/>
+        </w:rPr>
+        <w:t>2</w:t>
+      </w:r>
+      <w:r>
+        <w:t xml:space="preserve"> </w:t>
+      </w:r>
+      <w:r>
+        <w:t>SQLiteStudio</w:t>
+      </w:r>
+      <w:bookmarkEnd w:id="28"/>
       <w:r>
         <w:rPr>
           <w:lang w:val="ru-RU"/>
@@ -10685,35 +10985,37 @@
     <w:p>
       <w:pPr>
         <w:pStyle w:val="TextMain"/>
-        <w:rPr>
-          <w:lang w:val="ru-RU"/>
-        </w:rPr>
-      </w:pPr>
-      <w:r>
-        <w:t>Na základě zvolené architektury a návrhových principů je v dalším kroku vhodné vymezit technologie, které byly pro realizaci navrženého řešení použity. Volba konkrétních technologií má přímý vliv na způsob implementace aplikace, její přenositelnost, udržovatelnost i možnosti dalšího rozvoje. V případě aplikace zaměřené na evidenci pracovní doby je důležité zvolit takové technologické prostředky, které umožní vytvořit přehledné uživatelské rozhraní, spolehlivě zpracovávat data a generovat odpovídající výstupy.</w:t>
-      </w:r>
-      <w:r>
-        <w:rPr>
-          <w:lang w:val="ru-RU"/>
-        </w:rPr>
+      </w:pPr>
+      <w:r>
+        <w:t>Pro práci s databází byl využit nástroj SQLiteStudio, který slouží ke správě a kontrole databázových souborů systému SQLite. Tento nástroj umožňuje přehledné zobrazení databázové struktury, práci s tabulkami, spouštění SQL dotazů a ověřování uložených dat mimo samotnou aplikaci [25]</w:t>
+      </w:r>
+      <w:r>
+        <w:t>.</w:t>
+      </w:r>
+      <w:r>
         <w:t xml:space="preserve"> </w:t>
       </w:r>
     </w:p>
     <w:p>
       <w:pPr>
         <w:pStyle w:val="TextMain"/>
-        <w:rPr>
-          <w:lang w:val="ru-RU"/>
-        </w:rPr>
-      </w:pPr>
-      <w:r>
-        <w:t>S ohledem na požadavky formulované v předchozích kapitolách byly pro realizaci aplikace zvoleny technologie platformy .NET, programovací jazyk C#, databázový systém SQLite a framework Avalonia UI. Tyto prostředky společně vytvářejí vhodný základ pro tvorbu desktopové aplikace, která je přehledná, snadno rozšiřitelná a současně technicky nenáročná na nasazení.</w:t>
-      </w:r>
-      <w:r>
-        <w:rPr>
-          <w:lang w:val="ru-RU"/>
-        </w:rPr>
-        <w:t xml:space="preserve"> </w:t>
+      </w:pPr>
+      <w:r>
+        <w:t>Význam SQLiteStudio spočívá především v tom, že usnadňuje kontrolu databázového schématu a obsahu databáze během vývoje. Díky tomu je možné jednoduše ověřovat správnost navržených tabulek, kontrolovat uložené záznamy a testovat databázové operace nezávisle na uživatelském rozhraní aplikace. Tento postup přispívá k lepší přehlednosti vývoje a usnadňuje identifikaci případných chyb při práci s daty [25]</w:t>
+      </w:r>
+      <w:r>
+        <w:t>.</w:t>
+      </w:r>
+      <w:r>
+        <w:t xml:space="preserve"> </w:t>
+      </w:r>
+    </w:p>
+    <w:p>
+      <w:pPr>
+        <w:pStyle w:val="TextMain"/>
+      </w:pPr>
+      <w:r>
+        <w:t>V rámci této práce představuje SQLiteStudio vhodný podpůrný nástroj zejména proto, že doplňuje hlavní vývojové prostředí o možnost přímé práce s databází. Tím usnadňuje nejen návrh a kontrolu datové vrstvy, ale také průběžné ověřování správného fungování celé aplikace [25].</w:t>
       </w:r>
     </w:p>
     <w:p>
@@ -10724,7 +11026,7 @@
           <w:lang w:val="ru-RU"/>
         </w:rPr>
       </w:pPr>
-      <w:bookmarkStart w:id="21" w:name="_Toc226488817"/>
+      <w:bookmarkStart w:id="29" w:name="_Toc226488825"/>
       <w:r>
         <w:t>1.</w:t>
       </w:r>
@@ -10732,15 +11034,24 @@
         <w:rPr>
           <w:lang w:val="ru-RU"/>
         </w:rPr>
-        <w:t>5</w:t>
-      </w:r>
-      <w:r>
-        <w:t xml:space="preserve">.1 </w:t>
-      </w:r>
-      <w:r>
-        <w:t>Platforma .NET a jazyk C#</w:t>
-      </w:r>
-      <w:bookmarkEnd w:id="21"/>
+        <w:t>6</w:t>
+      </w:r>
+      <w:r>
+        <w:t>.</w:t>
+      </w:r>
+      <w:r>
+        <w:rPr>
+          <w:lang w:val="ru-RU"/>
+        </w:rPr>
+        <w:t>3</w:t>
+      </w:r>
+      <w:r>
+        <w:t xml:space="preserve"> </w:t>
+      </w:r>
+      <w:r>
+        <w:t>Shrnutí vývojového prostředí a podpůrných nástrojů</w:t>
+      </w:r>
+      <w:bookmarkEnd w:id="29"/>
       <w:r>
         <w:rPr>
           <w:lang w:val="ru-RU"/>
@@ -10756,713 +11067,10 @@
         </w:rPr>
       </w:pPr>
       <w:r>
-        <w:t>Platforma .NET představuje moderní vývojové prostředí určené pro tvorbu různých typů aplikací, včetně desktopových, webových i mobilních řešení. Její výhodou je především široká podpora nástrojů, stabilní ekosystém a možnost vytvářet přenositelná řešení pro více operačních systémů. Z hlediska této práce je důležité zejména to, že .NET poskytuje vhodné prostředí pro vývoj aplikace, která kombinuje práci s daty, grafické uživatelské rozhraní a generování výstupních dokumentů.</w:t>
-      </w:r>
-      <w:r>
-        <w:rPr>
-          <w:lang w:val="ru-RU"/>
-        </w:rPr>
-        <w:t xml:space="preserve"> </w:t>
-      </w:r>
-    </w:p>
-    <w:p>
-      <w:pPr>
-        <w:pStyle w:val="TextMain"/>
-        <w:rPr>
-          <w:lang w:val="ru-RU"/>
-        </w:rPr>
-      </w:pPr>
-      <w:r>
-        <w:t>Programovací jazyk C# byl zvolen především pro svou čitelnost, silnou typovou kontrolu a dobrou podporu objektově orientovaného přístupu. Tyto vlastnosti přispívají k přehlednější struktuře kódu, usnadňují jeho údržbu a snižují riziko některých typů chyb při vývoji. Výhodou C# je rovněž dobrá integrace s ostatními částmi platformy .NET, což umožňuje efektivně propojit jednotlivé vrstvy aplikace do jednoho funkčního celku.</w:t>
-      </w:r>
-      <w:r>
-        <w:rPr>
-          <w:lang w:val="ru-RU"/>
-        </w:rPr>
-        <w:t xml:space="preserve"> </w:t>
-      </w:r>
-    </w:p>
-    <w:p>
-      <w:pPr>
-        <w:pStyle w:val="TextMain"/>
-        <w:rPr>
-          <w:lang w:val="ru-RU"/>
-        </w:rPr>
-      </w:pPr>
-      <w:r>
-        <w:t>Pro navržené řešení je tato technologie vhodná také proto, že podporuje tvorbu aplikací založených na architektonickém vzoru MVVM. Díky tomu je možné lépe oddělit prezentační vrstvu od aplikační logiky, což odpovídá požadavkům na přehlednost, udržovatelnost a testovatelnost systému.</w:t>
-      </w:r>
-      <w:r>
-        <w:rPr>
-          <w:lang w:val="ru-RU"/>
-        </w:rPr>
-        <w:t xml:space="preserve"> </w:t>
-      </w:r>
-    </w:p>
-    <w:p>
-      <w:pPr>
-        <w:pStyle w:val="Nadpis5"/>
-        <w:ind w:left="-5"/>
-        <w:rPr>
-          <w:lang w:val="ru-RU"/>
-        </w:rPr>
-      </w:pPr>
-      <w:bookmarkStart w:id="22" w:name="_Toc226488818"/>
-      <w:r>
-        <w:t>1.</w:t>
-      </w:r>
-      <w:r>
-        <w:rPr>
-          <w:lang w:val="ru-RU"/>
-        </w:rPr>
-        <w:t>5</w:t>
-      </w:r>
-      <w:r>
-        <w:t xml:space="preserve">.2 </w:t>
-      </w:r>
-      <w:r>
-        <w:t>Databázová vrstva: SQLite a jazyk SQL</w:t>
-      </w:r>
-      <w:bookmarkEnd w:id="22"/>
-      <w:r>
-        <w:rPr>
-          <w:lang w:val="ru-RU"/>
-        </w:rPr>
-        <w:t xml:space="preserve"> </w:t>
-      </w:r>
-    </w:p>
-    <w:p>
-      <w:pPr>
-        <w:pStyle w:val="TextMain"/>
-        <w:rPr>
-          <w:lang w:val="ru-RU"/>
-        </w:rPr>
-      </w:pPr>
-      <w:r>
-        <w:t xml:space="preserve">Součástí navrženého řešení je také práce s daty, která je potřeba ukládat, načítat a dále zpracovávat. Pro tento účel byla zvolena databáze SQLite, tedy lehký relační databázový systém určený zejména pro lokální ukládání dat v rámci jedné aplikace. Jeho výhodou je </w:t>
-      </w:r>
-      <w:r>
-        <w:lastRenderedPageBreak/>
-        <w:t>jednoduché nasazení, protože nevyžaduje samostatný databázový server ani složitou správu databázového prostředí.</w:t>
-      </w:r>
-      <w:r>
-        <w:rPr>
-          <w:lang w:val="ru-RU"/>
-        </w:rPr>
-        <w:t xml:space="preserve"> </w:t>
-      </w:r>
-    </w:p>
-    <w:p>
-      <w:pPr>
-        <w:pStyle w:val="TextMain"/>
-        <w:rPr>
-          <w:lang w:val="ru-RU"/>
-        </w:rPr>
-      </w:pPr>
-      <w:r>
-        <w:t>SQLite je vhodnou volbou zejména pro aplikace menšího a středního rozsahu, u nichž je důležitá spolehlivost, jednoduchost a nízké provozní nároky. V kontextu této práce představuje vhodné řešení pro ukládání údajů souvisejících s evidencí pracovní doby, protože umožňuje uchovávat strukturovaná data v přehledné podobě a současně poskytuje dostatečné možnosti pro jejich následné vyhledávání a zpracování.</w:t>
-      </w:r>
-      <w:r>
-        <w:rPr>
-          <w:lang w:val="ru-RU"/>
-        </w:rPr>
-        <w:t xml:space="preserve"> </w:t>
-      </w:r>
-    </w:p>
-    <w:p>
-      <w:pPr>
-        <w:pStyle w:val="TextMain"/>
-        <w:rPr>
-          <w:lang w:val="ru-RU"/>
-        </w:rPr>
-      </w:pPr>
-      <w:r>
-        <w:t>Při práci s databází je využíván jazyk SQL, který slouží k definici datových struktur i k manipulaci s uloženými daty. SQL umožňuje vytvářet tabulky, upravovat obsah databáze a získávat data podle zadaných podmínek. Pro potřeby této práce je důležitý zejména proto, že poskytuje standardizovaný a srozumitelný způsob práce s relačními daty</w:t>
-      </w:r>
-      <w:r>
-        <w:rPr>
-          <w:lang w:val="ru-RU"/>
-        </w:rPr>
+        <w:t>Zvolené vývojové prostředí a podpůrné nástroje vytvářejí vhodné podmínky pro realizaci navrženého softwarového řešení. Microsoft Visual Studio poskytuje komplexní prostředí pro implementaci, ladění a správu projektu, zatímco SQLiteStudio umožňuje efektivní kontrolu a správu databázové vrstvy. Jejich kombinace přispívá k přehlednosti vývoje, usnadňuje ověřování jednotlivých částí systému a podporuje stabilní realizaci aplikace [24][25]</w:t>
+      </w:r>
+      <w:r>
         <w:t>.</w:t>
-      </w:r>
-      <w:r>
-        <w:rPr>
-          <w:lang w:val="ru-RU"/>
-        </w:rPr>
-        <w:t xml:space="preserve"> </w:t>
-      </w:r>
-    </w:p>
-    <w:p>
-      <w:pPr>
-        <w:pStyle w:val="Nadpis5"/>
-        <w:ind w:left="-5"/>
-        <w:rPr>
-          <w:lang w:val="ru-RU"/>
-        </w:rPr>
-      </w:pPr>
-      <w:bookmarkStart w:id="23" w:name="_Toc226488819"/>
-      <w:r>
-        <w:t>1.</w:t>
-      </w:r>
-      <w:r>
-        <w:rPr>
-          <w:lang w:val="ru-RU"/>
-        </w:rPr>
-        <w:t>5</w:t>
-      </w:r>
-      <w:r>
-        <w:t>.</w:t>
-      </w:r>
-      <w:r>
-        <w:rPr>
-          <w:lang w:val="ru-RU"/>
-        </w:rPr>
-        <w:t>3</w:t>
-      </w:r>
-      <w:r>
-        <w:t xml:space="preserve"> </w:t>
-      </w:r>
-      <w:r>
-        <w:t>Framework Avalonia UI</w:t>
-      </w:r>
-      <w:bookmarkEnd w:id="23"/>
-      <w:r>
-        <w:rPr>
-          <w:lang w:val="ru-RU"/>
-        </w:rPr>
-        <w:t xml:space="preserve"> </w:t>
-      </w:r>
-    </w:p>
-    <w:p>
-      <w:pPr>
-        <w:pStyle w:val="TextMain"/>
-        <w:rPr>
-          <w:lang w:val="ru-RU"/>
-        </w:rPr>
-      </w:pPr>
-      <w:r>
-        <w:t>Pro tvorbu grafického uživatelského rozhraní byl zvolen framework Avalonia UI. Jedná se o moderní framework pro vývoj desktopových aplikací na platformě .NET, který umožňuje vytvářet multiplatformní uživatelská rozhraní s využitím deklarativního přístupu. To znamená, že vzhled aplikace je možné definovat odděleně od její logiky, což podporuje přehlednost a lepší organizaci celého projektu.</w:t>
-      </w:r>
-      <w:r>
-        <w:rPr>
-          <w:lang w:val="ru-RU"/>
-        </w:rPr>
-        <w:t xml:space="preserve"> </w:t>
-      </w:r>
-    </w:p>
-    <w:p>
-      <w:pPr>
-        <w:pStyle w:val="TextMain"/>
-        <w:rPr>
-          <w:lang w:val="ru-RU"/>
-        </w:rPr>
-      </w:pPr>
-      <w:r>
-        <w:t>Významnou vlastností frameworku Avalonia UI je jeho přirozená podpora architektonického vzoru MVVM. Díky tomu je možné navrhnout uživatelské rozhraní tak, aby bylo odděleno od logiky zpracování dat a jednotlivé vrstvy aplikace nebyly zbytečně provázané. Tento přístup je pro navržené řešení vhodný zejména proto, že aplikace pracuje s větším množstvím údajů, formulářových prvků a výstupních přehledů, u nichž je důležitá přehledná správa stavu a jednoznačné rozdělení odpovědností.</w:t>
-      </w:r>
-      <w:r>
-        <w:rPr>
-          <w:lang w:val="ru-RU"/>
-        </w:rPr>
-        <w:t xml:space="preserve"> </w:t>
-      </w:r>
-    </w:p>
-    <w:p>
-      <w:pPr>
-        <w:pStyle w:val="TextMain"/>
-        <w:rPr>
-          <w:lang w:val="ru-RU"/>
-        </w:rPr>
-      </w:pPr>
-      <w:r>
-        <w:t>Další výhodou Avalonia UI je možnost vytvářet jednotné uživatelské prostředí napříč více operačními systémy. To odpovídá požadavku na přenositelnost aplikace a současně umožňuje zachovat jednotný způsob ovládání a zobrazení dat bez ohledu na konkrétní platformu.</w:t>
-      </w:r>
-      <w:r>
-        <w:rPr>
-          <w:lang w:val="ru-RU"/>
-        </w:rPr>
-        <w:t xml:space="preserve"> </w:t>
-      </w:r>
-    </w:p>
-    <w:p>
-      <w:pPr>
-        <w:pStyle w:val="Nadpis5"/>
-        <w:ind w:left="-5"/>
-        <w:rPr>
-          <w:lang w:val="ru-RU"/>
-        </w:rPr>
-      </w:pPr>
-      <w:bookmarkStart w:id="24" w:name="_Toc226488820"/>
-      <w:r>
-        <w:t>1.</w:t>
-      </w:r>
-      <w:r>
-        <w:rPr>
-          <w:lang w:val="ru-RU"/>
-        </w:rPr>
-        <w:t>5</w:t>
-      </w:r>
-      <w:r>
-        <w:t>.</w:t>
-      </w:r>
-      <w:r>
-        <w:rPr>
-          <w:lang w:val="ru-RU"/>
-        </w:rPr>
-        <w:t>4</w:t>
-      </w:r>
-      <w:r>
-        <w:t xml:space="preserve"> </w:t>
-      </w:r>
-      <w:r>
-        <w:t>Podpůrné knihovny</w:t>
-      </w:r>
-      <w:bookmarkEnd w:id="24"/>
-      <w:r>
-        <w:rPr>
-          <w:lang w:val="ru-RU"/>
-        </w:rPr>
-        <w:t xml:space="preserve"> </w:t>
-      </w:r>
-    </w:p>
-    <w:p>
-      <w:pPr>
-        <w:pStyle w:val="TextMain"/>
-        <w:rPr>
-          <w:lang w:val="ru-RU"/>
-        </w:rPr>
-      </w:pPr>
-      <w:r>
-        <w:t>Kromě hlavních technologií byly v projektu využity také podpůrné knihovny, které rozšiřují základní funkčnost aplikace a usnadňují implementaci vybraných úloh. Tyto knihovny nejsou samostatným jádrem řešení, ale představují doplňkové prostředky, které podporují práci s uživatelským rozhraním, zpracováním dat a tvorbou výstupů.</w:t>
-      </w:r>
-      <w:r>
-        <w:rPr>
-          <w:lang w:val="ru-RU"/>
-        </w:rPr>
-        <w:t xml:space="preserve"> </w:t>
-      </w:r>
-    </w:p>
-    <w:p>
-      <w:pPr>
-        <w:pStyle w:val="TextMain"/>
-        <w:rPr>
-          <w:lang w:val="ru-RU"/>
-        </w:rPr>
-      </w:pPr>
-      <w:r>
-        <w:lastRenderedPageBreak/>
-        <w:t>V souvislosti s architekturou MVVM mají význam zejména knihovny podporující práci se stavem aplikace, vazbami mezi daty a uživatelským rozhraním nebo zpracování uživatelských akcí. Dále jsou důležité knihovny určené pro práci se vstupními a výstupními formáty dat, například při načítání externích souborů nebo při vytváření výsledných dokumentů. Využití těchto prostředků umožňuje soustředit se na vlastní logiku aplikace a současně snižuje potřebu implementovat běžné technické mechanismy od začátku.</w:t>
-      </w:r>
-      <w:r>
-        <w:rPr>
-          <w:lang w:val="ru-RU"/>
-        </w:rPr>
-        <w:t xml:space="preserve"> </w:t>
-      </w:r>
-    </w:p>
-    <w:p>
-      <w:pPr>
-        <w:pStyle w:val="TextMain"/>
-        <w:rPr>
-          <w:lang w:val="ru-RU"/>
-        </w:rPr>
-      </w:pPr>
-      <w:r>
-        <w:t>Při výběru podpůrných knihoven je důležité zohlednit jejich kompatibilitu se zvolenou architekturou, dlouhodobou udržovatelnost a vhodnost pro daný typ aplikace. Jejich použití by mělo přispívat ke zvýšení kvality výsledného řešení, nikoli ke zbytečnému komplikování jeho struktury</w:t>
-      </w:r>
-      <w:r>
-        <w:rPr>
-          <w:lang w:val="ru-RU"/>
-        </w:rPr>
-        <w:t>.</w:t>
-      </w:r>
-      <w:r>
-        <w:rPr>
-          <w:lang w:val="ru-RU"/>
-        </w:rPr>
-        <w:t xml:space="preserve"> </w:t>
-      </w:r>
-    </w:p>
-    <w:p>
-      <w:pPr>
-        <w:pStyle w:val="Nadpis5"/>
-        <w:ind w:left="-5"/>
-        <w:rPr>
-          <w:lang w:val="ru-RU"/>
-        </w:rPr>
-      </w:pPr>
-      <w:bookmarkStart w:id="25" w:name="_Toc226488821"/>
-      <w:r>
-        <w:t>1.</w:t>
-      </w:r>
-      <w:r>
-        <w:rPr>
-          <w:lang w:val="ru-RU"/>
-        </w:rPr>
-        <w:t>5</w:t>
-      </w:r>
-      <w:r>
-        <w:t>.</w:t>
-      </w:r>
-      <w:r>
-        <w:rPr>
-          <w:lang w:val="ru-RU"/>
-        </w:rPr>
-        <w:t>5</w:t>
-      </w:r>
-      <w:r>
-        <w:t xml:space="preserve"> </w:t>
-      </w:r>
-      <w:r>
-        <w:t>Shrnutí použitých technologií</w:t>
-      </w:r>
-      <w:bookmarkEnd w:id="25"/>
-      <w:r>
-        <w:rPr>
-          <w:lang w:val="ru-RU"/>
-        </w:rPr>
-        <w:t xml:space="preserve"> </w:t>
-      </w:r>
-    </w:p>
-    <w:p>
-      <w:pPr>
-        <w:pStyle w:val="TextMain"/>
-        <w:rPr>
-          <w:lang w:val="ru-RU"/>
-        </w:rPr>
-      </w:pPr>
-      <w:r>
-        <w:t>Z výše uvedeného přehledu vyplývá, že zvolené technologie vytvářejí vhodný základ pro realizaci navrženého softwarového řešení. Platforma .NET spolu s programovacím jazykem C# umožňuje vývoj přehledné a udržovatelné aplikace, SQLite poskytuje jednoduché a spolehlivé prostředí pro lokální správu dat a Avalonia UI podporuje tvorbu multiplatformního uživatelského rozhraní odpovídajícího zvolenému architektonickému přístupu. Podpůrné knihovny doplňují základní technologické prostředky o další funkce potřebné pro implementaci aplikace.</w:t>
-      </w:r>
-      <w:r>
-        <w:rPr>
-          <w:lang w:val="ru-RU"/>
-        </w:rPr>
-        <w:t xml:space="preserve"> </w:t>
-      </w:r>
-    </w:p>
-    <w:p>
-      <w:pPr>
-        <w:pStyle w:val="TextMain"/>
-        <w:rPr>
-          <w:lang w:val="ru-RU"/>
-        </w:rPr>
-      </w:pPr>
-      <w:r>
-        <w:t>Na tuto kapitolu přirozeně navazuje představení vývojového prostředí a dalších nástrojů, které byly při implementaci využity.</w:t>
-      </w:r>
-      <w:r>
-        <w:rPr>
-          <w:lang w:val="ru-RU"/>
-        </w:rPr>
-        <w:t xml:space="preserve"> </w:t>
-      </w:r>
-    </w:p>
-    <w:p>
-      <w:pPr>
-        <w:pStyle w:val="Nadpis3"/>
-        <w:ind w:left="-5"/>
-        <w:rPr>
-          <w:lang w:val="ru-RU"/>
-        </w:rPr>
-      </w:pPr>
-      <w:bookmarkStart w:id="26" w:name="_Toc226488822"/>
-      <w:r>
-        <w:t>1.</w:t>
-      </w:r>
-      <w:r>
-        <w:rPr>
-          <w:lang w:val="ru-RU"/>
-        </w:rPr>
-        <w:t>6</w:t>
-      </w:r>
-      <w:r>
-        <w:t xml:space="preserve"> </w:t>
-      </w:r>
-      <w:r>
-        <w:t>Vývojové prostředí a podpůrné nástroje</w:t>
-      </w:r>
-      <w:bookmarkEnd w:id="26"/>
-      <w:r>
-        <w:rPr>
-          <w:lang w:val="ru-RU"/>
-        </w:rPr>
-        <w:t xml:space="preserve"> </w:t>
-      </w:r>
-    </w:p>
-    <w:p>
-      <w:pPr>
-        <w:pStyle w:val="TextMain"/>
-        <w:rPr>
-          <w:lang w:val="ru-RU"/>
-        </w:rPr>
-      </w:pPr>
-      <w:r>
-        <w:t>Vedle volby vhodné architektury a technologií je pro realizaci softwarového řešení důležité také vývojové prostředí a podpůrné nástroje, které usnadňují implementaci, ladění a správu projektu. Tyto prostředky sice netvoří samotný základ navržené aplikace, ale mají významný vliv na efektivitu vývoje, přehlednost práce se zdrojovým kódem a možnost ověřování správnosti jednotlivých částí systému.</w:t>
-      </w:r>
-      <w:r>
-        <w:rPr>
-          <w:lang w:val="ru-RU"/>
-        </w:rPr>
-        <w:t xml:space="preserve"> </w:t>
-      </w:r>
-    </w:p>
-    <w:p>
-      <w:pPr>
-        <w:pStyle w:val="TextMain"/>
-        <w:rPr>
-          <w:lang w:val="ru-RU"/>
-        </w:rPr>
-      </w:pPr>
-      <w:r>
-        <w:t>V rámci této práce byly využity nástroje, které podporují vývoj aplikace na platformě .NET, práci s databází SQLite a průběžnou kontrolu vytvářeného řešení. Jejich výběr vychází z požadavku na přehledné, stabilní a opakovatelné vývojové prostředí, které umožňuje efektivně realizovat jednotlivé části navržené aplikace.</w:t>
-      </w:r>
-      <w:r>
-        <w:rPr>
-          <w:lang w:val="ru-RU"/>
-        </w:rPr>
-        <w:t xml:space="preserve"> </w:t>
-      </w:r>
-    </w:p>
-    <w:p>
-      <w:pPr>
-        <w:pStyle w:val="Nadpis5"/>
-        <w:ind w:left="-5"/>
-        <w:rPr>
-          <w:lang w:val="ru-RU"/>
-        </w:rPr>
-      </w:pPr>
-      <w:bookmarkStart w:id="27" w:name="_Toc226488823"/>
-      <w:r>
-        <w:lastRenderedPageBreak/>
-        <w:t>1.</w:t>
-      </w:r>
-      <w:r>
-        <w:rPr>
-          <w:lang w:val="ru-RU"/>
-        </w:rPr>
-        <w:t>6</w:t>
-      </w:r>
-      <w:r>
-        <w:t>.</w:t>
-      </w:r>
-      <w:r>
-        <w:rPr>
-          <w:lang w:val="ru-RU"/>
-        </w:rPr>
-        <w:t>1</w:t>
-      </w:r>
-      <w:r>
-        <w:t xml:space="preserve"> </w:t>
-      </w:r>
-      <w:r>
-        <w:t>Microsoft Visual Studio</w:t>
-      </w:r>
-      <w:bookmarkEnd w:id="27"/>
-      <w:r>
-        <w:rPr>
-          <w:lang w:val="ru-RU"/>
-        </w:rPr>
-        <w:t xml:space="preserve"> </w:t>
-      </w:r>
-    </w:p>
-    <w:p>
-      <w:pPr>
-        <w:pStyle w:val="TextMain"/>
-        <w:rPr>
-          <w:lang w:val="ru-RU"/>
-        </w:rPr>
-      </w:pPr>
-      <w:r>
-        <w:t>Pro vývoj aplikace bylo využito integrované vývojové prostředí Microsoft Visual Studio. Jedná se o nástroj určený pro tvorbu aplikací na platformě .NET, který poskytuje prostředky pro psaní zdrojového kódu, správu projektové struktury, kompilaci, ladění i testování aplikace. Výhodou tohoto prostředí je zejména jeho komplexnost, díky níž lze většinu vývojových činností provádět v jednom sjednoceném rozhraní.</w:t>
-      </w:r>
-      <w:r>
-        <w:rPr>
-          <w:lang w:val="ru-RU"/>
-        </w:rPr>
-        <w:t xml:space="preserve"> </w:t>
-      </w:r>
-    </w:p>
-    <w:p>
-      <w:pPr>
-        <w:pStyle w:val="TextMain"/>
-        <w:rPr>
-          <w:lang w:val="ru-RU"/>
-        </w:rPr>
-      </w:pPr>
-      <w:r>
-        <w:t>Microsoft Visual Studio podporuje práci s jazykem C# a poskytuje funkce, které usnadňují orientaci ve zdrojovém kódu, odhalování chyb a průběžné ověřování správnosti implementace. Důležitou vlastností je také podpora správy externích balíčků a knihoven, které jsou v projektu využívány. Tím je zajištěna lepší přehlednost závislostí a snadnější správa použitých komponent.</w:t>
-      </w:r>
-      <w:r>
-        <w:rPr>
-          <w:lang w:val="ru-RU"/>
-        </w:rPr>
-        <w:t xml:space="preserve"> </w:t>
-      </w:r>
-    </w:p>
-    <w:p>
-      <w:pPr>
-        <w:pStyle w:val="TextMain"/>
-        <w:rPr>
-          <w:lang w:val="ru-RU"/>
-        </w:rPr>
-      </w:pPr>
-      <w:r>
-        <w:t>V kontextu této práce je Visual Studio vhodným nástrojem také proto, že podporuje vývoj desktopových aplikací na platformě .NET a umožňuje efektivní práci s více částmi projektu, například s logikou aplikace, datovou vrstvou i uživatelským rozhraním. Jeho využití tak přispívá k přehlednosti vývoje a k rychlejšímu ověřování navrženého řešení.</w:t>
-      </w:r>
-      <w:r>
-        <w:rPr>
-          <w:lang w:val="ru-RU"/>
-        </w:rPr>
-        <w:t xml:space="preserve"> </w:t>
-      </w:r>
-    </w:p>
-    <w:p>
-      <w:pPr>
-        <w:pStyle w:val="Nadpis5"/>
-        <w:ind w:left="-5"/>
-        <w:rPr>
-          <w:lang w:val="ru-RU"/>
-        </w:rPr>
-      </w:pPr>
-      <w:bookmarkStart w:id="28" w:name="_Toc226488824"/>
-      <w:r>
-        <w:t>1.</w:t>
-      </w:r>
-      <w:r>
-        <w:rPr>
-          <w:lang w:val="ru-RU"/>
-        </w:rPr>
-        <w:t>6</w:t>
-      </w:r>
-      <w:r>
-        <w:t>.</w:t>
-      </w:r>
-      <w:r>
-        <w:rPr>
-          <w:lang w:val="ru-RU"/>
-        </w:rPr>
-        <w:t>2</w:t>
-      </w:r>
-      <w:r>
-        <w:t xml:space="preserve"> </w:t>
-      </w:r>
-      <w:r>
-        <w:t>SQLiteStudio</w:t>
-      </w:r>
-      <w:bookmarkEnd w:id="28"/>
-      <w:r>
-        <w:rPr>
-          <w:lang w:val="ru-RU"/>
-        </w:rPr>
-        <w:t xml:space="preserve"> </w:t>
-      </w:r>
-    </w:p>
-    <w:p>
-      <w:pPr>
-        <w:pStyle w:val="TextMain"/>
-        <w:rPr>
-          <w:lang w:val="ru-RU"/>
-        </w:rPr>
-      </w:pPr>
-      <w:r>
-        <w:t>Pro práci s databází byl využit nástroj SQLiteStudio, který slouží ke správě a kontrole databázových souborů systému SQLite. Tento nástroj umožňuje přehledné zobrazení databázové struktury, práci s tabulkami, spouštění SQL dotazů a ověřování uložených dat mimo samotnou aplikaci.</w:t>
-      </w:r>
-      <w:r>
-        <w:rPr>
-          <w:lang w:val="ru-RU"/>
-        </w:rPr>
-        <w:t xml:space="preserve"> </w:t>
-      </w:r>
-    </w:p>
-    <w:p>
-      <w:pPr>
-        <w:pStyle w:val="TextMain"/>
-        <w:rPr>
-          <w:lang w:val="ru-RU"/>
-        </w:rPr>
-      </w:pPr>
-      <w:r>
-        <w:t>Význam SQLiteStudio spočívá především v tom, že usnadňuje kontrolu databázového schématu a obsahu databáze během vývoje. Díky tomu je možné jednoduše ověřovat správnost navržených tabulek, kontrolovat uložené záznamy a testovat databázové operace nezávisle na uživatelském rozhraní aplikace. Tento postup přispívá k lepší přehlednosti vývoje a usnadňuje identifikaci případných chyb při práci s daty.</w:t>
-      </w:r>
-      <w:r>
-        <w:rPr>
-          <w:lang w:val="ru-RU"/>
-        </w:rPr>
-        <w:t xml:space="preserve"> </w:t>
-      </w:r>
-    </w:p>
-    <w:p>
-      <w:pPr>
-        <w:pStyle w:val="TextMain"/>
-        <w:rPr>
-          <w:lang w:val="ru-RU"/>
-        </w:rPr>
-      </w:pPr>
-      <w:r>
-        <w:t>V rámci této práce představuje SQLiteStudio vhodný podpůrný nástroj zejména proto, že doplňuje hlavní vývojové prostředí o možnost přímé práce s databází. Tím usnadňuje nejen návrh a kontrolu datové vrstvy, ale také průběžné ověřování správného fungování celé aplikace.</w:t>
-      </w:r>
-      <w:r>
-        <w:rPr>
-          <w:lang w:val="ru-RU"/>
-        </w:rPr>
-        <w:t xml:space="preserve"> </w:t>
-      </w:r>
-    </w:p>
-    <w:p>
-      <w:pPr>
-        <w:pStyle w:val="Nadpis5"/>
-        <w:ind w:left="-5"/>
-        <w:rPr>
-          <w:lang w:val="ru-RU"/>
-        </w:rPr>
-      </w:pPr>
-      <w:bookmarkStart w:id="29" w:name="_Toc226488825"/>
-      <w:r>
-        <w:t>1.</w:t>
-      </w:r>
-      <w:r>
-        <w:rPr>
-          <w:lang w:val="ru-RU"/>
-        </w:rPr>
-        <w:t>6</w:t>
-      </w:r>
-      <w:r>
-        <w:t>.</w:t>
-      </w:r>
-      <w:r>
-        <w:rPr>
-          <w:lang w:val="ru-RU"/>
-        </w:rPr>
-        <w:t>3</w:t>
-      </w:r>
-      <w:r>
-        <w:t xml:space="preserve"> </w:t>
-      </w:r>
-      <w:r>
-        <w:t>Shrnutí vývojového prostředí a podpůrných nástrojů</w:t>
-      </w:r>
-      <w:bookmarkEnd w:id="29"/>
-      <w:r>
-        <w:rPr>
-          <w:lang w:val="ru-RU"/>
-        </w:rPr>
-        <w:t xml:space="preserve"> </w:t>
-      </w:r>
-    </w:p>
-    <w:p>
-      <w:pPr>
-        <w:pStyle w:val="TextMain"/>
-        <w:rPr>
-          <w:lang w:val="ru-RU"/>
-        </w:rPr>
-      </w:pPr>
-      <w:r>
-        <w:t xml:space="preserve">Zvolené vývojové prostředí a podpůrné nástroje vytvářejí vhodné podmínky pro realizaci navrženého softwarového řešení. Microsoft Visual Studio poskytuje komplexní prostředí pro implementaci, ladění a správu projektu, zatímco SQLiteStudio umožňuje efektivní kontrolu a </w:t>
-      </w:r>
-      <w:r>
-        <w:lastRenderedPageBreak/>
-        <w:t>správu databázové vrstvy. Jejich kombinace přispívá k přehlednosti vývoje, usnadňuje ověřování jednotlivých částí systému a podporuje stabilní realizaci aplikace.</w:t>
       </w:r>
       <w:r>
         <w:rPr>
@@ -11794,7 +11402,7 @@
                     <pic:cNvPicPr/>
                   </pic:nvPicPr>
                   <pic:blipFill>
-                    <a:blip r:embed="rId15"/>
+                    <a:blip r:embed="rId18"/>
                     <a:stretch>
                       <a:fillRect/>
                     </a:stretch>
@@ -12200,7 +11808,7 @@
                     <pic:cNvPicPr/>
                   </pic:nvPicPr>
                   <pic:blipFill>
-                    <a:blip r:embed="rId16"/>
+                    <a:blip r:embed="rId19"/>
                     <a:stretch>
                       <a:fillRect/>
                     </a:stretch>
@@ -12513,7 +12121,7 @@
                     <pic:cNvPicPr/>
                   </pic:nvPicPr>
                   <pic:blipFill>
-                    <a:blip r:embed="rId17"/>
+                    <a:blip r:embed="rId20"/>
                     <a:stretch>
                       <a:fillRect/>
                     </a:stretch>
@@ -12723,7 +12331,7 @@
                     <pic:cNvPicPr/>
                   </pic:nvPicPr>
                   <pic:blipFill>
-                    <a:blip r:embed="rId18"/>
+                    <a:blip r:embed="rId21"/>
                     <a:stretch>
                       <a:fillRect/>
                     </a:stretch>
@@ -12867,7 +12475,7 @@
                     <pic:cNvPicPr/>
                   </pic:nvPicPr>
                   <pic:blipFill>
-                    <a:blip r:embed="rId19"/>
+                    <a:blip r:embed="rId22"/>
                     <a:stretch>
                       <a:fillRect/>
                     </a:stretch>
@@ -13017,7 +12625,7 @@
                     <pic:cNvPicPr/>
                   </pic:nvPicPr>
                   <pic:blipFill>
-                    <a:blip r:embed="rId20"/>
+                    <a:blip r:embed="rId23"/>
                     <a:stretch>
                       <a:fillRect/>
                     </a:stretch>
@@ -13162,7 +12770,7 @@
                     <pic:cNvPicPr/>
                   </pic:nvPicPr>
                   <pic:blipFill>
-                    <a:blip r:embed="rId21"/>
+                    <a:blip r:embed="rId24"/>
                     <a:stretch>
                       <a:fillRect/>
                     </a:stretch>
@@ -13320,7 +12928,7 @@
                     <pic:cNvPicPr/>
                   </pic:nvPicPr>
                   <pic:blipFill>
-                    <a:blip r:embed="rId22"/>
+                    <a:blip r:embed="rId25"/>
                     <a:stretch>
                       <a:fillRect/>
                     </a:stretch>
@@ -13465,7 +13073,7 @@
                     <pic:cNvPicPr/>
                   </pic:nvPicPr>
                   <pic:blipFill>
-                    <a:blip r:embed="rId23"/>
+                    <a:blip r:embed="rId26"/>
                     <a:stretch>
                       <a:fillRect/>
                     </a:stretch>
@@ -13726,13 +13334,7 @@
         <w:pStyle w:val="TextMain"/>
       </w:pPr>
       <w:r>
-        <w:t xml:space="preserve">Rozhraní je členěno tak, aby uživatel mohl snadno přecházet mezi správou událostí, nastavením pracovního režimu a náhledem výsledných výstupů. Součástí návrhu bylo také zajištění návaznosti mezi jednotlivými pohledy, aby aplikace působila jako jeden ucelený </w:t>
-      </w:r>
-      <w:r>
-        <w:t>systém,</w:t>
-      </w:r>
-      <w:r>
-        <w:t xml:space="preserve"> a ne jako soubor oddělených oken. Významnou roli hraje také vizuální prezentace dat, která umožňuje zobrazit evidenci pracovní doby v denním, týdenním a měsíčním pohledu</w:t>
+        <w:t>Rozhraní je členěno tak, aby uživatel mohl snadno přecházet mezi správou událostí, nastavením pracovního režimu a náhledem výsledných výstupů. Součástí návrhu bylo také zajištění návaznosti mezi jednotlivými pohledy, aby aplikace působila jako jeden ucelený systém, a ne jako soubor oddělených oken. Významnou roli hraje také vizuální prezentace dat, která umožňuje zobrazit evidenci pracovní doby v denním, týdenním a měsíčním pohledu</w:t>
       </w:r>
       <w:r>
         <w:t>.</w:t>
@@ -13853,7 +13455,7 @@
                     <pic:cNvPicPr/>
                   </pic:nvPicPr>
                   <pic:blipFill>
-                    <a:blip r:embed="rId24"/>
+                    <a:blip r:embed="rId27"/>
                     <a:stretch>
                       <a:fillRect/>
                     </a:stretch>
@@ -13964,7 +13566,7 @@
                     <pic:cNvPicPr/>
                   </pic:nvPicPr>
                   <pic:blipFill>
-                    <a:blip r:embed="rId25"/>
+                    <a:blip r:embed="rId28"/>
                     <a:stretch>
                       <a:fillRect/>
                     </a:stretch>
@@ -14132,7 +13734,7 @@
                     <pic:cNvPicPr/>
                   </pic:nvPicPr>
                   <pic:blipFill>
-                    <a:blip r:embed="rId26"/>
+                    <a:blip r:embed="rId29"/>
                     <a:stretch>
                       <a:fillRect/>
                     </a:stretch>
@@ -14297,7 +13899,7 @@
                     <pic:cNvPicPr/>
                   </pic:nvPicPr>
                   <pic:blipFill>
-                    <a:blip r:embed="rId27"/>
+                    <a:blip r:embed="rId30"/>
                     <a:stretch>
                       <a:fillRect/>
                     </a:stretch>
@@ -14453,7 +14055,7 @@
                     <pic:cNvPicPr/>
                   </pic:nvPicPr>
                   <pic:blipFill>
-                    <a:blip r:embed="rId28"/>
+                    <a:blip r:embed="rId31"/>
                     <a:stretch>
                       <a:fillRect/>
                     </a:stretch>
@@ -14594,7 +14196,7 @@
                     <pic:cNvPicPr/>
                   </pic:nvPicPr>
                   <pic:blipFill>
-                    <a:blip r:embed="rId29"/>
+                    <a:blip r:embed="rId32"/>
                     <a:stretch>
                       <a:fillRect/>
                     </a:stretch>
@@ -14752,7 +14354,7 @@
                     <pic:cNvPicPr/>
                   </pic:nvPicPr>
                   <pic:blipFill>
-                    <a:blip r:embed="rId30"/>
+                    <a:blip r:embed="rId33"/>
                     <a:stretch>
                       <a:fillRect/>
                     </a:stretch>
@@ -14891,7 +14493,7 @@
                     <pic:cNvPicPr/>
                   </pic:nvPicPr>
                   <pic:blipFill>
-                    <a:blip r:embed="rId31"/>
+                    <a:blip r:embed="rId34"/>
                     <a:stretch>
                       <a:fillRect/>
                     </a:stretch>
@@ -15030,7 +14632,7 @@
                     <pic:cNvPicPr/>
                   </pic:nvPicPr>
                   <pic:blipFill>
-                    <a:blip r:embed="rId32"/>
+                    <a:blip r:embed="rId35"/>
                     <a:stretch>
                       <a:fillRect/>
                     </a:stretch>
@@ -15272,7 +14874,7 @@
         <w:pStyle w:val="TextMain"/>
       </w:pPr>
       <w:r>
-        <w:t>Algoritmus vyrovnávání hodin slouží k tomu, aby evidence pracovní doby odpovídala požadovanému pracovnímu fondu a současně respektovala pravidla, podle nichž mají být zachovány ručně zadané události. Jeho hlavním cílem je dosáhnout vyrovnání pracovní doby v rámci dne, týdne a měsíce, aniž by docházelo k neodůvodněným zásahům do uživatelem zadaných záznamů.</w:t>
+        <w:t>Algoritmus vyrovnávání hodin slouží k tomu, aby evidence pracovní doby odpovídala požadovanému pracovnímu fondu a současně zachovávala ručně zadané události. Jeho hlavním cílem je upravovat pouze ty části evidence, které byly vytvořeny automaticky, a tím dosáhnout vyrovnání přebytků a deficitů pracovní doby bez neodůvodněných zásahů do uživatelských záznamů. Výpočet je prováděn v pětiminutovém kvantu, což zajišťuje jednotný a předvídatelný způsob úprav.</w:t>
       </w:r>
     </w:p>
     <w:p>
@@ -15280,7 +14882,7 @@
         <w:pStyle w:val="TextMain"/>
       </w:pPr>
       <w:r>
-        <w:t>Základním principem algoritmu je rozlišení mezi ručními a automaticky generovanými událostmi. Ručně zadané události představují pevné vstupní údaje, které zůstávají zachovány, zatímco automaticky vytvářené pracovní bloky lze upravovat tak, aby bylo dosaženo požadovaného výsledku. Tím je zajištěno, že aplikace zasahuje pouze do těch částí evidence, které jsou určeny k automatickému zpracování.</w:t>
+        <w:t>Vyrovnávání může být spuštěno pro konkrétní týden, kalendářní měsíc nebo pro rozsah dnů, které byly změněny například po importu dat nebo po úpravě událostí. Nejprve jsou určeny pracovní dny daného rozsahu, přičemž se vylučují víkendy a státní svátky. Pokud se zpracovávaný rozsah dotýká neúplných týdnů na začátku nebo na konci měsíce, algoritmus do výpočtu zahrnuje také související hraniční dny tak, aby bylo zachováno korektní měsíční vyrovnání.</w:t>
       </w:r>
     </w:p>
     <w:p>
@@ -15288,7 +14890,7 @@
         <w:pStyle w:val="TextMain"/>
       </w:pPr>
       <w:r>
-        <w:t>Vyrovnávání probíhá na úrovni kalendářního měsíce. Nejprve jsou určeny pracovní dny příslušného období, přičemž se zohledňují víkendy a státní svátky. Následně jsou tyto dny rozděleny do jednotlivých týdnů a každý týden je zpracován samostatně. Pokud se na začátku a na konci měsíce nacházejí neúplné týdny, algoritmus je může posuzovat společně, aby bylo dosaženo správného měsíčního vyrovnání. Po zpracování všech týdnů následuje dodatečná normalizace měsíce, která slouží k odstranění drobných odchylek.</w:t>
+        <w:t>Základní zpracování probíhá na úrovni týdne. Pro každý den jsou nejprve vypočteny pracovní metriky, zejména přebytek a deficit odpracovaného času, a dále se určuje, zda je možné automaticky zkracovat nebo prodlužovat pracovní bloky na začátku a na konci dne. Současně se vyhodnocuje, zda se jedná o takzvaný zamčený den, tedy den, jehož okraje jsou tvořeny ručně zadanými pracovními událostmi. U takového dne nelze přebytek odstranit přímým zkrácením okrajových automatických bloků, a proto je nutné použít jiný způsob vyrovnání.</w:t>
       </w:r>
     </w:p>
     <w:p>
@@ -15296,11 +14898,8 @@
         <w:pStyle w:val="TextMain"/>
       </w:pPr>
       <w:r>
-        <w:t xml:space="preserve">Pro jednotlivé dny jsou vypočítávány pracovní metriky, které rozlišují skutečně započítávanou práci a zvláštní typy nepřítomnosti nebo jiných uznávaných stavů. Na základě těchto metrik se pro každý den určuje, zda vykazuje deficit, nebo naopak přebytek odpracovaného času. Pokud </w:t>
-      </w:r>
-      <w:r>
         <w:lastRenderedPageBreak/>
-        <w:t>je v některém dni vykázán přesah, algoritmus se jej nejprve pokouší odstranit v rámci téhož dne zkrácením automatických bloků na jeho začátku nebo na konci. Pokud jsou okraje dne tvořeny ručními událostmi a den je tak z hlediska automatických úprav uzamčen, může být přebytek přenesen do jiných dnů stejného týdne, které takovou úpravu umožňují.</w:t>
+        <w:t>Před samotným vyrovnáváním algoritmus nejprve vrací dříve provedené pomocné úpravy, pokud již neodpovídají aktuálnímu stavu dat. Tato fáze zahrnuje zejména vrácení dříve přenesených minut mezi dny a obnovení minut uložených v pomocném fondu zkrácení automatických bloků. Tím je zajištěno, že každé nové spuštění algoritmu vychází z konzistentního stavu a že předchozí zásahy nejsou bezdůvodně kumulovány.</w:t>
       </w:r>
     </w:p>
     <w:p>
@@ -15308,7 +14907,7 @@
         <w:pStyle w:val="TextMain"/>
       </w:pPr>
       <w:r>
-        <w:t>Dalším úkolem algoritmu je párování dnů s přebytkem a dnů s deficitem. Pokud to situace dovoluje, jsou automatické pracovní bloky v některých dnech zkracovány a v jiných naopak prodlužovány tak, aby bylo dosaženo týdenního vyrovnání. Tyto úpravy jsou prováděny s ohledem na zachování konzistence denního rozvrhu a na správné umístění přestávky na oběd.</w:t>
+        <w:t>Po této přípravné fázi algoritmus vyhodnotí celkové týdenní saldo. Pokud v rámci týdne převažuje přebytek hodin, snaží se jej nejprve odstranit zkracováním automaticky generovaných bloků na okrajích jednotlivých dnů. Úpravy jsou prováděny po menších krocích a s ohledem na rovnoměrnost zásahu do začátku a konce dne. Minuty odebrané tímto způsobem jsou evidovány, aby je bylo možné v případě potřeby později znovu vrátit. Pokud přebytek vzniká v zamčeném dni, algoritmus se jej pokouší vyrovnat nepřímo tak, že zkrátí automatické bloky v jiných dnech stejného týdne, které takovou úpravu umožňují. Tím vzniká řízený přenos minut mezi dny při zachování celkového týdenního salda.</w:t>
       </w:r>
     </w:p>
     <w:p>
@@ -15316,7 +14915,7 @@
         <w:pStyle w:val="TextMain"/>
       </w:pPr>
       <w:r>
-        <w:t>Samostatnou část algoritmu tvoří práce s obědovou přestávkou. Po každé významnější změně časových hranic dne je nutné ověřit, zda přestávka leží uvnitř pracovního okna a zda nekoliduje s ostatními událostmi. Pokud tomu tak není, algoritmus se pokouší nalézt nové vhodné umístění přestávky, případně ji vymezit uvnitř automaticky generovaných pracovních bloků.</w:t>
+        <w:t>Pokud naopak v týdnu převažuje deficit hodin, algoritmus se pokouší tento nedostatek doplnit prodloužením automatických pracovních bloků na začátku nebo na konci dne. Volba směru prodloužení závisí na skutečné volné kapacitě dne a na rozložení existujících událostí. Cílem není pouze mechanicky doplnit chybějící čas, ale zároveň zachovat přirozené časové uspořádání dne a nepřekračovat jeho reálně dostupné hranice.</w:t>
       </w:r>
     </w:p>
     <w:p>
@@ -15324,7 +14923,7 @@
         <w:pStyle w:val="TextMain"/>
       </w:pPr>
       <w:r>
-        <w:t>Výsledkem algoritmu je taková podoba evidence pracovní doby, která respektuje ručně zadané události, upravuje pouze automaticky generované části dne a současně zachovává správné časové uspořádání včetně přestávky na oběd. Výhodou tohoto přístupu je předvídatelnost výsledku a možnost opakovaného spuštění nad stejnými daty bez vzniku nekonzistentních změn.</w:t>
+        <w:t>Samostatnou část algoritmu tvoří správa obědové přestávky. Po každé významnější změně časových hranic dne jsou aktualizována denní nastavení příchodu, odchodu a oběda. Algoritmus kontroluje, zda oběd leží uvnitř pracovního okna, zda nekoliduje s ostatními událostmi a zda odpovídá délce pracovního dne. Podle celkové délky dne může být vyžadována žádná, jedna nebo dvě obědové přestávky. Pokud je to nutné, algoritmus neplatné automatické obědy odstraní, chybějící doplní a automaticky generované pracovní bloky kolem oběda rozdělí tak, aby nedocházelo k překryvu.</w:t>
       </w:r>
     </w:p>
     <w:p>
@@ -15332,21 +14931,34 @@
         <w:pStyle w:val="TextMain"/>
       </w:pPr>
       <w:r>
-        <w:t xml:space="preserve">Pro větší přehlednost je logika algoritmu znázorněna na blokovém diagramu uvedeném na </w:t>
+        <w:t>Jedno spuštění vyrovnání obvykle nepředstavuje pouze jediný průchod. Celý proces je proto organizován jako krátká stabilizační pipeline, která může být opakována v několika po sobě jdoucích průchodech. Po každém průchodu se vyhodnocuje aktuální stav celého zpracovávaného rozsahu. Pro jeho porovnání se vytváří otisk založený na uspořádání událostí, denních nastavení a pomocných záznamů o přenosech a zkráceních. Pokud se stav v dalším průchodu již nemění, je algoritmus považován za stabilizovaný a vyrovnávání se ukončí.</w:t>
+      </w:r>
+    </w:p>
+    <w:p>
+      <w:pPr>
+        <w:pStyle w:val="TextMain"/>
+      </w:pPr>
+      <w:r>
+        <w:lastRenderedPageBreak/>
+        <w:t>Po týdenním vyrovnání následuje ještě dodatečná měsíční normalizace. Ta slouží především k odstranění drobných odchylek v jednotlivých dnech, k doplnění chybějící práce v případech, kdy to konfigurace dne umožňuje, a ke konečné kontrole správného umístění obědové přestávky. Výsledkem celého procesu je taková podoba evidence pracovní doby, která respektuje ruční zásahy uživatele, upravuje pouze automaticky generované části dne, zachovává konzistentní denní nastavení a umožňuje opakované spuštění bez vzniku nekonzistentních změn.</w:t>
+      </w:r>
+    </w:p>
+    <w:p>
+      <w:pPr>
+        <w:pStyle w:val="TextMain"/>
+      </w:pPr>
+      <w:r>
+        <w:t>Pro větší přehlednost je logika algoritmu znázorněna na blokovém diagramu uvedeném na</w:t>
+      </w:r>
+      <w:r>
+        <w:t xml:space="preserve"> </w:t>
       </w:r>
       <w:r>
         <w:rPr>
           <w:i/>
           <w:iCs/>
         </w:rPr>
-        <w:t>obrázku 22</w:t>
-      </w:r>
-      <w:r>
-        <w:rPr>
-          <w:i/>
-          <w:iCs/>
-        </w:rPr>
-        <w:t>.</w:t>
+        <w:t>obrázku 22.</w:t>
       </w:r>
       <w:r>
         <w:t xml:space="preserve"> </w:t>
@@ -15368,10 +14980,10 @@
         </w:rPr>
         <w:lastRenderedPageBreak/>
         <w:drawing>
-          <wp:inline distT="0" distB="0" distL="0" distR="0" wp14:anchorId="6FB08580" wp14:editId="3C48AD21">
-            <wp:extent cx="2809240" cy="8931275"/>
-            <wp:effectExtent l="0" t="0" r="0" b="3175"/>
-            <wp:docPr id="566920915" name="Obrázek 2"/>
+          <wp:inline distT="0" distB="0" distL="0" distR="0" wp14:anchorId="04C06F33" wp14:editId="53FB407E">
+            <wp:extent cx="2927985" cy="8932545"/>
+            <wp:effectExtent l="0" t="0" r="5715" b="1905"/>
+            <wp:docPr id="1357244675" name="Obrázek 3"/>
             <wp:cNvGraphicFramePr>
               <a:graphicFrameLocks xmlns:a="http://schemas.openxmlformats.org/drawingml/2006/main" noChangeAspect="1"/>
             </wp:cNvGraphicFramePr>
@@ -15379,29 +14991,36 @@
               <a:graphicData uri="http://schemas.openxmlformats.org/drawingml/2006/picture">
                 <pic:pic xmlns:pic="http://schemas.openxmlformats.org/drawingml/2006/picture">
                   <pic:nvPicPr>
-                    <pic:cNvPr id="566920915" name="Obrázek 566920915"/>
-                    <pic:cNvPicPr/>
+                    <pic:cNvPr id="0" name="Picture 11"/>
+                    <pic:cNvPicPr>
+                      <a:picLocks noChangeAspect="1" noChangeArrowheads="1"/>
+                    </pic:cNvPicPr>
                   </pic:nvPicPr>
                   <pic:blipFill>
-                    <a:blip r:embed="rId33" cstate="print">
+                    <a:blip r:embed="rId36" cstate="print">
                       <a:extLst>
                         <a:ext uri="{28A0092B-C50C-407E-A947-70E740481C1C}">
                           <a14:useLocalDpi xmlns:a14="http://schemas.microsoft.com/office/drawing/2010/main" val="0"/>
                         </a:ext>
                       </a:extLst>
                     </a:blip>
+                    <a:srcRect/>
                     <a:stretch>
                       <a:fillRect/>
                     </a:stretch>
                   </pic:blipFill>
-                  <pic:spPr>
+                  <pic:spPr bwMode="auto">
                     <a:xfrm>
                       <a:off x="0" y="0"/>
-                      <a:ext cx="2809240" cy="8931275"/>
+                      <a:ext cx="2927985" cy="8932545"/>
                     </a:xfrm>
                     <a:prstGeom prst="rect">
                       <a:avLst/>
                     </a:prstGeom>
+                    <a:noFill/>
+                    <a:ln>
+                      <a:noFill/>
+                    </a:ln>
                   </pic:spPr>
                 </pic:pic>
               </a:graphicData>
@@ -15603,7 +15222,7 @@
                     <pic:cNvPicPr/>
                   </pic:nvPicPr>
                   <pic:blipFill>
-                    <a:blip r:embed="rId34" cstate="print">
+                    <a:blip r:embed="rId37" cstate="print">
                       <a:extLst>
                         <a:ext uri="{28A0092B-C50C-407E-A947-70E740481C1C}">
                           <a14:useLocalDpi xmlns:a14="http://schemas.microsoft.com/office/drawing/2010/main" val="0"/>
@@ -15716,13 +15335,7 @@
         </w:rPr>
       </w:pPr>
       <w:r>
-        <w:t xml:space="preserve">Tato kapitola se zaměřuje na ověření funkčnosti vytvořené aplikace. Cílem testování bylo zjistit, zda aplikace správně podporuje celý pracovní postup, tedy import rozvrhu z externího souboru, následné zpracování a vyrovnání pracovní doby podle pravidel evidence pracovní </w:t>
-      </w:r>
-      <w:r>
-        <w:t>doby,</w:t>
-      </w:r>
-      <w:r>
-        <w:t xml:space="preserve"> a nakonec vytvoření výsledného výstupu ve formátu PDF. Současně bylo ověřováno, zda aplikace </w:t>
+        <w:t xml:space="preserve">Tato kapitola se zaměřuje na ověření funkčnosti vytvořené aplikace. Cílem testování bylo zjistit, zda aplikace správně podporuje celý pracovní postup, tedy import rozvrhu z externího souboru, následné zpracování a vyrovnání pracovní doby podle pravidel evidence pracovní doby, a nakonec vytvoření výsledného výstupu ve formátu PDF. Současně bylo ověřováno, zda aplikace </w:t>
       </w:r>
       <w:r>
         <w:lastRenderedPageBreak/>
@@ -16126,10 +15739,7 @@
         <w:pStyle w:val="TextMain"/>
       </w:pPr>
       <w:r>
-        <w:t>Poslední skupina testů byla věnována exportu, výkonu a použitelnosti. Byla ověřována správnost PDF výstupu, rychlost importu a exportu, chování aplikace při zvětšeném měřítku uživatelského rozhraní, reakce na pokus o ukládání do chráněné složky a také stabilita aplikace při opakovaném importu stejného souboru. Součástí této části bylo rovněž ověření, že aplikace zachovává správné chování i při delších operacích a že uživatelské rozhraní zůstává dostatečně responzivní</w:t>
-      </w:r>
-      <w:r>
-        <w:t xml:space="preserve">. </w:t>
+        <w:t xml:space="preserve">Poslední skupina testů byla věnována exportu, výkonu a použitelnosti. Byla ověřována správnost PDF výstupu, rychlost importu a exportu, chování aplikace při zvětšeném měřítku uživatelského rozhraní, reakce na pokus o ukládání do chráněné složky a také stabilita aplikace při opakovaném importu stejného souboru. Součástí této části bylo rovněž ověření, že aplikace zachovává správné chování i při delších operacích a že uživatelské rozhraní zůstává dostatečně responzivní. </w:t>
       </w:r>
     </w:p>
     <w:p>
@@ -20742,21 +20352,7 @@
               <w:rPr>
                 <w:lang w:val="ru-RU"/>
               </w:rPr>
-              <w:t xml:space="preserve"> </w:t>
-            </w:r>
-            <w:proofErr w:type="spellStart"/>
-            <w:r>
-              <w:rPr>
-                <w:lang w:val="ru-RU"/>
-              </w:rPr>
-              <w:t>ke</w:t>
-            </w:r>
-            <w:proofErr w:type="spellEnd"/>
-            <w:r>
-              <w:rPr>
-                <w:lang w:val="ru-RU"/>
-              </w:rPr>
-              <w:t xml:space="preserve"> </w:t>
+              <w:t xml:space="preserve"> ke </w:t>
             </w:r>
             <w:proofErr w:type="spellStart"/>
             <w:r>
@@ -20890,10 +20486,7 @@
         <w:pStyle w:val="TextMain"/>
       </w:pPr>
       <w:r>
-        <w:t>Z výsledků testování lze uzavřít, že aplikace splňuje stanovené požadavky a je použitelná pro praktickou práci s evidencí pracovní doby. Testy současně potvrdily správnost hlavních algoritmů, stabilitu uživatelského rozhraní a konzistenci výsledných výstupů</w:t>
-      </w:r>
-      <w:r>
-        <w:t xml:space="preserve">. </w:t>
+        <w:t xml:space="preserve">Z výsledků testování lze uzavřít, že aplikace splňuje stanovené požadavky a je použitelná pro praktickou práci s evidencí pracovní doby. Testy současně potvrdily správnost hlavních algoritmů, stabilitu uživatelského rozhraní a konzistenci výsledných výstupů. </w:t>
       </w:r>
     </w:p>
     <w:p>
@@ -21050,16 +20643,8 @@
         <w:rPr>
           <w:i/>
         </w:rPr>
-        <w:t xml:space="preserve">A tour of the C# </w:t>
-      </w:r>
-      <w:proofErr w:type="spellStart"/>
-      <w:r>
-        <w:rPr>
-          <w:i/>
-        </w:rPr>
-        <w:t>language</w:t>
-      </w:r>
-      <w:proofErr w:type="spellEnd"/>
+        <w:t>A tour of the C# language</w:t>
+      </w:r>
       <w:r>
         <w:t xml:space="preserve">. In: </w:t>
       </w:r>
@@ -21072,7 +20657,7 @@
       <w:r>
         <w:t xml:space="preserve"> [online]. Microsoft, 2025 [cit. 2025-08-24]. Dostupné z: </w:t>
       </w:r>
-      <w:hyperlink r:id="rId35">
+      <w:hyperlink r:id="rId38">
         <w:r>
           <w:rPr>
             <w:color w:val="0000FF"/>
@@ -21081,8 +20666,8 @@
           <w:t>https://learn.microsoft.com/cs</w:t>
         </w:r>
       </w:hyperlink>
-      <w:hyperlink r:id="rId36"/>
-      <w:hyperlink r:id="rId37">
+      <w:hyperlink r:id="rId39"/>
+      <w:hyperlink r:id="rId40">
         <w:r>
           <w:rPr>
             <w:color w:val="0000FF"/>
@@ -21091,7 +20676,7 @@
           <w:t>cz/dotnet/csharp/tour</w:t>
         </w:r>
       </w:hyperlink>
-      <w:hyperlink r:id="rId38">
+      <w:hyperlink r:id="rId41">
         <w:r>
           <w:rPr>
             <w:color w:val="0000FF"/>
@@ -21100,7 +20685,7 @@
           <w:t>-</w:t>
         </w:r>
       </w:hyperlink>
-      <w:hyperlink r:id="rId39">
+      <w:hyperlink r:id="rId42">
         <w:r>
           <w:rPr>
             <w:color w:val="0000FF"/>
@@ -21109,7 +20694,7 @@
           <w:t>of</w:t>
         </w:r>
       </w:hyperlink>
-      <w:hyperlink r:id="rId40">
+      <w:hyperlink r:id="rId43">
         <w:r>
           <w:rPr>
             <w:color w:val="0000FF"/>
@@ -21118,7 +20703,7 @@
           <w:t>-</w:t>
         </w:r>
       </w:hyperlink>
-      <w:hyperlink r:id="rId41">
+      <w:hyperlink r:id="rId44">
         <w:r>
           <w:rPr>
             <w:color w:val="0000FF"/>
@@ -21127,7 +20712,7 @@
           <w:t>csharp/overview</w:t>
         </w:r>
       </w:hyperlink>
-      <w:hyperlink r:id="rId42">
+      <w:hyperlink r:id="rId45">
         <w:r>
           <w:t xml:space="preserve"> </w:t>
         </w:r>
@@ -21155,54 +20740,10 @@
         <w:rPr>
           <w:i/>
         </w:rPr>
-        <w:t xml:space="preserve">.NET – Build </w:t>
-      </w:r>
-      <w:proofErr w:type="spellStart"/>
-      <w:r>
-        <w:rPr>
-          <w:i/>
-        </w:rPr>
-        <w:t>modern</w:t>
-      </w:r>
-      <w:proofErr w:type="spellEnd"/>
-      <w:r>
-        <w:rPr>
-          <w:i/>
-        </w:rPr>
-        <w:t xml:space="preserve"> </w:t>
-      </w:r>
-      <w:proofErr w:type="spellStart"/>
-      <w:r>
-        <w:rPr>
-          <w:i/>
-        </w:rPr>
-        <w:t>apps</w:t>
-      </w:r>
-      <w:proofErr w:type="spellEnd"/>
-      <w:r>
-        <w:rPr>
-          <w:i/>
-        </w:rPr>
-        <w:t xml:space="preserve"> and </w:t>
-      </w:r>
-      <w:proofErr w:type="spellStart"/>
-      <w:r>
-        <w:rPr>
-          <w:i/>
-        </w:rPr>
-        <w:t>services</w:t>
-      </w:r>
-      <w:proofErr w:type="spellEnd"/>
-      <w:r>
-        <w:t xml:space="preserve"> (úvod, </w:t>
-      </w:r>
-      <w:proofErr w:type="spellStart"/>
-      <w:r>
-        <w:t>multiplatformnost</w:t>
-      </w:r>
-      <w:proofErr w:type="spellEnd"/>
-      <w:r>
-        <w:t xml:space="preserve">). In: </w:t>
+        <w:t>.NET – Build modern apps and services</w:t>
+      </w:r>
+      <w:r>
+        <w:t xml:space="preserve"> (úvod, multiplatformnost). In: </w:t>
       </w:r>
       <w:r>
         <w:rPr>
@@ -21213,7 +20754,7 @@
       <w:r>
         <w:t xml:space="preserve"> [online]. Microsoft, 2025 [cit. 2025-08-24]. Dostupné z: </w:t>
       </w:r>
-      <w:hyperlink r:id="rId43">
+      <w:hyperlink r:id="rId46">
         <w:r>
           <w:rPr>
             <w:color w:val="0000FF"/>
@@ -21222,7 +20763,7 @@
           <w:t>https://dotnet.microsoft.com/en</w:t>
         </w:r>
       </w:hyperlink>
-      <w:hyperlink r:id="rId44">
+      <w:hyperlink r:id="rId47">
         <w:r>
           <w:rPr>
             <w:color w:val="0000FF"/>
@@ -21231,7 +20772,7 @@
           <w:t>-</w:t>
         </w:r>
       </w:hyperlink>
-      <w:hyperlink r:id="rId45">
+      <w:hyperlink r:id="rId48">
         <w:r>
           <w:rPr>
             <w:color w:val="0000FF"/>
@@ -21240,7 +20781,7 @@
           <w:t>us/</w:t>
         </w:r>
       </w:hyperlink>
-      <w:hyperlink r:id="rId46">
+      <w:hyperlink r:id="rId49">
         <w:r>
           <w:t xml:space="preserve"> </w:t>
         </w:r>
@@ -21268,16 +20809,8 @@
         <w:rPr>
           <w:i/>
         </w:rPr>
-        <w:t xml:space="preserve">The MVVM </w:t>
-      </w:r>
-      <w:proofErr w:type="spellStart"/>
-      <w:r>
-        <w:rPr>
-          <w:i/>
-        </w:rPr>
-        <w:t>Pattern</w:t>
-      </w:r>
-      <w:proofErr w:type="spellEnd"/>
+        <w:t>The MVVM Pattern</w:t>
+      </w:r>
       <w:r>
         <w:t xml:space="preserve">. In: </w:t>
       </w:r>
@@ -21290,7 +20823,7 @@
       <w:r>
         <w:t xml:space="preserve"> [online]. Avalonia, 2025 [cit. 2025-08-24]. Dostupné z: </w:t>
       </w:r>
-      <w:hyperlink r:id="rId47">
+      <w:hyperlink r:id="rId50">
         <w:r>
           <w:rPr>
             <w:color w:val="0000FF"/>
@@ -21299,7 +20832,7 @@
           <w:t>https://docs.avaloniaui.net/docs/concepts/the</w:t>
         </w:r>
       </w:hyperlink>
-      <w:hyperlink r:id="rId48">
+      <w:hyperlink r:id="rId51">
         <w:r>
           <w:rPr>
             <w:color w:val="0000FF"/>
@@ -21308,7 +20841,7 @@
           <w:t>-</w:t>
         </w:r>
       </w:hyperlink>
-      <w:hyperlink r:id="rId49">
+      <w:hyperlink r:id="rId52">
         <w:r>
           <w:rPr>
             <w:color w:val="0000FF"/>
@@ -21317,8 +20850,8 @@
           <w:t>mvvm</w:t>
         </w:r>
       </w:hyperlink>
-      <w:hyperlink r:id="rId50"/>
-      <w:hyperlink r:id="rId51">
+      <w:hyperlink r:id="rId53"/>
+      <w:hyperlink r:id="rId54">
         <w:r>
           <w:rPr>
             <w:color w:val="0000FF"/>
@@ -21327,7 +20860,7 @@
           <w:t>pattern/</w:t>
         </w:r>
       </w:hyperlink>
-      <w:hyperlink r:id="rId52">
+      <w:hyperlink r:id="rId55">
         <w:r>
           <w:t xml:space="preserve"> </w:t>
         </w:r>
@@ -21351,28 +20884,12 @@
       <w:r>
         <w:t xml:space="preserve">, 2025. </w:t>
       </w:r>
-      <w:proofErr w:type="spellStart"/>
       <w:r>
         <w:rPr>
           <w:i/>
         </w:rPr>
-        <w:t>Getting</w:t>
-      </w:r>
-      <w:proofErr w:type="spellEnd"/>
-      <w:r>
-        <w:rPr>
-          <w:i/>
-        </w:rPr>
-        <w:t xml:space="preserve"> </w:t>
-      </w:r>
-      <w:proofErr w:type="spellStart"/>
-      <w:r>
-        <w:rPr>
-          <w:i/>
-        </w:rPr>
-        <w:t>Started</w:t>
-      </w:r>
-      <w:proofErr w:type="spellEnd"/>
+        <w:t>Getting Started</w:t>
+      </w:r>
       <w:r>
         <w:t xml:space="preserve">. In: </w:t>
       </w:r>
@@ -21385,7 +20902,7 @@
       <w:r>
         <w:t xml:space="preserve"> [online]. ReactiveUI, 2025 [cit. 2025-08-24]. Dostupné z: </w:t>
       </w:r>
-      <w:hyperlink r:id="rId53">
+      <w:hyperlink r:id="rId56">
         <w:r>
           <w:rPr>
             <w:color w:val="0000FF"/>
@@ -21394,8 +20911,8 @@
           <w:t>https://www.reactiveui.net/docs/getting</w:t>
         </w:r>
       </w:hyperlink>
-      <w:hyperlink r:id="rId54"/>
-      <w:hyperlink r:id="rId55">
+      <w:hyperlink r:id="rId57"/>
+      <w:hyperlink r:id="rId58">
         <w:r>
           <w:rPr>
             <w:color w:val="0000FF"/>
@@ -21404,7 +20921,7 @@
           <w:t>started/</w:t>
         </w:r>
       </w:hyperlink>
-      <w:hyperlink r:id="rId56">
+      <w:hyperlink r:id="rId59">
         <w:r>
           <w:t xml:space="preserve"> </w:t>
         </w:r>
@@ -21432,21 +20949,7 @@
         <w:rPr>
           <w:i/>
         </w:rPr>
-        <w:t xml:space="preserve">SQL As </w:t>
-      </w:r>
-      <w:proofErr w:type="spellStart"/>
-      <w:r>
-        <w:rPr>
-          <w:i/>
-        </w:rPr>
-        <w:t>Understood</w:t>
-      </w:r>
-      <w:proofErr w:type="spellEnd"/>
-      <w:r>
-        <w:rPr>
-          <w:i/>
-        </w:rPr>
-        <w:t xml:space="preserve"> By SQLite</w:t>
+        <w:t>SQL As Understood By SQLite</w:t>
       </w:r>
       <w:r>
         <w:t xml:space="preserve">. In: </w:t>
@@ -21460,7 +20963,7 @@
       <w:r>
         <w:t xml:space="preserve"> [online]. SQLite, 2024 [cit. 2025-08-24]. Dostupné z: </w:t>
       </w:r>
-      <w:hyperlink r:id="rId57">
+      <w:hyperlink r:id="rId60">
         <w:r>
           <w:rPr>
             <w:color w:val="0000FF"/>
@@ -21469,7 +20972,7 @@
           <w:t>https://www.sqlite.org/lang.html</w:t>
         </w:r>
       </w:hyperlink>
-      <w:hyperlink r:id="rId58">
+      <w:hyperlink r:id="rId61">
         <w:r>
           <w:t xml:space="preserve"> </w:t>
         </w:r>
@@ -21497,16 +21000,8 @@
         <w:rPr>
           <w:i/>
         </w:rPr>
-        <w:t xml:space="preserve">QuestPDF – C# PDF Generation </w:t>
-      </w:r>
-      <w:proofErr w:type="spellStart"/>
-      <w:r>
-        <w:rPr>
-          <w:i/>
-        </w:rPr>
-        <w:t>Library</w:t>
-      </w:r>
-      <w:proofErr w:type="spellEnd"/>
+        <w:t>QuestPDF – C# PDF Generation Library</w:t>
+      </w:r>
       <w:r>
         <w:t xml:space="preserve">. In: </w:t>
       </w:r>
@@ -21519,7 +21014,7 @@
       <w:r>
         <w:t xml:space="preserve"> [online]. QuestPDF, 2025 [cit. 2025-08-24]. Dostupné z: </w:t>
       </w:r>
-      <w:hyperlink r:id="rId59">
+      <w:hyperlink r:id="rId62">
         <w:r>
           <w:rPr>
             <w:color w:val="0000FF"/>
@@ -21528,7 +21023,7 @@
           <w:t>https://www.questpdf.com/</w:t>
         </w:r>
       </w:hyperlink>
-      <w:hyperlink r:id="rId60">
+      <w:hyperlink r:id="rId63">
         <w:r>
           <w:t xml:space="preserve"> </w:t>
         </w:r>
@@ -21552,19 +21047,11 @@
       <w:r>
         <w:t xml:space="preserve">, 2025. </w:t>
       </w:r>
-      <w:proofErr w:type="spellStart"/>
       <w:r>
         <w:rPr>
           <w:i/>
         </w:rPr>
-        <w:t>What</w:t>
-      </w:r>
-      <w:proofErr w:type="spellEnd"/>
-      <w:r>
-        <w:rPr>
-          <w:i/>
-        </w:rPr>
-        <w:t xml:space="preserve"> is Electron?</w:t>
+        <w:t>What is Electron?</w:t>
       </w:r>
       <w:r>
         <w:t xml:space="preserve"> In: </w:t>
@@ -21573,34 +21060,12 @@
         <w:rPr>
           <w:b/>
         </w:rPr>
-        <w:t>electronjs.org/</w:t>
-      </w:r>
-      <w:proofErr w:type="spellStart"/>
-      <w:r>
-        <w:rPr>
-          <w:b/>
-        </w:rPr>
-        <w:t>docs</w:t>
-      </w:r>
-      <w:proofErr w:type="spellEnd"/>
-      <w:r>
-        <w:rPr>
-          <w:b/>
-        </w:rPr>
-        <w:t>/</w:t>
-      </w:r>
-      <w:proofErr w:type="spellStart"/>
-      <w:r>
-        <w:rPr>
-          <w:b/>
-        </w:rPr>
-        <w:t>latest</w:t>
-      </w:r>
-      <w:proofErr w:type="spellEnd"/>
+        <w:t>electronjs.org/docs/latest</w:t>
+      </w:r>
       <w:r>
         <w:t xml:space="preserve"> [online]. Electron, 2025 [cit. 2025-08-24]. Dostupné z: </w:t>
       </w:r>
-      <w:hyperlink r:id="rId61">
+      <w:hyperlink r:id="rId64">
         <w:r>
           <w:rPr>
             <w:color w:val="0000FF"/>
@@ -21609,7 +21074,7 @@
           <w:t>https://electronjs.org/docs/latest/</w:t>
         </w:r>
       </w:hyperlink>
-      <w:hyperlink r:id="rId62">
+      <w:hyperlink r:id="rId65">
         <w:r>
           <w:t xml:space="preserve"> </w:t>
         </w:r>
@@ -21637,16 +21102,8 @@
         <w:rPr>
           <w:i/>
         </w:rPr>
-        <w:t xml:space="preserve">Python 3.13 </w:t>
-      </w:r>
-      <w:proofErr w:type="spellStart"/>
-      <w:r>
-        <w:rPr>
-          <w:i/>
-        </w:rPr>
-        <w:t>documentation</w:t>
-      </w:r>
-      <w:proofErr w:type="spellEnd"/>
+        <w:t>Python 3.13 documentation</w:t>
+      </w:r>
       <w:r>
         <w:t xml:space="preserve">. In: </w:t>
       </w:r>
@@ -21659,7 +21116,7 @@
       <w:r>
         <w:t xml:space="preserve"> [online]. PSF, 2025 [cit. 2025-08-24]. Dostupné z: </w:t>
       </w:r>
-      <w:hyperlink r:id="rId63">
+      <w:hyperlink r:id="rId66">
         <w:r>
           <w:rPr>
             <w:color w:val="0000FF"/>
@@ -21668,7 +21125,7 @@
           <w:t>https://docs.python.org/</w:t>
         </w:r>
       </w:hyperlink>
-      <w:hyperlink r:id="rId64">
+      <w:hyperlink r:id="rId67">
         <w:r>
           <w:t xml:space="preserve"> </w:t>
         </w:r>
@@ -21696,30 +21153,8 @@
         <w:rPr>
           <w:i/>
         </w:rPr>
-        <w:t xml:space="preserve">Qt for Python (PySide6) – </w:t>
-      </w:r>
-      <w:proofErr w:type="spellStart"/>
-      <w:r>
-        <w:rPr>
-          <w:i/>
-        </w:rPr>
-        <w:t>Official</w:t>
-      </w:r>
-      <w:proofErr w:type="spellEnd"/>
-      <w:r>
-        <w:rPr>
-          <w:i/>
-        </w:rPr>
-        <w:t xml:space="preserve"> </w:t>
-      </w:r>
-      <w:proofErr w:type="spellStart"/>
-      <w:r>
-        <w:rPr>
-          <w:i/>
-        </w:rPr>
-        <w:t>documentation</w:t>
-      </w:r>
-      <w:proofErr w:type="spellEnd"/>
+        <w:t>Qt for Python (PySide6) – Official documentation</w:t>
+      </w:r>
       <w:r>
         <w:t xml:space="preserve">. In: </w:t>
       </w:r>
@@ -21732,7 +21167,7 @@
       <w:r>
         <w:t xml:space="preserve"> [online]. Qt, 2025 [cit. 2025-08-24]. Dostupné z: </w:t>
       </w:r>
-      <w:hyperlink r:id="rId65">
+      <w:hyperlink r:id="rId68">
         <w:r>
           <w:rPr>
             <w:color w:val="0000FF"/>
@@ -21741,7 +21176,7 @@
           <w:t>https://doc.qt.io/qtforpython</w:t>
         </w:r>
       </w:hyperlink>
-      <w:hyperlink r:id="rId66">
+      <w:hyperlink r:id="rId69">
         <w:r>
           <w:rPr>
             <w:color w:val="0000FF"/>
@@ -21750,7 +21185,7 @@
           <w:t>-</w:t>
         </w:r>
       </w:hyperlink>
-      <w:hyperlink r:id="rId67">
+      <w:hyperlink r:id="rId70">
         <w:r>
           <w:rPr>
             <w:color w:val="0000FF"/>
@@ -21759,7 +21194,7 @@
           <w:t>6/</w:t>
         </w:r>
       </w:hyperlink>
-      <w:hyperlink r:id="rId68">
+      <w:hyperlink r:id="rId71">
         <w:r>
           <w:t xml:space="preserve"> </w:t>
         </w:r>
@@ -21787,30 +21222,8 @@
         <w:rPr>
           <w:i/>
         </w:rPr>
-        <w:t xml:space="preserve">Compose Multiplatform – </w:t>
-      </w:r>
-      <w:proofErr w:type="spellStart"/>
-      <w:r>
-        <w:rPr>
-          <w:i/>
-        </w:rPr>
-        <w:t>Get</w:t>
-      </w:r>
-      <w:proofErr w:type="spellEnd"/>
-      <w:r>
-        <w:rPr>
-          <w:i/>
-        </w:rPr>
-        <w:t xml:space="preserve"> </w:t>
-      </w:r>
-      <w:proofErr w:type="spellStart"/>
-      <w:r>
-        <w:rPr>
-          <w:i/>
-        </w:rPr>
-        <w:t>Started</w:t>
-      </w:r>
-      <w:proofErr w:type="spellEnd"/>
+        <w:t>Compose Multiplatform – Get Started</w:t>
+      </w:r>
       <w:r>
         <w:t xml:space="preserve">. In: </w:t>
       </w:r>
@@ -21821,17 +21234,9 @@
         <w:t>jetbrains.com</w:t>
       </w:r>
       <w:r>
-        <w:t xml:space="preserve"> [online]. </w:t>
-      </w:r>
-      <w:proofErr w:type="spellStart"/>
-      <w:r>
-        <w:t>JetBrains</w:t>
-      </w:r>
-      <w:proofErr w:type="spellEnd"/>
-      <w:r>
-        <w:t xml:space="preserve">, 2025 [cit. 2025-08-24]. Dostupné z: </w:t>
-      </w:r>
-      <w:hyperlink r:id="rId69">
+        <w:t xml:space="preserve"> [online]. JetBrains, 2025 [cit. 2025-08-24]. Dostupné z: </w:t>
+      </w:r>
+      <w:hyperlink r:id="rId72">
         <w:r>
           <w:rPr>
             <w:color w:val="0000FF"/>
@@ -21840,8 +21245,8 @@
           <w:t>https://www.jetbrains.com/help/kotlin</w:t>
         </w:r>
       </w:hyperlink>
-      <w:hyperlink r:id="rId70"/>
-      <w:hyperlink r:id="rId71">
+      <w:hyperlink r:id="rId73"/>
+      <w:hyperlink r:id="rId74">
         <w:r>
           <w:rPr>
             <w:color w:val="0000FF"/>
@@ -21850,7 +21255,7 @@
           <w:t>multiplatform</w:t>
         </w:r>
       </w:hyperlink>
-      <w:hyperlink r:id="rId72">
+      <w:hyperlink r:id="rId75">
         <w:r>
           <w:rPr>
             <w:color w:val="0000FF"/>
@@ -21859,7 +21264,7 @@
           <w:t>-</w:t>
         </w:r>
       </w:hyperlink>
-      <w:hyperlink r:id="rId73">
+      <w:hyperlink r:id="rId76">
         <w:r>
           <w:rPr>
             <w:color w:val="0000FF"/>
@@ -21868,7 +21273,7 @@
           <w:t>dev/compose</w:t>
         </w:r>
       </w:hyperlink>
-      <w:hyperlink r:id="rId74">
+      <w:hyperlink r:id="rId77">
         <w:r>
           <w:rPr>
             <w:color w:val="0000FF"/>
@@ -21877,7 +21282,7 @@
           <w:t>-</w:t>
         </w:r>
       </w:hyperlink>
-      <w:hyperlink r:id="rId75">
+      <w:hyperlink r:id="rId78">
         <w:r>
           <w:rPr>
             <w:color w:val="0000FF"/>
@@ -21886,7 +21291,7 @@
           <w:t>multiplatform.html</w:t>
         </w:r>
       </w:hyperlink>
-      <w:hyperlink r:id="rId76">
+      <w:hyperlink r:id="rId79">
         <w:r>
           <w:t xml:space="preserve"> </w:t>
         </w:r>
@@ -21914,21 +21319,7 @@
         <w:rPr>
           <w:i/>
         </w:rPr>
-        <w:t xml:space="preserve">ASP.NET MVC </w:t>
-      </w:r>
-      <w:proofErr w:type="spellStart"/>
-      <w:r>
-        <w:rPr>
-          <w:i/>
-        </w:rPr>
-        <w:t>Overview</w:t>
-      </w:r>
-      <w:proofErr w:type="spellEnd"/>
-      <w:r>
-        <w:rPr>
-          <w:i/>
-        </w:rPr>
-        <w:t xml:space="preserve"> – Model–View–Controller</w:t>
+        <w:t>ASP.NET MVC Overview – Model–View–Controller</w:t>
       </w:r>
       <w:r>
         <w:t xml:space="preserve">. In: </w:t>
@@ -21942,7 +21333,7 @@
       <w:r>
         <w:t xml:space="preserve"> [online]. Microsoft, 2023 [cit. 2025-08-24]. Dostupné z: </w:t>
       </w:r>
-      <w:hyperlink r:id="rId77">
+      <w:hyperlink r:id="rId80">
         <w:r>
           <w:rPr>
             <w:color w:val="0000FF"/>
@@ -21951,7 +21342,7 @@
           <w:t>https://learn.microsoft.com/en</w:t>
         </w:r>
       </w:hyperlink>
-      <w:hyperlink r:id="rId78">
+      <w:hyperlink r:id="rId81">
         <w:r>
           <w:rPr>
             <w:color w:val="0000FF"/>
@@ -21960,7 +21351,7 @@
           <w:t>-</w:t>
         </w:r>
       </w:hyperlink>
-      <w:hyperlink r:id="rId79">
+      <w:hyperlink r:id="rId82">
         <w:r>
           <w:rPr>
             <w:color w:val="0000FF"/>
@@ -21969,7 +21360,7 @@
           <w:t>us/aspnet/mvc/overview/older</w:t>
         </w:r>
       </w:hyperlink>
-      <w:hyperlink r:id="rId80">
+      <w:hyperlink r:id="rId83">
         <w:r>
           <w:rPr>
             <w:color w:val="0000FF"/>
@@ -21978,7 +21369,7 @@
           <w:t>-</w:t>
         </w:r>
       </w:hyperlink>
-      <w:hyperlink r:id="rId81">
+      <w:hyperlink r:id="rId84">
         <w:r>
           <w:rPr>
             <w:color w:val="0000FF"/>
@@ -21987,7 +21378,7 @@
           <w:t>versions</w:t>
         </w:r>
       </w:hyperlink>
-      <w:hyperlink r:id="rId82">
+      <w:hyperlink r:id="rId85">
         <w:r>
           <w:rPr>
             <w:color w:val="0000FF"/>
@@ -21996,7 +21387,7 @@
           <w:t>-</w:t>
         </w:r>
       </w:hyperlink>
-      <w:hyperlink r:id="rId83">
+      <w:hyperlink r:id="rId86">
         <w:r>
           <w:rPr>
             <w:color w:val="0000FF"/>
@@ -22005,8 +21396,8 @@
           <w:t>1/overview/asp</w:t>
         </w:r>
       </w:hyperlink>
-      <w:hyperlink r:id="rId84"/>
-      <w:hyperlink r:id="rId85">
+      <w:hyperlink r:id="rId87"/>
+      <w:hyperlink r:id="rId88">
         <w:r>
           <w:rPr>
             <w:color w:val="0000FF"/>
@@ -22015,7 +21406,7 @@
           <w:t>net</w:t>
         </w:r>
       </w:hyperlink>
-      <w:hyperlink r:id="rId86">
+      <w:hyperlink r:id="rId89">
         <w:r>
           <w:rPr>
             <w:color w:val="0000FF"/>
@@ -22024,7 +21415,7 @@
           <w:t>-</w:t>
         </w:r>
       </w:hyperlink>
-      <w:hyperlink r:id="rId87">
+      <w:hyperlink r:id="rId90">
         <w:r>
           <w:rPr>
             <w:color w:val="0000FF"/>
@@ -22033,7 +21424,7 @@
           <w:t>mvc</w:t>
         </w:r>
       </w:hyperlink>
-      <w:hyperlink r:id="rId88">
+      <w:hyperlink r:id="rId91">
         <w:r>
           <w:rPr>
             <w:color w:val="0000FF"/>
@@ -22042,7 +21433,7 @@
           <w:t>-</w:t>
         </w:r>
       </w:hyperlink>
-      <w:hyperlink r:id="rId89">
+      <w:hyperlink r:id="rId92">
         <w:r>
           <w:rPr>
             <w:color w:val="0000FF"/>
@@ -22051,7 +21442,7 @@
           <w:t>overview</w:t>
         </w:r>
       </w:hyperlink>
-      <w:hyperlink r:id="rId90">
+      <w:hyperlink r:id="rId93">
         <w:r>
           <w:t xml:space="preserve"> </w:t>
         </w:r>
@@ -22100,7 +21491,7 @@
         <w:spacing w:after="122" w:line="259" w:lineRule="auto"/>
         <w:ind w:left="360" w:right="48" w:firstLine="0"/>
       </w:pPr>
-      <w:hyperlink r:id="rId91">
+      <w:hyperlink r:id="rId94">
         <w:r>
           <w:rPr>
             <w:color w:val="0000FF"/>
@@ -22109,7 +21500,7 @@
           <w:t>https://www.reactiveui.net/docs/handbook/view</w:t>
         </w:r>
       </w:hyperlink>
-      <w:hyperlink r:id="rId92">
+      <w:hyperlink r:id="rId95">
         <w:r>
           <w:rPr>
             <w:color w:val="0000FF"/>
@@ -22118,7 +21509,7 @@
           <w:t>-</w:t>
         </w:r>
       </w:hyperlink>
-      <w:hyperlink r:id="rId93">
+      <w:hyperlink r:id="rId96">
         <w:r>
           <w:rPr>
             <w:color w:val="0000FF"/>
@@ -22127,7 +21518,7 @@
           <w:t>models/</w:t>
         </w:r>
       </w:hyperlink>
-      <w:hyperlink r:id="rId94">
+      <w:hyperlink r:id="rId97">
         <w:r>
           <w:t xml:space="preserve"> </w:t>
         </w:r>
@@ -22151,33 +21542,11 @@
       <w:r>
         <w:t xml:space="preserve">, 2010. </w:t>
       </w:r>
-      <w:proofErr w:type="spellStart"/>
       <w:r>
         <w:rPr>
           <w:i/>
         </w:rPr>
-        <w:t>What</w:t>
-      </w:r>
-      <w:proofErr w:type="spellEnd"/>
-      <w:r>
-        <w:rPr>
-          <w:i/>
-        </w:rPr>
-        <w:t xml:space="preserve"> Is </w:t>
-      </w:r>
-      <w:proofErr w:type="spellStart"/>
-      <w:r>
-        <w:rPr>
-          <w:i/>
-        </w:rPr>
-        <w:t>Your</w:t>
-      </w:r>
-      <w:proofErr w:type="spellEnd"/>
-      <w:r>
-        <w:rPr>
-          <w:i/>
-        </w:rPr>
-        <w:t xml:space="preserve"> Definition of Software Architecture?</w:t>
+        <w:t>What Is Your Definition of Software Architecture?</w:t>
       </w:r>
       <w:r>
         <w:t xml:space="preserve"> In: </w:t>
@@ -22189,17 +21558,9 @@
         <w:t>sei.cmu.edu</w:t>
       </w:r>
       <w:r>
-        <w:t xml:space="preserve"> [online]. Carnegie </w:t>
-      </w:r>
-      <w:proofErr w:type="spellStart"/>
-      <w:r>
-        <w:t>Mellon</w:t>
-      </w:r>
-      <w:proofErr w:type="spellEnd"/>
-      <w:r>
-        <w:t xml:space="preserve"> University, 2010 [cit. 2025-08-24]. Dostupné z: </w:t>
-      </w:r>
-      <w:hyperlink r:id="rId95">
+        <w:t xml:space="preserve"> [online]. Carnegie Mellon University, 2010 [cit. 2025-08-24]. Dostupné z: </w:t>
+      </w:r>
+      <w:hyperlink r:id="rId98">
         <w:r>
           <w:rPr>
             <w:color w:val="0000FF"/>
@@ -22208,7 +21569,7 @@
           <w:t>https://www.sei.cmu.edu/library/what</w:t>
         </w:r>
       </w:hyperlink>
-      <w:hyperlink r:id="rId96">
+      <w:hyperlink r:id="rId99">
         <w:r>
           <w:rPr>
             <w:color w:val="0000FF"/>
@@ -22217,7 +21578,7 @@
           <w:t>-</w:t>
         </w:r>
       </w:hyperlink>
-      <w:hyperlink r:id="rId97">
+      <w:hyperlink r:id="rId100">
         <w:r>
           <w:rPr>
             <w:color w:val="0000FF"/>
@@ -22226,7 +21587,7 @@
           <w:t>is</w:t>
         </w:r>
       </w:hyperlink>
-      <w:hyperlink r:id="rId98">
+      <w:hyperlink r:id="rId101">
         <w:r>
           <w:rPr>
             <w:color w:val="0000FF"/>
@@ -22235,7 +21596,7 @@
           <w:t>-</w:t>
         </w:r>
       </w:hyperlink>
-      <w:hyperlink r:id="rId99">
+      <w:hyperlink r:id="rId102">
         <w:r>
           <w:rPr>
             <w:color w:val="0000FF"/>
@@ -22244,7 +21605,7 @@
           <w:t>your</w:t>
         </w:r>
       </w:hyperlink>
-      <w:hyperlink r:id="rId100">
+      <w:hyperlink r:id="rId103">
         <w:r>
           <w:rPr>
             <w:color w:val="0000FF"/>
@@ -22253,7 +21614,7 @@
           <w:t>-</w:t>
         </w:r>
       </w:hyperlink>
-      <w:hyperlink r:id="rId101">
+      <w:hyperlink r:id="rId104">
         <w:r>
           <w:rPr>
             <w:color w:val="0000FF"/>
@@ -22262,7 +21623,7 @@
           <w:t>definition</w:t>
         </w:r>
       </w:hyperlink>
-      <w:hyperlink r:id="rId102">
+      <w:hyperlink r:id="rId105">
         <w:r>
           <w:rPr>
             <w:color w:val="0000FF"/>
@@ -22271,7 +21632,7 @@
           <w:t>-</w:t>
         </w:r>
       </w:hyperlink>
-      <w:hyperlink r:id="rId103">
+      <w:hyperlink r:id="rId106">
         <w:r>
           <w:rPr>
             <w:color w:val="0000FF"/>
@@ -22280,7 +21641,7 @@
           <w:t>of</w:t>
         </w:r>
       </w:hyperlink>
-      <w:hyperlink r:id="rId104">
+      <w:hyperlink r:id="rId107">
         <w:r>
           <w:rPr>
             <w:color w:val="0000FF"/>
@@ -22289,7 +21650,7 @@
           <w:t>-</w:t>
         </w:r>
       </w:hyperlink>
-      <w:hyperlink r:id="rId105">
+      <w:hyperlink r:id="rId108">
         <w:r>
           <w:rPr>
             <w:color w:val="0000FF"/>
@@ -22298,7 +21659,7 @@
           <w:t>software</w:t>
         </w:r>
       </w:hyperlink>
-      <w:hyperlink r:id="rId106">
+      <w:hyperlink r:id="rId109">
         <w:r>
           <w:rPr>
             <w:color w:val="0000FF"/>
@@ -22307,7 +21668,7 @@
           <w:t>-</w:t>
         </w:r>
       </w:hyperlink>
-      <w:hyperlink r:id="rId107">
+      <w:hyperlink r:id="rId110">
         <w:r>
           <w:rPr>
             <w:color w:val="0000FF"/>
@@ -22316,7 +21677,7 @@
           <w:t>architecture/</w:t>
         </w:r>
       </w:hyperlink>
-      <w:hyperlink r:id="rId108">
+      <w:hyperlink r:id="rId111">
         <w:r>
           <w:t xml:space="preserve"> </w:t>
         </w:r>
@@ -22358,7 +21719,7 @@
       <w:r>
         <w:t xml:space="preserve"> [online]. Microsoft, 2023 [cit. 2025-08-24]. Dostupné z: </w:t>
       </w:r>
-      <w:hyperlink r:id="rId109">
+      <w:hyperlink r:id="rId112">
         <w:r>
           <w:rPr>
             <w:color w:val="0000FF"/>
@@ -22367,7 +21728,7 @@
           <w:t>https://learn.microsoft.com/cs</w:t>
         </w:r>
       </w:hyperlink>
-      <w:hyperlink r:id="rId110">
+      <w:hyperlink r:id="rId113">
         <w:r>
           <w:rPr>
             <w:color w:val="0000FF"/>
@@ -22376,7 +21737,7 @@
           <w:t>-</w:t>
         </w:r>
       </w:hyperlink>
-      <w:hyperlink r:id="rId111">
+      <w:hyperlink r:id="rId114">
         <w:r>
           <w:rPr>
             <w:color w:val="0000FF"/>
@@ -22385,7 +21746,7 @@
           <w:t>cz/dotnet/desktop/wpf/advanced/behaviors</w:t>
         </w:r>
       </w:hyperlink>
-      <w:hyperlink r:id="rId112">
+      <w:hyperlink r:id="rId115">
         <w:r>
           <w:rPr>
             <w:color w:val="0000FF"/>
@@ -22394,7 +21755,7 @@
           <w:t>-</w:t>
         </w:r>
       </w:hyperlink>
-      <w:hyperlink r:id="rId113">
+      <w:hyperlink r:id="rId116">
         <w:r>
           <w:rPr>
             <w:color w:val="0000FF"/>
@@ -22403,7 +21764,7 @@
           <w:t>overview</w:t>
         </w:r>
       </w:hyperlink>
-      <w:hyperlink r:id="rId114">
+      <w:hyperlink r:id="rId117">
         <w:r>
           <w:t xml:space="preserve"> </w:t>
         </w:r>
@@ -22431,16 +21792,8 @@
         <w:rPr>
           <w:i/>
         </w:rPr>
-        <w:t xml:space="preserve">GitHub – </w:t>
-      </w:r>
-      <w:proofErr w:type="gramStart"/>
-      <w:r>
-        <w:rPr>
-          <w:i/>
-        </w:rPr>
-        <w:t>Avalonia.Xaml.Behaviors</w:t>
-      </w:r>
-      <w:proofErr w:type="gramEnd"/>
+        <w:t>GitHub – Avalonia.Xaml.Behaviors</w:t>
+      </w:r>
       <w:r>
         <w:t xml:space="preserve">. In: </w:t>
       </w:r>
@@ -22448,20 +21801,12 @@
         <w:rPr>
           <w:b/>
         </w:rPr>
-        <w:t>github.com/</w:t>
-      </w:r>
-      <w:proofErr w:type="spellStart"/>
-      <w:r>
-        <w:rPr>
-          <w:b/>
-        </w:rPr>
-        <w:t>AvaloniaXAMLBehaviors</w:t>
-      </w:r>
-      <w:proofErr w:type="spellEnd"/>
+        <w:t>github.com/AvaloniaXAMLBehaviors</w:t>
+      </w:r>
       <w:r>
         <w:t xml:space="preserve"> [online]. Avalonia Team, 2024 [cit. 2025-08-24]. Dostupné z: </w:t>
       </w:r>
-      <w:hyperlink r:id="rId115">
+      <w:hyperlink r:id="rId118">
         <w:r>
           <w:rPr>
             <w:color w:val="0000FF"/>
@@ -22470,7 +21815,7 @@
           <w:t>https://github.com/AvaloniaXAMLBehaviors</w:t>
         </w:r>
       </w:hyperlink>
-      <w:hyperlink r:id="rId116">
+      <w:hyperlink r:id="rId119">
         <w:r>
           <w:t xml:space="preserve"> </w:t>
         </w:r>
@@ -22510,17 +21855,9 @@
         <w:t>docs.avaloniaui.net</w:t>
       </w:r>
       <w:r>
-        <w:t xml:space="preserve"> [online]. Avalonia </w:t>
-      </w:r>
-      <w:proofErr w:type="spellStart"/>
-      <w:r>
-        <w:t>Community</w:t>
-      </w:r>
-      <w:proofErr w:type="spellEnd"/>
-      <w:r>
-        <w:t xml:space="preserve">, 2024 [cit. 2025-08-24]. Dostupné z: </w:t>
-      </w:r>
-      <w:hyperlink r:id="rId117">
+        <w:t xml:space="preserve"> [online]. Avalonia Community, 2024 [cit. 2025-08-24]. Dostupné z: </w:t>
+      </w:r>
+      <w:hyperlink r:id="rId120">
         <w:r>
           <w:rPr>
             <w:color w:val="0000FF"/>
@@ -22529,7 +21866,7 @@
           <w:t>https://docs.avaloniaui.net/docs/controls/behaviors</w:t>
         </w:r>
       </w:hyperlink>
-      <w:hyperlink r:id="rId118">
+      <w:hyperlink r:id="rId121">
         <w:r>
           <w:t xml:space="preserve"> </w:t>
         </w:r>
@@ -22553,33 +21890,11 @@
       <w:r>
         <w:t xml:space="preserve">, 2023. </w:t>
       </w:r>
-      <w:proofErr w:type="spellStart"/>
       <w:r>
         <w:rPr>
           <w:i/>
         </w:rPr>
-        <w:t>Common</w:t>
-      </w:r>
-      <w:proofErr w:type="spellEnd"/>
-      <w:r>
-        <w:rPr>
-          <w:i/>
-        </w:rPr>
-        <w:t xml:space="preserve"> web application </w:t>
-      </w:r>
-      <w:proofErr w:type="spellStart"/>
-      <w:r>
-        <w:rPr>
-          <w:i/>
-        </w:rPr>
-        <w:t>architectures</w:t>
-      </w:r>
-      <w:proofErr w:type="spellEnd"/>
-      <w:r>
-        <w:rPr>
-          <w:i/>
-        </w:rPr>
-        <w:t xml:space="preserve"> – monolitická aplikace</w:t>
+        <w:t>Common web application architectures – monolitická aplikace</w:t>
       </w:r>
       <w:r>
         <w:t xml:space="preserve">. In: </w:t>
@@ -22593,7 +21908,7 @@
       <w:r>
         <w:t xml:space="preserve"> [online]. Microsoft, 2023 [cit. 2025-08-24]. Dostupné z: </w:t>
       </w:r>
-      <w:hyperlink r:id="rId119">
+      <w:hyperlink r:id="rId122">
         <w:r>
           <w:rPr>
             <w:color w:val="0000FF"/>
@@ -22602,7 +21917,7 @@
           <w:t>https://learn.microsoft.com/en</w:t>
         </w:r>
       </w:hyperlink>
-      <w:hyperlink r:id="rId120">
+      <w:hyperlink r:id="rId123">
         <w:r>
           <w:rPr>
             <w:color w:val="0000FF"/>
@@ -22611,7 +21926,7 @@
           <w:t>-</w:t>
         </w:r>
       </w:hyperlink>
-      <w:hyperlink r:id="rId121">
+      <w:hyperlink r:id="rId124">
         <w:r>
           <w:rPr>
             <w:color w:val="0000FF"/>
@@ -22620,7 +21935,7 @@
           <w:t>us/dotnet/architecture/modern</w:t>
         </w:r>
       </w:hyperlink>
-      <w:hyperlink r:id="rId122">
+      <w:hyperlink r:id="rId125">
         <w:r>
           <w:rPr>
             <w:color w:val="0000FF"/>
@@ -22629,7 +21944,7 @@
           <w:t>-</w:t>
         </w:r>
       </w:hyperlink>
-      <w:hyperlink r:id="rId123">
+      <w:hyperlink r:id="rId126">
         <w:r>
           <w:rPr>
             <w:color w:val="0000FF"/>
@@ -22638,7 +21953,7 @@
           <w:t>web</w:t>
         </w:r>
       </w:hyperlink>
-      <w:hyperlink r:id="rId124">
+      <w:hyperlink r:id="rId127">
         <w:r>
           <w:rPr>
             <w:color w:val="0000FF"/>
@@ -22647,7 +21962,7 @@
           <w:t>-</w:t>
         </w:r>
       </w:hyperlink>
-      <w:hyperlink r:id="rId125">
+      <w:hyperlink r:id="rId128">
         <w:r>
           <w:rPr>
             <w:color w:val="0000FF"/>
@@ -22656,7 +21971,7 @@
           <w:t>apps</w:t>
         </w:r>
       </w:hyperlink>
-      <w:hyperlink r:id="rId126">
+      <w:hyperlink r:id="rId129">
         <w:r>
           <w:rPr>
             <w:color w:val="0000FF"/>
@@ -22665,7 +21980,7 @@
           <w:t>-</w:t>
         </w:r>
       </w:hyperlink>
-      <w:hyperlink r:id="rId127">
+      <w:hyperlink r:id="rId130">
         <w:r>
           <w:rPr>
             <w:color w:val="0000FF"/>
@@ -22674,8 +21989,8 @@
           <w:t>azure/common</w:t>
         </w:r>
       </w:hyperlink>
-      <w:hyperlink r:id="rId128"/>
-      <w:hyperlink r:id="rId129">
+      <w:hyperlink r:id="rId131"/>
+      <w:hyperlink r:id="rId132">
         <w:r>
           <w:rPr>
             <w:color w:val="0000FF"/>
@@ -22684,7 +21999,7 @@
           <w:t>web</w:t>
         </w:r>
       </w:hyperlink>
-      <w:hyperlink r:id="rId130">
+      <w:hyperlink r:id="rId133">
         <w:r>
           <w:rPr>
             <w:color w:val="0000FF"/>
@@ -22693,7 +22008,7 @@
           <w:t>-</w:t>
         </w:r>
       </w:hyperlink>
-      <w:hyperlink r:id="rId131">
+      <w:hyperlink r:id="rId134">
         <w:r>
           <w:rPr>
             <w:color w:val="0000FF"/>
@@ -22702,7 +22017,7 @@
           <w:t>application</w:t>
         </w:r>
       </w:hyperlink>
-      <w:hyperlink r:id="rId132">
+      <w:hyperlink r:id="rId135">
         <w:r>
           <w:rPr>
             <w:color w:val="0000FF"/>
@@ -22711,7 +22026,7 @@
           <w:t>-</w:t>
         </w:r>
       </w:hyperlink>
-      <w:hyperlink r:id="rId133">
+      <w:hyperlink r:id="rId136">
         <w:r>
           <w:rPr>
             <w:color w:val="0000FF"/>
@@ -22720,7 +22035,7 @@
           <w:t>architectures</w:t>
         </w:r>
       </w:hyperlink>
-      <w:hyperlink r:id="rId134">
+      <w:hyperlink r:id="rId137">
         <w:r>
           <w:t xml:space="preserve"> </w:t>
         </w:r>
@@ -22744,28 +22059,12 @@
       <w:r>
         <w:t xml:space="preserve">, 2025. </w:t>
       </w:r>
-      <w:proofErr w:type="spellStart"/>
       <w:r>
         <w:rPr>
           <w:i/>
         </w:rPr>
-        <w:t>Microservices</w:t>
-      </w:r>
-      <w:proofErr w:type="spellEnd"/>
-      <w:r>
-        <w:rPr>
-          <w:i/>
-        </w:rPr>
-        <w:t xml:space="preserve"> architecture style – přehled a </w:t>
-      </w:r>
-      <w:proofErr w:type="spellStart"/>
-      <w:r>
-        <w:rPr>
-          <w:i/>
-        </w:rPr>
-        <w:t>trade-offy</w:t>
-      </w:r>
-      <w:proofErr w:type="spellEnd"/>
+        <w:t>Microservices architecture style – přehled a trade-offy</w:t>
+      </w:r>
       <w:r>
         <w:t xml:space="preserve">. In: </w:t>
       </w:r>
@@ -22784,7 +22083,7 @@
         <w:spacing w:after="9" w:line="358" w:lineRule="auto"/>
         <w:ind w:left="360" w:right="48" w:firstLine="0"/>
       </w:pPr>
-      <w:hyperlink r:id="rId135">
+      <w:hyperlink r:id="rId138">
         <w:r>
           <w:rPr>
             <w:color w:val="0000FF"/>
@@ -22793,7 +22092,7 @@
           <w:t>https://learn.microsoft.com/en</w:t>
         </w:r>
       </w:hyperlink>
-      <w:hyperlink r:id="rId136">
+      <w:hyperlink r:id="rId139">
         <w:r>
           <w:rPr>
             <w:color w:val="0000FF"/>
@@ -22802,7 +22101,7 @@
           <w:t>-</w:t>
         </w:r>
       </w:hyperlink>
-      <w:hyperlink r:id="rId137">
+      <w:hyperlink r:id="rId140">
         <w:r>
           <w:rPr>
             <w:color w:val="0000FF"/>
@@ -22811,8 +22110,8 @@
           <w:t>us/azure/architecture/guide/architecture</w:t>
         </w:r>
       </w:hyperlink>
-      <w:hyperlink r:id="rId138"/>
-      <w:hyperlink r:id="rId139">
+      <w:hyperlink r:id="rId141"/>
+      <w:hyperlink r:id="rId142">
         <w:r>
           <w:rPr>
             <w:color w:val="0000FF"/>
@@ -22821,7 +22120,7 @@
           <w:t>styles/microservices</w:t>
         </w:r>
       </w:hyperlink>
-      <w:hyperlink r:id="rId140">
+      <w:hyperlink r:id="rId143">
         <w:r>
           <w:t xml:space="preserve"> </w:t>
         </w:r>
@@ -22845,28 +22144,12 @@
       <w:r>
         <w:t xml:space="preserve">, 2015. </w:t>
       </w:r>
-      <w:proofErr w:type="spellStart"/>
       <w:r>
         <w:rPr>
           <w:i/>
         </w:rPr>
-        <w:t>Monolith</w:t>
-      </w:r>
-      <w:proofErr w:type="spellEnd"/>
-      <w:r>
-        <w:rPr>
-          <w:i/>
-        </w:rPr>
-        <w:t xml:space="preserve"> </w:t>
-      </w:r>
-      <w:proofErr w:type="spellStart"/>
-      <w:r>
-        <w:rPr>
-          <w:i/>
-        </w:rPr>
-        <w:t>First</w:t>
-      </w:r>
-      <w:proofErr w:type="spellEnd"/>
+        <w:t>Monolith First</w:t>
+      </w:r>
       <w:r>
         <w:t xml:space="preserve">. In: </w:t>
       </w:r>
@@ -22888,7 +22171,7 @@
       <w:r>
         <w:t xml:space="preserve">08-24]. Dostupné z: </w:t>
       </w:r>
-      <w:hyperlink r:id="rId141">
+      <w:hyperlink r:id="rId144">
         <w:r>
           <w:rPr>
             <w:color w:val="0000FF"/>
@@ -22897,7 +22180,7 @@
           <w:t>https://martinfowler.com/bliki/MonolithFirst.html</w:t>
         </w:r>
       </w:hyperlink>
-      <w:hyperlink r:id="rId142">
+      <w:hyperlink r:id="rId145">
         <w:r>
           <w:t xml:space="preserve"> </w:t>
         </w:r>
@@ -22925,21 +22208,7 @@
         <w:rPr>
           <w:i/>
         </w:rPr>
-        <w:t xml:space="preserve">Architecture </w:t>
-      </w:r>
-      <w:proofErr w:type="spellStart"/>
-      <w:r>
-        <w:rPr>
-          <w:i/>
-        </w:rPr>
-        <w:t>styles</w:t>
-      </w:r>
-      <w:proofErr w:type="spellEnd"/>
-      <w:r>
-        <w:rPr>
-          <w:i/>
-        </w:rPr>
-        <w:t xml:space="preserve"> – přehled</w:t>
+        <w:t>Architecture styles – přehled</w:t>
       </w:r>
       <w:r>
         <w:t xml:space="preserve">. In: </w:t>
@@ -22953,7 +22222,7 @@
       <w:r>
         <w:t xml:space="preserve"> [online]. Microsoft, 2025 [cit. 2025-08-24]. Dostupné z: </w:t>
       </w:r>
-      <w:hyperlink r:id="rId143">
+      <w:hyperlink r:id="rId146">
         <w:r>
           <w:rPr>
             <w:color w:val="0000FF"/>
@@ -22962,7 +22231,7 @@
           <w:t>https://learn.microsoft.com/cs</w:t>
         </w:r>
       </w:hyperlink>
-      <w:hyperlink r:id="rId144">
+      <w:hyperlink r:id="rId147">
         <w:r>
           <w:rPr>
             <w:color w:val="0000FF"/>
@@ -22971,7 +22240,7 @@
           <w:t>-</w:t>
         </w:r>
       </w:hyperlink>
-      <w:hyperlink r:id="rId145">
+      <w:hyperlink r:id="rId148">
         <w:r>
           <w:rPr>
             <w:color w:val="0000FF"/>
@@ -22980,7 +22249,7 @@
           <w:t>cz/azure/architecture/guide/architecture</w:t>
         </w:r>
       </w:hyperlink>
-      <w:hyperlink r:id="rId146">
+      <w:hyperlink r:id="rId149">
         <w:r>
           <w:rPr>
             <w:color w:val="0000FF"/>
@@ -22989,7 +22258,7 @@
           <w:t>-</w:t>
         </w:r>
       </w:hyperlink>
-      <w:hyperlink r:id="rId147">
+      <w:hyperlink r:id="rId150">
         <w:r>
           <w:rPr>
             <w:color w:val="0000FF"/>
@@ -22998,7 +22267,7 @@
           <w:t>styles/</w:t>
         </w:r>
       </w:hyperlink>
-      <w:hyperlink r:id="rId148">
+      <w:hyperlink r:id="rId151">
         <w:r>
           <w:t xml:space="preserve"> </w:t>
         </w:r>
@@ -23040,7 +22309,7 @@
       <w:r>
         <w:t xml:space="preserve"> [online]. Microsoft, 2024 [cit. 2025-08-24]. Dostupné z: </w:t>
       </w:r>
-      <w:hyperlink r:id="rId149">
+      <w:hyperlink r:id="rId152">
         <w:r>
           <w:rPr>
             <w:color w:val="0000FF"/>
@@ -23049,8 +22318,8 @@
           <w:t>https://learn.microsoft.com/cs</w:t>
         </w:r>
       </w:hyperlink>
-      <w:hyperlink r:id="rId150"/>
-      <w:hyperlink r:id="rId151">
+      <w:hyperlink r:id="rId153"/>
+      <w:hyperlink r:id="rId154">
         <w:r>
           <w:rPr>
             <w:color w:val="0000FF"/>
@@ -23059,7 +22328,7 @@
           <w:t>cz/ef/core/providers/sqlite/</w:t>
         </w:r>
       </w:hyperlink>
-      <w:hyperlink r:id="rId152">
+      <w:hyperlink r:id="rId155">
         <w:r>
           <w:t xml:space="preserve"> </w:t>
         </w:r>
@@ -23067,452 +22336,789 @@
     </w:p>
     <w:p>
       <w:pPr>
-        <w:numPr>
-          <w:ilvl w:val="0"/>
-          <w:numId w:val="7"/>
-        </w:numPr>
-        <w:spacing w:after="0"/>
-        <w:ind w:hanging="360"/>
-      </w:pPr>
-      <w:r>
-        <w:rPr>
-          <w:b/>
-        </w:rPr>
-        <w:t>ARTIFEX SOFTWARE</w:t>
-      </w:r>
-      <w:r>
-        <w:t xml:space="preserve">, 2025. </w:t>
-      </w:r>
-      <w:proofErr w:type="spellStart"/>
-      <w:r>
-        <w:rPr>
+        <w:pStyle w:val="litraz"/>
+        <w:spacing w:line="358" w:lineRule="auto"/>
+        <w:ind w:left="357" w:hanging="357"/>
+        <w:rPr>
+          <w:b w:val="0"/>
+          <w:bCs/>
+          <w:color w:val="0000FF"/>
+        </w:rPr>
+      </w:pPr>
+      <w:r>
+        <w:t xml:space="preserve">ARTIFEX SOFTWARE, </w:t>
+      </w:r>
+      <w:r>
+        <w:rPr>
+          <w:b w:val="0"/>
+          <w:bCs/>
+        </w:rPr>
+        <w:t xml:space="preserve">2025. </w:t>
+      </w:r>
+      <w:r>
+        <w:rPr>
+          <w:b w:val="0"/>
+          <w:bCs/>
           <w:i/>
         </w:rPr>
-        <w:t>Ghostscript</w:t>
-      </w:r>
-      <w:proofErr w:type="spellEnd"/>
-      <w:r>
-        <w:rPr>
-          <w:i/>
-        </w:rPr>
-        <w:t xml:space="preserve"> – </w:t>
-      </w:r>
-      <w:proofErr w:type="spellStart"/>
-      <w:r>
-        <w:rPr>
-          <w:i/>
-        </w:rPr>
-        <w:t>official</w:t>
-      </w:r>
-      <w:proofErr w:type="spellEnd"/>
-      <w:r>
-        <w:rPr>
-          <w:i/>
-        </w:rPr>
-        <w:t xml:space="preserve"> </w:t>
-      </w:r>
-      <w:proofErr w:type="spellStart"/>
-      <w:r>
-        <w:rPr>
-          <w:i/>
-        </w:rPr>
-        <w:t>documentation</w:t>
-      </w:r>
-      <w:proofErr w:type="spellEnd"/>
-      <w:r>
-        <w:t xml:space="preserve">. In: </w:t>
-      </w:r>
-      <w:r>
-        <w:rPr>
-          <w:b/>
-        </w:rPr>
-        <w:t>ghostscript.com</w:t>
-      </w:r>
-      <w:r>
-        <w:t xml:space="preserve"> [online]. </w:t>
-      </w:r>
-      <w:proofErr w:type="spellStart"/>
-      <w:r>
-        <w:t>Artifex</w:t>
-      </w:r>
-      <w:proofErr w:type="spellEnd"/>
-      <w:r>
-        <w:t xml:space="preserve"> Software, 2025 [cit. 2025-08-24]. Dostupné z: </w:t>
-      </w:r>
-      <w:hyperlink r:id="rId153">
-        <w:r>
-          <w:rPr>
+        <w:t>Ghostscript – official documentation</w:t>
+      </w:r>
+      <w:r>
+        <w:rPr>
+          <w:b w:val="0"/>
+          <w:bCs/>
+        </w:rPr>
+        <w:t xml:space="preserve">. In: ghostscript.com [online]. Artifex Software, 2025 [cit. 2025-08-24]. Dostupné z: </w:t>
+      </w:r>
+      <w:hyperlink r:id="rId156">
+        <w:r>
+          <w:rPr>
+            <w:b w:val="0"/>
+            <w:bCs/>
             <w:color w:val="0000FF"/>
             <w:u w:val="single" w:color="0000FF"/>
           </w:rPr>
           <w:t>https://www.ghostscript.com/</w:t>
         </w:r>
       </w:hyperlink>
-      <w:hyperlink r:id="rId154">
-        <w:r>
+      <w:hyperlink r:id="rId157">
+        <w:r>
+          <w:rPr>
+            <w:b w:val="0"/>
+            <w:bCs/>
+            <w:color w:val="0000FF"/>
+          </w:rPr>
           <w:t xml:space="preserve"> </w:t>
         </w:r>
       </w:hyperlink>
     </w:p>
     <w:p>
       <w:pPr>
-        <w:numPr>
-          <w:ilvl w:val="0"/>
-          <w:numId w:val="7"/>
-        </w:numPr>
-        <w:spacing w:after="0" w:line="358" w:lineRule="auto"/>
+        <w:pStyle w:val="litraz"/>
         <w:ind w:hanging="360"/>
-      </w:pPr>
-      <w:r>
-        <w:rPr>
-          <w:b/>
-        </w:rPr>
+        <w:rPr>
+          <w:b w:val="0"/>
+          <w:bCs/>
+        </w:rPr>
+      </w:pPr>
+      <w:r>
         <w:lastRenderedPageBreak/>
-        <w:t>HABJAN, John</w:t>
-      </w:r>
-      <w:r>
-        <w:t xml:space="preserve"> a kol., 2025. </w:t>
-      </w:r>
-      <w:r>
-        <w:rPr>
+        <w:t xml:space="preserve">HABJAN, John a kol., </w:t>
+      </w:r>
+      <w:r>
+        <w:rPr>
+          <w:b w:val="0"/>
+          <w:bCs/>
+        </w:rPr>
+        <w:t xml:space="preserve">2025. </w:t>
+      </w:r>
+      <w:r>
+        <w:rPr>
+          <w:b w:val="0"/>
+          <w:bCs/>
           <w:i/>
         </w:rPr>
         <w:t xml:space="preserve">Ghostscript.NET – .NET </w:t>
       </w:r>
-      <w:proofErr w:type="spellStart"/>
-      <w:r>
-        <w:rPr>
+      <w:r>
+        <w:rPr>
+          <w:b w:val="0"/>
+          <w:bCs/>
           <w:i/>
+          <w:lang w:val="en-US"/>
         </w:rPr>
         <w:t>wrapper</w:t>
       </w:r>
-      <w:proofErr w:type="spellEnd"/>
-      <w:r>
-        <w:rPr>
+      <w:r>
+        <w:rPr>
+          <w:b w:val="0"/>
+          <w:bCs/>
           <w:i/>
         </w:rPr>
-        <w:t xml:space="preserve"> pro </w:t>
-      </w:r>
-      <w:proofErr w:type="spellStart"/>
-      <w:r>
-        <w:rPr>
+        <w:t xml:space="preserve"> pro Ghostscript</w:t>
+      </w:r>
+      <w:r>
+        <w:rPr>
+          <w:b w:val="0"/>
+          <w:bCs/>
+        </w:rPr>
+        <w:t xml:space="preserve">. In: github.com/jhabjan/Ghostscript.NET [online]. 2025 [cit. 2025-08-24]. Dostupné z: </w:t>
+      </w:r>
+      <w:hyperlink r:id="rId158" w:history="1">
+        <w:r>
+          <w:rPr>
+            <w:rStyle w:val="Hypertextovodkaz"/>
+            <w:b w:val="0"/>
+            <w:bCs/>
+            <w:color w:val="0000FF"/>
+          </w:rPr>
+          <w:t>https://github.com/jhabjan/Ghostscript.NET</w:t>
+        </w:r>
+      </w:hyperlink>
+      <w:hyperlink r:id="rId159">
+        <w:r>
+          <w:rPr>
+            <w:b w:val="0"/>
+            <w:bCs/>
+            <w:color w:val="0000FF"/>
+          </w:rPr>
+          <w:t xml:space="preserve"> </w:t>
+        </w:r>
+      </w:hyperlink>
+    </w:p>
+    <w:p>
+      <w:pPr>
+        <w:pStyle w:val="litraz"/>
+        <w:ind w:hanging="360"/>
+        <w:rPr>
+          <w:b w:val="0"/>
+          <w:bCs/>
+        </w:rPr>
+      </w:pPr>
+      <w:r>
+        <w:t>MICROSOFT, 2025</w:t>
+      </w:r>
+      <w:r>
+        <w:rPr>
+          <w:b w:val="0"/>
+          <w:bCs/>
+        </w:rPr>
+        <w:t xml:space="preserve">. </w:t>
+      </w:r>
+      <w:r>
+        <w:rPr>
+          <w:b w:val="0"/>
+          <w:bCs/>
           <w:i/>
         </w:rPr>
-        <w:t>Ghostscript</w:t>
-      </w:r>
-      <w:proofErr w:type="spellEnd"/>
-      <w:r>
-        <w:t xml:space="preserve">. In: </w:t>
-      </w:r>
-      <w:r>
-        <w:rPr>
-          <w:b/>
-        </w:rPr>
-        <w:t>github.com/jhabjan/Ghostscript.NET</w:t>
-      </w:r>
-      <w:r>
-        <w:t xml:space="preserve"> [online]. 2025 [cit. 2025-08-24]. Dostupné z: </w:t>
-      </w:r>
-    </w:p>
-    <w:p>
-      <w:pPr>
-        <w:spacing w:after="121" w:line="259" w:lineRule="auto"/>
-        <w:ind w:left="360" w:right="48" w:firstLine="0"/>
-      </w:pPr>
-      <w:hyperlink r:id="rId155">
-        <w:r>
-          <w:rPr>
+        <w:t xml:space="preserve">Visual Studio – </w:t>
+      </w:r>
+      <w:r>
+        <w:rPr>
+          <w:b w:val="0"/>
+          <w:bCs/>
+          <w:i/>
+          <w:lang w:val="en-US"/>
+        </w:rPr>
+        <w:t>Product documentation (Overview, IDE features)</w:t>
+      </w:r>
+      <w:r>
+        <w:rPr>
+          <w:b w:val="0"/>
+          <w:bCs/>
+          <w:lang w:val="en-US"/>
+        </w:rPr>
+        <w:t>.</w:t>
+      </w:r>
+      <w:r>
+        <w:rPr>
+          <w:b w:val="0"/>
+          <w:bCs/>
+        </w:rPr>
+        <w:t xml:space="preserve"> In: learn.microsoft.com [online]. Microsoft, 2025 [cit. 2025-08-24]. Dostupné z: </w:t>
+      </w:r>
+      <w:hyperlink r:id="rId160" w:history="1">
+        <w:r>
+          <w:rPr>
+            <w:rStyle w:val="Hypertextovodkaz"/>
+            <w:b w:val="0"/>
+            <w:bCs/>
+            <w:color w:val="0000FF"/>
+          </w:rPr>
+          <w:t>https://learn.microsoft.com/cs</w:t>
+        </w:r>
+      </w:hyperlink>
+      <w:hyperlink r:id="rId161">
+        <w:r>
+          <w:rPr>
+            <w:b w:val="0"/>
+            <w:bCs/>
             <w:color w:val="0000FF"/>
             <w:u w:val="single" w:color="0000FF"/>
           </w:rPr>
-          <w:t>https://github.com/jhabjan/Ghostscript.NET</w:t>
+          <w:t>-</w:t>
         </w:r>
       </w:hyperlink>
-      <w:hyperlink r:id="rId156">
-        <w:r>
-          <w:t xml:space="preserve"> </w:t>
-        </w:r>
-      </w:hyperlink>
-    </w:p>
-    <w:p>
-      <w:pPr>
-        <w:numPr>
-          <w:ilvl w:val="0"/>
-          <w:numId w:val="7"/>
-        </w:numPr>
-        <w:spacing w:after="0" w:line="359" w:lineRule="auto"/>
-        <w:ind w:hanging="360"/>
-      </w:pPr>
-      <w:r>
-        <w:rPr>
-          <w:b/>
-        </w:rPr>
-        <w:t>MICROSOFT</w:t>
-      </w:r>
-      <w:r>
-        <w:t xml:space="preserve">, 2025. </w:t>
-      </w:r>
-      <w:r>
-        <w:rPr>
-          <w:i/>
-        </w:rPr>
-        <w:t xml:space="preserve">Visual Studio – </w:t>
-      </w:r>
-      <w:proofErr w:type="spellStart"/>
-      <w:r>
-        <w:rPr>
-          <w:i/>
-        </w:rPr>
-        <w:t>Product</w:t>
-      </w:r>
-      <w:proofErr w:type="spellEnd"/>
-      <w:r>
-        <w:rPr>
-          <w:i/>
-        </w:rPr>
-        <w:t xml:space="preserve"> </w:t>
-      </w:r>
-      <w:proofErr w:type="spellStart"/>
-      <w:r>
-        <w:rPr>
-          <w:i/>
-        </w:rPr>
-        <w:t>documentation</w:t>
-      </w:r>
-      <w:proofErr w:type="spellEnd"/>
-      <w:r>
-        <w:rPr>
-          <w:i/>
-        </w:rPr>
-        <w:t xml:space="preserve"> (</w:t>
-      </w:r>
-      <w:proofErr w:type="spellStart"/>
-      <w:r>
-        <w:rPr>
-          <w:i/>
-        </w:rPr>
-        <w:t>Overview</w:t>
-      </w:r>
-      <w:proofErr w:type="spellEnd"/>
-      <w:r>
-        <w:rPr>
-          <w:i/>
-        </w:rPr>
-        <w:t xml:space="preserve">, IDE </w:t>
-      </w:r>
-      <w:proofErr w:type="spellStart"/>
-      <w:r>
-        <w:rPr>
-          <w:i/>
-        </w:rPr>
-        <w:t>features</w:t>
-      </w:r>
-      <w:proofErr w:type="spellEnd"/>
-      <w:r>
-        <w:rPr>
-          <w:i/>
-        </w:rPr>
-        <w:t>)</w:t>
-      </w:r>
-      <w:r>
-        <w:t xml:space="preserve">. In: </w:t>
-      </w:r>
-      <w:r>
-        <w:rPr>
-          <w:b/>
-        </w:rPr>
-        <w:t>learn.microsoft.com</w:t>
-      </w:r>
-      <w:r>
-        <w:t xml:space="preserve"> [online]. Microsoft, 2025 [cit. 2025-08-24]. Dostupné z: </w:t>
-      </w:r>
-    </w:p>
-    <w:p>
-      <w:pPr>
-        <w:spacing w:after="124" w:line="259" w:lineRule="auto"/>
-        <w:ind w:left="358" w:right="48" w:firstLine="0"/>
-      </w:pPr>
-      <w:hyperlink r:id="rId157">
-        <w:r>
-          <w:rPr>
+      <w:hyperlink r:id="rId162">
+        <w:r>
+          <w:rPr>
+            <w:b w:val="0"/>
+            <w:bCs/>
             <w:color w:val="0000FF"/>
             <w:u w:val="single" w:color="0000FF"/>
           </w:rPr>
-          <w:t>https://learn.microsoft.com/cs</w:t>
+          <w:t>cz/visualstudio/ide/?view=vs</w:t>
         </w:r>
       </w:hyperlink>
-      <w:hyperlink r:id="rId158">
-        <w:r>
-          <w:rPr>
+      <w:hyperlink r:id="rId163">
+        <w:r>
+          <w:rPr>
+            <w:b w:val="0"/>
+            <w:bCs/>
             <w:color w:val="0000FF"/>
             <w:u w:val="single" w:color="0000FF"/>
           </w:rPr>
           <w:t>-</w:t>
         </w:r>
       </w:hyperlink>
-      <w:hyperlink r:id="rId159">
-        <w:r>
-          <w:rPr>
+      <w:hyperlink r:id="rId164">
+        <w:r>
+          <w:rPr>
+            <w:b w:val="0"/>
+            <w:bCs/>
             <w:color w:val="0000FF"/>
             <w:u w:val="single" w:color="0000FF"/>
           </w:rPr>
-          <w:t>cz/visualstudio/ide/?view=vs</w:t>
+          <w:t>2022</w:t>
         </w:r>
       </w:hyperlink>
-      <w:hyperlink r:id="rId160">
-        <w:r>
-          <w:rPr>
+      <w:hyperlink r:id="rId165">
+        <w:r>
+          <w:rPr>
+            <w:b w:val="0"/>
+            <w:bCs/>
+            <w:color w:val="0000FF"/>
+          </w:rPr>
+          <w:t xml:space="preserve"> </w:t>
+        </w:r>
+      </w:hyperlink>
+    </w:p>
+    <w:p>
+      <w:pPr>
+        <w:pStyle w:val="litraz"/>
+        <w:ind w:hanging="360"/>
+        <w:rPr>
+          <w:b w:val="0"/>
+          <w:bCs/>
+        </w:rPr>
+      </w:pPr>
+      <w:r>
+        <w:t>SQLITESTUDIO, 2025</w:t>
+      </w:r>
+      <w:r>
+        <w:rPr>
+          <w:b w:val="0"/>
+          <w:bCs/>
+        </w:rPr>
+        <w:t xml:space="preserve">. </w:t>
+      </w:r>
+      <w:r>
+        <w:rPr>
+          <w:b w:val="0"/>
+          <w:bCs/>
+          <w:i/>
+        </w:rPr>
+        <w:t xml:space="preserve">SQLiteStudio – </w:t>
+      </w:r>
+      <w:r>
+        <w:rPr>
+          <w:b w:val="0"/>
+          <w:bCs/>
+          <w:i/>
+          <w:lang w:val="en-US"/>
+        </w:rPr>
+        <w:t>Official website (Features, Downloads, Docs)</w:t>
+      </w:r>
+      <w:r>
+        <w:rPr>
+          <w:b w:val="0"/>
+          <w:bCs/>
+          <w:lang w:val="en-US"/>
+        </w:rPr>
+        <w:t>.</w:t>
+      </w:r>
+      <w:r>
+        <w:rPr>
+          <w:b w:val="0"/>
+          <w:bCs/>
+        </w:rPr>
+        <w:t xml:space="preserve"> In: sqlitestudio.pl [online]. 2025 [cit. 2025-08-24]. Dostupné z: </w:t>
+      </w:r>
+      <w:hyperlink r:id="rId166">
+        <w:r>
+          <w:rPr>
+            <w:b w:val="0"/>
+            <w:bCs/>
             <w:color w:val="0000FF"/>
             <w:u w:val="single" w:color="0000FF"/>
           </w:rPr>
-          <w:t>-</w:t>
+          <w:t>https://sqlitestudio.pl/</w:t>
         </w:r>
       </w:hyperlink>
-      <w:hyperlink r:id="rId161">
-        <w:r>
-          <w:rPr>
+      <w:hyperlink r:id="rId167">
+        <w:r>
+          <w:t xml:space="preserve"> </w:t>
+        </w:r>
+      </w:hyperlink>
+    </w:p>
+    <w:p>
+      <w:pPr>
+        <w:pStyle w:val="litraz"/>
+        <w:spacing w:line="358" w:lineRule="auto"/>
+        <w:ind w:left="357" w:hanging="357"/>
+        <w:rPr>
+          <w:b w:val="0"/>
+          <w:bCs/>
+        </w:rPr>
+      </w:pPr>
+      <w:r>
+        <w:t>ČESKO, 2006. Zákon č. 262/2006 Sb</w:t>
+      </w:r>
+      <w:r>
+        <w:rPr>
+          <w:b w:val="0"/>
+          <w:bCs/>
+        </w:rPr>
+        <w:t>., zákoník práce. In: Zákony pro lidi [online]. [cit. 2026-04-12]. Dostupné z: https://www.zakonyprolidi.cz/cs/2006-262</w:t>
+      </w:r>
+    </w:p>
+    <w:p>
+      <w:pPr>
+        <w:pStyle w:val="litraz"/>
+        <w:spacing w:line="358" w:lineRule="auto"/>
+        <w:ind w:left="357" w:hanging="357"/>
+        <w:rPr>
+          <w:b w:val="0"/>
+          <w:bCs/>
+        </w:rPr>
+      </w:pPr>
+      <w:r>
+        <w:t>MINISTERSTVO PRÁCE A SOCIÁLNÍCH VĚCÍ</w:t>
+      </w:r>
+      <w:r>
+        <w:rPr>
+          <w:b w:val="0"/>
+          <w:bCs/>
+        </w:rPr>
+        <w:t xml:space="preserve">, 2026. VIII.9 Evidence pracovní doby. In: Příručka pro personální agendu a odměňování zaměstnanců [online]. [cit. 2026-04-12]. Dostupné z: </w:t>
+      </w:r>
+      <w:hyperlink r:id="rId168" w:history="1">
+        <w:r>
+          <w:rPr>
+            <w:rStyle w:val="Hypertextovodkaz"/>
+            <w:b w:val="0"/>
+            <w:bCs/>
             <w:color w:val="0000FF"/>
-            <w:u w:val="single" w:color="0000FF"/>
-          </w:rPr>
-          <w:t>2022</w:t>
+          </w:rPr>
+          <w:t>https://ppropo.mpsv.cz/VIII9Evidencepracovnid</w:t>
+        </w:r>
+        <w:r>
+          <w:rPr>
+            <w:rStyle w:val="Hypertextovodkaz"/>
+            <w:b w:val="0"/>
+            <w:bCs/>
+            <w:color w:val="0000FF"/>
+          </w:rPr>
+          <w:t>o</w:t>
+        </w:r>
+        <w:r>
+          <w:rPr>
+            <w:rStyle w:val="Hypertextovodkaz"/>
+            <w:b w:val="0"/>
+            <w:bCs/>
+            <w:color w:val="0000FF"/>
+          </w:rPr>
+          <w:t>by</w:t>
         </w:r>
       </w:hyperlink>
-      <w:hyperlink r:id="rId162">
-        <w:r>
-          <w:t xml:space="preserve"> </w:t>
+      <w:r>
+        <w:rPr>
+          <w:b w:val="0"/>
+          <w:bCs/>
+          <w:color w:val="0000FF"/>
+          <w:lang w:val="ru-RU"/>
+        </w:rPr>
+        <w:t xml:space="preserve"> </w:t>
+      </w:r>
+    </w:p>
+    <w:p>
+      <w:pPr>
+        <w:pStyle w:val="litraz"/>
+        <w:spacing w:line="358" w:lineRule="auto"/>
+        <w:ind w:left="357" w:hanging="357"/>
+        <w:rPr>
+          <w:b w:val="0"/>
+          <w:bCs/>
+        </w:rPr>
+      </w:pPr>
+      <w:r>
+        <w:t>STÁTNÍ ÚŘAD INSPEKCE PRÁCE</w:t>
+      </w:r>
+      <w:r>
+        <w:rPr>
+          <w:b w:val="0"/>
+          <w:bCs/>
+        </w:rPr>
+        <w:t xml:space="preserve">, bez data. Rozvrhování pracovní doby. In: suip.gov.cz [online]. [cit. 2026-04-12]. Dostupné z: </w:t>
+      </w:r>
+      <w:hyperlink r:id="rId169" w:history="1">
+        <w:r>
+          <w:rPr>
+            <w:rStyle w:val="Hypertextovodkaz"/>
+            <w:b w:val="0"/>
+            <w:bCs/>
+            <w:color w:val="0000FF"/>
+          </w:rPr>
+          <w:t>https://suip.gov.cz/vsechny-clanky/-/asset_publisher/BwIpyjT9IXe0/content/rozvrhovani-pracovni-do-1</w:t>
         </w:r>
       </w:hyperlink>
-    </w:p>
-    <w:p>
-      <w:pPr>
-        <w:numPr>
-          <w:ilvl w:val="0"/>
-          <w:numId w:val="7"/>
-        </w:numPr>
-        <w:spacing w:after="113" w:line="259" w:lineRule="auto"/>
-        <w:ind w:hanging="360"/>
-      </w:pPr>
-      <w:r>
-        <w:rPr>
-          <w:b/>
-        </w:rPr>
-        <w:t>SQLITESTUDIO</w:t>
-      </w:r>
-      <w:r>
-        <w:t xml:space="preserve">, 2025. </w:t>
-      </w:r>
-      <w:r>
-        <w:rPr>
-          <w:i/>
-        </w:rPr>
-        <w:t xml:space="preserve">SQLiteStudio – </w:t>
-      </w:r>
-      <w:proofErr w:type="spellStart"/>
-      <w:r>
-        <w:rPr>
-          <w:i/>
-        </w:rPr>
-        <w:t>Official</w:t>
-      </w:r>
-      <w:proofErr w:type="spellEnd"/>
-      <w:r>
-        <w:rPr>
-          <w:i/>
-        </w:rPr>
-        <w:t xml:space="preserve"> </w:t>
-      </w:r>
-      <w:proofErr w:type="spellStart"/>
-      <w:r>
-        <w:rPr>
-          <w:i/>
-        </w:rPr>
-        <w:t>website</w:t>
-      </w:r>
-      <w:proofErr w:type="spellEnd"/>
-      <w:r>
-        <w:rPr>
-          <w:i/>
-        </w:rPr>
-        <w:t xml:space="preserve"> (</w:t>
-      </w:r>
-      <w:proofErr w:type="spellStart"/>
-      <w:r>
-        <w:rPr>
-          <w:i/>
-        </w:rPr>
-        <w:t>Features</w:t>
-      </w:r>
-      <w:proofErr w:type="spellEnd"/>
-      <w:r>
-        <w:rPr>
-          <w:i/>
-        </w:rPr>
-        <w:t xml:space="preserve">, </w:t>
-      </w:r>
-      <w:proofErr w:type="spellStart"/>
-      <w:r>
-        <w:rPr>
-          <w:i/>
-        </w:rPr>
-        <w:t>Downloads</w:t>
-      </w:r>
-      <w:proofErr w:type="spellEnd"/>
-      <w:r>
-        <w:rPr>
-          <w:i/>
-        </w:rPr>
-        <w:t xml:space="preserve">, </w:t>
-      </w:r>
-      <w:proofErr w:type="spellStart"/>
-      <w:r>
-        <w:rPr>
-          <w:i/>
-        </w:rPr>
-        <w:t>Docs</w:t>
-      </w:r>
-      <w:proofErr w:type="spellEnd"/>
-      <w:r>
-        <w:rPr>
-          <w:i/>
-        </w:rPr>
-        <w:t>)</w:t>
-      </w:r>
-      <w:r>
-        <w:t xml:space="preserve">. </w:t>
-      </w:r>
-    </w:p>
-    <w:p>
-      <w:pPr>
-        <w:spacing w:after="0" w:line="259" w:lineRule="auto"/>
-        <w:ind w:left="0" w:right="115" w:firstLine="0"/>
-        <w:jc w:val="center"/>
-      </w:pPr>
-      <w:r>
-        <w:t xml:space="preserve">In: </w:t>
-      </w:r>
-      <w:r>
-        <w:rPr>
-          <w:b/>
-        </w:rPr>
-        <w:t>sqlitestudio.pl</w:t>
-      </w:r>
-      <w:r>
-        <w:t xml:space="preserve"> [online]. 2025 [cit. 2025-08-24]. Dostupné z: </w:t>
-      </w:r>
-      <w:hyperlink r:id="rId163">
-        <w:r>
-          <w:rPr>
+      <w:r>
+        <w:rPr>
+          <w:b w:val="0"/>
+          <w:bCs/>
+          <w:color w:val="0000FF"/>
+          <w:lang w:val="ru-RU"/>
+        </w:rPr>
+        <w:t xml:space="preserve"> </w:t>
+      </w:r>
+    </w:p>
+    <w:p>
+      <w:pPr>
+        <w:pStyle w:val="litraz"/>
+        <w:spacing w:line="358" w:lineRule="auto"/>
+        <w:ind w:left="357" w:hanging="357"/>
+        <w:rPr>
+          <w:b w:val="0"/>
+          <w:bCs/>
+          <w:lang w:val="en-US"/>
+        </w:rPr>
+      </w:pPr>
+      <w:r>
+        <w:t>SOUDNÍ DVŮR EVROPSKÉ UNIE</w:t>
+      </w:r>
+      <w:r>
+        <w:rPr>
+          <w:b w:val="0"/>
+          <w:bCs/>
+        </w:rPr>
+        <w:t xml:space="preserve">, 2019. </w:t>
+      </w:r>
+      <w:r>
+        <w:rPr>
+          <w:b w:val="0"/>
+          <w:bCs/>
+          <w:lang w:val="en-US"/>
+        </w:rPr>
+        <w:t xml:space="preserve">Member States must require employers to set up a system enabling the duration of daily working time to be measured. In: curia.europa.eu [online]. 14 May 2019 [cit. 2026-04-12]. Dostupné z: </w:t>
+      </w:r>
+      <w:hyperlink r:id="rId170" w:history="1">
+        <w:r>
+          <w:rPr>
+            <w:rStyle w:val="Hypertextovodkaz"/>
+            <w:b w:val="0"/>
+            <w:bCs/>
             <w:color w:val="0000FF"/>
-            <w:u w:val="single" w:color="0000FF"/>
-          </w:rPr>
-          <w:t>https://sqlitestudio.pl/</w:t>
+            <w:lang w:val="en-US"/>
+          </w:rPr>
+          <w:t>https://curia.europa.eu/jcms/upload/docs/application/pdf/</w:t>
+        </w:r>
+        <w:r>
+          <w:rPr>
+            <w:rStyle w:val="Hypertextovodkaz"/>
+            <w:b w:val="0"/>
+            <w:bCs/>
+            <w:color w:val="0000FF"/>
+            <w:lang w:val="en-US"/>
+          </w:rPr>
+          <w:t>2</w:t>
+        </w:r>
+        <w:r>
+          <w:rPr>
+            <w:rStyle w:val="Hypertextovodkaz"/>
+            <w:b w:val="0"/>
+            <w:bCs/>
+            <w:color w:val="0000FF"/>
+            <w:lang w:val="en-US"/>
+          </w:rPr>
+          <w:t>019-05/cp190061en.pdf</w:t>
         </w:r>
       </w:hyperlink>
-      <w:hyperlink r:id="rId164">
-        <w:r>
-          <w:t xml:space="preserve"> </w:t>
+      <w:r>
+        <w:rPr>
+          <w:b w:val="0"/>
+          <w:bCs/>
+          <w:color w:val="0000FF"/>
+          <w:lang w:val="ru-RU"/>
+        </w:rPr>
+        <w:t xml:space="preserve"> </w:t>
+      </w:r>
+    </w:p>
+    <w:p>
+      <w:pPr>
+        <w:pStyle w:val="litraz"/>
+        <w:spacing w:line="358" w:lineRule="auto"/>
+        <w:ind w:left="357" w:hanging="357"/>
+        <w:rPr>
+          <w:b w:val="0"/>
+          <w:bCs/>
+          <w:lang w:val="en-US"/>
+        </w:rPr>
+      </w:pPr>
+      <w:r>
+        <w:rPr>
+          <w:lang w:val="en-US"/>
+        </w:rPr>
+        <w:t>ČESKO, 1998. Zákon č. 111/1998 Sb</w:t>
+      </w:r>
+      <w:r>
+        <w:rPr>
+          <w:b w:val="0"/>
+          <w:bCs/>
+          <w:lang w:val="en-US"/>
+        </w:rPr>
+        <w:t xml:space="preserve">., o vysokých školách. In: Zákony pro lidi [online]. [cit. 2026-04-12]. Dostupné z: </w:t>
+      </w:r>
+      <w:hyperlink r:id="rId171" w:history="1">
+        <w:r>
+          <w:rPr>
+            <w:rStyle w:val="Hypertextovodkaz"/>
+            <w:b w:val="0"/>
+            <w:bCs/>
+            <w:color w:val="0000FF"/>
+            <w:lang w:val="en-US"/>
+          </w:rPr>
+          <w:t>https://www.zakonyprolidi.cz/cs/1998-111</w:t>
         </w:r>
       </w:hyperlink>
+      <w:r>
+        <w:rPr>
+          <w:b w:val="0"/>
+          <w:bCs/>
+          <w:color w:val="0000FF"/>
+          <w:lang w:val="ru-RU"/>
+        </w:rPr>
+        <w:t xml:space="preserve"> </w:t>
+      </w:r>
+    </w:p>
+    <w:p>
+      <w:pPr>
+        <w:pStyle w:val="litraz"/>
+        <w:spacing w:line="358" w:lineRule="auto"/>
+        <w:ind w:left="357" w:hanging="357"/>
+        <w:rPr>
+          <w:b w:val="0"/>
+          <w:bCs/>
+          <w:color w:val="0000FF"/>
+          <w:lang w:val="en-US"/>
+        </w:rPr>
+      </w:pPr>
+      <w:r>
+        <w:rPr>
+          <w:lang w:val="en-US"/>
+        </w:rPr>
+        <w:t>EUROSTAT</w:t>
+      </w:r>
+      <w:r>
+        <w:rPr>
+          <w:b w:val="0"/>
+          <w:bCs/>
+          <w:lang w:val="en-US"/>
+        </w:rPr>
+        <w:t xml:space="preserve">, bez data. Job autonomy and pressure at work - statistics. In: Statistics Explained [online]. [cit. 2026-04-12]. Dostupné z: </w:t>
+      </w:r>
+      <w:hyperlink r:id="rId172" w:history="1">
+        <w:r>
+          <w:rPr>
+            <w:rStyle w:val="Hypertextovodkaz"/>
+            <w:b w:val="0"/>
+            <w:bCs/>
+            <w:color w:val="0000FF"/>
+            <w:lang w:val="en-US"/>
+          </w:rPr>
+          <w:t>https://ec.eu</w:t>
+        </w:r>
+        <w:r>
+          <w:rPr>
+            <w:rStyle w:val="Hypertextovodkaz"/>
+            <w:b w:val="0"/>
+            <w:bCs/>
+            <w:color w:val="0000FF"/>
+            <w:lang w:val="en-US"/>
+          </w:rPr>
+          <w:t>r</w:t>
+        </w:r>
+        <w:r>
+          <w:rPr>
+            <w:rStyle w:val="Hypertextovodkaz"/>
+            <w:b w:val="0"/>
+            <w:bCs/>
+            <w:color w:val="0000FF"/>
+            <w:lang w:val="en-US"/>
+          </w:rPr>
+          <w:t>op</w:t>
+        </w:r>
+        <w:r>
+          <w:rPr>
+            <w:rStyle w:val="Hypertextovodkaz"/>
+            <w:b w:val="0"/>
+            <w:bCs/>
+            <w:color w:val="0000FF"/>
+            <w:lang w:val="en-US"/>
+          </w:rPr>
+          <w:t>a</w:t>
+        </w:r>
+        <w:r>
+          <w:rPr>
+            <w:rStyle w:val="Hypertextovodkaz"/>
+            <w:b w:val="0"/>
+            <w:bCs/>
+            <w:color w:val="0000FF"/>
+            <w:lang w:val="en-US"/>
+          </w:rPr>
+          <w:t>.eu/eurostat/statistics-explained/index.php?title=Job_autonomy_and_pressure_at_work_-_statistics</w:t>
+        </w:r>
+      </w:hyperlink>
+      <w:r>
+        <w:rPr>
+          <w:b w:val="0"/>
+          <w:bCs/>
+          <w:color w:val="0000FF"/>
+          <w:lang w:val="en-US"/>
+        </w:rPr>
+        <w:t xml:space="preserve"> </w:t>
+      </w:r>
+    </w:p>
+    <w:p>
+      <w:pPr>
+        <w:pStyle w:val="litraz"/>
+        <w:spacing w:line="358" w:lineRule="auto"/>
+        <w:ind w:left="357" w:hanging="357"/>
+        <w:rPr>
+          <w:b w:val="0"/>
+          <w:bCs/>
+          <w:lang w:val="en-US"/>
+        </w:rPr>
+      </w:pPr>
+      <w:r>
+        <w:rPr>
+          <w:lang w:val="en-US"/>
+        </w:rPr>
+        <w:t>EUROFOUND</w:t>
+      </w:r>
+      <w:r>
+        <w:rPr>
+          <w:b w:val="0"/>
+          <w:bCs/>
+          <w:lang w:val="en-US"/>
+        </w:rPr>
+        <w:t xml:space="preserve">, 2020. Regulations to address work–life balance in digital flexible working arrangements. In: eurofound.europa.eu [online]. [cit. 2026-04-12]. Dostupné z: </w:t>
+      </w:r>
+      <w:hyperlink r:id="rId173" w:history="1">
+        <w:r>
+          <w:rPr>
+            <w:rStyle w:val="Hypertextovodkaz"/>
+            <w:b w:val="0"/>
+            <w:bCs/>
+            <w:color w:val="0000FF"/>
+            <w:lang w:val="en-US"/>
+          </w:rPr>
+          <w:t>https://www.eurofound.europa.eu/en/publications/all/regulations-address-work-life-balance-digital-flexible-working-arrangements</w:t>
+        </w:r>
+      </w:hyperlink>
+      <w:r>
+        <w:rPr>
+          <w:b w:val="0"/>
+          <w:bCs/>
+          <w:color w:val="0000FF"/>
+          <w:lang w:val="en-US"/>
+        </w:rPr>
+        <w:t xml:space="preserve"> </w:t>
+      </w:r>
+    </w:p>
+    <w:p>
+      <w:pPr>
+        <w:pStyle w:val="litraz"/>
+        <w:spacing w:line="358" w:lineRule="auto"/>
+        <w:ind w:left="357" w:hanging="357"/>
+        <w:rPr>
+          <w:b w:val="0"/>
+          <w:bCs/>
+          <w:lang w:val="en-US"/>
+        </w:rPr>
+      </w:pPr>
+      <w:r>
+        <w:rPr>
+          <w:lang w:val="en-US"/>
+        </w:rPr>
+        <w:t>ISO 25000,</w:t>
+      </w:r>
+      <w:r>
+        <w:rPr>
+          <w:b w:val="0"/>
+          <w:bCs/>
+          <w:lang w:val="en-US"/>
+        </w:rPr>
+        <w:t xml:space="preserve"> bez data. ISO/IEC 25010. In: iso25000.com [online]. [cit. 2026-04-12]. Dostupné z: </w:t>
+      </w:r>
+      <w:hyperlink r:id="rId174" w:history="1">
+        <w:r>
+          <w:rPr>
+            <w:rStyle w:val="Hypertextovodkaz"/>
+            <w:b w:val="0"/>
+            <w:bCs/>
+            <w:color w:val="0000FF"/>
+            <w:lang w:val="en-US"/>
+          </w:rPr>
+          <w:t>https://iso25000.com/index.php/en/iso-25000-standards/iso-25010</w:t>
+        </w:r>
+      </w:hyperlink>
+      <w:r>
+        <w:rPr>
+          <w:b w:val="0"/>
+          <w:bCs/>
+          <w:color w:val="0000FF"/>
+          <w:lang w:val="en-US"/>
+        </w:rPr>
+        <w:t xml:space="preserve"> </w:t>
+      </w:r>
+    </w:p>
+    <w:p>
+      <w:pPr>
+        <w:pStyle w:val="litraz"/>
+        <w:spacing w:line="358" w:lineRule="auto"/>
+        <w:ind w:left="357" w:hanging="357"/>
+      </w:pPr>
+      <w:r>
+        <w:rPr>
+          <w:lang w:val="en-US"/>
+        </w:rPr>
+        <w:t>IBM</w:t>
+      </w:r>
+      <w:r>
+        <w:rPr>
+          <w:b w:val="0"/>
+          <w:bCs/>
+          <w:lang w:val="en-US"/>
+        </w:rPr>
+        <w:t xml:space="preserve">, bez data. What Is Requirements Management? In: ibm.com [online]. [cit. 2026-04-12]. Dostupné z: </w:t>
+      </w:r>
+      <w:hyperlink r:id="rId175" w:history="1">
+        <w:r>
+          <w:rPr>
+            <w:rStyle w:val="Hypertextovodkaz"/>
+            <w:b w:val="0"/>
+            <w:bCs/>
+            <w:color w:val="0000FF"/>
+            <w:lang w:val="en-US"/>
+          </w:rPr>
+          <w:t>https://www.ibm.com/think/topics/what-is-requirements-management</w:t>
+        </w:r>
+      </w:hyperlink>
+      <w:r>
+        <w:rPr>
+          <w:b w:val="0"/>
+          <w:bCs/>
+          <w:color w:val="0000FF"/>
+          <w:lang w:val="ru-RU"/>
+        </w:rPr>
+        <w:t xml:space="preserve"> </w:t>
+      </w:r>
+      <w:r>
+        <w:rPr>
+          <w:color w:val="0000FF"/>
+        </w:rPr>
+        <w:t xml:space="preserve"> </w:t>
+      </w:r>
       <w:r>
         <w:br w:type="page"/>
       </w:r>
@@ -23533,13 +23139,8 @@
         <w:ind w:left="-5" w:right="55"/>
       </w:pPr>
       <w:r>
-        <w:t xml:space="preserve">Příloha A: Zdrojový kód aplikace </w:t>
-      </w:r>
-      <w:proofErr w:type="spellStart"/>
-      <w:r>
-        <w:t>TeacherScheduleApp</w:t>
-      </w:r>
-      <w:proofErr w:type="spellEnd"/>
+        <w:t>Příloha A: Zdrojový kód aplikace TeacherScheduleApp</w:t>
+      </w:r>
       <w:r>
         <w:rPr>
           <w:i/>
@@ -23579,14 +23180,12 @@
         </w:rPr>
         <w:t xml:space="preserve">Zdrojový kód aplikace </w:t>
       </w:r>
-      <w:proofErr w:type="spellStart"/>
       <w:r>
         <w:rPr>
           <w:sz w:val="32"/>
         </w:rPr>
         <w:t>TeacherScheduleApp</w:t>
       </w:r>
-      <w:proofErr w:type="spellEnd"/>
       <w:r>
         <w:rPr>
           <w:b/>
@@ -23610,15 +23209,7 @@
         <w:t>zip</w:t>
       </w:r>
       <w:r>
-        <w:t xml:space="preserve"> archiv s projektem z Visual Studia 2022 jménem </w:t>
-      </w:r>
-      <w:proofErr w:type="spellStart"/>
-      <w:r>
-        <w:t>TeacherScheduleApp</w:t>
-      </w:r>
-      <w:proofErr w:type="spellEnd"/>
-      <w:r>
-        <w:t xml:space="preserve"> </w:t>
+        <w:t xml:space="preserve"> archiv s projektem z Visual Studia 2022 jménem TeacherScheduleApp </w:t>
       </w:r>
     </w:p>
     <w:p>
@@ -23672,9 +23263,9 @@
       </w:r>
     </w:p>
     <w:sectPr>
-      <w:footerReference w:type="even" r:id="rId165"/>
-      <w:footerReference w:type="default" r:id="rId166"/>
-      <w:footerReference w:type="first" r:id="rId167"/>
+      <w:footerReference w:type="even" r:id="rId176"/>
+      <w:footerReference w:type="default" r:id="rId177"/>
+      <w:footerReference w:type="first" r:id="rId178"/>
       <w:pgSz w:w="11906" w:h="16838"/>
       <w:pgMar w:top="1418" w:right="790" w:bottom="1355" w:left="1985" w:header="708" w:footer="709" w:gutter="0"/>
       <w:cols w:space="708"/>
@@ -23712,9 +23303,35 @@
 <w:ftr xmlns:wpc="http://schemas.microsoft.com/office/word/2010/wordprocessingCanvas" xmlns:cx="http://schemas.microsoft.com/office/drawing/2014/chartex" xmlns:cx1="http://schemas.microsoft.com/office/drawing/2015/9/8/chartex" xmlns:cx2="http://schemas.microsoft.com/office/drawing/2015/10/21/chartex" xmlns:cx3="http://schemas.microsoft.com/office/drawing/2016/5/9/chartex" xmlns:cx4="http://schemas.microsoft.com/office/drawing/2016/5/10/chartex" xmlns:cx5="http://schemas.microsoft.com/office/drawing/2016/5/11/chartex" xmlns:cx6="http://schemas.microsoft.com/office/drawing/2016/5/12/chartex" xmlns:cx7="http://schemas.microsoft.com/office/drawing/2016/5/13/chartex" xmlns:cx8="http://schemas.microsoft.com/office/drawing/2016/5/14/chartex" xmlns:mc="http://schemas.openxmlformats.org/markup-compatibility/2006" xmlns:aink="http://schemas.microsoft.com/office/drawing/2016/ink" xmlns:am3d="http://schemas.microsoft.com/office/drawing/2017/model3d" xmlns:o="urn:schemas-microsoft-com:office:office" xmlns:oel="http://schemas.microsoft.com/office/2019/extlst" xmlns:r="http://schemas.openxmlformats.org/officeDocument/2006/relationships" xmlns:m="http://schemas.openxmlformats.org/officeDocument/2006/math" xmlns:v="urn:schemas-microsoft-com:vml" xmlns:wp14="http://schemas.microsoft.com/office/word/2010/wordprocessingDrawing" xmlns:wp="http://schemas.openxmlformats.org/drawingml/2006/wordprocessingDrawing" xmlns:w10="urn:schemas-microsoft-com:office:word" xmlns:w="http://schemas.openxmlformats.org/wordprocessingml/2006/main" xmlns:w14="http://schemas.microsoft.com/office/word/2010/wordml" xmlns:w15="http://schemas.microsoft.com/office/word/2012/wordml" xmlns:w16cex="http://schemas.microsoft.com/office/word/2018/wordml/cex" xmlns:w16cid="http://schemas.microsoft.com/office/word/2016/wordml/cid" xmlns:w16="http://schemas.microsoft.com/office/word/2018/wordml" xmlns:w16du="http://schemas.microsoft.com/office/word/2023/wordml/word16du" xmlns:w16sdtdh="http://schemas.microsoft.com/office/word/2020/wordml/sdtdatahash" xmlns:w16sdtfl="http://schemas.microsoft.com/office/word/2024/wordml/sdtformatlock" xmlns:w16se="http://schemas.microsoft.com/office/word/2015/wordml/symex" xmlns:wpg="http://schemas.microsoft.com/office/word/2010/wordprocessingGroup" xmlns:wpi="http://schemas.microsoft.com/office/word/2010/wordprocessingInk" xmlns:wne="http://schemas.microsoft.com/office/word/2006/wordml" xmlns:wps="http://schemas.microsoft.com/office/word/2010/wordprocessingShape" mc:Ignorable="w14 w15 w16se w16cid w16 w16cex w16sdtdh w16sdtfl w16du wp14">
   <w:p>
     <w:pPr>
-      <w:spacing w:after="160" w:line="259" w:lineRule="auto"/>
-      <w:ind w:left="0" w:firstLine="0"/>
-      <w:jc w:val="left"/>
+      <w:pBdr>
+        <w:top w:val="nil"/>
+        <w:left w:val="nil"/>
+        <w:bottom w:val="nil"/>
+        <w:right w:val="nil"/>
+        <w:between w:val="nil"/>
+      </w:pBdr>
+      <w:tabs>
+        <w:tab w:val="center" w:pos="4536"/>
+        <w:tab w:val="right" w:pos="9072"/>
+      </w:tabs>
+      <w:spacing w:after="0" w:line="240" w:lineRule="auto"/>
+      <w:jc w:val="center"/>
+    </w:pPr>
+  </w:p>
+  <w:p>
+    <w:pPr>
+      <w:pBdr>
+        <w:top w:val="nil"/>
+        <w:left w:val="nil"/>
+        <w:bottom w:val="nil"/>
+        <w:right w:val="nil"/>
+        <w:between w:val="nil"/>
+      </w:pBdr>
+      <w:tabs>
+        <w:tab w:val="center" w:pos="4536"/>
+        <w:tab w:val="right" w:pos="9072"/>
+      </w:tabs>
+      <w:spacing w:after="0" w:line="240" w:lineRule="auto"/>
     </w:pPr>
   </w:p>
 </w:ftr>
@@ -23748,38 +23365,10 @@
 <w:ftr xmlns:wpc="http://schemas.microsoft.com/office/word/2010/wordprocessingCanvas" xmlns:cx="http://schemas.microsoft.com/office/drawing/2014/chartex" xmlns:cx1="http://schemas.microsoft.com/office/drawing/2015/9/8/chartex" xmlns:cx2="http://schemas.microsoft.com/office/drawing/2015/10/21/chartex" xmlns:cx3="http://schemas.microsoft.com/office/drawing/2016/5/9/chartex" xmlns:cx4="http://schemas.microsoft.com/office/drawing/2016/5/10/chartex" xmlns:cx5="http://schemas.microsoft.com/office/drawing/2016/5/11/chartex" xmlns:cx6="http://schemas.microsoft.com/office/drawing/2016/5/12/chartex" xmlns:cx7="http://schemas.microsoft.com/office/drawing/2016/5/13/chartex" xmlns:cx8="http://schemas.microsoft.com/office/drawing/2016/5/14/chartex" xmlns:mc="http://schemas.openxmlformats.org/markup-compatibility/2006" xmlns:aink="http://schemas.microsoft.com/office/drawing/2016/ink" xmlns:am3d="http://schemas.microsoft.com/office/drawing/2017/model3d" xmlns:o="urn:schemas-microsoft-com:office:office" xmlns:oel="http://schemas.microsoft.com/office/2019/extlst" xmlns:r="http://schemas.openxmlformats.org/officeDocument/2006/relationships" xmlns:m="http://schemas.openxmlformats.org/officeDocument/2006/math" xmlns:v="urn:schemas-microsoft-com:vml" xmlns:wp14="http://schemas.microsoft.com/office/word/2010/wordprocessingDrawing" xmlns:wp="http://schemas.openxmlformats.org/drawingml/2006/wordprocessingDrawing" xmlns:w10="urn:schemas-microsoft-com:office:word" xmlns:w="http://schemas.openxmlformats.org/wordprocessingml/2006/main" xmlns:w14="http://schemas.microsoft.com/office/word/2010/wordml" xmlns:w15="http://schemas.microsoft.com/office/word/2012/wordml" xmlns:w16cex="http://schemas.microsoft.com/office/word/2018/wordml/cex" xmlns:w16cid="http://schemas.microsoft.com/office/word/2016/wordml/cid" xmlns:w16="http://schemas.microsoft.com/office/word/2018/wordml" xmlns:w16du="http://schemas.microsoft.com/office/word/2023/wordml/word16du" xmlns:w16sdtdh="http://schemas.microsoft.com/office/word/2020/wordml/sdtdatahash" xmlns:w16sdtfl="http://schemas.microsoft.com/office/word/2024/wordml/sdtformatlock" xmlns:w16se="http://schemas.microsoft.com/office/word/2015/wordml/symex" xmlns:wpg="http://schemas.microsoft.com/office/word/2010/wordprocessingGroup" xmlns:wpi="http://schemas.microsoft.com/office/word/2010/wordprocessingInk" xmlns:wne="http://schemas.microsoft.com/office/word/2006/wordml" xmlns:wps="http://schemas.microsoft.com/office/word/2010/wordprocessingShape" mc:Ignorable="w14 w15 w16se w16cid w16 w16cex w16sdtdh w16sdtfl w16du wp14">
   <w:p>
     <w:pPr>
-      <w:spacing w:after="0" w:line="259" w:lineRule="auto"/>
-      <w:ind w:left="0" w:right="62" w:firstLine="0"/>
-      <w:jc w:val="center"/>
-    </w:pPr>
-    <w:r>
-      <w:fldChar w:fldCharType="begin"/>
-    </w:r>
-    <w:r>
-      <w:instrText xml:space="preserve"> PAGE   \* MERGEFORMAT </w:instrText>
-    </w:r>
-    <w:r>
-      <w:fldChar w:fldCharType="separate"/>
-    </w:r>
-    <w:r>
-      <w:t>15</w:t>
-    </w:r>
-    <w:r>
-      <w:fldChar w:fldCharType="end"/>
-    </w:r>
-    <w:r>
-      <w:t xml:space="preserve"> </w:t>
-    </w:r>
-  </w:p>
-  <w:p>
-    <w:pPr>
-      <w:spacing w:after="0" w:line="259" w:lineRule="auto"/>
+      <w:spacing w:after="160" w:line="259" w:lineRule="auto"/>
       <w:ind w:left="0" w:firstLine="0"/>
       <w:jc w:val="left"/>
     </w:pPr>
-    <w:r>
-      <w:t xml:space="preserve"> </w:t>
-    </w:r>
   </w:p>
 </w:ftr>
 </file>
@@ -23864,6 +23453,46 @@
 </w:ftr>
 </file>
 
+<file path=word/footer7.xml><?xml version="1.0" encoding="utf-8"?>
+<w:ftr xmlns:wpc="http://schemas.microsoft.com/office/word/2010/wordprocessingCanvas" xmlns:cx="http://schemas.microsoft.com/office/drawing/2014/chartex" xmlns:cx1="http://schemas.microsoft.com/office/drawing/2015/9/8/chartex" xmlns:cx2="http://schemas.microsoft.com/office/drawing/2015/10/21/chartex" xmlns:cx3="http://schemas.microsoft.com/office/drawing/2016/5/9/chartex" xmlns:cx4="http://schemas.microsoft.com/office/drawing/2016/5/10/chartex" xmlns:cx5="http://schemas.microsoft.com/office/drawing/2016/5/11/chartex" xmlns:cx6="http://schemas.microsoft.com/office/drawing/2016/5/12/chartex" xmlns:cx7="http://schemas.microsoft.com/office/drawing/2016/5/13/chartex" xmlns:cx8="http://schemas.microsoft.com/office/drawing/2016/5/14/chartex" xmlns:mc="http://schemas.openxmlformats.org/markup-compatibility/2006" xmlns:aink="http://schemas.microsoft.com/office/drawing/2016/ink" xmlns:am3d="http://schemas.microsoft.com/office/drawing/2017/model3d" xmlns:o="urn:schemas-microsoft-com:office:office" xmlns:oel="http://schemas.microsoft.com/office/2019/extlst" xmlns:r="http://schemas.openxmlformats.org/officeDocument/2006/relationships" xmlns:m="http://schemas.openxmlformats.org/officeDocument/2006/math" xmlns:v="urn:schemas-microsoft-com:vml" xmlns:wp14="http://schemas.microsoft.com/office/word/2010/wordprocessingDrawing" xmlns:wp="http://schemas.openxmlformats.org/drawingml/2006/wordprocessingDrawing" xmlns:w10="urn:schemas-microsoft-com:office:word" xmlns:w="http://schemas.openxmlformats.org/wordprocessingml/2006/main" xmlns:w14="http://schemas.microsoft.com/office/word/2010/wordml" xmlns:w15="http://schemas.microsoft.com/office/word/2012/wordml" xmlns:w16cex="http://schemas.microsoft.com/office/word/2018/wordml/cex" xmlns:w16cid="http://schemas.microsoft.com/office/word/2016/wordml/cid" xmlns:w16="http://schemas.microsoft.com/office/word/2018/wordml" xmlns:w16du="http://schemas.microsoft.com/office/word/2023/wordml/word16du" xmlns:w16sdtdh="http://schemas.microsoft.com/office/word/2020/wordml/sdtdatahash" xmlns:w16sdtfl="http://schemas.microsoft.com/office/word/2024/wordml/sdtformatlock" xmlns:w16se="http://schemas.microsoft.com/office/word/2015/wordml/symex" xmlns:wpg="http://schemas.microsoft.com/office/word/2010/wordprocessingGroup" xmlns:wpi="http://schemas.microsoft.com/office/word/2010/wordprocessingInk" xmlns:wne="http://schemas.microsoft.com/office/word/2006/wordml" xmlns:wps="http://schemas.microsoft.com/office/word/2010/wordprocessingShape" mc:Ignorable="w14 w15 w16se w16cid w16 w16cex w16sdtdh w16sdtfl w16du wp14">
+  <w:p>
+    <w:pPr>
+      <w:spacing w:after="0" w:line="259" w:lineRule="auto"/>
+      <w:ind w:left="0" w:right="62" w:firstLine="0"/>
+      <w:jc w:val="center"/>
+    </w:pPr>
+    <w:r>
+      <w:fldChar w:fldCharType="begin"/>
+    </w:r>
+    <w:r>
+      <w:instrText xml:space="preserve"> PAGE   \* MERGEFORMAT </w:instrText>
+    </w:r>
+    <w:r>
+      <w:fldChar w:fldCharType="separate"/>
+    </w:r>
+    <w:r>
+      <w:t>15</w:t>
+    </w:r>
+    <w:r>
+      <w:fldChar w:fldCharType="end"/>
+    </w:r>
+    <w:r>
+      <w:t xml:space="preserve"> </w:t>
+    </w:r>
+  </w:p>
+  <w:p>
+    <w:pPr>
+      <w:spacing w:after="0" w:line="259" w:lineRule="auto"/>
+      <w:ind w:left="0" w:firstLine="0"/>
+      <w:jc w:val="left"/>
+    </w:pPr>
+    <w:r>
+      <w:t xml:space="preserve"> </w:t>
+    </w:r>
+  </w:p>
+</w:ftr>
+</file>
+
 <file path=word/footnotes.xml><?xml version="1.0" encoding="utf-8"?>
 <w:footnotes xmlns:wpc="http://schemas.microsoft.com/office/word/2010/wordprocessingCanvas" xmlns:cx="http://schemas.microsoft.com/office/drawing/2014/chartex" xmlns:cx1="http://schemas.microsoft.com/office/drawing/2015/9/8/chartex" xmlns:cx2="http://schemas.microsoft.com/office/drawing/2015/10/21/chartex" xmlns:cx3="http://schemas.microsoft.com/office/drawing/2016/5/9/chartex" xmlns:cx4="http://schemas.microsoft.com/office/drawing/2016/5/10/chartex" xmlns:cx5="http://schemas.microsoft.com/office/drawing/2016/5/11/chartex" xmlns:cx6="http://schemas.microsoft.com/office/drawing/2016/5/12/chartex" xmlns:cx7="http://schemas.microsoft.com/office/drawing/2016/5/13/chartex" xmlns:cx8="http://schemas.microsoft.com/office/drawing/2016/5/14/chartex" xmlns:mc="http://schemas.openxmlformats.org/markup-compatibility/2006" xmlns:aink="http://schemas.microsoft.com/office/drawing/2016/ink" xmlns:am3d="http://schemas.microsoft.com/office/drawing/2017/model3d" xmlns:o="urn:schemas-microsoft-com:office:office" xmlns:oel="http://schemas.microsoft.com/office/2019/extlst" xmlns:r="http://schemas.openxmlformats.org/officeDocument/2006/relationships" xmlns:m="http://schemas.openxmlformats.org/officeDocument/2006/math" xmlns:v="urn:schemas-microsoft-com:vml" xmlns:wp14="http://schemas.microsoft.com/office/word/2010/wordprocessingDrawing" xmlns:wp="http://schemas.openxmlformats.org/drawingml/2006/wordprocessingDrawing" xmlns:w10="urn:schemas-microsoft-com:office:word" xmlns:w="http://schemas.openxmlformats.org/wordprocessingml/2006/main" xmlns:w14="http://schemas.microsoft.com/office/word/2010/wordml" xmlns:w15="http://schemas.microsoft.com/office/word/2012/wordml" xmlns:w16cex="http://schemas.microsoft.com/office/word/2018/wordml/cex" xmlns:w16cid="http://schemas.microsoft.com/office/word/2016/wordml/cid" xmlns:w16="http://schemas.microsoft.com/office/word/2018/wordml" xmlns:w16du="http://schemas.microsoft.com/office/word/2023/wordml/word16du" xmlns:w16sdtdh="http://schemas.microsoft.com/office/word/2020/wordml/sdtdatahash" xmlns:w16sdtfl="http://schemas.microsoft.com/office/word/2024/wordml/sdtformatlock" xmlns:w16se="http://schemas.microsoft.com/office/word/2015/wordml/symex" xmlns:wpg="http://schemas.microsoft.com/office/word/2010/wordprocessingGroup" xmlns:wpi="http://schemas.microsoft.com/office/word/2010/wordprocessingInk" xmlns:wne="http://schemas.microsoft.com/office/word/2006/wordml" xmlns:wps="http://schemas.microsoft.com/office/word/2010/wordprocessingShape" mc:Ignorable="w14 w15 w16se w16cid w16 w16cex w16sdtdh w16sdtfl w16du wp14">
   <w:footnote w:type="separator" w:id="-1">
@@ -23887,6 +23516,43 @@
     </w:p>
   </w:footnote>
 </w:footnotes>
+</file>
+
+<file path=word/header1.xml><?xml version="1.0" encoding="utf-8"?>
+<w:hdr xmlns:wpc="http://schemas.microsoft.com/office/word/2010/wordprocessingCanvas" xmlns:cx="http://schemas.microsoft.com/office/drawing/2014/chartex" xmlns:cx1="http://schemas.microsoft.com/office/drawing/2015/9/8/chartex" xmlns:cx2="http://schemas.microsoft.com/office/drawing/2015/10/21/chartex" xmlns:cx3="http://schemas.microsoft.com/office/drawing/2016/5/9/chartex" xmlns:cx4="http://schemas.microsoft.com/office/drawing/2016/5/10/chartex" xmlns:cx5="http://schemas.microsoft.com/office/drawing/2016/5/11/chartex" xmlns:cx6="http://schemas.microsoft.com/office/drawing/2016/5/12/chartex" xmlns:cx7="http://schemas.microsoft.com/office/drawing/2016/5/13/chartex" xmlns:cx8="http://schemas.microsoft.com/office/drawing/2016/5/14/chartex" xmlns:mc="http://schemas.openxmlformats.org/markup-compatibility/2006" xmlns:aink="http://schemas.microsoft.com/office/drawing/2016/ink" xmlns:am3d="http://schemas.microsoft.com/office/drawing/2017/model3d" xmlns:o="urn:schemas-microsoft-com:office:office" xmlns:oel="http://schemas.microsoft.com/office/2019/extlst" xmlns:r="http://schemas.openxmlformats.org/officeDocument/2006/relationships" xmlns:m="http://schemas.openxmlformats.org/officeDocument/2006/math" xmlns:v="urn:schemas-microsoft-com:vml" xmlns:wp14="http://schemas.microsoft.com/office/word/2010/wordprocessingDrawing" xmlns:wp="http://schemas.openxmlformats.org/drawingml/2006/wordprocessingDrawing" xmlns:w10="urn:schemas-microsoft-com:office:word" xmlns:w="http://schemas.openxmlformats.org/wordprocessingml/2006/main" xmlns:w14="http://schemas.microsoft.com/office/word/2010/wordml" xmlns:w15="http://schemas.microsoft.com/office/word/2012/wordml" xmlns:w16cex="http://schemas.microsoft.com/office/word/2018/wordml/cex" xmlns:w16cid="http://schemas.microsoft.com/office/word/2016/wordml/cid" xmlns:w16="http://schemas.microsoft.com/office/word/2018/wordml" xmlns:w16du="http://schemas.microsoft.com/office/word/2023/wordml/word16du" xmlns:w16sdtdh="http://schemas.microsoft.com/office/word/2020/wordml/sdtdatahash" xmlns:w16sdtfl="http://schemas.microsoft.com/office/word/2024/wordml/sdtformatlock" xmlns:w16se="http://schemas.microsoft.com/office/word/2015/wordml/symex" xmlns:wpg="http://schemas.microsoft.com/office/word/2010/wordprocessingGroup" xmlns:wpi="http://schemas.microsoft.com/office/word/2010/wordprocessingInk" xmlns:wne="http://schemas.microsoft.com/office/word/2006/wordml" xmlns:wps="http://schemas.microsoft.com/office/word/2010/wordprocessingShape" mc:Ignorable="w14 w15 w16se w16cid w16 w16cex w16sdtdh w16sdtfl w16du wp14">
+  <w:p>
+    <w:pPr>
+      <w:pBdr>
+        <w:top w:val="nil"/>
+        <w:left w:val="nil"/>
+        <w:bottom w:val="nil"/>
+        <w:right w:val="nil"/>
+        <w:between w:val="nil"/>
+      </w:pBdr>
+      <w:tabs>
+        <w:tab w:val="center" w:pos="4536"/>
+        <w:tab w:val="right" w:pos="9072"/>
+      </w:tabs>
+      <w:spacing w:after="0" w:line="240" w:lineRule="auto"/>
+    </w:pPr>
+  </w:p>
+  <w:p>
+    <w:pPr>
+      <w:pBdr>
+        <w:top w:val="nil"/>
+        <w:left w:val="nil"/>
+        <w:bottom w:val="nil"/>
+        <w:right w:val="nil"/>
+        <w:between w:val="nil"/>
+      </w:pBdr>
+      <w:tabs>
+        <w:tab w:val="center" w:pos="4536"/>
+        <w:tab w:val="right" w:pos="9072"/>
+      </w:tabs>
+      <w:spacing w:after="0" w:line="240" w:lineRule="auto"/>
+    </w:pPr>
+  </w:p>
+</w:hdr>
 </file>
 
 <file path=word/numbering.xml><?xml version="1.0" encoding="utf-8"?>
@@ -24106,10 +23772,11 @@
   <w:abstractNum w:abstractNumId="1" w15:restartNumberingAfterBreak="0">
     <w:nsid w:val="1BEB420F"/>
     <w:multiLevelType w:val="hybridMultilevel"/>
-    <w:tmpl w:val="F1A26CC4"/>
-    <w:lvl w:ilvl="0" w:tplc="F2CAC328">
+    <w:tmpl w:val="1A5818FA"/>
+    <w:lvl w:ilvl="0" w:tplc="BD982966">
       <w:start w:val="1"/>
       <w:numFmt w:val="decimal"/>
+      <w:pStyle w:val="litraz"/>
       <w:lvlText w:val="%1."/>
       <w:lvlJc w:val="left"/>
       <w:pPr>
@@ -24740,6 +24407,92 @@
     </w:lvl>
   </w:abstractNum>
   <w:abstractNum w:abstractNumId="4" w15:restartNumberingAfterBreak="0">
+    <w:nsid w:val="45FC2354"/>
+    <w:multiLevelType w:val="hybridMultilevel"/>
+    <w:tmpl w:val="1A08F728"/>
+    <w:lvl w:ilvl="0" w:tplc="0405000F">
+      <w:start w:val="1"/>
+      <w:numFmt w:val="decimal"/>
+      <w:lvlText w:val="%1."/>
+      <w:lvlJc w:val="left"/>
+      <w:pPr>
+        <w:ind w:left="720" w:hanging="360"/>
+      </w:pPr>
+    </w:lvl>
+    <w:lvl w:ilvl="1" w:tplc="04050019" w:tentative="1">
+      <w:start w:val="1"/>
+      <w:numFmt w:val="lowerLetter"/>
+      <w:lvlText w:val="%2."/>
+      <w:lvlJc w:val="left"/>
+      <w:pPr>
+        <w:ind w:left="1440" w:hanging="360"/>
+      </w:pPr>
+    </w:lvl>
+    <w:lvl w:ilvl="2" w:tplc="0405001B" w:tentative="1">
+      <w:start w:val="1"/>
+      <w:numFmt w:val="lowerRoman"/>
+      <w:lvlText w:val="%3."/>
+      <w:lvlJc w:val="right"/>
+      <w:pPr>
+        <w:ind w:left="2160" w:hanging="180"/>
+      </w:pPr>
+    </w:lvl>
+    <w:lvl w:ilvl="3" w:tplc="0405000F" w:tentative="1">
+      <w:start w:val="1"/>
+      <w:numFmt w:val="decimal"/>
+      <w:lvlText w:val="%4."/>
+      <w:lvlJc w:val="left"/>
+      <w:pPr>
+        <w:ind w:left="2880" w:hanging="360"/>
+      </w:pPr>
+    </w:lvl>
+    <w:lvl w:ilvl="4" w:tplc="04050019" w:tentative="1">
+      <w:start w:val="1"/>
+      <w:numFmt w:val="lowerLetter"/>
+      <w:lvlText w:val="%5."/>
+      <w:lvlJc w:val="left"/>
+      <w:pPr>
+        <w:ind w:left="3600" w:hanging="360"/>
+      </w:pPr>
+    </w:lvl>
+    <w:lvl w:ilvl="5" w:tplc="0405001B" w:tentative="1">
+      <w:start w:val="1"/>
+      <w:numFmt w:val="lowerRoman"/>
+      <w:lvlText w:val="%6."/>
+      <w:lvlJc w:val="right"/>
+      <w:pPr>
+        <w:ind w:left="4320" w:hanging="180"/>
+      </w:pPr>
+    </w:lvl>
+    <w:lvl w:ilvl="6" w:tplc="0405000F" w:tentative="1">
+      <w:start w:val="1"/>
+      <w:numFmt w:val="decimal"/>
+      <w:lvlText w:val="%7."/>
+      <w:lvlJc w:val="left"/>
+      <w:pPr>
+        <w:ind w:left="5040" w:hanging="360"/>
+      </w:pPr>
+    </w:lvl>
+    <w:lvl w:ilvl="7" w:tplc="04050019" w:tentative="1">
+      <w:start w:val="1"/>
+      <w:numFmt w:val="lowerLetter"/>
+      <w:lvlText w:val="%8."/>
+      <w:lvlJc w:val="left"/>
+      <w:pPr>
+        <w:ind w:left="5760" w:hanging="360"/>
+      </w:pPr>
+    </w:lvl>
+    <w:lvl w:ilvl="8" w:tplc="0405001B" w:tentative="1">
+      <w:start w:val="1"/>
+      <w:numFmt w:val="lowerRoman"/>
+      <w:lvlText w:val="%9."/>
+      <w:lvlJc w:val="right"/>
+      <w:pPr>
+        <w:ind w:left="6480" w:hanging="180"/>
+      </w:pPr>
+    </w:lvl>
+  </w:abstractNum>
+  <w:abstractNum w:abstractNumId="5" w15:restartNumberingAfterBreak="0">
     <w:nsid w:val="4B012482"/>
     <w:multiLevelType w:val="hybridMultilevel"/>
     <w:tmpl w:val="75DC088A"/>
@@ -24951,7 +24704,7 @@
       </w:rPr>
     </w:lvl>
   </w:abstractNum>
-  <w:abstractNum w:abstractNumId="5" w15:restartNumberingAfterBreak="0">
+  <w:abstractNum w:abstractNumId="6" w15:restartNumberingAfterBreak="0">
     <w:nsid w:val="5A1C2988"/>
     <w:multiLevelType w:val="hybridMultilevel"/>
     <w:tmpl w:val="F9B42128"/>
@@ -25163,7 +24916,7 @@
       </w:rPr>
     </w:lvl>
   </w:abstractNum>
-  <w:abstractNum w:abstractNumId="6" w15:restartNumberingAfterBreak="0">
+  <w:abstractNum w:abstractNumId="7" w15:restartNumberingAfterBreak="0">
     <w:nsid w:val="6D7620D7"/>
     <w:multiLevelType w:val="hybridMultilevel"/>
     <w:tmpl w:val="1F1A839C"/>
@@ -25385,16 +25138,19 @@
     <w:abstractNumId w:val="0"/>
   </w:num>
   <w:num w:numId="4" w16cid:durableId="761609067">
+    <w:abstractNumId w:val="7"/>
+  </w:num>
+  <w:num w:numId="5" w16cid:durableId="2041667493">
     <w:abstractNumId w:val="6"/>
   </w:num>
-  <w:num w:numId="5" w16cid:durableId="2041667493">
+  <w:num w:numId="6" w16cid:durableId="1622616347">
     <w:abstractNumId w:val="5"/>
-  </w:num>
-  <w:num w:numId="6" w16cid:durableId="1622616347">
-    <w:abstractNumId w:val="4"/>
   </w:num>
   <w:num w:numId="7" w16cid:durableId="1592809409">
     <w:abstractNumId w:val="1"/>
+  </w:num>
+  <w:num w:numId="8" w16cid:durableId="1341468229">
+    <w:abstractNumId w:val="4"/>
   </w:num>
 </w:numbering>
 </file>
@@ -25427,7 +25183,7 @@
     <w:lsdException w:name="heading 5" w:semiHidden="1" w:uiPriority="9" w:unhideWhenUsed="1" w:qFormat="1"/>
     <w:lsdException w:name="heading 6" w:semiHidden="1" w:uiPriority="9" w:unhideWhenUsed="1" w:qFormat="1"/>
     <w:lsdException w:name="heading 7" w:semiHidden="1" w:uiPriority="9" w:unhideWhenUsed="1" w:qFormat="1"/>
-    <w:lsdException w:name="heading 8" w:semiHidden="1" w:uiPriority="9" w:unhideWhenUsed="1" w:qFormat="1"/>
+    <w:lsdException w:name="heading 8" w:semiHidden="1" w:uiPriority="9" w:unhideWhenUsed="1"/>
     <w:lsdException w:name="heading 9" w:semiHidden="1" w:uiPriority="9" w:unhideWhenUsed="1" w:qFormat="1"/>
     <w:lsdException w:name="index 1" w:semiHidden="1" w:unhideWhenUsed="1"/>
     <w:lsdException w:name="index 2" w:semiHidden="1" w:unhideWhenUsed="1"/>
@@ -25799,6 +25555,7 @@
   <w:style w:type="paragraph" w:default="1" w:styleId="Normln">
     <w:name w:val="Normal"/>
     <w:qFormat/>
+    <w:rsid w:val="00EC685A"/>
     <w:pPr>
       <w:spacing w:after="159" w:line="357" w:lineRule="auto"/>
       <w:ind w:left="10" w:hanging="10"/>
@@ -25962,7 +25719,6 @@
     <w:link w:val="Nadpis8Char"/>
     <w:uiPriority w:val="9"/>
     <w:unhideWhenUsed/>
-    <w:qFormat/>
     <w:pPr>
       <w:keepNext/>
       <w:keepLines/>
@@ -26293,6 +26049,68 @@
       <w:ind w:left="0"/>
     </w:pPr>
   </w:style>
+  <w:style w:type="paragraph" w:styleId="Odstavecseseznamem">
+    <w:name w:val="List Paragraph"/>
+    <w:basedOn w:val="Normln"/>
+    <w:uiPriority w:val="34"/>
+    <w:qFormat/>
+    <w:rsid w:val="00157644"/>
+    <w:pPr>
+      <w:ind w:left="720"/>
+      <w:contextualSpacing/>
+    </w:pPr>
+  </w:style>
+  <w:style w:type="paragraph" w:customStyle="1" w:styleId="litraz">
+    <w:name w:val="litraz"/>
+    <w:basedOn w:val="Normln"/>
+    <w:link w:val="litrazChar"/>
+    <w:qFormat/>
+    <w:rsid w:val="00157644"/>
+    <w:pPr>
+      <w:numPr>
+        <w:numId w:val="7"/>
+      </w:numPr>
+      <w:spacing w:after="0"/>
+    </w:pPr>
+    <w:rPr>
+      <w:b/>
+    </w:rPr>
+  </w:style>
+  <w:style w:type="character" w:customStyle="1" w:styleId="litrazChar">
+    <w:name w:val="litraz Char"/>
+    <w:basedOn w:val="Standardnpsmoodstavce"/>
+    <w:link w:val="litraz"/>
+    <w:rsid w:val="00157644"/>
+    <w:rPr>
+      <w:rFonts w:ascii="Times New Roman" w:eastAsia="Times New Roman" w:hAnsi="Times New Roman" w:cs="Times New Roman"/>
+      <w:b/>
+      <w:color w:val="000000"/>
+    </w:rPr>
+  </w:style>
+  <w:style w:type="character" w:styleId="Nevyeenzmnka">
+    <w:name w:val="Unresolved Mention"/>
+    <w:basedOn w:val="Standardnpsmoodstavce"/>
+    <w:uiPriority w:val="99"/>
+    <w:semiHidden/>
+    <w:unhideWhenUsed/>
+    <w:rsid w:val="0019628A"/>
+    <w:rPr>
+      <w:color w:val="605E5C"/>
+      <w:shd w:val="clear" w:color="auto" w:fill="E1DFDD"/>
+    </w:rPr>
+  </w:style>
+  <w:style w:type="character" w:styleId="Sledovanodkaz">
+    <w:name w:val="FollowedHyperlink"/>
+    <w:basedOn w:val="Standardnpsmoodstavce"/>
+    <w:uiPriority w:val="99"/>
+    <w:semiHidden/>
+    <w:unhideWhenUsed/>
+    <w:rsid w:val="0019628A"/>
+    <w:rPr>
+      <w:color w:val="96607D" w:themeColor="followedHyperlink"/>
+      <w:u w:val="single"/>
+    </w:rPr>
+  </w:style>
 </w:styles>
 </file>
 
